--- a/docs/assets/02_Mock_HSSE_Incident_Learning_Report.docx
+++ b/docs/assets/02_Mock_HSSE_Incident_Learning_Report.docx
@@ -2,7 +2,7 @@
 <file path=word/document.xml><?xml version="1.0" encoding="utf-8"?>
 <w:document xmlns:wpc="http://schemas.microsoft.com/office/word/2010/wordprocessingCanvas" xmlns:mo="http://schemas.microsoft.com/office/mac/office/2008/main" xmlns:mc="http://schemas.openxmlformats.org/markup-compatibility/2006" xmlns:mv="urn:schemas-microsoft-com:mac:vml" xmlns:o="urn:schemas-microsoft-com:office:office" xmlns:r="http://schemas.openxmlformats.org/officeDocument/2006/relationships" xmlns:m="http://schemas.openxmlformats.org/officeDocument/2006/math" xmlns:v="urn:schemas-microsoft-com:vml" xmlns:wp14="http://schemas.microsoft.com/office/word/2010/wordprocessingDrawing" xmlns:wp="http://schemas.openxmlformats.org/drawingml/2006/wordprocessingDrawing" xmlns:w10="urn:schemas-microsoft-com:office:word" xmlns:w="http://schemas.openxmlformats.org/wordprocessingml/2006/main" xmlns:w14="http://schemas.microsoft.com/office/word/2010/wordml" xmlns:wpg="http://schemas.microsoft.com/office/word/2010/wordprocessingGroup" xmlns:wpi="http://schemas.microsoft.com/office/word/2010/wordprocessingInk" xmlns:wne="http://schemas.microsoft.com/office/word/2006/wordml" xmlns:wps="http://schemas.microsoft.com/office/word/2010/wordprocessingShape" mc:Ignorable="w14 wp14">
   <w:body>
-    <w:p>
+    <w:p xmlns:wp14="http://schemas.microsoft.com/office/word/2010/wordml" wp14:textId="77777777">
       <w:pPr>
         <w:jc w:val="center"/>
       </w:pPr>
@@ -15,7 +15,7 @@
         <w:t>HSSE Incident Learning Report</w:t>
       </w:r>
     </w:p>
-    <w:p>
+    <w:p xmlns:wp14="http://schemas.microsoft.com/office/word/2010/wordml" wp14:textId="77777777">
       <w:pPr>
         <w:jc w:val="center"/>
       </w:pPr>
@@ -27,25 +27,27 @@
         <w:t>Source file for Word executive summary, risk register, lesson learned and Copilot Studio knowledge validation exercises.</w:t>
       </w:r>
     </w:p>
-    <w:p/>
+    <w:p xmlns:wp14="http://schemas.microsoft.com/office/word/2010/wordml" wp14:textId="77777777"/>
     <w:tbl>
       <w:tblPr>
-        <w:tblW w:type="auto" w:w="0"/>
+        <w:tblW w:w="0" w:type="auto"/>
         <w:jc w:val="center"/>
-        <w:tblLook w:firstColumn="1" w:firstRow="1" w:lastColumn="0" w:lastRow="0" w:noHBand="0" w:noVBand="1" w:val="04A0"/>
+        <w:tblLook w:val="04A0" w:firstRow="1" w:lastRow="0" w:firstColumn="1" w:lastColumn="0" w:noHBand="0" w:noVBand="1"/>
       </w:tblPr>
       <w:tblGrid>
         <w:gridCol w:w="5184"/>
         <w:gridCol w:w="5184"/>
       </w:tblGrid>
-      <w:tr>
+      <w:tr xmlns:wp14="http://schemas.microsoft.com/office/word/2010/wordml" wp14:textId="77777777">
         <w:tc>
           <w:tcPr>
-            <w:tcW w:type="dxa" w:w="5184"/>
+            <w:tcW w:w="5184" w:type="dxa"/>
+            <w:shd w:val="clear" w:color="auto" w:fill="0B3D2E"/>
+            <w:tcMar/>
             <w:vAlign w:val="center"/>
             <w:shd w:fill="0B3D2E"/>
           </w:tcPr>
-          <w:p>
+          <w:p wp14:textId="77777777">
             <w:r/>
             <w:r>
               <w:rPr>
@@ -59,10 +61,11 @@
         </w:tc>
         <w:tc>
           <w:tcPr>
-            <w:tcW w:type="dxa" w:w="5184"/>
+            <w:tcW w:w="5184" w:type="dxa"/>
+            <w:tcMar/>
             <w:vAlign w:val="center"/>
           </w:tcPr>
-          <w:p>
+          <w:p wp14:textId="77777777">
             <w:r/>
             <w:r>
               <w:rPr>
@@ -75,14 +78,16 @@
           </w:p>
         </w:tc>
       </w:tr>
-      <w:tr>
+      <w:tr xmlns:wp14="http://schemas.microsoft.com/office/word/2010/wordml" wp14:textId="77777777">
         <w:tc>
           <w:tcPr>
-            <w:tcW w:type="dxa" w:w="5184"/>
+            <w:tcW w:w="5184" w:type="dxa"/>
+            <w:shd w:val="clear" w:color="auto" w:fill="0B3D2E"/>
+            <w:tcMar/>
             <w:vAlign w:val="center"/>
             <w:shd w:fill="0B3D2E"/>
           </w:tcPr>
-          <w:p>
+          <w:p wp14:textId="77777777">
             <w:r/>
             <w:r>
               <w:rPr>
@@ -96,10 +101,11 @@
         </w:tc>
         <w:tc>
           <w:tcPr>
-            <w:tcW w:type="dxa" w:w="5184"/>
+            <w:tcW w:w="5184" w:type="dxa"/>
+            <w:tcMar/>
             <w:vAlign w:val="center"/>
           </w:tcPr>
-          <w:p>
+          <w:p wp14:textId="77777777">
             <w:r/>
             <w:r>
               <w:rPr>
@@ -112,14 +118,16 @@
           </w:p>
         </w:tc>
       </w:tr>
-      <w:tr>
+      <w:tr xmlns:wp14="http://schemas.microsoft.com/office/word/2010/wordml" wp14:textId="77777777">
         <w:tc>
           <w:tcPr>
-            <w:tcW w:type="dxa" w:w="5184"/>
+            <w:tcW w:w="5184" w:type="dxa"/>
+            <w:shd w:val="clear" w:color="auto" w:fill="0B3D2E"/>
+            <w:tcMar/>
             <w:vAlign w:val="center"/>
             <w:shd w:fill="0B3D2E"/>
           </w:tcPr>
-          <w:p>
+          <w:p wp14:textId="77777777">
             <w:r/>
             <w:r>
               <w:rPr>
@@ -133,10 +141,11 @@
         </w:tc>
         <w:tc>
           <w:tcPr>
-            <w:tcW w:type="dxa" w:w="5184"/>
+            <w:tcW w:w="5184" w:type="dxa"/>
+            <w:tcMar/>
             <w:vAlign w:val="center"/>
           </w:tcPr>
-          <w:p>
+          <w:p wp14:textId="77777777">
             <w:r/>
             <w:r>
               <w:rPr>
@@ -149,14 +158,16 @@
           </w:p>
         </w:tc>
       </w:tr>
-      <w:tr>
+      <w:tr xmlns:wp14="http://schemas.microsoft.com/office/word/2010/wordml" wp14:textId="77777777">
         <w:tc>
           <w:tcPr>
-            <w:tcW w:type="dxa" w:w="5184"/>
+            <w:tcW w:w="5184" w:type="dxa"/>
+            <w:shd w:val="clear" w:color="auto" w:fill="0B3D2E"/>
+            <w:tcMar/>
             <w:vAlign w:val="center"/>
             <w:shd w:fill="0B3D2E"/>
           </w:tcPr>
-          <w:p>
+          <w:p wp14:textId="77777777">
             <w:r/>
             <w:r>
               <w:rPr>
@@ -170,10 +181,11 @@
         </w:tc>
         <w:tc>
           <w:tcPr>
-            <w:tcW w:type="dxa" w:w="5184"/>
+            <w:tcW w:w="5184" w:type="dxa"/>
+            <w:tcMar/>
             <w:vAlign w:val="center"/>
           </w:tcPr>
-          <w:p>
+          <w:p wp14:textId="77777777">
             <w:r/>
             <w:r>
               <w:rPr>
@@ -188,11 +200,15 @@
       </w:tr>
     </w:tbl>
     <w:p>
+      <w:pPr>
+        <w:pStyle w:val="Normal"/>
+      </w:pPr>
       <w:r>
-        <w:t>Synthetic training data only. No real BP confidential information, logos, contracts, financials, employee records, or production data are included.</w:t>
+        <w:rPr/>
+        <w:t>Synthetic training data only. No real Contoso Energy confidential information, logos, contracts, financials, employee records, or production data are included.</w:t>
       </w:r>
     </w:p>
-    <w:p>
+    <w:p xmlns:wp14="http://schemas.microsoft.com/office/word/2010/wordml" wp14:textId="77777777">
       <w:pPr>
         <w:pStyle w:val="Heading1"/>
       </w:pPr>
@@ -200,7 +216,7 @@
         <w:t>Incident Overview</w:t>
       </w:r>
     </w:p>
-    <w:p>
+    <w:p xmlns:wp14="http://schemas.microsoft.com/office/word/2010/wordml" wp14:textId="77777777">
       <w:r>
         <w:t>A simulated minor slip incident occurred near a loading bay during a mock wet-weather shift. No real person, site or operational asset is represented. The purpose is to support safe training conversations about summarization, root cause analysis and corrective actions.</w:t>
       </w:r>
@@ -208,22 +224,22 @@
     <w:tbl>
       <w:tblPr>
         <w:tblStyle w:val="TableGrid"/>
-        <w:tblW w:type="auto" w:w="0"/>
+        <w:tblW w:w="0" w:type="auto"/>
         <w:jc w:val="center"/>
-        <w:tblLook w:firstColumn="1" w:firstRow="1" w:lastColumn="0" w:lastRow="0" w:noHBand="0" w:noVBand="1" w:val="04A0"/>
+        <w:tblLook w:val="04A0" w:firstRow="1" w:lastRow="0" w:firstColumn="1" w:lastColumn="0" w:noHBand="0" w:noVBand="1"/>
       </w:tblPr>
       <w:tblGrid>
         <w:gridCol w:w="5184"/>
         <w:gridCol w:w="5184"/>
       </w:tblGrid>
-      <w:tr>
+      <w:tr xmlns:wp14="http://schemas.microsoft.com/office/word/2010/wordml" wp14:textId="77777777">
         <w:tc>
           <w:tcPr>
-            <w:tcW w:type="dxa" w:w="5184"/>
+            <w:tcW w:w="5184" w:type="dxa"/>
             <w:vAlign w:val="center"/>
             <w:shd w:fill="0B3D2E"/>
           </w:tcPr>
-          <w:p>
+          <w:p wp14:textId="77777777">
             <w:r/>
             <w:r>
               <w:rPr>
@@ -237,11 +253,11 @@
         </w:tc>
         <w:tc>
           <w:tcPr>
-            <w:tcW w:type="dxa" w:w="5184"/>
+            <w:tcW w:w="5184" w:type="dxa"/>
             <w:vAlign w:val="center"/>
             <w:shd w:fill="0B3D2E"/>
           </w:tcPr>
-          <w:p>
+          <w:p wp14:textId="77777777">
             <w:r/>
             <w:r>
               <w:rPr>
@@ -254,14 +270,14 @@
           </w:p>
         </w:tc>
       </w:tr>
-      <w:tr>
+      <w:tr xmlns:wp14="http://schemas.microsoft.com/office/word/2010/wordml" wp14:textId="77777777">
         <w:tc>
           <w:tcPr>
-            <w:tcW w:type="dxa" w:w="5184"/>
+            <w:tcW w:w="5184" w:type="dxa"/>
             <w:vAlign w:val="center"/>
             <w:shd w:fill="EAF7F1"/>
           </w:tcPr>
-          <w:p>
+          <w:p wp14:textId="77777777">
             <w:r/>
             <w:r>
               <w:rPr>
@@ -275,10 +291,10 @@
         </w:tc>
         <w:tc>
           <w:tcPr>
-            <w:tcW w:type="dxa" w:w="5184"/>
+            <w:tcW w:w="5184" w:type="dxa"/>
             <w:vAlign w:val="center"/>
           </w:tcPr>
-          <w:p>
+          <w:p wp14:textId="77777777">
             <w:r/>
             <w:r>
               <w:rPr>
@@ -291,14 +307,14 @@
           </w:p>
         </w:tc>
       </w:tr>
-      <w:tr>
+      <w:tr xmlns:wp14="http://schemas.microsoft.com/office/word/2010/wordml" wp14:textId="77777777">
         <w:tc>
           <w:tcPr>
-            <w:tcW w:type="dxa" w:w="5184"/>
+            <w:tcW w:w="5184" w:type="dxa"/>
             <w:vAlign w:val="center"/>
             <w:shd w:fill="EAF7F1"/>
           </w:tcPr>
-          <w:p>
+          <w:p wp14:textId="77777777">
             <w:r/>
             <w:r>
               <w:rPr>
@@ -312,10 +328,10 @@
         </w:tc>
         <w:tc>
           <w:tcPr>
-            <w:tcW w:type="dxa" w:w="5184"/>
+            <w:tcW w:w="5184" w:type="dxa"/>
             <w:vAlign w:val="center"/>
           </w:tcPr>
-          <w:p>
+          <w:p wp14:textId="77777777">
             <w:r/>
             <w:r>
               <w:rPr>
@@ -328,14 +344,14 @@
           </w:p>
         </w:tc>
       </w:tr>
-      <w:tr>
+      <w:tr xmlns:wp14="http://schemas.microsoft.com/office/word/2010/wordml" wp14:textId="77777777">
         <w:tc>
           <w:tcPr>
-            <w:tcW w:type="dxa" w:w="5184"/>
+            <w:tcW w:w="5184" w:type="dxa"/>
             <w:vAlign w:val="center"/>
             <w:shd w:fill="EAF7F1"/>
           </w:tcPr>
-          <w:p>
+          <w:p wp14:textId="77777777">
             <w:r/>
             <w:r>
               <w:rPr>
@@ -349,10 +365,10 @@
         </w:tc>
         <w:tc>
           <w:tcPr>
-            <w:tcW w:type="dxa" w:w="5184"/>
+            <w:tcW w:w="5184" w:type="dxa"/>
             <w:vAlign w:val="center"/>
           </w:tcPr>
-          <w:p>
+          <w:p wp14:textId="77777777">
             <w:r/>
             <w:r>
               <w:rPr>
@@ -365,14 +381,14 @@
           </w:p>
         </w:tc>
       </w:tr>
-      <w:tr>
+      <w:tr xmlns:wp14="http://schemas.microsoft.com/office/word/2010/wordml" wp14:textId="77777777">
         <w:tc>
           <w:tcPr>
-            <w:tcW w:type="dxa" w:w="5184"/>
+            <w:tcW w:w="5184" w:type="dxa"/>
             <w:vAlign w:val="center"/>
             <w:shd w:fill="EAF7F1"/>
           </w:tcPr>
-          <w:p>
+          <w:p wp14:textId="77777777">
             <w:r/>
             <w:r>
               <w:rPr>
@@ -386,10 +402,10 @@
         </w:tc>
         <w:tc>
           <w:tcPr>
-            <w:tcW w:type="dxa" w:w="5184"/>
+            <w:tcW w:w="5184" w:type="dxa"/>
             <w:vAlign w:val="center"/>
           </w:tcPr>
-          <w:p>
+          <w:p wp14:textId="77777777">
             <w:r/>
             <w:r>
               <w:rPr>
@@ -402,14 +418,14 @@
           </w:p>
         </w:tc>
       </w:tr>
-      <w:tr>
+      <w:tr xmlns:wp14="http://schemas.microsoft.com/office/word/2010/wordml" wp14:textId="77777777">
         <w:tc>
           <w:tcPr>
-            <w:tcW w:type="dxa" w:w="5184"/>
+            <w:tcW w:w="5184" w:type="dxa"/>
             <w:vAlign w:val="center"/>
             <w:shd w:fill="EAF7F1"/>
           </w:tcPr>
-          <w:p>
+          <w:p wp14:textId="77777777">
             <w:r/>
             <w:r>
               <w:rPr>
@@ -423,10 +439,10 @@
         </w:tc>
         <w:tc>
           <w:tcPr>
-            <w:tcW w:type="dxa" w:w="5184"/>
+            <w:tcW w:w="5184" w:type="dxa"/>
             <w:vAlign w:val="center"/>
           </w:tcPr>
-          <w:p>
+          <w:p wp14:textId="77777777">
             <w:r/>
             <w:r>
               <w:rPr>
@@ -440,7 +456,7 @@
         </w:tc>
       </w:tr>
     </w:tbl>
-    <w:p>
+    <w:p xmlns:wp14="http://schemas.microsoft.com/office/word/2010/wordml" wp14:textId="77777777">
       <w:pPr>
         <w:pStyle w:val="Heading1"/>
       </w:pPr>
@@ -448,7 +464,7 @@
         <w:t>Preliminary Causes</w:t>
       </w:r>
     </w:p>
-    <w:p>
+    <w:p xmlns:wp14="http://schemas.microsoft.com/office/word/2010/wordml" wp14:textId="77777777">
       <w:pPr>
         <w:pStyle w:val="ListBullet"/>
       </w:pPr>
@@ -456,7 +472,7 @@
         <w:t>Temporary hose route created a walking-path obstruction.</w:t>
       </w:r>
     </w:p>
-    <w:p>
+    <w:p xmlns:wp14="http://schemas.microsoft.com/office/word/2010/wordml" wp14:textId="77777777">
       <w:pPr>
         <w:pStyle w:val="ListBullet"/>
       </w:pPr>
@@ -464,7 +480,7 @@
         <w:t>Drainage inspection had not been completed after heavy rain.</w:t>
       </w:r>
     </w:p>
-    <w:p>
+    <w:p xmlns:wp14="http://schemas.microsoft.com/office/word/2010/wordml" wp14:textId="77777777">
       <w:pPr>
         <w:pStyle w:val="ListBullet"/>
       </w:pPr>
@@ -472,7 +488,7 @@
         <w:t>Shift handover notes did not highlight the changed walkway condition.</w:t>
       </w:r>
     </w:p>
-    <w:p>
+    <w:p xmlns:wp14="http://schemas.microsoft.com/office/word/2010/wordml" wp14:textId="77777777">
       <w:pPr>
         <w:pStyle w:val="ListBullet"/>
       </w:pPr>
@@ -480,7 +496,7 @@
         <w:t>Signage was available but not positioned before the route changed.</w:t>
       </w:r>
     </w:p>
-    <w:p>
+    <w:p xmlns:wp14="http://schemas.microsoft.com/office/word/2010/wordml" wp14:textId="77777777">
       <w:pPr>
         <w:pStyle w:val="Heading1"/>
       </w:pPr>
@@ -491,9 +507,9 @@
     <w:tbl>
       <w:tblPr>
         <w:tblStyle w:val="TableGrid"/>
-        <w:tblW w:type="auto" w:w="0"/>
+        <w:tblW w:w="0" w:type="auto"/>
         <w:jc w:val="center"/>
-        <w:tblLook w:firstColumn="1" w:firstRow="1" w:lastColumn="0" w:lastRow="0" w:noHBand="0" w:noVBand="1" w:val="04A0"/>
+        <w:tblLook w:val="04A0" w:firstRow="1" w:lastRow="0" w:firstColumn="1" w:lastColumn="0" w:noHBand="0" w:noVBand="1"/>
       </w:tblPr>
       <w:tblGrid>
         <w:gridCol w:w="2074"/>
@@ -502,14 +518,14 @@
         <w:gridCol w:w="2074"/>
         <w:gridCol w:w="2074"/>
       </w:tblGrid>
-      <w:tr>
+      <w:tr xmlns:wp14="http://schemas.microsoft.com/office/word/2010/wordml" wp14:textId="77777777">
         <w:tc>
           <w:tcPr>
-            <w:tcW w:type="dxa" w:w="2074"/>
+            <w:tcW w:w="2074" w:type="dxa"/>
             <w:vAlign w:val="center"/>
             <w:shd w:fill="0B3D2E"/>
           </w:tcPr>
-          <w:p>
+          <w:p wp14:textId="77777777">
             <w:r/>
             <w:r>
               <w:rPr>
@@ -523,11 +539,11 @@
         </w:tc>
         <w:tc>
           <w:tcPr>
-            <w:tcW w:type="dxa" w:w="2074"/>
+            <w:tcW w:w="2074" w:type="dxa"/>
             <w:vAlign w:val="center"/>
             <w:shd w:fill="0B3D2E"/>
           </w:tcPr>
-          <w:p>
+          <w:p wp14:textId="77777777">
             <w:r/>
             <w:r>
               <w:rPr>
@@ -541,11 +557,11 @@
         </w:tc>
         <w:tc>
           <w:tcPr>
-            <w:tcW w:type="dxa" w:w="2074"/>
+            <w:tcW w:w="2074" w:type="dxa"/>
             <w:vAlign w:val="center"/>
             <w:shd w:fill="0B3D2E"/>
           </w:tcPr>
-          <w:p>
+          <w:p wp14:textId="77777777">
             <w:r/>
             <w:r>
               <w:rPr>
@@ -559,11 +575,11 @@
         </w:tc>
         <w:tc>
           <w:tcPr>
-            <w:tcW w:type="dxa" w:w="2074"/>
+            <w:tcW w:w="2074" w:type="dxa"/>
             <w:vAlign w:val="center"/>
             <w:shd w:fill="0B3D2E"/>
           </w:tcPr>
-          <w:p>
+          <w:p wp14:textId="77777777">
             <w:r/>
             <w:r>
               <w:rPr>
@@ -577,11 +593,11 @@
         </w:tc>
         <w:tc>
           <w:tcPr>
-            <w:tcW w:type="dxa" w:w="2074"/>
+            <w:tcW w:w="2074" w:type="dxa"/>
             <w:vAlign w:val="center"/>
             <w:shd w:fill="0B3D2E"/>
           </w:tcPr>
-          <w:p>
+          <w:p wp14:textId="77777777">
             <w:r/>
             <w:r>
               <w:rPr>
@@ -594,14 +610,14 @@
           </w:p>
         </w:tc>
       </w:tr>
-      <w:tr>
+      <w:tr xmlns:wp14="http://schemas.microsoft.com/office/word/2010/wordml" wp14:textId="77777777">
         <w:tc>
           <w:tcPr>
-            <w:tcW w:type="dxa" w:w="2074"/>
+            <w:tcW w:w="2074" w:type="dxa"/>
             <w:vAlign w:val="center"/>
             <w:shd w:fill="EAF7F1"/>
           </w:tcPr>
-          <w:p>
+          <w:p wp14:textId="77777777">
             <w:r/>
             <w:r>
               <w:rPr>
@@ -615,10 +631,10 @@
         </w:tc>
         <w:tc>
           <w:tcPr>
-            <w:tcW w:type="dxa" w:w="2074"/>
+            <w:tcW w:w="2074" w:type="dxa"/>
             <w:vAlign w:val="center"/>
           </w:tcPr>
-          <w:p>
+          <w:p wp14:textId="77777777">
             <w:r/>
             <w:r>
               <w:rPr>
@@ -632,10 +648,10 @@
         </w:tc>
         <w:tc>
           <w:tcPr>
-            <w:tcW w:type="dxa" w:w="2074"/>
+            <w:tcW w:w="2074" w:type="dxa"/>
             <w:vAlign w:val="center"/>
           </w:tcPr>
-          <w:p>
+          <w:p wp14:textId="77777777">
             <w:r/>
             <w:r>
               <w:rPr>
@@ -649,10 +665,10 @@
         </w:tc>
         <w:tc>
           <w:tcPr>
-            <w:tcW w:type="dxa" w:w="2074"/>
+            <w:tcW w:w="2074" w:type="dxa"/>
             <w:vAlign w:val="center"/>
           </w:tcPr>
-          <w:p>
+          <w:p wp14:textId="77777777">
             <w:r/>
             <w:r>
               <w:rPr>
@@ -666,10 +682,10 @@
         </w:tc>
         <w:tc>
           <w:tcPr>
-            <w:tcW w:type="dxa" w:w="2074"/>
+            <w:tcW w:w="2074" w:type="dxa"/>
             <w:vAlign w:val="center"/>
           </w:tcPr>
-          <w:p>
+          <w:p wp14:textId="77777777">
             <w:r/>
             <w:r>
               <w:rPr>
@@ -682,14 +698,14 @@
           </w:p>
         </w:tc>
       </w:tr>
-      <w:tr>
+      <w:tr xmlns:wp14="http://schemas.microsoft.com/office/word/2010/wordml" wp14:textId="77777777">
         <w:tc>
           <w:tcPr>
-            <w:tcW w:type="dxa" w:w="2074"/>
+            <w:tcW w:w="2074" w:type="dxa"/>
             <w:vAlign w:val="center"/>
             <w:shd w:fill="EAF7F1"/>
           </w:tcPr>
-          <w:p>
+          <w:p wp14:textId="77777777">
             <w:r/>
             <w:r>
               <w:rPr>
@@ -703,10 +719,10 @@
         </w:tc>
         <w:tc>
           <w:tcPr>
-            <w:tcW w:type="dxa" w:w="2074"/>
+            <w:tcW w:w="2074" w:type="dxa"/>
             <w:vAlign w:val="center"/>
           </w:tcPr>
-          <w:p>
+          <w:p wp14:textId="77777777">
             <w:r/>
             <w:r>
               <w:rPr>
@@ -720,10 +736,10 @@
         </w:tc>
         <w:tc>
           <w:tcPr>
-            <w:tcW w:type="dxa" w:w="2074"/>
+            <w:tcW w:w="2074" w:type="dxa"/>
             <w:vAlign w:val="center"/>
           </w:tcPr>
-          <w:p>
+          <w:p wp14:textId="77777777">
             <w:r/>
             <w:r>
               <w:rPr>
@@ -737,10 +753,10 @@
         </w:tc>
         <w:tc>
           <w:tcPr>
-            <w:tcW w:type="dxa" w:w="2074"/>
+            <w:tcW w:w="2074" w:type="dxa"/>
             <w:vAlign w:val="center"/>
           </w:tcPr>
-          <w:p>
+          <w:p wp14:textId="77777777">
             <w:r/>
             <w:r>
               <w:rPr>
@@ -754,10 +770,10 @@
         </w:tc>
         <w:tc>
           <w:tcPr>
-            <w:tcW w:type="dxa" w:w="2074"/>
+            <w:tcW w:w="2074" w:type="dxa"/>
             <w:vAlign w:val="center"/>
           </w:tcPr>
-          <w:p>
+          <w:p wp14:textId="77777777">
             <w:r/>
             <w:r>
               <w:rPr>
@@ -770,14 +786,14 @@
           </w:p>
         </w:tc>
       </w:tr>
-      <w:tr>
+      <w:tr xmlns:wp14="http://schemas.microsoft.com/office/word/2010/wordml" wp14:textId="77777777">
         <w:tc>
           <w:tcPr>
-            <w:tcW w:type="dxa" w:w="2074"/>
+            <w:tcW w:w="2074" w:type="dxa"/>
             <w:vAlign w:val="center"/>
             <w:shd w:fill="EAF7F1"/>
           </w:tcPr>
-          <w:p>
+          <w:p wp14:textId="77777777">
             <w:r/>
             <w:r>
               <w:rPr>
@@ -791,10 +807,10 @@
         </w:tc>
         <w:tc>
           <w:tcPr>
-            <w:tcW w:type="dxa" w:w="2074"/>
+            <w:tcW w:w="2074" w:type="dxa"/>
             <w:vAlign w:val="center"/>
           </w:tcPr>
-          <w:p>
+          <w:p wp14:textId="77777777">
             <w:r/>
             <w:r>
               <w:rPr>
@@ -808,10 +824,10 @@
         </w:tc>
         <w:tc>
           <w:tcPr>
-            <w:tcW w:type="dxa" w:w="2074"/>
+            <w:tcW w:w="2074" w:type="dxa"/>
             <w:vAlign w:val="center"/>
           </w:tcPr>
-          <w:p>
+          <w:p wp14:textId="77777777">
             <w:r/>
             <w:r>
               <w:rPr>
@@ -825,10 +841,10 @@
         </w:tc>
         <w:tc>
           <w:tcPr>
-            <w:tcW w:type="dxa" w:w="2074"/>
+            <w:tcW w:w="2074" w:type="dxa"/>
             <w:vAlign w:val="center"/>
           </w:tcPr>
-          <w:p>
+          <w:p wp14:textId="77777777">
             <w:r/>
             <w:r>
               <w:rPr>
@@ -842,10 +858,10 @@
         </w:tc>
         <w:tc>
           <w:tcPr>
-            <w:tcW w:type="dxa" w:w="2074"/>
+            <w:tcW w:w="2074" w:type="dxa"/>
             <w:vAlign w:val="center"/>
           </w:tcPr>
-          <w:p>
+          <w:p wp14:textId="77777777">
             <w:r/>
             <w:r>
               <w:rPr>
@@ -858,14 +874,14 @@
           </w:p>
         </w:tc>
       </w:tr>
-      <w:tr>
+      <w:tr xmlns:wp14="http://schemas.microsoft.com/office/word/2010/wordml" wp14:textId="77777777">
         <w:tc>
           <w:tcPr>
-            <w:tcW w:type="dxa" w:w="2074"/>
+            <w:tcW w:w="2074" w:type="dxa"/>
             <w:vAlign w:val="center"/>
             <w:shd w:fill="EAF7F1"/>
           </w:tcPr>
-          <w:p>
+          <w:p wp14:textId="77777777">
             <w:r/>
             <w:r>
               <w:rPr>
@@ -879,10 +895,10 @@
         </w:tc>
         <w:tc>
           <w:tcPr>
-            <w:tcW w:type="dxa" w:w="2074"/>
+            <w:tcW w:w="2074" w:type="dxa"/>
             <w:vAlign w:val="center"/>
           </w:tcPr>
-          <w:p>
+          <w:p wp14:textId="77777777">
             <w:r/>
             <w:r>
               <w:rPr>
@@ -896,10 +912,10 @@
         </w:tc>
         <w:tc>
           <w:tcPr>
-            <w:tcW w:type="dxa" w:w="2074"/>
+            <w:tcW w:w="2074" w:type="dxa"/>
             <w:vAlign w:val="center"/>
           </w:tcPr>
-          <w:p>
+          <w:p wp14:textId="77777777">
             <w:r/>
             <w:r>
               <w:rPr>
@@ -913,10 +929,10 @@
         </w:tc>
         <w:tc>
           <w:tcPr>
-            <w:tcW w:type="dxa" w:w="2074"/>
+            <w:tcW w:w="2074" w:type="dxa"/>
             <w:vAlign w:val="center"/>
           </w:tcPr>
-          <w:p>
+          <w:p wp14:textId="77777777">
             <w:r/>
             <w:r>
               <w:rPr>
@@ -930,10 +946,10 @@
         </w:tc>
         <w:tc>
           <w:tcPr>
-            <w:tcW w:type="dxa" w:w="2074"/>
+            <w:tcW w:w="2074" w:type="dxa"/>
             <w:vAlign w:val="center"/>
           </w:tcPr>
-          <w:p>
+          <w:p wp14:textId="77777777">
             <w:r/>
             <w:r>
               <w:rPr>
@@ -950,7 +966,7 @@
     <w:sectPr>
       <w:headerReference w:type="default" r:id="rId9"/>
       <w:footerReference w:type="default" r:id="rId10"/>
-      <w:pgSz w:w="12240" w:h="15840"/>
+      <w:pgSz w:w="12240" w:h="15840" w:orient="portrait"/>
       <w:pgMar w:top="936" w:right="936" w:bottom="936" w:left="936" w:header="720" w:footer="720" w:gutter="0"/>
       <w:cols w:space="720"/>
       <w:docGrid w:linePitch="360"/>
@@ -969,8 +985,9 @@
       <w:rPr>
         <w:color w:val="5A5A5A"/>
         <w:sz w:val="14"/>
-      </w:rPr>
-      <w:t>Synthetic training data only. No real BP confidential information, logos, contracts, financials, employee records, or production data are included.</w:t>
+        <w:szCs w:val="14"/>
+      </w:rPr>
+      <w:t>Synthetic training data only. No real Contoso Energy confidential information, logos, contracts, financials, employee records, or production data are included.</w:t>
     </w:r>
   </w:p>
 </w:ftr>
@@ -986,8 +1003,9 @@
       <w:rPr>
         <w:color w:val="1F2933"/>
         <w:sz w:val="16"/>
-      </w:rPr>
-      <w:t>BP Malaysia Mock Training | WORD-02 | Mock dataset</w:t>
+        <w:szCs w:val="16"/>
+      </w:rPr>
+      <w:t>Contoso Energy Mock Training | WORD-02 | Mock dataset</w:t>
     </w:r>
   </w:p>
 </w:hdr>
@@ -1081,7 +1099,7 @@
         <w:ind w:left="1440" w:hanging="360"/>
       </w:pPr>
       <w:rPr>
-        <w:rFonts w:ascii="Symbol" w:hAnsi="Symbol" w:hint="default"/>
+        <w:rFonts w:hint="default" w:ascii="Symbol" w:hAnsi="Symbol"/>
       </w:rPr>
     </w:lvl>
   </w:abstractNum>
@@ -1102,7 +1120,7 @@
         <w:ind w:left="1080" w:hanging="360"/>
       </w:pPr>
       <w:rPr>
-        <w:rFonts w:ascii="Symbol" w:hAnsi="Symbol" w:hint="default"/>
+        <w:rFonts w:hint="default" w:ascii="Symbol" w:hAnsi="Symbol"/>
       </w:rPr>
     </w:lvl>
   </w:abstractNum>
@@ -1123,7 +1141,7 @@
         <w:ind w:left="720" w:hanging="360"/>
       </w:pPr>
       <w:rPr>
-        <w:rFonts w:ascii="Symbol" w:hAnsi="Symbol" w:hint="default"/>
+        <w:rFonts w:hint="default" w:ascii="Symbol" w:hAnsi="Symbol"/>
       </w:rPr>
     </w:lvl>
   </w:abstractNum>
@@ -1162,7 +1180,7 @@
         <w:ind w:left="360" w:hanging="360"/>
       </w:pPr>
       <w:rPr>
-        <w:rFonts w:ascii="Symbol" w:hAnsi="Symbol" w:hint="default"/>
+        <w:rFonts w:hint="default" w:ascii="Symbol" w:hAnsi="Symbol"/>
       </w:rPr>
     </w:lvl>
   </w:abstractNum>
@@ -1197,11 +1215,11 @@
 </file>
 
 <file path=word/styles.xml><?xml version="1.0" encoding="utf-8"?>
-<w:styles xmlns:mc="http://schemas.openxmlformats.org/markup-compatibility/2006" xmlns:r="http://schemas.openxmlformats.org/officeDocument/2006/relationships" xmlns:w="http://schemas.openxmlformats.org/wordprocessingml/2006/main" xmlns:w14="http://schemas.microsoft.com/office/word/2010/wordml" mc:Ignorable="w14">
+<w:styles xmlns:wp14="http://schemas.microsoft.com/office/word/2010/wordprocessingDrawing" xmlns:mc="http://schemas.openxmlformats.org/markup-compatibility/2006" xmlns:r="http://schemas.openxmlformats.org/officeDocument/2006/relationships" xmlns:w="http://schemas.openxmlformats.org/wordprocessingml/2006/main" xmlns:w14="http://schemas.microsoft.com/office/word/2010/wordml" mc:Ignorable="w14 wp14">
   <w:docDefaults>
     <w:rPrDefault>
       <w:rPr>
-        <w:rFonts w:asciiTheme="minorHAnsi" w:eastAsiaTheme="minorEastAsia" w:hAnsiTheme="minorHAnsi" w:cstheme="minorBidi"/>
+        <w:rFonts w:asciiTheme="minorHAnsi" w:hAnsiTheme="minorHAnsi" w:eastAsiaTheme="minorEastAsia" w:cstheme="minorBidi"/>
         <w:sz w:val="22"/>
         <w:szCs w:val="22"/>
         <w:lang w:val="en-US" w:eastAsia="en-US" w:bidi="ar-SA"/>
@@ -1214,8 +1232,8 @@
     </w:pPrDefault>
   </w:docDefaults>
   <w:latentStyles w:defLockedState="0" w:defUIPriority="99" w:defSemiHidden="1" w:defUnhideWhenUsed="1" w:defQFormat="0" w:count="276">
-    <w:lsdException w:name="Normal" w:semiHidden="0" w:uiPriority="0" w:unhideWhenUsed="0" w:qFormat="1"/>
-    <w:lsdException w:name="heading 1" w:semiHidden="0" w:uiPriority="9" w:unhideWhenUsed="0" w:qFormat="1"/>
+    <w:lsdException w:name="Normal" w:uiPriority="0" w:semiHidden="0" w:unhideWhenUsed="0" w:qFormat="1"/>
+    <w:lsdException w:name="heading 1" w:uiPriority="9" w:semiHidden="0" w:unhideWhenUsed="0" w:qFormat="1"/>
     <w:lsdException w:name="heading 2" w:uiPriority="9" w:qFormat="1"/>
     <w:lsdException w:name="heading 3" w:uiPriority="9" w:qFormat="1"/>
     <w:lsdException w:name="heading 4" w:uiPriority="9" w:qFormat="1"/>
@@ -1234,125 +1252,125 @@
     <w:lsdException w:name="toc 8" w:uiPriority="39"/>
     <w:lsdException w:name="toc 9" w:uiPriority="39"/>
     <w:lsdException w:name="caption" w:uiPriority="35" w:qFormat="1"/>
-    <w:lsdException w:name="Title" w:semiHidden="0" w:uiPriority="10" w:unhideWhenUsed="0" w:qFormat="1"/>
+    <w:lsdException w:name="Title" w:uiPriority="10" w:semiHidden="0" w:unhideWhenUsed="0" w:qFormat="1"/>
     <w:lsdException w:name="Default Paragraph Font" w:uiPriority="1"/>
-    <w:lsdException w:name="Subtitle" w:semiHidden="0" w:uiPriority="11" w:unhideWhenUsed="0" w:qFormat="1"/>
-    <w:lsdException w:name="Strong" w:semiHidden="0" w:uiPriority="22" w:unhideWhenUsed="0" w:qFormat="1"/>
-    <w:lsdException w:name="Emphasis" w:semiHidden="0" w:uiPriority="20" w:unhideWhenUsed="0" w:qFormat="1"/>
-    <w:lsdException w:name="Table Grid" w:semiHidden="0" w:uiPriority="59" w:unhideWhenUsed="0"/>
+    <w:lsdException w:name="Subtitle" w:uiPriority="11" w:semiHidden="0" w:unhideWhenUsed="0" w:qFormat="1"/>
+    <w:lsdException w:name="Strong" w:uiPriority="22" w:semiHidden="0" w:unhideWhenUsed="0" w:qFormat="1"/>
+    <w:lsdException w:name="Emphasis" w:uiPriority="20" w:semiHidden="0" w:unhideWhenUsed="0" w:qFormat="1"/>
+    <w:lsdException w:name="Table Grid" w:uiPriority="59" w:semiHidden="0" w:unhideWhenUsed="0"/>
     <w:lsdException w:name="Placeholder Text" w:unhideWhenUsed="0"/>
-    <w:lsdException w:name="No Spacing" w:semiHidden="0" w:uiPriority="1" w:unhideWhenUsed="0" w:qFormat="1"/>
-    <w:lsdException w:name="Light Shading" w:semiHidden="0" w:uiPriority="60" w:unhideWhenUsed="0"/>
-    <w:lsdException w:name="Light List" w:semiHidden="0" w:uiPriority="61" w:unhideWhenUsed="0"/>
-    <w:lsdException w:name="Light Grid" w:semiHidden="0" w:uiPriority="62" w:unhideWhenUsed="0"/>
-    <w:lsdException w:name="Medium Shading 1" w:semiHidden="0" w:uiPriority="63" w:unhideWhenUsed="0"/>
-    <w:lsdException w:name="Medium Shading 2" w:semiHidden="0" w:uiPriority="64" w:unhideWhenUsed="0"/>
-    <w:lsdException w:name="Medium List 1" w:semiHidden="0" w:uiPriority="65" w:unhideWhenUsed="0"/>
-    <w:lsdException w:name="Medium List 2" w:semiHidden="0" w:uiPriority="66" w:unhideWhenUsed="0"/>
-    <w:lsdException w:name="Medium Grid 1" w:semiHidden="0" w:uiPriority="67" w:unhideWhenUsed="0"/>
-    <w:lsdException w:name="Medium Grid 2" w:semiHidden="0" w:uiPriority="68" w:unhideWhenUsed="0"/>
-    <w:lsdException w:name="Medium Grid 3" w:semiHidden="0" w:uiPriority="69" w:unhideWhenUsed="0"/>
-    <w:lsdException w:name="Dark List" w:semiHidden="0" w:uiPriority="70" w:unhideWhenUsed="0"/>
-    <w:lsdException w:name="Colorful Shading" w:semiHidden="0" w:uiPriority="71" w:unhideWhenUsed="0"/>
-    <w:lsdException w:name="Colorful List" w:semiHidden="0" w:uiPriority="72" w:unhideWhenUsed="0"/>
-    <w:lsdException w:name="Colorful Grid" w:semiHidden="0" w:uiPriority="73" w:unhideWhenUsed="0"/>
-    <w:lsdException w:name="Light Shading Accent 1" w:semiHidden="0" w:uiPriority="60" w:unhideWhenUsed="0"/>
-    <w:lsdException w:name="Light List Accent 1" w:semiHidden="0" w:uiPriority="61" w:unhideWhenUsed="0"/>
-    <w:lsdException w:name="Light Grid Accent 1" w:semiHidden="0" w:uiPriority="62" w:unhideWhenUsed="0"/>
-    <w:lsdException w:name="Medium Shading 1 Accent 1" w:semiHidden="0" w:uiPriority="63" w:unhideWhenUsed="0"/>
-    <w:lsdException w:name="Medium Shading 2 Accent 1" w:semiHidden="0" w:uiPriority="64" w:unhideWhenUsed="0"/>
-    <w:lsdException w:name="Medium List 1 Accent 1" w:semiHidden="0" w:uiPriority="65" w:unhideWhenUsed="0"/>
+    <w:lsdException w:name="No Spacing" w:uiPriority="1" w:semiHidden="0" w:unhideWhenUsed="0" w:qFormat="1"/>
+    <w:lsdException w:name="Light Shading" w:uiPriority="60" w:semiHidden="0" w:unhideWhenUsed="0"/>
+    <w:lsdException w:name="Light List" w:uiPriority="61" w:semiHidden="0" w:unhideWhenUsed="0"/>
+    <w:lsdException w:name="Light Grid" w:uiPriority="62" w:semiHidden="0" w:unhideWhenUsed="0"/>
+    <w:lsdException w:name="Medium Shading 1" w:uiPriority="63" w:semiHidden="0" w:unhideWhenUsed="0"/>
+    <w:lsdException w:name="Medium Shading 2" w:uiPriority="64" w:semiHidden="0" w:unhideWhenUsed="0"/>
+    <w:lsdException w:name="Medium List 1" w:uiPriority="65" w:semiHidden="0" w:unhideWhenUsed="0"/>
+    <w:lsdException w:name="Medium List 2" w:uiPriority="66" w:semiHidden="0" w:unhideWhenUsed="0"/>
+    <w:lsdException w:name="Medium Grid 1" w:uiPriority="67" w:semiHidden="0" w:unhideWhenUsed="0"/>
+    <w:lsdException w:name="Medium Grid 2" w:uiPriority="68" w:semiHidden="0" w:unhideWhenUsed="0"/>
+    <w:lsdException w:name="Medium Grid 3" w:uiPriority="69" w:semiHidden="0" w:unhideWhenUsed="0"/>
+    <w:lsdException w:name="Dark List" w:uiPriority="70" w:semiHidden="0" w:unhideWhenUsed="0"/>
+    <w:lsdException w:name="Colorful Shading" w:uiPriority="71" w:semiHidden="0" w:unhideWhenUsed="0"/>
+    <w:lsdException w:name="Colorful List" w:uiPriority="72" w:semiHidden="0" w:unhideWhenUsed="0"/>
+    <w:lsdException w:name="Colorful Grid" w:uiPriority="73" w:semiHidden="0" w:unhideWhenUsed="0"/>
+    <w:lsdException w:name="Light Shading Accent 1" w:uiPriority="60" w:semiHidden="0" w:unhideWhenUsed="0"/>
+    <w:lsdException w:name="Light List Accent 1" w:uiPriority="61" w:semiHidden="0" w:unhideWhenUsed="0"/>
+    <w:lsdException w:name="Light Grid Accent 1" w:uiPriority="62" w:semiHidden="0" w:unhideWhenUsed="0"/>
+    <w:lsdException w:name="Medium Shading 1 Accent 1" w:uiPriority="63" w:semiHidden="0" w:unhideWhenUsed="0"/>
+    <w:lsdException w:name="Medium Shading 2 Accent 1" w:uiPriority="64" w:semiHidden="0" w:unhideWhenUsed="0"/>
+    <w:lsdException w:name="Medium List 1 Accent 1" w:uiPriority="65" w:semiHidden="0" w:unhideWhenUsed="0"/>
     <w:lsdException w:name="Revision" w:unhideWhenUsed="0"/>
-    <w:lsdException w:name="List Paragraph" w:semiHidden="0" w:uiPriority="34" w:unhideWhenUsed="0" w:qFormat="1"/>
-    <w:lsdException w:name="Quote" w:semiHidden="0" w:uiPriority="29" w:unhideWhenUsed="0" w:qFormat="1"/>
-    <w:lsdException w:name="Intense Quote" w:semiHidden="0" w:uiPriority="30" w:unhideWhenUsed="0" w:qFormat="1"/>
-    <w:lsdException w:name="Medium List 2 Accent 1" w:semiHidden="0" w:uiPriority="66" w:unhideWhenUsed="0"/>
-    <w:lsdException w:name="Medium Grid 1 Accent 1" w:semiHidden="0" w:uiPriority="67" w:unhideWhenUsed="0"/>
-    <w:lsdException w:name="Medium Grid 2 Accent 1" w:semiHidden="0" w:uiPriority="68" w:unhideWhenUsed="0"/>
-    <w:lsdException w:name="Medium Grid 3 Accent 1" w:semiHidden="0" w:uiPriority="69" w:unhideWhenUsed="0"/>
-    <w:lsdException w:name="Dark List Accent 1" w:semiHidden="0" w:uiPriority="70" w:unhideWhenUsed="0"/>
-    <w:lsdException w:name="Colorful Shading Accent 1" w:semiHidden="0" w:uiPriority="71" w:unhideWhenUsed="0"/>
-    <w:lsdException w:name="Colorful List Accent 1" w:semiHidden="0" w:uiPriority="72" w:unhideWhenUsed="0"/>
-    <w:lsdException w:name="Colorful Grid Accent 1" w:semiHidden="0" w:uiPriority="73" w:unhideWhenUsed="0"/>
-    <w:lsdException w:name="Light Shading Accent 2" w:semiHidden="0" w:uiPriority="60" w:unhideWhenUsed="0"/>
-    <w:lsdException w:name="Light List Accent 2" w:semiHidden="0" w:uiPriority="61" w:unhideWhenUsed="0"/>
-    <w:lsdException w:name="Light Grid Accent 2" w:semiHidden="0" w:uiPriority="62" w:unhideWhenUsed="0"/>
-    <w:lsdException w:name="Medium Shading 1 Accent 2" w:semiHidden="0" w:uiPriority="63" w:unhideWhenUsed="0"/>
-    <w:lsdException w:name="Medium Shading 2 Accent 2" w:semiHidden="0" w:uiPriority="64" w:unhideWhenUsed="0"/>
-    <w:lsdException w:name="Medium List 1 Accent 2" w:semiHidden="0" w:uiPriority="65" w:unhideWhenUsed="0"/>
-    <w:lsdException w:name="Medium List 2 Accent 2" w:semiHidden="0" w:uiPriority="66" w:unhideWhenUsed="0"/>
-    <w:lsdException w:name="Medium Grid 1 Accent 2" w:semiHidden="0" w:uiPriority="67" w:unhideWhenUsed="0"/>
-    <w:lsdException w:name="Medium Grid 2 Accent 2" w:semiHidden="0" w:uiPriority="68" w:unhideWhenUsed="0"/>
-    <w:lsdException w:name="Medium Grid 3 Accent 2" w:semiHidden="0" w:uiPriority="69" w:unhideWhenUsed="0"/>
-    <w:lsdException w:name="Dark List Accent 2" w:semiHidden="0" w:uiPriority="70" w:unhideWhenUsed="0"/>
-    <w:lsdException w:name="Colorful Shading Accent 2" w:semiHidden="0" w:uiPriority="71" w:unhideWhenUsed="0"/>
-    <w:lsdException w:name="Colorful List Accent 2" w:semiHidden="0" w:uiPriority="72" w:unhideWhenUsed="0"/>
-    <w:lsdException w:name="Colorful Grid Accent 2" w:semiHidden="0" w:uiPriority="73" w:unhideWhenUsed="0"/>
-    <w:lsdException w:name="Light Shading Accent 3" w:semiHidden="0" w:uiPriority="60" w:unhideWhenUsed="0"/>
-    <w:lsdException w:name="Light List Accent 3" w:semiHidden="0" w:uiPriority="61" w:unhideWhenUsed="0"/>
-    <w:lsdException w:name="Light Grid Accent 3" w:semiHidden="0" w:uiPriority="62" w:unhideWhenUsed="0"/>
-    <w:lsdException w:name="Medium Shading 1 Accent 3" w:semiHidden="0" w:uiPriority="63" w:unhideWhenUsed="0"/>
-    <w:lsdException w:name="Medium Shading 2 Accent 3" w:semiHidden="0" w:uiPriority="64" w:unhideWhenUsed="0"/>
-    <w:lsdException w:name="Medium List 1 Accent 3" w:semiHidden="0" w:uiPriority="65" w:unhideWhenUsed="0"/>
-    <w:lsdException w:name="Medium List 2 Accent 3" w:semiHidden="0" w:uiPriority="66" w:unhideWhenUsed="0"/>
-    <w:lsdException w:name="Medium Grid 1 Accent 3" w:semiHidden="0" w:uiPriority="67" w:unhideWhenUsed="0"/>
-    <w:lsdException w:name="Medium Grid 2 Accent 3" w:semiHidden="0" w:uiPriority="68" w:unhideWhenUsed="0"/>
-    <w:lsdException w:name="Medium Grid 3 Accent 3" w:semiHidden="0" w:uiPriority="69" w:unhideWhenUsed="0"/>
-    <w:lsdException w:name="Dark List Accent 3" w:semiHidden="0" w:uiPriority="70" w:unhideWhenUsed="0"/>
-    <w:lsdException w:name="Colorful Shading Accent 3" w:semiHidden="0" w:uiPriority="71" w:unhideWhenUsed="0"/>
-    <w:lsdException w:name="Colorful List Accent 3" w:semiHidden="0" w:uiPriority="72" w:unhideWhenUsed="0"/>
-    <w:lsdException w:name="Colorful Grid Accent 3" w:semiHidden="0" w:uiPriority="73" w:unhideWhenUsed="0"/>
-    <w:lsdException w:name="Light Shading Accent 4" w:semiHidden="0" w:uiPriority="60" w:unhideWhenUsed="0"/>
-    <w:lsdException w:name="Light List Accent 4" w:semiHidden="0" w:uiPriority="61" w:unhideWhenUsed="0"/>
-    <w:lsdException w:name="Light Grid Accent 4" w:semiHidden="0" w:uiPriority="62" w:unhideWhenUsed="0"/>
-    <w:lsdException w:name="Medium Shading 1 Accent 4" w:semiHidden="0" w:uiPriority="63" w:unhideWhenUsed="0"/>
-    <w:lsdException w:name="Medium Shading 2 Accent 4" w:semiHidden="0" w:uiPriority="64" w:unhideWhenUsed="0"/>
-    <w:lsdException w:name="Medium List 1 Accent 4" w:semiHidden="0" w:uiPriority="65" w:unhideWhenUsed="0"/>
-    <w:lsdException w:name="Medium List 2 Accent 4" w:semiHidden="0" w:uiPriority="66" w:unhideWhenUsed="0"/>
-    <w:lsdException w:name="Medium Grid 1 Accent 4" w:semiHidden="0" w:uiPriority="67" w:unhideWhenUsed="0"/>
-    <w:lsdException w:name="Medium Grid 2 Accent 4" w:semiHidden="0" w:uiPriority="68" w:unhideWhenUsed="0"/>
-    <w:lsdException w:name="Medium Grid 3 Accent 4" w:semiHidden="0" w:uiPriority="69" w:unhideWhenUsed="0"/>
-    <w:lsdException w:name="Dark List Accent 4" w:semiHidden="0" w:uiPriority="70" w:unhideWhenUsed="0"/>
-    <w:lsdException w:name="Colorful Shading Accent 4" w:semiHidden="0" w:uiPriority="71" w:unhideWhenUsed="0"/>
-    <w:lsdException w:name="Colorful List Accent 4" w:semiHidden="0" w:uiPriority="72" w:unhideWhenUsed="0"/>
-    <w:lsdException w:name="Colorful Grid Accent 4" w:semiHidden="0" w:uiPriority="73" w:unhideWhenUsed="0"/>
-    <w:lsdException w:name="Light Shading Accent 5" w:semiHidden="0" w:uiPriority="60" w:unhideWhenUsed="0"/>
-    <w:lsdException w:name="Light List Accent 5" w:semiHidden="0" w:uiPriority="61" w:unhideWhenUsed="0"/>
-    <w:lsdException w:name="Light Grid Accent 5" w:semiHidden="0" w:uiPriority="62" w:unhideWhenUsed="0"/>
-    <w:lsdException w:name="Medium Shading 1 Accent 5" w:semiHidden="0" w:uiPriority="63" w:unhideWhenUsed="0"/>
-    <w:lsdException w:name="Medium Shading 2 Accent 5" w:semiHidden="0" w:uiPriority="64" w:unhideWhenUsed="0"/>
-    <w:lsdException w:name="Medium List 1 Accent 5" w:semiHidden="0" w:uiPriority="65" w:unhideWhenUsed="0"/>
-    <w:lsdException w:name="Medium List 2 Accent 5" w:semiHidden="0" w:uiPriority="66" w:unhideWhenUsed="0"/>
-    <w:lsdException w:name="Medium Grid 1 Accent 5" w:semiHidden="0" w:uiPriority="67" w:unhideWhenUsed="0"/>
-    <w:lsdException w:name="Medium Grid 2 Accent 5" w:semiHidden="0" w:uiPriority="68" w:unhideWhenUsed="0"/>
-    <w:lsdException w:name="Medium Grid 3 Accent 5" w:semiHidden="0" w:uiPriority="69" w:unhideWhenUsed="0"/>
-    <w:lsdException w:name="Dark List Accent 5" w:semiHidden="0" w:uiPriority="70" w:unhideWhenUsed="0"/>
-    <w:lsdException w:name="Colorful Shading Accent 5" w:semiHidden="0" w:uiPriority="71" w:unhideWhenUsed="0"/>
-    <w:lsdException w:name="Colorful List Accent 5" w:semiHidden="0" w:uiPriority="72" w:unhideWhenUsed="0"/>
-    <w:lsdException w:name="Colorful Grid Accent 5" w:semiHidden="0" w:uiPriority="73" w:unhideWhenUsed="0"/>
-    <w:lsdException w:name="Light Shading Accent 6" w:semiHidden="0" w:uiPriority="60" w:unhideWhenUsed="0"/>
-    <w:lsdException w:name="Light List Accent 6" w:semiHidden="0" w:uiPriority="61" w:unhideWhenUsed="0"/>
-    <w:lsdException w:name="Light Grid Accent 6" w:semiHidden="0" w:uiPriority="62" w:unhideWhenUsed="0"/>
-    <w:lsdException w:name="Medium Shading 1 Accent 6" w:semiHidden="0" w:uiPriority="63" w:unhideWhenUsed="0"/>
-    <w:lsdException w:name="Medium Shading 2 Accent 6" w:semiHidden="0" w:uiPriority="64" w:unhideWhenUsed="0"/>
-    <w:lsdException w:name="Medium List 1 Accent 6" w:semiHidden="0" w:uiPriority="65" w:unhideWhenUsed="0"/>
-    <w:lsdException w:name="Medium List 2 Accent 6" w:semiHidden="0" w:uiPriority="66" w:unhideWhenUsed="0"/>
-    <w:lsdException w:name="Medium Grid 1 Accent 6" w:semiHidden="0" w:uiPriority="67" w:unhideWhenUsed="0"/>
-    <w:lsdException w:name="Medium Grid 2 Accent 6" w:semiHidden="0" w:uiPriority="68" w:unhideWhenUsed="0"/>
-    <w:lsdException w:name="Medium Grid 3 Accent 6" w:semiHidden="0" w:uiPriority="69" w:unhideWhenUsed="0"/>
-    <w:lsdException w:name="Dark List Accent 6" w:semiHidden="0" w:uiPriority="70" w:unhideWhenUsed="0"/>
-    <w:lsdException w:name="Colorful Shading Accent 6" w:semiHidden="0" w:uiPriority="71" w:unhideWhenUsed="0"/>
-    <w:lsdException w:name="Colorful List Accent 6" w:semiHidden="0" w:uiPriority="72" w:unhideWhenUsed="0"/>
-    <w:lsdException w:name="Colorful Grid Accent 6" w:semiHidden="0" w:uiPriority="73" w:unhideWhenUsed="0"/>
-    <w:lsdException w:name="Subtle Emphasis" w:semiHidden="0" w:uiPriority="19" w:unhideWhenUsed="0" w:qFormat="1"/>
-    <w:lsdException w:name="Intense Emphasis" w:semiHidden="0" w:uiPriority="21" w:unhideWhenUsed="0" w:qFormat="1"/>
-    <w:lsdException w:name="Subtle Reference" w:semiHidden="0" w:uiPriority="31" w:unhideWhenUsed="0" w:qFormat="1"/>
-    <w:lsdException w:name="Intense Reference" w:semiHidden="0" w:uiPriority="32" w:unhideWhenUsed="0" w:qFormat="1"/>
-    <w:lsdException w:name="Book Title" w:semiHidden="0" w:uiPriority="33" w:unhideWhenUsed="0" w:qFormat="1"/>
+    <w:lsdException w:name="List Paragraph" w:uiPriority="34" w:semiHidden="0" w:unhideWhenUsed="0" w:qFormat="1"/>
+    <w:lsdException w:name="Quote" w:uiPriority="29" w:semiHidden="0" w:unhideWhenUsed="0" w:qFormat="1"/>
+    <w:lsdException w:name="Intense Quote" w:uiPriority="30" w:semiHidden="0" w:unhideWhenUsed="0" w:qFormat="1"/>
+    <w:lsdException w:name="Medium List 2 Accent 1" w:uiPriority="66" w:semiHidden="0" w:unhideWhenUsed="0"/>
+    <w:lsdException w:name="Medium Grid 1 Accent 1" w:uiPriority="67" w:semiHidden="0" w:unhideWhenUsed="0"/>
+    <w:lsdException w:name="Medium Grid 2 Accent 1" w:uiPriority="68" w:semiHidden="0" w:unhideWhenUsed="0"/>
+    <w:lsdException w:name="Medium Grid 3 Accent 1" w:uiPriority="69" w:semiHidden="0" w:unhideWhenUsed="0"/>
+    <w:lsdException w:name="Dark List Accent 1" w:uiPriority="70" w:semiHidden="0" w:unhideWhenUsed="0"/>
+    <w:lsdException w:name="Colorful Shading Accent 1" w:uiPriority="71" w:semiHidden="0" w:unhideWhenUsed="0"/>
+    <w:lsdException w:name="Colorful List Accent 1" w:uiPriority="72" w:semiHidden="0" w:unhideWhenUsed="0"/>
+    <w:lsdException w:name="Colorful Grid Accent 1" w:uiPriority="73" w:semiHidden="0" w:unhideWhenUsed="0"/>
+    <w:lsdException w:name="Light Shading Accent 2" w:uiPriority="60" w:semiHidden="0" w:unhideWhenUsed="0"/>
+    <w:lsdException w:name="Light List Accent 2" w:uiPriority="61" w:semiHidden="0" w:unhideWhenUsed="0"/>
+    <w:lsdException w:name="Light Grid Accent 2" w:uiPriority="62" w:semiHidden="0" w:unhideWhenUsed="0"/>
+    <w:lsdException w:name="Medium Shading 1 Accent 2" w:uiPriority="63" w:semiHidden="0" w:unhideWhenUsed="0"/>
+    <w:lsdException w:name="Medium Shading 2 Accent 2" w:uiPriority="64" w:semiHidden="0" w:unhideWhenUsed="0"/>
+    <w:lsdException w:name="Medium List 1 Accent 2" w:uiPriority="65" w:semiHidden="0" w:unhideWhenUsed="0"/>
+    <w:lsdException w:name="Medium List 2 Accent 2" w:uiPriority="66" w:semiHidden="0" w:unhideWhenUsed="0"/>
+    <w:lsdException w:name="Medium Grid 1 Accent 2" w:uiPriority="67" w:semiHidden="0" w:unhideWhenUsed="0"/>
+    <w:lsdException w:name="Medium Grid 2 Accent 2" w:uiPriority="68" w:semiHidden="0" w:unhideWhenUsed="0"/>
+    <w:lsdException w:name="Medium Grid 3 Accent 2" w:uiPriority="69" w:semiHidden="0" w:unhideWhenUsed="0"/>
+    <w:lsdException w:name="Dark List Accent 2" w:uiPriority="70" w:semiHidden="0" w:unhideWhenUsed="0"/>
+    <w:lsdException w:name="Colorful Shading Accent 2" w:uiPriority="71" w:semiHidden="0" w:unhideWhenUsed="0"/>
+    <w:lsdException w:name="Colorful List Accent 2" w:uiPriority="72" w:semiHidden="0" w:unhideWhenUsed="0"/>
+    <w:lsdException w:name="Colorful Grid Accent 2" w:uiPriority="73" w:semiHidden="0" w:unhideWhenUsed="0"/>
+    <w:lsdException w:name="Light Shading Accent 3" w:uiPriority="60" w:semiHidden="0" w:unhideWhenUsed="0"/>
+    <w:lsdException w:name="Light List Accent 3" w:uiPriority="61" w:semiHidden="0" w:unhideWhenUsed="0"/>
+    <w:lsdException w:name="Light Grid Accent 3" w:uiPriority="62" w:semiHidden="0" w:unhideWhenUsed="0"/>
+    <w:lsdException w:name="Medium Shading 1 Accent 3" w:uiPriority="63" w:semiHidden="0" w:unhideWhenUsed="0"/>
+    <w:lsdException w:name="Medium Shading 2 Accent 3" w:uiPriority="64" w:semiHidden="0" w:unhideWhenUsed="0"/>
+    <w:lsdException w:name="Medium List 1 Accent 3" w:uiPriority="65" w:semiHidden="0" w:unhideWhenUsed="0"/>
+    <w:lsdException w:name="Medium List 2 Accent 3" w:uiPriority="66" w:semiHidden="0" w:unhideWhenUsed="0"/>
+    <w:lsdException w:name="Medium Grid 1 Accent 3" w:uiPriority="67" w:semiHidden="0" w:unhideWhenUsed="0"/>
+    <w:lsdException w:name="Medium Grid 2 Accent 3" w:uiPriority="68" w:semiHidden="0" w:unhideWhenUsed="0"/>
+    <w:lsdException w:name="Medium Grid 3 Accent 3" w:uiPriority="69" w:semiHidden="0" w:unhideWhenUsed="0"/>
+    <w:lsdException w:name="Dark List Accent 3" w:uiPriority="70" w:semiHidden="0" w:unhideWhenUsed="0"/>
+    <w:lsdException w:name="Colorful Shading Accent 3" w:uiPriority="71" w:semiHidden="0" w:unhideWhenUsed="0"/>
+    <w:lsdException w:name="Colorful List Accent 3" w:uiPriority="72" w:semiHidden="0" w:unhideWhenUsed="0"/>
+    <w:lsdException w:name="Colorful Grid Accent 3" w:uiPriority="73" w:semiHidden="0" w:unhideWhenUsed="0"/>
+    <w:lsdException w:name="Light Shading Accent 4" w:uiPriority="60" w:semiHidden="0" w:unhideWhenUsed="0"/>
+    <w:lsdException w:name="Light List Accent 4" w:uiPriority="61" w:semiHidden="0" w:unhideWhenUsed="0"/>
+    <w:lsdException w:name="Light Grid Accent 4" w:uiPriority="62" w:semiHidden="0" w:unhideWhenUsed="0"/>
+    <w:lsdException w:name="Medium Shading 1 Accent 4" w:uiPriority="63" w:semiHidden="0" w:unhideWhenUsed="0"/>
+    <w:lsdException w:name="Medium Shading 2 Accent 4" w:uiPriority="64" w:semiHidden="0" w:unhideWhenUsed="0"/>
+    <w:lsdException w:name="Medium List 1 Accent 4" w:uiPriority="65" w:semiHidden="0" w:unhideWhenUsed="0"/>
+    <w:lsdException w:name="Medium List 2 Accent 4" w:uiPriority="66" w:semiHidden="0" w:unhideWhenUsed="0"/>
+    <w:lsdException w:name="Medium Grid 1 Accent 4" w:uiPriority="67" w:semiHidden="0" w:unhideWhenUsed="0"/>
+    <w:lsdException w:name="Medium Grid 2 Accent 4" w:uiPriority="68" w:semiHidden="0" w:unhideWhenUsed="0"/>
+    <w:lsdException w:name="Medium Grid 3 Accent 4" w:uiPriority="69" w:semiHidden="0" w:unhideWhenUsed="0"/>
+    <w:lsdException w:name="Dark List Accent 4" w:uiPriority="70" w:semiHidden="0" w:unhideWhenUsed="0"/>
+    <w:lsdException w:name="Colorful Shading Accent 4" w:uiPriority="71" w:semiHidden="0" w:unhideWhenUsed="0"/>
+    <w:lsdException w:name="Colorful List Accent 4" w:uiPriority="72" w:semiHidden="0" w:unhideWhenUsed="0"/>
+    <w:lsdException w:name="Colorful Grid Accent 4" w:uiPriority="73" w:semiHidden="0" w:unhideWhenUsed="0"/>
+    <w:lsdException w:name="Light Shading Accent 5" w:uiPriority="60" w:semiHidden="0" w:unhideWhenUsed="0"/>
+    <w:lsdException w:name="Light List Accent 5" w:uiPriority="61" w:semiHidden="0" w:unhideWhenUsed="0"/>
+    <w:lsdException w:name="Light Grid Accent 5" w:uiPriority="62" w:semiHidden="0" w:unhideWhenUsed="0"/>
+    <w:lsdException w:name="Medium Shading 1 Accent 5" w:uiPriority="63" w:semiHidden="0" w:unhideWhenUsed="0"/>
+    <w:lsdException w:name="Medium Shading 2 Accent 5" w:uiPriority="64" w:semiHidden="0" w:unhideWhenUsed="0"/>
+    <w:lsdException w:name="Medium List 1 Accent 5" w:uiPriority="65" w:semiHidden="0" w:unhideWhenUsed="0"/>
+    <w:lsdException w:name="Medium List 2 Accent 5" w:uiPriority="66" w:semiHidden="0" w:unhideWhenUsed="0"/>
+    <w:lsdException w:name="Medium Grid 1 Accent 5" w:uiPriority="67" w:semiHidden="0" w:unhideWhenUsed="0"/>
+    <w:lsdException w:name="Medium Grid 2 Accent 5" w:uiPriority="68" w:semiHidden="0" w:unhideWhenUsed="0"/>
+    <w:lsdException w:name="Medium Grid 3 Accent 5" w:uiPriority="69" w:semiHidden="0" w:unhideWhenUsed="0"/>
+    <w:lsdException w:name="Dark List Accent 5" w:uiPriority="70" w:semiHidden="0" w:unhideWhenUsed="0"/>
+    <w:lsdException w:name="Colorful Shading Accent 5" w:uiPriority="71" w:semiHidden="0" w:unhideWhenUsed="0"/>
+    <w:lsdException w:name="Colorful List Accent 5" w:uiPriority="72" w:semiHidden="0" w:unhideWhenUsed="0"/>
+    <w:lsdException w:name="Colorful Grid Accent 5" w:uiPriority="73" w:semiHidden="0" w:unhideWhenUsed="0"/>
+    <w:lsdException w:name="Light Shading Accent 6" w:uiPriority="60" w:semiHidden="0" w:unhideWhenUsed="0"/>
+    <w:lsdException w:name="Light List Accent 6" w:uiPriority="61" w:semiHidden="0" w:unhideWhenUsed="0"/>
+    <w:lsdException w:name="Light Grid Accent 6" w:uiPriority="62" w:semiHidden="0" w:unhideWhenUsed="0"/>
+    <w:lsdException w:name="Medium Shading 1 Accent 6" w:uiPriority="63" w:semiHidden="0" w:unhideWhenUsed="0"/>
+    <w:lsdException w:name="Medium Shading 2 Accent 6" w:uiPriority="64" w:semiHidden="0" w:unhideWhenUsed="0"/>
+    <w:lsdException w:name="Medium List 1 Accent 6" w:uiPriority="65" w:semiHidden="0" w:unhideWhenUsed="0"/>
+    <w:lsdException w:name="Medium List 2 Accent 6" w:uiPriority="66" w:semiHidden="0" w:unhideWhenUsed="0"/>
+    <w:lsdException w:name="Medium Grid 1 Accent 6" w:uiPriority="67" w:semiHidden="0" w:unhideWhenUsed="0"/>
+    <w:lsdException w:name="Medium Grid 2 Accent 6" w:uiPriority="68" w:semiHidden="0" w:unhideWhenUsed="0"/>
+    <w:lsdException w:name="Medium Grid 3 Accent 6" w:uiPriority="69" w:semiHidden="0" w:unhideWhenUsed="0"/>
+    <w:lsdException w:name="Dark List Accent 6" w:uiPriority="70" w:semiHidden="0" w:unhideWhenUsed="0"/>
+    <w:lsdException w:name="Colorful Shading Accent 6" w:uiPriority="71" w:semiHidden="0" w:unhideWhenUsed="0"/>
+    <w:lsdException w:name="Colorful List Accent 6" w:uiPriority="72" w:semiHidden="0" w:unhideWhenUsed="0"/>
+    <w:lsdException w:name="Colorful Grid Accent 6" w:uiPriority="73" w:semiHidden="0" w:unhideWhenUsed="0"/>
+    <w:lsdException w:name="Subtle Emphasis" w:uiPriority="19" w:semiHidden="0" w:unhideWhenUsed="0" w:qFormat="1"/>
+    <w:lsdException w:name="Intense Emphasis" w:uiPriority="21" w:semiHidden="0" w:unhideWhenUsed="0" w:qFormat="1"/>
+    <w:lsdException w:name="Subtle Reference" w:uiPriority="31" w:semiHidden="0" w:unhideWhenUsed="0" w:qFormat="1"/>
+    <w:lsdException w:name="Intense Reference" w:uiPriority="32" w:semiHidden="0" w:unhideWhenUsed="0" w:qFormat="1"/>
+    <w:lsdException w:name="Book Title" w:uiPriority="33" w:semiHidden="0" w:unhideWhenUsed="0" w:qFormat="1"/>
     <w:lsdException w:name="Bibliography" w:uiPriority="37"/>
     <w:lsdException w:name="TOC Heading" w:uiPriority="39" w:qFormat="1"/>
   </w:latentStyles>
-  <w:style w:type="paragraph" w:default="1" w:styleId="Normal">
+  <w:style w:type="paragraph" w:styleId="Normal" w:default="1">
     <w:name w:val="Normal"/>
     <w:qFormat/>
     <w:rsid w:val="00FC693F"/>
@@ -1376,7 +1394,7 @@
       <w:spacing w:after="0" w:line="240" w:lineRule="auto"/>
     </w:pPr>
   </w:style>
-  <w:style w:type="character" w:customStyle="1" w:styleId="HeaderChar">
+  <w:style w:type="character" w:styleId="HeaderChar" w:customStyle="1">
     <w:name w:val="Header Char"/>
     <w:basedOn w:val="DefaultParagraphFont"/>
     <w:link w:val="Header"/>
@@ -1398,7 +1416,7 @@
       <w:spacing w:after="0" w:line="240" w:lineRule="auto"/>
     </w:pPr>
   </w:style>
-  <w:style w:type="character" w:customStyle="1" w:styleId="FooterChar">
+  <w:style w:type="character" w:styleId="FooterChar" w:customStyle="1">
     <w:name w:val="Footer Char"/>
     <w:basedOn w:val="DefaultParagraphFont"/>
     <w:link w:val="Footer"/>
@@ -1420,7 +1438,7 @@
       <w:outlineLvl w:val="0"/>
     </w:pPr>
     <w:rPr>
-      <w:rFonts w:asciiTheme="majorHAnsi" w:eastAsiaTheme="majorEastAsia" w:hAnsiTheme="majorHAnsi" w:cstheme="majorBidi" w:ascii="Aptos Display" w:hAnsi="Aptos Display"/>
+      <w:rFonts w:ascii="Aptos Display" w:hAnsi="Aptos Display" w:asciiTheme="majorHAnsi" w:hAnsiTheme="majorHAnsi" w:eastAsiaTheme="majorEastAsia" w:cstheme="majorBidi"/>
       <w:b/>
       <w:bCs/>
       <w:color w:val="0B3D2E"/>
@@ -1444,7 +1462,7 @@
       <w:outlineLvl w:val="1"/>
     </w:pPr>
     <w:rPr>
-      <w:rFonts w:asciiTheme="majorHAnsi" w:eastAsiaTheme="majorEastAsia" w:hAnsiTheme="majorHAnsi" w:cstheme="majorBidi" w:ascii="Aptos" w:hAnsi="Aptos"/>
+      <w:rFonts w:ascii="Aptos" w:hAnsi="Aptos" w:asciiTheme="majorHAnsi" w:hAnsiTheme="majorHAnsi" w:eastAsiaTheme="majorEastAsia" w:cstheme="majorBidi"/>
       <w:b/>
       <w:bCs/>
       <w:color w:val="007A53"/>
@@ -1468,7 +1486,7 @@
       <w:outlineLvl w:val="2"/>
     </w:pPr>
     <w:rPr>
-      <w:rFonts w:asciiTheme="majorHAnsi" w:eastAsiaTheme="majorEastAsia" w:hAnsiTheme="majorHAnsi" w:cstheme="majorBidi" w:ascii="Aptos" w:hAnsi="Aptos"/>
+      <w:rFonts w:ascii="Aptos" w:hAnsi="Aptos" w:asciiTheme="majorHAnsi" w:hAnsiTheme="majorHAnsi" w:eastAsiaTheme="majorEastAsia" w:cstheme="majorBidi"/>
       <w:b/>
       <w:bCs/>
       <w:color w:val="1F2933"/>
@@ -1492,7 +1510,7 @@
       <w:outlineLvl w:val="3"/>
     </w:pPr>
     <w:rPr>
-      <w:rFonts w:asciiTheme="majorHAnsi" w:eastAsiaTheme="majorEastAsia" w:hAnsiTheme="majorHAnsi" w:cstheme="majorBidi"/>
+      <w:rFonts w:asciiTheme="majorHAnsi" w:hAnsiTheme="majorHAnsi" w:eastAsiaTheme="majorEastAsia" w:cstheme="majorBidi"/>
       <w:b/>
       <w:bCs/>
       <w:i/>
@@ -1517,7 +1535,7 @@
       <w:outlineLvl w:val="4"/>
     </w:pPr>
     <w:rPr>
-      <w:rFonts w:asciiTheme="majorHAnsi" w:eastAsiaTheme="majorEastAsia" w:hAnsiTheme="majorHAnsi" w:cstheme="majorBidi"/>
+      <w:rFonts w:asciiTheme="majorHAnsi" w:hAnsiTheme="majorHAnsi" w:eastAsiaTheme="majorEastAsia" w:cstheme="majorBidi"/>
       <w:color w:val="243F60" w:themeColor="accent1" w:themeShade="7F"/>
     </w:rPr>
   </w:style>
@@ -1538,7 +1556,7 @@
       <w:outlineLvl w:val="5"/>
     </w:pPr>
     <w:rPr>
-      <w:rFonts w:asciiTheme="majorHAnsi" w:eastAsiaTheme="majorEastAsia" w:hAnsiTheme="majorHAnsi" w:cstheme="majorBidi"/>
+      <w:rFonts w:asciiTheme="majorHAnsi" w:hAnsiTheme="majorHAnsi" w:eastAsiaTheme="majorEastAsia" w:cstheme="majorBidi"/>
       <w:i/>
       <w:iCs/>
       <w:color w:val="243F60" w:themeColor="accent1" w:themeShade="7F"/>
@@ -1561,7 +1579,7 @@
       <w:outlineLvl w:val="6"/>
     </w:pPr>
     <w:rPr>
-      <w:rFonts w:asciiTheme="majorHAnsi" w:eastAsiaTheme="majorEastAsia" w:hAnsiTheme="majorHAnsi" w:cstheme="majorBidi"/>
+      <w:rFonts w:asciiTheme="majorHAnsi" w:hAnsiTheme="majorHAnsi" w:eastAsiaTheme="majorEastAsia" w:cstheme="majorBidi"/>
       <w:i/>
       <w:iCs/>
       <w:color w:val="404040" w:themeColor="text1" w:themeTint="BF"/>
@@ -1584,7 +1602,7 @@
       <w:outlineLvl w:val="7"/>
     </w:pPr>
     <w:rPr>
-      <w:rFonts w:asciiTheme="majorHAnsi" w:eastAsiaTheme="majorEastAsia" w:hAnsiTheme="majorHAnsi" w:cstheme="majorBidi"/>
+      <w:rFonts w:asciiTheme="majorHAnsi" w:hAnsiTheme="majorHAnsi" w:eastAsiaTheme="majorEastAsia" w:cstheme="majorBidi"/>
       <w:color w:val="4F81BD" w:themeColor="accent1"/>
       <w:sz w:val="20"/>
       <w:szCs w:val="20"/>
@@ -1607,7 +1625,7 @@
       <w:outlineLvl w:val="8"/>
     </w:pPr>
     <w:rPr>
-      <w:rFonts w:asciiTheme="majorHAnsi" w:eastAsiaTheme="majorEastAsia" w:hAnsiTheme="majorHAnsi" w:cstheme="majorBidi"/>
+      <w:rFonts w:asciiTheme="majorHAnsi" w:hAnsiTheme="majorHAnsi" w:eastAsiaTheme="majorEastAsia" w:cstheme="majorBidi"/>
       <w:i/>
       <w:iCs/>
       <w:color w:val="404040" w:themeColor="text1" w:themeTint="BF"/>
@@ -1615,13 +1633,13 @@
       <w:szCs w:val="20"/>
     </w:rPr>
   </w:style>
-  <w:style w:type="character" w:default="1" w:styleId="DefaultParagraphFont">
+  <w:style w:type="character" w:styleId="DefaultParagraphFont" w:default="1">
     <w:name w:val="Default Paragraph Font"/>
     <w:uiPriority w:val="1"/>
     <w:semiHidden/>
     <w:unhideWhenUsed/>
   </w:style>
-  <w:style w:type="table" w:default="1" w:styleId="TableNormal">
+  <w:style w:type="table" w:styleId="TableNormal" w:default="1">
     <w:name w:val="Normal Table"/>
     <w:uiPriority w:val="99"/>
     <w:semiHidden/>
@@ -1636,7 +1654,7 @@
       </w:tblCellMar>
     </w:tblPr>
   </w:style>
-  <w:style w:type="numbering" w:default="1" w:styleId="NoList">
+  <w:style w:type="numbering" w:styleId="NoList" w:default="1">
     <w:name w:val="No List"/>
     <w:uiPriority w:val="99"/>
     <w:semiHidden/>
@@ -1651,14 +1669,14 @@
       <w:spacing w:after="0" w:line="240" w:lineRule="auto"/>
     </w:pPr>
   </w:style>
-  <w:style w:type="character" w:customStyle="1" w:styleId="Heading1Char">
+  <w:style w:type="character" w:styleId="Heading1Char" w:customStyle="1">
     <w:name w:val="Heading 1 Char"/>
     <w:basedOn w:val="DefaultParagraphFont"/>
     <w:link w:val="Heading1"/>
     <w:uiPriority w:val="9"/>
     <w:rsid w:val="00FC693F"/>
     <w:rPr>
-      <w:rFonts w:asciiTheme="majorHAnsi" w:eastAsiaTheme="majorEastAsia" w:hAnsiTheme="majorHAnsi" w:cstheme="majorBidi"/>
+      <w:rFonts w:asciiTheme="majorHAnsi" w:hAnsiTheme="majorHAnsi" w:eastAsiaTheme="majorEastAsia" w:cstheme="majorBidi"/>
       <w:b/>
       <w:bCs/>
       <w:color w:val="365F91" w:themeColor="accent1" w:themeShade="BF"/>
@@ -1666,14 +1684,14 @@
       <w:szCs w:val="28"/>
     </w:rPr>
   </w:style>
-  <w:style w:type="character" w:customStyle="1" w:styleId="Heading2Char">
+  <w:style w:type="character" w:styleId="Heading2Char" w:customStyle="1">
     <w:name w:val="Heading 2 Char"/>
     <w:basedOn w:val="DefaultParagraphFont"/>
     <w:link w:val="Heading2"/>
     <w:uiPriority w:val="9"/>
     <w:rsid w:val="00FC693F"/>
     <w:rPr>
-      <w:rFonts w:asciiTheme="majorHAnsi" w:eastAsiaTheme="majorEastAsia" w:hAnsiTheme="majorHAnsi" w:cstheme="majorBidi"/>
+      <w:rFonts w:asciiTheme="majorHAnsi" w:hAnsiTheme="majorHAnsi" w:eastAsiaTheme="majorEastAsia" w:cstheme="majorBidi"/>
       <w:b/>
       <w:bCs/>
       <w:color w:val="4F81BD" w:themeColor="accent1"/>
@@ -1681,14 +1699,14 @@
       <w:szCs w:val="26"/>
     </w:rPr>
   </w:style>
-  <w:style w:type="character" w:customStyle="1" w:styleId="Heading3Char">
+  <w:style w:type="character" w:styleId="Heading3Char" w:customStyle="1">
     <w:name w:val="Heading 3 Char"/>
     <w:basedOn w:val="DefaultParagraphFont"/>
     <w:link w:val="Heading3"/>
     <w:uiPriority w:val="9"/>
     <w:rsid w:val="00FC693F"/>
     <w:rPr>
-      <w:rFonts w:asciiTheme="majorHAnsi" w:eastAsiaTheme="majorEastAsia" w:hAnsiTheme="majorHAnsi" w:cstheme="majorBidi"/>
+      <w:rFonts w:asciiTheme="majorHAnsi" w:hAnsiTheme="majorHAnsi" w:eastAsiaTheme="majorEastAsia" w:cstheme="majorBidi"/>
       <w:b/>
       <w:bCs/>
       <w:color w:val="4F81BD" w:themeColor="accent1"/>
@@ -1704,13 +1722,13 @@
     <w:rsid w:val="00FC693F"/>
     <w:pPr>
       <w:pBdr>
-        <w:bottom w:val="single" w:sz="8" w:space="4" w:color="4F81BD" w:themeColor="accent1"/>
+        <w:bottom w:val="single" w:color="4F81BD" w:themeColor="accent1" w:sz="8" w:space="4"/>
       </w:pBdr>
       <w:spacing w:after="300" w:line="240" w:lineRule="auto"/>
       <w:contextualSpacing/>
     </w:pPr>
     <w:rPr>
-      <w:rFonts w:asciiTheme="majorHAnsi" w:eastAsiaTheme="majorEastAsia" w:hAnsiTheme="majorHAnsi" w:cstheme="majorBidi" w:ascii="Aptos Display" w:hAnsi="Aptos Display"/>
+      <w:rFonts w:ascii="Aptos Display" w:hAnsi="Aptos Display" w:asciiTheme="majorHAnsi" w:hAnsiTheme="majorHAnsi" w:eastAsiaTheme="majorEastAsia" w:cstheme="majorBidi"/>
       <w:b/>
       <w:color w:val="0B3D2E"/>
       <w:spacing w:val="5"/>
@@ -1719,14 +1737,14 @@
       <w:szCs w:val="52"/>
     </w:rPr>
   </w:style>
-  <w:style w:type="character" w:customStyle="1" w:styleId="TitleChar">
+  <w:style w:type="character" w:styleId="TitleChar" w:customStyle="1">
     <w:name w:val="Title Char"/>
     <w:basedOn w:val="DefaultParagraphFont"/>
     <w:link w:val="Title"/>
     <w:uiPriority w:val="10"/>
     <w:rsid w:val="00FC693F"/>
     <w:rPr>
-      <w:rFonts w:asciiTheme="majorHAnsi" w:eastAsiaTheme="majorEastAsia" w:hAnsiTheme="majorHAnsi" w:cstheme="majorBidi"/>
+      <w:rFonts w:asciiTheme="majorHAnsi" w:hAnsiTheme="majorHAnsi" w:eastAsiaTheme="majorEastAsia" w:cstheme="majorBidi"/>
       <w:color w:val="17365D" w:themeColor="text2" w:themeShade="BF"/>
       <w:spacing w:val="5"/>
       <w:kern w:val="28"/>
@@ -1748,7 +1766,7 @@
       </w:numPr>
     </w:pPr>
     <w:rPr>
-      <w:rFonts w:asciiTheme="majorHAnsi" w:eastAsiaTheme="majorEastAsia" w:hAnsiTheme="majorHAnsi" w:cstheme="majorBidi"/>
+      <w:rFonts w:asciiTheme="majorHAnsi" w:hAnsiTheme="majorHAnsi" w:eastAsiaTheme="majorEastAsia" w:cstheme="majorBidi"/>
       <w:i/>
       <w:iCs/>
       <w:color w:val="4F81BD" w:themeColor="accent1"/>
@@ -1757,14 +1775,14 @@
       <w:szCs w:val="24"/>
     </w:rPr>
   </w:style>
-  <w:style w:type="character" w:customStyle="1" w:styleId="SubtitleChar">
+  <w:style w:type="character" w:styleId="SubtitleChar" w:customStyle="1">
     <w:name w:val="Subtitle Char"/>
     <w:basedOn w:val="DefaultParagraphFont"/>
     <w:link w:val="Subtitle"/>
     <w:uiPriority w:val="11"/>
     <w:rsid w:val="00FC693F"/>
     <w:rPr>
-      <w:rFonts w:asciiTheme="majorHAnsi" w:eastAsiaTheme="majorEastAsia" w:hAnsiTheme="majorHAnsi" w:cstheme="majorBidi"/>
+      <w:rFonts w:asciiTheme="majorHAnsi" w:hAnsiTheme="majorHAnsi" w:eastAsiaTheme="majorEastAsia" w:cstheme="majorBidi"/>
       <w:i/>
       <w:iCs/>
       <w:color w:val="4F81BD" w:themeColor="accent1"/>
@@ -1795,7 +1813,7 @@
       <w:spacing w:after="120"/>
     </w:pPr>
   </w:style>
-  <w:style w:type="character" w:customStyle="1" w:styleId="BodyTextChar">
+  <w:style w:type="character" w:styleId="BodyTextChar" w:customStyle="1">
     <w:name w:val="Body Text Char"/>
     <w:basedOn w:val="DefaultParagraphFont"/>
     <w:link w:val="BodyText"/>
@@ -1813,7 +1831,7 @@
       <w:spacing w:after="120" w:line="480" w:lineRule="auto"/>
     </w:pPr>
   </w:style>
-  <w:style w:type="character" w:customStyle="1" w:styleId="BodyText2Char">
+  <w:style w:type="character" w:styleId="BodyText2Char" w:customStyle="1">
     <w:name w:val="Body Text 2 Char"/>
     <w:basedOn w:val="DefaultParagraphFont"/>
     <w:link w:val="BodyText2"/>
@@ -1835,7 +1853,7 @@
       <w:szCs w:val="16"/>
     </w:rPr>
   </w:style>
-  <w:style w:type="character" w:customStyle="1" w:styleId="BodyText3Char">
+  <w:style w:type="character" w:styleId="BodyText3Char" w:customStyle="1">
     <w:name w:val="Body Text 3 Char"/>
     <w:basedOn w:val="DefaultParagraphFont"/>
     <w:link w:val="BodyText3"/>
@@ -2016,7 +2034,7 @@
       <w:szCs w:val="20"/>
     </w:rPr>
   </w:style>
-  <w:style w:type="character" w:customStyle="1" w:styleId="MacroTextChar">
+  <w:style w:type="character" w:styleId="MacroTextChar" w:customStyle="1">
     <w:name w:val="Macro Text Char"/>
     <w:basedOn w:val="DefaultParagraphFont"/>
     <w:link w:val="MacroText"/>
@@ -2042,7 +2060,7 @@
       <w:color w:val="000000" w:themeColor="text1"/>
     </w:rPr>
   </w:style>
-  <w:style w:type="character" w:customStyle="1" w:styleId="QuoteChar">
+  <w:style w:type="character" w:styleId="QuoteChar" w:customStyle="1">
     <w:name w:val="Quote Char"/>
     <w:basedOn w:val="DefaultParagraphFont"/>
     <w:link w:val="Quote"/>
@@ -2054,7 +2072,7 @@
       <w:color w:val="000000" w:themeColor="text1"/>
     </w:rPr>
   </w:style>
-  <w:style w:type="character" w:customStyle="1" w:styleId="Heading4Char">
+  <w:style w:type="character" w:styleId="Heading4Char" w:customStyle="1">
     <w:name w:val="Heading 4 Char"/>
     <w:basedOn w:val="DefaultParagraphFont"/>
     <w:link w:val="Heading4"/>
@@ -2062,7 +2080,7 @@
     <w:semiHidden/>
     <w:rsid w:val="00FC693F"/>
     <w:rPr>
-      <w:rFonts w:asciiTheme="majorHAnsi" w:eastAsiaTheme="majorEastAsia" w:hAnsiTheme="majorHAnsi" w:cstheme="majorBidi"/>
+      <w:rFonts w:asciiTheme="majorHAnsi" w:hAnsiTheme="majorHAnsi" w:eastAsiaTheme="majorEastAsia" w:cstheme="majorBidi"/>
       <w:b/>
       <w:bCs/>
       <w:i/>
@@ -2070,7 +2088,7 @@
       <w:color w:val="4F81BD" w:themeColor="accent1"/>
     </w:rPr>
   </w:style>
-  <w:style w:type="character" w:customStyle="1" w:styleId="Heading5Char">
+  <w:style w:type="character" w:styleId="Heading5Char" w:customStyle="1">
     <w:name w:val="Heading 5 Char"/>
     <w:basedOn w:val="DefaultParagraphFont"/>
     <w:link w:val="Heading5"/>
@@ -2078,11 +2096,11 @@
     <w:semiHidden/>
     <w:rsid w:val="00FC693F"/>
     <w:rPr>
-      <w:rFonts w:asciiTheme="majorHAnsi" w:eastAsiaTheme="majorEastAsia" w:hAnsiTheme="majorHAnsi" w:cstheme="majorBidi"/>
+      <w:rFonts w:asciiTheme="majorHAnsi" w:hAnsiTheme="majorHAnsi" w:eastAsiaTheme="majorEastAsia" w:cstheme="majorBidi"/>
       <w:color w:val="243F60" w:themeColor="accent1" w:themeShade="7F"/>
     </w:rPr>
   </w:style>
-  <w:style w:type="character" w:customStyle="1" w:styleId="Heading6Char">
+  <w:style w:type="character" w:styleId="Heading6Char" w:customStyle="1">
     <w:name w:val="Heading 6 Char"/>
     <w:basedOn w:val="DefaultParagraphFont"/>
     <w:link w:val="Heading6"/>
@@ -2090,13 +2108,13 @@
     <w:semiHidden/>
     <w:rsid w:val="00FC693F"/>
     <w:rPr>
-      <w:rFonts w:asciiTheme="majorHAnsi" w:eastAsiaTheme="majorEastAsia" w:hAnsiTheme="majorHAnsi" w:cstheme="majorBidi"/>
+      <w:rFonts w:asciiTheme="majorHAnsi" w:hAnsiTheme="majorHAnsi" w:eastAsiaTheme="majorEastAsia" w:cstheme="majorBidi"/>
       <w:i/>
       <w:iCs/>
       <w:color w:val="243F60" w:themeColor="accent1" w:themeShade="7F"/>
     </w:rPr>
   </w:style>
-  <w:style w:type="character" w:customStyle="1" w:styleId="Heading7Char">
+  <w:style w:type="character" w:styleId="Heading7Char" w:customStyle="1">
     <w:name w:val="Heading 7 Char"/>
     <w:basedOn w:val="DefaultParagraphFont"/>
     <w:link w:val="Heading7"/>
@@ -2104,13 +2122,13 @@
     <w:semiHidden/>
     <w:rsid w:val="00FC693F"/>
     <w:rPr>
-      <w:rFonts w:asciiTheme="majorHAnsi" w:eastAsiaTheme="majorEastAsia" w:hAnsiTheme="majorHAnsi" w:cstheme="majorBidi"/>
+      <w:rFonts w:asciiTheme="majorHAnsi" w:hAnsiTheme="majorHAnsi" w:eastAsiaTheme="majorEastAsia" w:cstheme="majorBidi"/>
       <w:i/>
       <w:iCs/>
       <w:color w:val="404040" w:themeColor="text1" w:themeTint="BF"/>
     </w:rPr>
   </w:style>
-  <w:style w:type="character" w:customStyle="1" w:styleId="Heading8Char">
+  <w:style w:type="character" w:styleId="Heading8Char" w:customStyle="1">
     <w:name w:val="Heading 8 Char"/>
     <w:basedOn w:val="DefaultParagraphFont"/>
     <w:link w:val="Heading8"/>
@@ -2118,13 +2136,13 @@
     <w:semiHidden/>
     <w:rsid w:val="00FC693F"/>
     <w:rPr>
-      <w:rFonts w:asciiTheme="majorHAnsi" w:eastAsiaTheme="majorEastAsia" w:hAnsiTheme="majorHAnsi" w:cstheme="majorBidi"/>
+      <w:rFonts w:asciiTheme="majorHAnsi" w:hAnsiTheme="majorHAnsi" w:eastAsiaTheme="majorEastAsia" w:cstheme="majorBidi"/>
       <w:color w:val="4F81BD" w:themeColor="accent1"/>
       <w:sz w:val="20"/>
       <w:szCs w:val="20"/>
     </w:rPr>
   </w:style>
-  <w:style w:type="character" w:customStyle="1" w:styleId="Heading9Char">
+  <w:style w:type="character" w:styleId="Heading9Char" w:customStyle="1">
     <w:name w:val="Heading 9 Char"/>
     <w:basedOn w:val="DefaultParagraphFont"/>
     <w:link w:val="Heading9"/>
@@ -2132,7 +2150,7 @@
     <w:semiHidden/>
     <w:rsid w:val="00FC693F"/>
     <w:rPr>
-      <w:rFonts w:asciiTheme="majorHAnsi" w:eastAsiaTheme="majorEastAsia" w:hAnsiTheme="majorHAnsi" w:cstheme="majorBidi"/>
+      <w:rFonts w:asciiTheme="majorHAnsi" w:hAnsiTheme="majorHAnsi" w:eastAsiaTheme="majorEastAsia" w:cstheme="majorBidi"/>
       <w:i/>
       <w:iCs/>
       <w:color w:val="404040" w:themeColor="text1" w:themeTint="BF"/>
@@ -2192,7 +2210,7 @@
     <w:rsid w:val="00FC693F"/>
     <w:pPr>
       <w:pBdr>
-        <w:bottom w:val="single" w:sz="4" w:space="4" w:color="4F81BD" w:themeColor="accent1"/>
+        <w:bottom w:val="single" w:color="4F81BD" w:themeColor="accent1" w:sz="4" w:space="4"/>
       </w:pBdr>
       <w:spacing w:before="200" w:after="280"/>
       <w:ind w:left="936" w:right="936"/>
@@ -2205,7 +2223,7 @@
       <w:color w:val="4F81BD" w:themeColor="accent1"/>
     </w:rPr>
   </w:style>
-  <w:style w:type="character" w:customStyle="1" w:styleId="IntenseQuoteChar">
+  <w:style w:type="character" w:styleId="IntenseQuoteChar" w:customStyle="1">
     <w:name w:val="Intense Quote Char"/>
     <w:basedOn w:val="DefaultParagraphFont"/>
     <w:link w:val="IntenseQuote"/>
@@ -2309,12 +2327,12 @@
     <w:tblPr>
       <w:tblInd w:w="0" w:type="dxa"/>
       <w:tblBorders>
-        <w:top w:val="single" w:sz="4" w:space="0" w:color="auto"/>
-        <w:left w:val="single" w:sz="4" w:space="0" w:color="auto"/>
-        <w:bottom w:val="single" w:sz="4" w:space="0" w:color="auto"/>
-        <w:right w:val="single" w:sz="4" w:space="0" w:color="auto"/>
-        <w:insideH w:val="single" w:sz="4" w:space="0" w:color="auto"/>
-        <w:insideV w:val="single" w:sz="4" w:space="0" w:color="auto"/>
+        <w:top w:val="single" w:color="auto" w:sz="4" w:space="0"/>
+        <w:left w:val="single" w:color="auto" w:sz="4" w:space="0"/>
+        <w:bottom w:val="single" w:color="auto" w:sz="4" w:space="0"/>
+        <w:right w:val="single" w:color="auto" w:sz="4" w:space="0"/>
+        <w:insideH w:val="single" w:color="auto" w:sz="4" w:space="0"/>
+        <w:insideV w:val="single" w:color="auto" w:sz="4" w:space="0"/>
       </w:tblBorders>
       <w:tblCellMar>
         <w:top w:w="0" w:type="dxa"/>
@@ -2340,8 +2358,8 @@
       <w:tblStyleColBandSize w:val="1"/>
       <w:tblInd w:w="0" w:type="dxa"/>
       <w:tblBorders>
-        <w:top w:val="single" w:sz="8" w:space="0" w:color="000000" w:themeColor="text1"/>
-        <w:bottom w:val="single" w:sz="8" w:space="0" w:color="000000" w:themeColor="text1"/>
+        <w:top w:val="single" w:color="000000" w:themeColor="text1" w:sz="8" w:space="0"/>
+        <w:bottom w:val="single" w:color="000000" w:themeColor="text1" w:sz="8" w:space="0"/>
       </w:tblBorders>
       <w:tblCellMar>
         <w:top w:w="0" w:type="dxa"/>
@@ -2361,9 +2379,9 @@
       <w:tblPr/>
       <w:tcPr>
         <w:tcBorders>
-          <w:top w:val="single" w:sz="8" w:space="0" w:color="000000" w:themeColor="text1"/>
-          <w:left w:val="nil"/>
-          <w:bottom w:val="single" w:sz="8" w:space="0" w:color="000000" w:themeColor="text1"/>
+          <w:top w:val="single" w:color="000000" w:themeColor="text1" w:sz="8" w:space="0"/>
+          <w:left w:val="nil"/>
+          <w:bottom w:val="single" w:color="000000" w:themeColor="text1" w:sz="8" w:space="0"/>
           <w:right w:val="nil"/>
           <w:insideH w:val="nil"/>
           <w:insideV w:val="nil"/>
@@ -2381,9 +2399,9 @@
       <w:tblPr/>
       <w:tcPr>
         <w:tcBorders>
-          <w:top w:val="single" w:sz="8" w:space="0" w:color="000000" w:themeColor="text1"/>
-          <w:left w:val="nil"/>
-          <w:bottom w:val="single" w:sz="8" w:space="0" w:color="000000" w:themeColor="text1"/>
+          <w:top w:val="single" w:color="000000" w:themeColor="text1" w:sz="8" w:space="0"/>
+          <w:left w:val="nil"/>
+          <w:bottom w:val="single" w:color="000000" w:themeColor="text1" w:sz="8" w:space="0"/>
           <w:right w:val="nil"/>
           <w:insideH w:val="nil"/>
           <w:insideV w:val="nil"/>
@@ -2443,8 +2461,8 @@
       <w:tblStyleColBandSize w:val="1"/>
       <w:tblInd w:w="0" w:type="dxa"/>
       <w:tblBorders>
-        <w:top w:val="single" w:sz="8" w:space="0" w:color="4F81BD" w:themeColor="accent1"/>
-        <w:bottom w:val="single" w:sz="8" w:space="0" w:color="4F81BD" w:themeColor="accent1"/>
+        <w:top w:val="single" w:color="4F81BD" w:themeColor="accent1" w:sz="8" w:space="0"/>
+        <w:bottom w:val="single" w:color="4F81BD" w:themeColor="accent1" w:sz="8" w:space="0"/>
       </w:tblBorders>
       <w:tblCellMar>
         <w:top w:w="0" w:type="dxa"/>
@@ -2464,9 +2482,9 @@
       <w:tblPr/>
       <w:tcPr>
         <w:tcBorders>
-          <w:top w:val="single" w:sz="8" w:space="0" w:color="4F81BD" w:themeColor="accent1"/>
-          <w:left w:val="nil"/>
-          <w:bottom w:val="single" w:sz="8" w:space="0" w:color="4F81BD" w:themeColor="accent1"/>
+          <w:top w:val="single" w:color="4F81BD" w:themeColor="accent1" w:sz="8" w:space="0"/>
+          <w:left w:val="nil"/>
+          <w:bottom w:val="single" w:color="4F81BD" w:themeColor="accent1" w:sz="8" w:space="0"/>
           <w:right w:val="nil"/>
           <w:insideH w:val="nil"/>
           <w:insideV w:val="nil"/>
@@ -2484,9 +2502,9 @@
       <w:tblPr/>
       <w:tcPr>
         <w:tcBorders>
-          <w:top w:val="single" w:sz="8" w:space="0" w:color="4F81BD" w:themeColor="accent1"/>
-          <w:left w:val="nil"/>
-          <w:bottom w:val="single" w:sz="8" w:space="0" w:color="4F81BD" w:themeColor="accent1"/>
+          <w:top w:val="single" w:color="4F81BD" w:themeColor="accent1" w:sz="8" w:space="0"/>
+          <w:left w:val="nil"/>
+          <w:bottom w:val="single" w:color="4F81BD" w:themeColor="accent1" w:sz="8" w:space="0"/>
           <w:right w:val="nil"/>
           <w:insideH w:val="nil"/>
           <w:insideV w:val="nil"/>
@@ -2546,8 +2564,8 @@
       <w:tblStyleColBandSize w:val="1"/>
       <w:tblInd w:w="0" w:type="dxa"/>
       <w:tblBorders>
-        <w:top w:val="single" w:sz="8" w:space="0" w:color="C0504D" w:themeColor="accent2"/>
-        <w:bottom w:val="single" w:sz="8" w:space="0" w:color="C0504D" w:themeColor="accent2"/>
+        <w:top w:val="single" w:color="C0504D" w:themeColor="accent2" w:sz="8" w:space="0"/>
+        <w:bottom w:val="single" w:color="C0504D" w:themeColor="accent2" w:sz="8" w:space="0"/>
       </w:tblBorders>
       <w:tblCellMar>
         <w:top w:w="0" w:type="dxa"/>
@@ -2567,9 +2585,9 @@
       <w:tblPr/>
       <w:tcPr>
         <w:tcBorders>
-          <w:top w:val="single" w:sz="8" w:space="0" w:color="C0504D" w:themeColor="accent2"/>
-          <w:left w:val="nil"/>
-          <w:bottom w:val="single" w:sz="8" w:space="0" w:color="C0504D" w:themeColor="accent2"/>
+          <w:top w:val="single" w:color="C0504D" w:themeColor="accent2" w:sz="8" w:space="0"/>
+          <w:left w:val="nil"/>
+          <w:bottom w:val="single" w:color="C0504D" w:themeColor="accent2" w:sz="8" w:space="0"/>
           <w:right w:val="nil"/>
           <w:insideH w:val="nil"/>
           <w:insideV w:val="nil"/>
@@ -2587,9 +2605,9 @@
       <w:tblPr/>
       <w:tcPr>
         <w:tcBorders>
-          <w:top w:val="single" w:sz="8" w:space="0" w:color="C0504D" w:themeColor="accent2"/>
-          <w:left w:val="nil"/>
-          <w:bottom w:val="single" w:sz="8" w:space="0" w:color="C0504D" w:themeColor="accent2"/>
+          <w:top w:val="single" w:color="C0504D" w:themeColor="accent2" w:sz="8" w:space="0"/>
+          <w:left w:val="nil"/>
+          <w:bottom w:val="single" w:color="C0504D" w:themeColor="accent2" w:sz="8" w:space="0"/>
           <w:right w:val="nil"/>
           <w:insideH w:val="nil"/>
           <w:insideV w:val="nil"/>
@@ -2649,8 +2667,8 @@
       <w:tblStyleColBandSize w:val="1"/>
       <w:tblInd w:w="0" w:type="dxa"/>
       <w:tblBorders>
-        <w:top w:val="single" w:sz="8" w:space="0" w:color="9BBB59" w:themeColor="accent3"/>
-        <w:bottom w:val="single" w:sz="8" w:space="0" w:color="9BBB59" w:themeColor="accent3"/>
+        <w:top w:val="single" w:color="9BBB59" w:themeColor="accent3" w:sz="8" w:space="0"/>
+        <w:bottom w:val="single" w:color="9BBB59" w:themeColor="accent3" w:sz="8" w:space="0"/>
       </w:tblBorders>
       <w:tblCellMar>
         <w:top w:w="0" w:type="dxa"/>
@@ -2670,9 +2688,9 @@
       <w:tblPr/>
       <w:tcPr>
         <w:tcBorders>
-          <w:top w:val="single" w:sz="8" w:space="0" w:color="9BBB59" w:themeColor="accent3"/>
-          <w:left w:val="nil"/>
-          <w:bottom w:val="single" w:sz="8" w:space="0" w:color="9BBB59" w:themeColor="accent3"/>
+          <w:top w:val="single" w:color="9BBB59" w:themeColor="accent3" w:sz="8" w:space="0"/>
+          <w:left w:val="nil"/>
+          <w:bottom w:val="single" w:color="9BBB59" w:themeColor="accent3" w:sz="8" w:space="0"/>
           <w:right w:val="nil"/>
           <w:insideH w:val="nil"/>
           <w:insideV w:val="nil"/>
@@ -2690,9 +2708,9 @@
       <w:tblPr/>
       <w:tcPr>
         <w:tcBorders>
-          <w:top w:val="single" w:sz="8" w:space="0" w:color="9BBB59" w:themeColor="accent3"/>
-          <w:left w:val="nil"/>
-          <w:bottom w:val="single" w:sz="8" w:space="0" w:color="9BBB59" w:themeColor="accent3"/>
+          <w:top w:val="single" w:color="9BBB59" w:themeColor="accent3" w:sz="8" w:space="0"/>
+          <w:left w:val="nil"/>
+          <w:bottom w:val="single" w:color="9BBB59" w:themeColor="accent3" w:sz="8" w:space="0"/>
           <w:right w:val="nil"/>
           <w:insideH w:val="nil"/>
           <w:insideV w:val="nil"/>
@@ -2752,8 +2770,8 @@
       <w:tblStyleColBandSize w:val="1"/>
       <w:tblInd w:w="0" w:type="dxa"/>
       <w:tblBorders>
-        <w:top w:val="single" w:sz="8" w:space="0" w:color="8064A2" w:themeColor="accent4"/>
-        <w:bottom w:val="single" w:sz="8" w:space="0" w:color="8064A2" w:themeColor="accent4"/>
+        <w:top w:val="single" w:color="8064A2" w:themeColor="accent4" w:sz="8" w:space="0"/>
+        <w:bottom w:val="single" w:color="8064A2" w:themeColor="accent4" w:sz="8" w:space="0"/>
       </w:tblBorders>
       <w:tblCellMar>
         <w:top w:w="0" w:type="dxa"/>
@@ -2773,9 +2791,9 @@
       <w:tblPr/>
       <w:tcPr>
         <w:tcBorders>
-          <w:top w:val="single" w:sz="8" w:space="0" w:color="8064A2" w:themeColor="accent4"/>
-          <w:left w:val="nil"/>
-          <w:bottom w:val="single" w:sz="8" w:space="0" w:color="8064A2" w:themeColor="accent4"/>
+          <w:top w:val="single" w:color="8064A2" w:themeColor="accent4" w:sz="8" w:space="0"/>
+          <w:left w:val="nil"/>
+          <w:bottom w:val="single" w:color="8064A2" w:themeColor="accent4" w:sz="8" w:space="0"/>
           <w:right w:val="nil"/>
           <w:insideH w:val="nil"/>
           <w:insideV w:val="nil"/>
@@ -2793,9 +2811,9 @@
       <w:tblPr/>
       <w:tcPr>
         <w:tcBorders>
-          <w:top w:val="single" w:sz="8" w:space="0" w:color="8064A2" w:themeColor="accent4"/>
-          <w:left w:val="nil"/>
-          <w:bottom w:val="single" w:sz="8" w:space="0" w:color="8064A2" w:themeColor="accent4"/>
+          <w:top w:val="single" w:color="8064A2" w:themeColor="accent4" w:sz="8" w:space="0"/>
+          <w:left w:val="nil"/>
+          <w:bottom w:val="single" w:color="8064A2" w:themeColor="accent4" w:sz="8" w:space="0"/>
           <w:right w:val="nil"/>
           <w:insideH w:val="nil"/>
           <w:insideV w:val="nil"/>
@@ -2855,8 +2873,8 @@
       <w:tblStyleColBandSize w:val="1"/>
       <w:tblInd w:w="0" w:type="dxa"/>
       <w:tblBorders>
-        <w:top w:val="single" w:sz="8" w:space="0" w:color="4BACC6" w:themeColor="accent5"/>
-        <w:bottom w:val="single" w:sz="8" w:space="0" w:color="4BACC6" w:themeColor="accent5"/>
+        <w:top w:val="single" w:color="4BACC6" w:themeColor="accent5" w:sz="8" w:space="0"/>
+        <w:bottom w:val="single" w:color="4BACC6" w:themeColor="accent5" w:sz="8" w:space="0"/>
       </w:tblBorders>
       <w:tblCellMar>
         <w:top w:w="0" w:type="dxa"/>
@@ -2876,9 +2894,9 @@
       <w:tblPr/>
       <w:tcPr>
         <w:tcBorders>
-          <w:top w:val="single" w:sz="8" w:space="0" w:color="4BACC6" w:themeColor="accent5"/>
-          <w:left w:val="nil"/>
-          <w:bottom w:val="single" w:sz="8" w:space="0" w:color="4BACC6" w:themeColor="accent5"/>
+          <w:top w:val="single" w:color="4BACC6" w:themeColor="accent5" w:sz="8" w:space="0"/>
+          <w:left w:val="nil"/>
+          <w:bottom w:val="single" w:color="4BACC6" w:themeColor="accent5" w:sz="8" w:space="0"/>
           <w:right w:val="nil"/>
           <w:insideH w:val="nil"/>
           <w:insideV w:val="nil"/>
@@ -2896,9 +2914,9 @@
       <w:tblPr/>
       <w:tcPr>
         <w:tcBorders>
-          <w:top w:val="single" w:sz="8" w:space="0" w:color="4BACC6" w:themeColor="accent5"/>
-          <w:left w:val="nil"/>
-          <w:bottom w:val="single" w:sz="8" w:space="0" w:color="4BACC6" w:themeColor="accent5"/>
+          <w:top w:val="single" w:color="4BACC6" w:themeColor="accent5" w:sz="8" w:space="0"/>
+          <w:left w:val="nil"/>
+          <w:bottom w:val="single" w:color="4BACC6" w:themeColor="accent5" w:sz="8" w:space="0"/>
           <w:right w:val="nil"/>
           <w:insideH w:val="nil"/>
           <w:insideV w:val="nil"/>
@@ -2958,8 +2976,8 @@
       <w:tblStyleColBandSize w:val="1"/>
       <w:tblInd w:w="0" w:type="dxa"/>
       <w:tblBorders>
-        <w:top w:val="single" w:sz="8" w:space="0" w:color="F79646" w:themeColor="accent6"/>
-        <w:bottom w:val="single" w:sz="8" w:space="0" w:color="F79646" w:themeColor="accent6"/>
+        <w:top w:val="single" w:color="F79646" w:themeColor="accent6" w:sz="8" w:space="0"/>
+        <w:bottom w:val="single" w:color="F79646" w:themeColor="accent6" w:sz="8" w:space="0"/>
       </w:tblBorders>
       <w:tblCellMar>
         <w:top w:w="0" w:type="dxa"/>
@@ -2979,9 +2997,9 @@
       <w:tblPr/>
       <w:tcPr>
         <w:tcBorders>
-          <w:top w:val="single" w:sz="8" w:space="0" w:color="F79646" w:themeColor="accent6"/>
-          <w:left w:val="nil"/>
-          <w:bottom w:val="single" w:sz="8" w:space="0" w:color="F79646" w:themeColor="accent6"/>
+          <w:top w:val="single" w:color="F79646" w:themeColor="accent6" w:sz="8" w:space="0"/>
+          <w:left w:val="nil"/>
+          <w:bottom w:val="single" w:color="F79646" w:themeColor="accent6" w:sz="8" w:space="0"/>
           <w:right w:val="nil"/>
           <w:insideH w:val="nil"/>
           <w:insideV w:val="nil"/>
@@ -2999,9 +3017,9 @@
       <w:tblPr/>
       <w:tcPr>
         <w:tcBorders>
-          <w:top w:val="single" w:sz="8" w:space="0" w:color="F79646" w:themeColor="accent6"/>
-          <w:left w:val="nil"/>
-          <w:bottom w:val="single" w:sz="8" w:space="0" w:color="F79646" w:themeColor="accent6"/>
+          <w:top w:val="single" w:color="F79646" w:themeColor="accent6" w:sz="8" w:space="0"/>
+          <w:left w:val="nil"/>
+          <w:bottom w:val="single" w:color="F79646" w:themeColor="accent6" w:sz="8" w:space="0"/>
           <w:right w:val="nil"/>
           <w:insideH w:val="nil"/>
           <w:insideV w:val="nil"/>
@@ -3058,10 +3076,10 @@
       <w:tblStyleColBandSize w:val="1"/>
       <w:tblInd w:w="0" w:type="dxa"/>
       <w:tblBorders>
-        <w:top w:val="single" w:sz="8" w:space="0" w:color="000000" w:themeColor="text1"/>
-        <w:left w:val="single" w:sz="8" w:space="0" w:color="000000" w:themeColor="text1"/>
-        <w:bottom w:val="single" w:sz="8" w:space="0" w:color="000000" w:themeColor="text1"/>
-        <w:right w:val="single" w:sz="8" w:space="0" w:color="000000" w:themeColor="text1"/>
+        <w:top w:val="single" w:color="000000" w:themeColor="text1" w:sz="8" w:space="0"/>
+        <w:left w:val="single" w:color="000000" w:themeColor="text1" w:sz="8" w:space="0"/>
+        <w:bottom w:val="single" w:color="000000" w:themeColor="text1" w:sz="8" w:space="0"/>
+        <w:right w:val="single" w:color="000000" w:themeColor="text1" w:sz="8" w:space="0"/>
       </w:tblBorders>
       <w:tblCellMar>
         <w:top w:w="0" w:type="dxa"/>
@@ -3095,10 +3113,10 @@
       <w:tblPr/>
       <w:tcPr>
         <w:tcBorders>
-          <w:top w:val="double" w:sz="6" w:space="0" w:color="000000" w:themeColor="text1"/>
-          <w:left w:val="single" w:sz="8" w:space="0" w:color="000000" w:themeColor="text1"/>
-          <w:bottom w:val="single" w:sz="8" w:space="0" w:color="000000" w:themeColor="text1"/>
-          <w:right w:val="single" w:sz="8" w:space="0" w:color="000000" w:themeColor="text1"/>
+          <w:top w:val="double" w:color="000000" w:themeColor="text1" w:sz="6" w:space="0"/>
+          <w:left w:val="single" w:color="000000" w:themeColor="text1" w:sz="8" w:space="0"/>
+          <w:bottom w:val="single" w:color="000000" w:themeColor="text1" w:sz="8" w:space="0"/>
+          <w:right w:val="single" w:color="000000" w:themeColor="text1" w:sz="8" w:space="0"/>
         </w:tcBorders>
       </w:tcPr>
     </w:tblStylePr>
@@ -3118,10 +3136,10 @@
       <w:tblPr/>
       <w:tcPr>
         <w:tcBorders>
-          <w:top w:val="single" w:sz="8" w:space="0" w:color="000000" w:themeColor="text1"/>
-          <w:left w:val="single" w:sz="8" w:space="0" w:color="000000" w:themeColor="text1"/>
-          <w:bottom w:val="single" w:sz="8" w:space="0" w:color="000000" w:themeColor="text1"/>
-          <w:right w:val="single" w:sz="8" w:space="0" w:color="000000" w:themeColor="text1"/>
+          <w:top w:val="single" w:color="000000" w:themeColor="text1" w:sz="8" w:space="0"/>
+          <w:left w:val="single" w:color="000000" w:themeColor="text1" w:sz="8" w:space="0"/>
+          <w:bottom w:val="single" w:color="000000" w:themeColor="text1" w:sz="8" w:space="0"/>
+          <w:right w:val="single" w:color="000000" w:themeColor="text1" w:sz="8" w:space="0"/>
         </w:tcBorders>
       </w:tcPr>
     </w:tblStylePr>
@@ -3129,10 +3147,10 @@
       <w:tblPr/>
       <w:tcPr>
         <w:tcBorders>
-          <w:top w:val="single" w:sz="8" w:space="0" w:color="000000" w:themeColor="text1"/>
-          <w:left w:val="single" w:sz="8" w:space="0" w:color="000000" w:themeColor="text1"/>
-          <w:bottom w:val="single" w:sz="8" w:space="0" w:color="000000" w:themeColor="text1"/>
-          <w:right w:val="single" w:sz="8" w:space="0" w:color="000000" w:themeColor="text1"/>
+          <w:top w:val="single" w:color="000000" w:themeColor="text1" w:sz="8" w:space="0"/>
+          <w:left w:val="single" w:color="000000" w:themeColor="text1" w:sz="8" w:space="0"/>
+          <w:bottom w:val="single" w:color="000000" w:themeColor="text1" w:sz="8" w:space="0"/>
+          <w:right w:val="single" w:color="000000" w:themeColor="text1" w:sz="8" w:space="0"/>
         </w:tcBorders>
       </w:tcPr>
     </w:tblStylePr>
@@ -3150,10 +3168,10 @@
       <w:tblStyleColBandSize w:val="1"/>
       <w:tblInd w:w="0" w:type="dxa"/>
       <w:tblBorders>
-        <w:top w:val="single" w:sz="8" w:space="0" w:color="4F81BD" w:themeColor="accent1"/>
-        <w:left w:val="single" w:sz="8" w:space="0" w:color="4F81BD" w:themeColor="accent1"/>
-        <w:bottom w:val="single" w:sz="8" w:space="0" w:color="4F81BD" w:themeColor="accent1"/>
-        <w:right w:val="single" w:sz="8" w:space="0" w:color="4F81BD" w:themeColor="accent1"/>
+        <w:top w:val="single" w:color="4F81BD" w:themeColor="accent1" w:sz="8" w:space="0"/>
+        <w:left w:val="single" w:color="4F81BD" w:themeColor="accent1" w:sz="8" w:space="0"/>
+        <w:bottom w:val="single" w:color="4F81BD" w:themeColor="accent1" w:sz="8" w:space="0"/>
+        <w:right w:val="single" w:color="4F81BD" w:themeColor="accent1" w:sz="8" w:space="0"/>
       </w:tblBorders>
       <w:tblCellMar>
         <w:top w:w="0" w:type="dxa"/>
@@ -3187,10 +3205,10 @@
       <w:tblPr/>
       <w:tcPr>
         <w:tcBorders>
-          <w:top w:val="double" w:sz="6" w:space="0" w:color="4F81BD" w:themeColor="accent1"/>
-          <w:left w:val="single" w:sz="8" w:space="0" w:color="4F81BD" w:themeColor="accent1"/>
-          <w:bottom w:val="single" w:sz="8" w:space="0" w:color="4F81BD" w:themeColor="accent1"/>
-          <w:right w:val="single" w:sz="8" w:space="0" w:color="4F81BD" w:themeColor="accent1"/>
+          <w:top w:val="double" w:color="4F81BD" w:themeColor="accent1" w:sz="6" w:space="0"/>
+          <w:left w:val="single" w:color="4F81BD" w:themeColor="accent1" w:sz="8" w:space="0"/>
+          <w:bottom w:val="single" w:color="4F81BD" w:themeColor="accent1" w:sz="8" w:space="0"/>
+          <w:right w:val="single" w:color="4F81BD" w:themeColor="accent1" w:sz="8" w:space="0"/>
         </w:tcBorders>
       </w:tcPr>
     </w:tblStylePr>
@@ -3210,10 +3228,10 @@
       <w:tblPr/>
       <w:tcPr>
         <w:tcBorders>
-          <w:top w:val="single" w:sz="8" w:space="0" w:color="4F81BD" w:themeColor="accent1"/>
-          <w:left w:val="single" w:sz="8" w:space="0" w:color="4F81BD" w:themeColor="accent1"/>
-          <w:bottom w:val="single" w:sz="8" w:space="0" w:color="4F81BD" w:themeColor="accent1"/>
-          <w:right w:val="single" w:sz="8" w:space="0" w:color="4F81BD" w:themeColor="accent1"/>
+          <w:top w:val="single" w:color="4F81BD" w:themeColor="accent1" w:sz="8" w:space="0"/>
+          <w:left w:val="single" w:color="4F81BD" w:themeColor="accent1" w:sz="8" w:space="0"/>
+          <w:bottom w:val="single" w:color="4F81BD" w:themeColor="accent1" w:sz="8" w:space="0"/>
+          <w:right w:val="single" w:color="4F81BD" w:themeColor="accent1" w:sz="8" w:space="0"/>
         </w:tcBorders>
       </w:tcPr>
     </w:tblStylePr>
@@ -3221,10 +3239,10 @@
       <w:tblPr/>
       <w:tcPr>
         <w:tcBorders>
-          <w:top w:val="single" w:sz="8" w:space="0" w:color="4F81BD" w:themeColor="accent1"/>
-          <w:left w:val="single" w:sz="8" w:space="0" w:color="4F81BD" w:themeColor="accent1"/>
-          <w:bottom w:val="single" w:sz="8" w:space="0" w:color="4F81BD" w:themeColor="accent1"/>
-          <w:right w:val="single" w:sz="8" w:space="0" w:color="4F81BD" w:themeColor="accent1"/>
+          <w:top w:val="single" w:color="4F81BD" w:themeColor="accent1" w:sz="8" w:space="0"/>
+          <w:left w:val="single" w:color="4F81BD" w:themeColor="accent1" w:sz="8" w:space="0"/>
+          <w:bottom w:val="single" w:color="4F81BD" w:themeColor="accent1" w:sz="8" w:space="0"/>
+          <w:right w:val="single" w:color="4F81BD" w:themeColor="accent1" w:sz="8" w:space="0"/>
         </w:tcBorders>
       </w:tcPr>
     </w:tblStylePr>
@@ -3242,10 +3260,10 @@
       <w:tblStyleColBandSize w:val="1"/>
       <w:tblInd w:w="0" w:type="dxa"/>
       <w:tblBorders>
-        <w:top w:val="single" w:sz="8" w:space="0" w:color="C0504D" w:themeColor="accent2"/>
-        <w:left w:val="single" w:sz="8" w:space="0" w:color="C0504D" w:themeColor="accent2"/>
-        <w:bottom w:val="single" w:sz="8" w:space="0" w:color="C0504D" w:themeColor="accent2"/>
-        <w:right w:val="single" w:sz="8" w:space="0" w:color="C0504D" w:themeColor="accent2"/>
+        <w:top w:val="single" w:color="C0504D" w:themeColor="accent2" w:sz="8" w:space="0"/>
+        <w:left w:val="single" w:color="C0504D" w:themeColor="accent2" w:sz="8" w:space="0"/>
+        <w:bottom w:val="single" w:color="C0504D" w:themeColor="accent2" w:sz="8" w:space="0"/>
+        <w:right w:val="single" w:color="C0504D" w:themeColor="accent2" w:sz="8" w:space="0"/>
       </w:tblBorders>
       <w:tblCellMar>
         <w:top w:w="0" w:type="dxa"/>
@@ -3279,10 +3297,10 @@
       <w:tblPr/>
       <w:tcPr>
         <w:tcBorders>
-          <w:top w:val="double" w:sz="6" w:space="0" w:color="C0504D" w:themeColor="accent2"/>
-          <w:left w:val="single" w:sz="8" w:space="0" w:color="C0504D" w:themeColor="accent2"/>
-          <w:bottom w:val="single" w:sz="8" w:space="0" w:color="C0504D" w:themeColor="accent2"/>
-          <w:right w:val="single" w:sz="8" w:space="0" w:color="C0504D" w:themeColor="accent2"/>
+          <w:top w:val="double" w:color="C0504D" w:themeColor="accent2" w:sz="6" w:space="0"/>
+          <w:left w:val="single" w:color="C0504D" w:themeColor="accent2" w:sz="8" w:space="0"/>
+          <w:bottom w:val="single" w:color="C0504D" w:themeColor="accent2" w:sz="8" w:space="0"/>
+          <w:right w:val="single" w:color="C0504D" w:themeColor="accent2" w:sz="8" w:space="0"/>
         </w:tcBorders>
       </w:tcPr>
     </w:tblStylePr>
@@ -3302,10 +3320,10 @@
       <w:tblPr/>
       <w:tcPr>
         <w:tcBorders>
-          <w:top w:val="single" w:sz="8" w:space="0" w:color="C0504D" w:themeColor="accent2"/>
-          <w:left w:val="single" w:sz="8" w:space="0" w:color="C0504D" w:themeColor="accent2"/>
-          <w:bottom w:val="single" w:sz="8" w:space="0" w:color="C0504D" w:themeColor="accent2"/>
-          <w:right w:val="single" w:sz="8" w:space="0" w:color="C0504D" w:themeColor="accent2"/>
+          <w:top w:val="single" w:color="C0504D" w:themeColor="accent2" w:sz="8" w:space="0"/>
+          <w:left w:val="single" w:color="C0504D" w:themeColor="accent2" w:sz="8" w:space="0"/>
+          <w:bottom w:val="single" w:color="C0504D" w:themeColor="accent2" w:sz="8" w:space="0"/>
+          <w:right w:val="single" w:color="C0504D" w:themeColor="accent2" w:sz="8" w:space="0"/>
         </w:tcBorders>
       </w:tcPr>
     </w:tblStylePr>
@@ -3313,10 +3331,10 @@
       <w:tblPr/>
       <w:tcPr>
         <w:tcBorders>
-          <w:top w:val="single" w:sz="8" w:space="0" w:color="C0504D" w:themeColor="accent2"/>
-          <w:left w:val="single" w:sz="8" w:space="0" w:color="C0504D" w:themeColor="accent2"/>
-          <w:bottom w:val="single" w:sz="8" w:space="0" w:color="C0504D" w:themeColor="accent2"/>
-          <w:right w:val="single" w:sz="8" w:space="0" w:color="C0504D" w:themeColor="accent2"/>
+          <w:top w:val="single" w:color="C0504D" w:themeColor="accent2" w:sz="8" w:space="0"/>
+          <w:left w:val="single" w:color="C0504D" w:themeColor="accent2" w:sz="8" w:space="0"/>
+          <w:bottom w:val="single" w:color="C0504D" w:themeColor="accent2" w:sz="8" w:space="0"/>
+          <w:right w:val="single" w:color="C0504D" w:themeColor="accent2" w:sz="8" w:space="0"/>
         </w:tcBorders>
       </w:tcPr>
     </w:tblStylePr>
@@ -3334,10 +3352,10 @@
       <w:tblStyleColBandSize w:val="1"/>
       <w:tblInd w:w="0" w:type="dxa"/>
       <w:tblBorders>
-        <w:top w:val="single" w:sz="8" w:space="0" w:color="9BBB59" w:themeColor="accent3"/>
-        <w:left w:val="single" w:sz="8" w:space="0" w:color="9BBB59" w:themeColor="accent3"/>
-        <w:bottom w:val="single" w:sz="8" w:space="0" w:color="9BBB59" w:themeColor="accent3"/>
-        <w:right w:val="single" w:sz="8" w:space="0" w:color="9BBB59" w:themeColor="accent3"/>
+        <w:top w:val="single" w:color="9BBB59" w:themeColor="accent3" w:sz="8" w:space="0"/>
+        <w:left w:val="single" w:color="9BBB59" w:themeColor="accent3" w:sz="8" w:space="0"/>
+        <w:bottom w:val="single" w:color="9BBB59" w:themeColor="accent3" w:sz="8" w:space="0"/>
+        <w:right w:val="single" w:color="9BBB59" w:themeColor="accent3" w:sz="8" w:space="0"/>
       </w:tblBorders>
       <w:tblCellMar>
         <w:top w:w="0" w:type="dxa"/>
@@ -3371,10 +3389,10 @@
       <w:tblPr/>
       <w:tcPr>
         <w:tcBorders>
-          <w:top w:val="double" w:sz="6" w:space="0" w:color="9BBB59" w:themeColor="accent3"/>
-          <w:left w:val="single" w:sz="8" w:space="0" w:color="9BBB59" w:themeColor="accent3"/>
-          <w:bottom w:val="single" w:sz="8" w:space="0" w:color="9BBB59" w:themeColor="accent3"/>
-          <w:right w:val="single" w:sz="8" w:space="0" w:color="9BBB59" w:themeColor="accent3"/>
+          <w:top w:val="double" w:color="9BBB59" w:themeColor="accent3" w:sz="6" w:space="0"/>
+          <w:left w:val="single" w:color="9BBB59" w:themeColor="accent3" w:sz="8" w:space="0"/>
+          <w:bottom w:val="single" w:color="9BBB59" w:themeColor="accent3" w:sz="8" w:space="0"/>
+          <w:right w:val="single" w:color="9BBB59" w:themeColor="accent3" w:sz="8" w:space="0"/>
         </w:tcBorders>
       </w:tcPr>
     </w:tblStylePr>
@@ -3394,10 +3412,10 @@
       <w:tblPr/>
       <w:tcPr>
         <w:tcBorders>
-          <w:top w:val="single" w:sz="8" w:space="0" w:color="9BBB59" w:themeColor="accent3"/>
-          <w:left w:val="single" w:sz="8" w:space="0" w:color="9BBB59" w:themeColor="accent3"/>
-          <w:bottom w:val="single" w:sz="8" w:space="0" w:color="9BBB59" w:themeColor="accent3"/>
-          <w:right w:val="single" w:sz="8" w:space="0" w:color="9BBB59" w:themeColor="accent3"/>
+          <w:top w:val="single" w:color="9BBB59" w:themeColor="accent3" w:sz="8" w:space="0"/>
+          <w:left w:val="single" w:color="9BBB59" w:themeColor="accent3" w:sz="8" w:space="0"/>
+          <w:bottom w:val="single" w:color="9BBB59" w:themeColor="accent3" w:sz="8" w:space="0"/>
+          <w:right w:val="single" w:color="9BBB59" w:themeColor="accent3" w:sz="8" w:space="0"/>
         </w:tcBorders>
       </w:tcPr>
     </w:tblStylePr>
@@ -3405,10 +3423,10 @@
       <w:tblPr/>
       <w:tcPr>
         <w:tcBorders>
-          <w:top w:val="single" w:sz="8" w:space="0" w:color="9BBB59" w:themeColor="accent3"/>
-          <w:left w:val="single" w:sz="8" w:space="0" w:color="9BBB59" w:themeColor="accent3"/>
-          <w:bottom w:val="single" w:sz="8" w:space="0" w:color="9BBB59" w:themeColor="accent3"/>
-          <w:right w:val="single" w:sz="8" w:space="0" w:color="9BBB59" w:themeColor="accent3"/>
+          <w:top w:val="single" w:color="9BBB59" w:themeColor="accent3" w:sz="8" w:space="0"/>
+          <w:left w:val="single" w:color="9BBB59" w:themeColor="accent3" w:sz="8" w:space="0"/>
+          <w:bottom w:val="single" w:color="9BBB59" w:themeColor="accent3" w:sz="8" w:space="0"/>
+          <w:right w:val="single" w:color="9BBB59" w:themeColor="accent3" w:sz="8" w:space="0"/>
         </w:tcBorders>
       </w:tcPr>
     </w:tblStylePr>
@@ -3426,10 +3444,10 @@
       <w:tblStyleColBandSize w:val="1"/>
       <w:tblInd w:w="0" w:type="dxa"/>
       <w:tblBorders>
-        <w:top w:val="single" w:sz="8" w:space="0" w:color="8064A2" w:themeColor="accent4"/>
-        <w:left w:val="single" w:sz="8" w:space="0" w:color="8064A2" w:themeColor="accent4"/>
-        <w:bottom w:val="single" w:sz="8" w:space="0" w:color="8064A2" w:themeColor="accent4"/>
-        <w:right w:val="single" w:sz="8" w:space="0" w:color="8064A2" w:themeColor="accent4"/>
+        <w:top w:val="single" w:color="8064A2" w:themeColor="accent4" w:sz="8" w:space="0"/>
+        <w:left w:val="single" w:color="8064A2" w:themeColor="accent4" w:sz="8" w:space="0"/>
+        <w:bottom w:val="single" w:color="8064A2" w:themeColor="accent4" w:sz="8" w:space="0"/>
+        <w:right w:val="single" w:color="8064A2" w:themeColor="accent4" w:sz="8" w:space="0"/>
       </w:tblBorders>
       <w:tblCellMar>
         <w:top w:w="0" w:type="dxa"/>
@@ -3463,10 +3481,10 @@
       <w:tblPr/>
       <w:tcPr>
         <w:tcBorders>
-          <w:top w:val="double" w:sz="6" w:space="0" w:color="8064A2" w:themeColor="accent4"/>
-          <w:left w:val="single" w:sz="8" w:space="0" w:color="8064A2" w:themeColor="accent4"/>
-          <w:bottom w:val="single" w:sz="8" w:space="0" w:color="8064A2" w:themeColor="accent4"/>
-          <w:right w:val="single" w:sz="8" w:space="0" w:color="8064A2" w:themeColor="accent4"/>
+          <w:top w:val="double" w:color="8064A2" w:themeColor="accent4" w:sz="6" w:space="0"/>
+          <w:left w:val="single" w:color="8064A2" w:themeColor="accent4" w:sz="8" w:space="0"/>
+          <w:bottom w:val="single" w:color="8064A2" w:themeColor="accent4" w:sz="8" w:space="0"/>
+          <w:right w:val="single" w:color="8064A2" w:themeColor="accent4" w:sz="8" w:space="0"/>
         </w:tcBorders>
       </w:tcPr>
     </w:tblStylePr>
@@ -3486,10 +3504,10 @@
       <w:tblPr/>
       <w:tcPr>
         <w:tcBorders>
-          <w:top w:val="single" w:sz="8" w:space="0" w:color="8064A2" w:themeColor="accent4"/>
-          <w:left w:val="single" w:sz="8" w:space="0" w:color="8064A2" w:themeColor="accent4"/>
-          <w:bottom w:val="single" w:sz="8" w:space="0" w:color="8064A2" w:themeColor="accent4"/>
-          <w:right w:val="single" w:sz="8" w:space="0" w:color="8064A2" w:themeColor="accent4"/>
+          <w:top w:val="single" w:color="8064A2" w:themeColor="accent4" w:sz="8" w:space="0"/>
+          <w:left w:val="single" w:color="8064A2" w:themeColor="accent4" w:sz="8" w:space="0"/>
+          <w:bottom w:val="single" w:color="8064A2" w:themeColor="accent4" w:sz="8" w:space="0"/>
+          <w:right w:val="single" w:color="8064A2" w:themeColor="accent4" w:sz="8" w:space="0"/>
         </w:tcBorders>
       </w:tcPr>
     </w:tblStylePr>
@@ -3497,10 +3515,10 @@
       <w:tblPr/>
       <w:tcPr>
         <w:tcBorders>
-          <w:top w:val="single" w:sz="8" w:space="0" w:color="8064A2" w:themeColor="accent4"/>
-          <w:left w:val="single" w:sz="8" w:space="0" w:color="8064A2" w:themeColor="accent4"/>
-          <w:bottom w:val="single" w:sz="8" w:space="0" w:color="8064A2" w:themeColor="accent4"/>
-          <w:right w:val="single" w:sz="8" w:space="0" w:color="8064A2" w:themeColor="accent4"/>
+          <w:top w:val="single" w:color="8064A2" w:themeColor="accent4" w:sz="8" w:space="0"/>
+          <w:left w:val="single" w:color="8064A2" w:themeColor="accent4" w:sz="8" w:space="0"/>
+          <w:bottom w:val="single" w:color="8064A2" w:themeColor="accent4" w:sz="8" w:space="0"/>
+          <w:right w:val="single" w:color="8064A2" w:themeColor="accent4" w:sz="8" w:space="0"/>
         </w:tcBorders>
       </w:tcPr>
     </w:tblStylePr>
@@ -3518,10 +3536,10 @@
       <w:tblStyleColBandSize w:val="1"/>
       <w:tblInd w:w="0" w:type="dxa"/>
       <w:tblBorders>
-        <w:top w:val="single" w:sz="8" w:space="0" w:color="4BACC6" w:themeColor="accent5"/>
-        <w:left w:val="single" w:sz="8" w:space="0" w:color="4BACC6" w:themeColor="accent5"/>
-        <w:bottom w:val="single" w:sz="8" w:space="0" w:color="4BACC6" w:themeColor="accent5"/>
-        <w:right w:val="single" w:sz="8" w:space="0" w:color="4BACC6" w:themeColor="accent5"/>
+        <w:top w:val="single" w:color="4BACC6" w:themeColor="accent5" w:sz="8" w:space="0"/>
+        <w:left w:val="single" w:color="4BACC6" w:themeColor="accent5" w:sz="8" w:space="0"/>
+        <w:bottom w:val="single" w:color="4BACC6" w:themeColor="accent5" w:sz="8" w:space="0"/>
+        <w:right w:val="single" w:color="4BACC6" w:themeColor="accent5" w:sz="8" w:space="0"/>
       </w:tblBorders>
       <w:tblCellMar>
         <w:top w:w="0" w:type="dxa"/>
@@ -3555,10 +3573,10 @@
       <w:tblPr/>
       <w:tcPr>
         <w:tcBorders>
-          <w:top w:val="double" w:sz="6" w:space="0" w:color="4BACC6" w:themeColor="accent5"/>
-          <w:left w:val="single" w:sz="8" w:space="0" w:color="4BACC6" w:themeColor="accent5"/>
-          <w:bottom w:val="single" w:sz="8" w:space="0" w:color="4BACC6" w:themeColor="accent5"/>
-          <w:right w:val="single" w:sz="8" w:space="0" w:color="4BACC6" w:themeColor="accent5"/>
+          <w:top w:val="double" w:color="4BACC6" w:themeColor="accent5" w:sz="6" w:space="0"/>
+          <w:left w:val="single" w:color="4BACC6" w:themeColor="accent5" w:sz="8" w:space="0"/>
+          <w:bottom w:val="single" w:color="4BACC6" w:themeColor="accent5" w:sz="8" w:space="0"/>
+          <w:right w:val="single" w:color="4BACC6" w:themeColor="accent5" w:sz="8" w:space="0"/>
         </w:tcBorders>
       </w:tcPr>
     </w:tblStylePr>
@@ -3578,10 +3596,10 @@
       <w:tblPr/>
       <w:tcPr>
         <w:tcBorders>
-          <w:top w:val="single" w:sz="8" w:space="0" w:color="4BACC6" w:themeColor="accent5"/>
-          <w:left w:val="single" w:sz="8" w:space="0" w:color="4BACC6" w:themeColor="accent5"/>
-          <w:bottom w:val="single" w:sz="8" w:space="0" w:color="4BACC6" w:themeColor="accent5"/>
-          <w:right w:val="single" w:sz="8" w:space="0" w:color="4BACC6" w:themeColor="accent5"/>
+          <w:top w:val="single" w:color="4BACC6" w:themeColor="accent5" w:sz="8" w:space="0"/>
+          <w:left w:val="single" w:color="4BACC6" w:themeColor="accent5" w:sz="8" w:space="0"/>
+          <w:bottom w:val="single" w:color="4BACC6" w:themeColor="accent5" w:sz="8" w:space="0"/>
+          <w:right w:val="single" w:color="4BACC6" w:themeColor="accent5" w:sz="8" w:space="0"/>
         </w:tcBorders>
       </w:tcPr>
     </w:tblStylePr>
@@ -3589,10 +3607,10 @@
       <w:tblPr/>
       <w:tcPr>
         <w:tcBorders>
-          <w:top w:val="single" w:sz="8" w:space="0" w:color="4BACC6" w:themeColor="accent5"/>
-          <w:left w:val="single" w:sz="8" w:space="0" w:color="4BACC6" w:themeColor="accent5"/>
-          <w:bottom w:val="single" w:sz="8" w:space="0" w:color="4BACC6" w:themeColor="accent5"/>
-          <w:right w:val="single" w:sz="8" w:space="0" w:color="4BACC6" w:themeColor="accent5"/>
+          <w:top w:val="single" w:color="4BACC6" w:themeColor="accent5" w:sz="8" w:space="0"/>
+          <w:left w:val="single" w:color="4BACC6" w:themeColor="accent5" w:sz="8" w:space="0"/>
+          <w:bottom w:val="single" w:color="4BACC6" w:themeColor="accent5" w:sz="8" w:space="0"/>
+          <w:right w:val="single" w:color="4BACC6" w:themeColor="accent5" w:sz="8" w:space="0"/>
         </w:tcBorders>
       </w:tcPr>
     </w:tblStylePr>
@@ -3610,10 +3628,10 @@
       <w:tblStyleColBandSize w:val="1"/>
       <w:tblInd w:w="0" w:type="dxa"/>
       <w:tblBorders>
-        <w:top w:val="single" w:sz="8" w:space="0" w:color="F79646" w:themeColor="accent6"/>
-        <w:left w:val="single" w:sz="8" w:space="0" w:color="F79646" w:themeColor="accent6"/>
-        <w:bottom w:val="single" w:sz="8" w:space="0" w:color="F79646" w:themeColor="accent6"/>
-        <w:right w:val="single" w:sz="8" w:space="0" w:color="F79646" w:themeColor="accent6"/>
+        <w:top w:val="single" w:color="F79646" w:themeColor="accent6" w:sz="8" w:space="0"/>
+        <w:left w:val="single" w:color="F79646" w:themeColor="accent6" w:sz="8" w:space="0"/>
+        <w:bottom w:val="single" w:color="F79646" w:themeColor="accent6" w:sz="8" w:space="0"/>
+        <w:right w:val="single" w:color="F79646" w:themeColor="accent6" w:sz="8" w:space="0"/>
       </w:tblBorders>
       <w:tblCellMar>
         <w:top w:w="0" w:type="dxa"/>
@@ -3647,10 +3665,10 @@
       <w:tblPr/>
       <w:tcPr>
         <w:tcBorders>
-          <w:top w:val="double" w:sz="6" w:space="0" w:color="F79646" w:themeColor="accent6"/>
-          <w:left w:val="single" w:sz="8" w:space="0" w:color="F79646" w:themeColor="accent6"/>
-          <w:bottom w:val="single" w:sz="8" w:space="0" w:color="F79646" w:themeColor="accent6"/>
-          <w:right w:val="single" w:sz="8" w:space="0" w:color="F79646" w:themeColor="accent6"/>
+          <w:top w:val="double" w:color="F79646" w:themeColor="accent6" w:sz="6" w:space="0"/>
+          <w:left w:val="single" w:color="F79646" w:themeColor="accent6" w:sz="8" w:space="0"/>
+          <w:bottom w:val="single" w:color="F79646" w:themeColor="accent6" w:sz="8" w:space="0"/>
+          <w:right w:val="single" w:color="F79646" w:themeColor="accent6" w:sz="8" w:space="0"/>
         </w:tcBorders>
       </w:tcPr>
     </w:tblStylePr>
@@ -3670,10 +3688,10 @@
       <w:tblPr/>
       <w:tcPr>
         <w:tcBorders>
-          <w:top w:val="single" w:sz="8" w:space="0" w:color="F79646" w:themeColor="accent6"/>
-          <w:left w:val="single" w:sz="8" w:space="0" w:color="F79646" w:themeColor="accent6"/>
-          <w:bottom w:val="single" w:sz="8" w:space="0" w:color="F79646" w:themeColor="accent6"/>
-          <w:right w:val="single" w:sz="8" w:space="0" w:color="F79646" w:themeColor="accent6"/>
+          <w:top w:val="single" w:color="F79646" w:themeColor="accent6" w:sz="8" w:space="0"/>
+          <w:left w:val="single" w:color="F79646" w:themeColor="accent6" w:sz="8" w:space="0"/>
+          <w:bottom w:val="single" w:color="F79646" w:themeColor="accent6" w:sz="8" w:space="0"/>
+          <w:right w:val="single" w:color="F79646" w:themeColor="accent6" w:sz="8" w:space="0"/>
         </w:tcBorders>
       </w:tcPr>
     </w:tblStylePr>
@@ -3681,10 +3699,10 @@
       <w:tblPr/>
       <w:tcPr>
         <w:tcBorders>
-          <w:top w:val="single" w:sz="8" w:space="0" w:color="F79646" w:themeColor="accent6"/>
-          <w:left w:val="single" w:sz="8" w:space="0" w:color="F79646" w:themeColor="accent6"/>
-          <w:bottom w:val="single" w:sz="8" w:space="0" w:color="F79646" w:themeColor="accent6"/>
-          <w:right w:val="single" w:sz="8" w:space="0" w:color="F79646" w:themeColor="accent6"/>
+          <w:top w:val="single" w:color="F79646" w:themeColor="accent6" w:sz="8" w:space="0"/>
+          <w:left w:val="single" w:color="F79646" w:themeColor="accent6" w:sz="8" w:space="0"/>
+          <w:bottom w:val="single" w:color="F79646" w:themeColor="accent6" w:sz="8" w:space="0"/>
+          <w:right w:val="single" w:color="F79646" w:themeColor="accent6" w:sz="8" w:space="0"/>
         </w:tcBorders>
       </w:tcPr>
     </w:tblStylePr>
@@ -3702,12 +3720,12 @@
       <w:tblStyleColBandSize w:val="1"/>
       <w:tblInd w:w="0" w:type="dxa"/>
       <w:tblBorders>
-        <w:top w:val="single" w:sz="8" w:space="0" w:color="000000" w:themeColor="text1"/>
-        <w:left w:val="single" w:sz="8" w:space="0" w:color="000000" w:themeColor="text1"/>
-        <w:bottom w:val="single" w:sz="8" w:space="0" w:color="000000" w:themeColor="text1"/>
-        <w:right w:val="single" w:sz="8" w:space="0" w:color="000000" w:themeColor="text1"/>
-        <w:insideH w:val="single" w:sz="8" w:space="0" w:color="000000" w:themeColor="text1"/>
-        <w:insideV w:val="single" w:sz="8" w:space="0" w:color="000000" w:themeColor="text1"/>
+        <w:top w:val="single" w:color="000000" w:themeColor="text1" w:sz="8" w:space="0"/>
+        <w:left w:val="single" w:color="000000" w:themeColor="text1" w:sz="8" w:space="0"/>
+        <w:bottom w:val="single" w:color="000000" w:themeColor="text1" w:sz="8" w:space="0"/>
+        <w:right w:val="single" w:color="000000" w:themeColor="text1" w:sz="8" w:space="0"/>
+        <w:insideH w:val="single" w:color="000000" w:themeColor="text1" w:sz="8" w:space="0"/>
+        <w:insideV w:val="single" w:color="000000" w:themeColor="text1" w:sz="8" w:space="0"/>
       </w:tblBorders>
       <w:tblCellMar>
         <w:top w:w="0" w:type="dxa"/>
@@ -3721,19 +3739,19 @@
         <w:spacing w:before="0" w:after="0" w:line="240" w:lineRule="auto"/>
       </w:pPr>
       <w:rPr>
-        <w:rFonts w:asciiTheme="majorHAnsi" w:eastAsiaTheme="majorEastAsia" w:hAnsiTheme="majorHAnsi" w:cstheme="majorBidi"/>
-        <w:b/>
-        <w:bCs/>
-      </w:rPr>
-      <w:tblPr/>
-      <w:tcPr>
-        <w:tcBorders>
-          <w:top w:val="single" w:sz="8" w:space="0" w:color="000000" w:themeColor="text1"/>
-          <w:left w:val="single" w:sz="8" w:space="0" w:color="000000" w:themeColor="text1"/>
-          <w:bottom w:val="single" w:sz="18" w:space="0" w:color="000000" w:themeColor="text1"/>
-          <w:right w:val="single" w:sz="8" w:space="0" w:color="000000" w:themeColor="text1"/>
-          <w:insideH w:val="nil"/>
-          <w:insideV w:val="single" w:sz="8" w:space="0" w:color="000000" w:themeColor="text1"/>
+        <w:rFonts w:asciiTheme="majorHAnsi" w:hAnsiTheme="majorHAnsi" w:eastAsiaTheme="majorEastAsia" w:cstheme="majorBidi"/>
+        <w:b/>
+        <w:bCs/>
+      </w:rPr>
+      <w:tblPr/>
+      <w:tcPr>
+        <w:tcBorders>
+          <w:top w:val="single" w:color="000000" w:themeColor="text1" w:sz="8" w:space="0"/>
+          <w:left w:val="single" w:color="000000" w:themeColor="text1" w:sz="8" w:space="0"/>
+          <w:bottom w:val="single" w:color="000000" w:themeColor="text1" w:sz="18" w:space="0"/>
+          <w:right w:val="single" w:color="000000" w:themeColor="text1" w:sz="8" w:space="0"/>
+          <w:insideH w:val="nil"/>
+          <w:insideV w:val="single" w:color="000000" w:themeColor="text1" w:sz="8" w:space="0"/>
         </w:tcBorders>
       </w:tcPr>
     </w:tblStylePr>
@@ -3742,42 +3760,42 @@
         <w:spacing w:before="0" w:after="0" w:line="240" w:lineRule="auto"/>
       </w:pPr>
       <w:rPr>
-        <w:rFonts w:asciiTheme="majorHAnsi" w:eastAsiaTheme="majorEastAsia" w:hAnsiTheme="majorHAnsi" w:cstheme="majorBidi"/>
-        <w:b/>
-        <w:bCs/>
-      </w:rPr>
-      <w:tblPr/>
-      <w:tcPr>
-        <w:tcBorders>
-          <w:top w:val="double" w:sz="6" w:space="0" w:color="000000" w:themeColor="text1"/>
-          <w:left w:val="single" w:sz="8" w:space="0" w:color="000000" w:themeColor="text1"/>
-          <w:bottom w:val="single" w:sz="8" w:space="0" w:color="000000" w:themeColor="text1"/>
-          <w:right w:val="single" w:sz="8" w:space="0" w:color="000000" w:themeColor="text1"/>
-          <w:insideH w:val="nil"/>
-          <w:insideV w:val="single" w:sz="8" w:space="0" w:color="000000" w:themeColor="text1"/>
+        <w:rFonts w:asciiTheme="majorHAnsi" w:hAnsiTheme="majorHAnsi" w:eastAsiaTheme="majorEastAsia" w:cstheme="majorBidi"/>
+        <w:b/>
+        <w:bCs/>
+      </w:rPr>
+      <w:tblPr/>
+      <w:tcPr>
+        <w:tcBorders>
+          <w:top w:val="double" w:color="000000" w:themeColor="text1" w:sz="6" w:space="0"/>
+          <w:left w:val="single" w:color="000000" w:themeColor="text1" w:sz="8" w:space="0"/>
+          <w:bottom w:val="single" w:color="000000" w:themeColor="text1" w:sz="8" w:space="0"/>
+          <w:right w:val="single" w:color="000000" w:themeColor="text1" w:sz="8" w:space="0"/>
+          <w:insideH w:val="nil"/>
+          <w:insideV w:val="single" w:color="000000" w:themeColor="text1" w:sz="8" w:space="0"/>
         </w:tcBorders>
       </w:tcPr>
     </w:tblStylePr>
     <w:tblStylePr w:type="firstCol">
       <w:rPr>
-        <w:rFonts w:asciiTheme="majorHAnsi" w:eastAsiaTheme="majorEastAsia" w:hAnsiTheme="majorHAnsi" w:cstheme="majorBidi"/>
+        <w:rFonts w:asciiTheme="majorHAnsi" w:hAnsiTheme="majorHAnsi" w:eastAsiaTheme="majorEastAsia" w:cstheme="majorBidi"/>
         <w:b/>
         <w:bCs/>
       </w:rPr>
     </w:tblStylePr>
     <w:tblStylePr w:type="lastCol">
       <w:rPr>
-        <w:rFonts w:asciiTheme="majorHAnsi" w:eastAsiaTheme="majorEastAsia" w:hAnsiTheme="majorHAnsi" w:cstheme="majorBidi"/>
-        <w:b/>
-        <w:bCs/>
-      </w:rPr>
-      <w:tblPr/>
-      <w:tcPr>
-        <w:tcBorders>
-          <w:top w:val="single" w:sz="8" w:space="0" w:color="000000" w:themeColor="text1"/>
-          <w:left w:val="single" w:sz="8" w:space="0" w:color="000000" w:themeColor="text1"/>
-          <w:bottom w:val="single" w:sz="8" w:space="0" w:color="000000" w:themeColor="text1"/>
-          <w:right w:val="single" w:sz="8" w:space="0" w:color="000000" w:themeColor="text1"/>
+        <w:rFonts w:asciiTheme="majorHAnsi" w:hAnsiTheme="majorHAnsi" w:eastAsiaTheme="majorEastAsia" w:cstheme="majorBidi"/>
+        <w:b/>
+        <w:bCs/>
+      </w:rPr>
+      <w:tblPr/>
+      <w:tcPr>
+        <w:tcBorders>
+          <w:top w:val="single" w:color="000000" w:themeColor="text1" w:sz="8" w:space="0"/>
+          <w:left w:val="single" w:color="000000" w:themeColor="text1" w:sz="8" w:space="0"/>
+          <w:bottom w:val="single" w:color="000000" w:themeColor="text1" w:sz="8" w:space="0"/>
+          <w:right w:val="single" w:color="000000" w:themeColor="text1" w:sz="8" w:space="0"/>
         </w:tcBorders>
       </w:tcPr>
     </w:tblStylePr>
@@ -3785,10 +3803,10 @@
       <w:tblPr/>
       <w:tcPr>
         <w:tcBorders>
-          <w:top w:val="single" w:sz="8" w:space="0" w:color="000000" w:themeColor="text1"/>
-          <w:left w:val="single" w:sz="8" w:space="0" w:color="000000" w:themeColor="text1"/>
-          <w:bottom w:val="single" w:sz="8" w:space="0" w:color="000000" w:themeColor="text1"/>
-          <w:right w:val="single" w:sz="8" w:space="0" w:color="000000" w:themeColor="text1"/>
+          <w:top w:val="single" w:color="000000" w:themeColor="text1" w:sz="8" w:space="0"/>
+          <w:left w:val="single" w:color="000000" w:themeColor="text1" w:sz="8" w:space="0"/>
+          <w:bottom w:val="single" w:color="000000" w:themeColor="text1" w:sz="8" w:space="0"/>
+          <w:right w:val="single" w:color="000000" w:themeColor="text1" w:sz="8" w:space="0"/>
         </w:tcBorders>
         <w:shd w:val="clear" w:color="auto" w:fill="C0C0C0" w:themeFill="text1" w:themeFillTint="3F"/>
       </w:tcPr>
@@ -3797,11 +3815,11 @@
       <w:tblPr/>
       <w:tcPr>
         <w:tcBorders>
-          <w:top w:val="single" w:sz="8" w:space="0" w:color="000000" w:themeColor="text1"/>
-          <w:left w:val="single" w:sz="8" w:space="0" w:color="000000" w:themeColor="text1"/>
-          <w:bottom w:val="single" w:sz="8" w:space="0" w:color="000000" w:themeColor="text1"/>
-          <w:right w:val="single" w:sz="8" w:space="0" w:color="000000" w:themeColor="text1"/>
-          <w:insideV w:val="single" w:sz="8" w:space="0" w:color="000000" w:themeColor="text1"/>
+          <w:top w:val="single" w:color="000000" w:themeColor="text1" w:sz="8" w:space="0"/>
+          <w:left w:val="single" w:color="000000" w:themeColor="text1" w:sz="8" w:space="0"/>
+          <w:bottom w:val="single" w:color="000000" w:themeColor="text1" w:sz="8" w:space="0"/>
+          <w:right w:val="single" w:color="000000" w:themeColor="text1" w:sz="8" w:space="0"/>
+          <w:insideV w:val="single" w:color="000000" w:themeColor="text1" w:sz="8" w:space="0"/>
         </w:tcBorders>
         <w:shd w:val="clear" w:color="auto" w:fill="C0C0C0" w:themeFill="text1" w:themeFillTint="3F"/>
       </w:tcPr>
@@ -3810,11 +3828,11 @@
       <w:tblPr/>
       <w:tcPr>
         <w:tcBorders>
-          <w:top w:val="single" w:sz="8" w:space="0" w:color="000000" w:themeColor="text1"/>
-          <w:left w:val="single" w:sz="8" w:space="0" w:color="000000" w:themeColor="text1"/>
-          <w:bottom w:val="single" w:sz="8" w:space="0" w:color="000000" w:themeColor="text1"/>
-          <w:right w:val="single" w:sz="8" w:space="0" w:color="000000" w:themeColor="text1"/>
-          <w:insideV w:val="single" w:sz="8" w:space="0" w:color="000000" w:themeColor="text1"/>
+          <w:top w:val="single" w:color="000000" w:themeColor="text1" w:sz="8" w:space="0"/>
+          <w:left w:val="single" w:color="000000" w:themeColor="text1" w:sz="8" w:space="0"/>
+          <w:bottom w:val="single" w:color="000000" w:themeColor="text1" w:sz="8" w:space="0"/>
+          <w:right w:val="single" w:color="000000" w:themeColor="text1" w:sz="8" w:space="0"/>
+          <w:insideV w:val="single" w:color="000000" w:themeColor="text1" w:sz="8" w:space="0"/>
         </w:tcBorders>
       </w:tcPr>
     </w:tblStylePr>
@@ -3832,12 +3850,12 @@
       <w:tblStyleColBandSize w:val="1"/>
       <w:tblInd w:w="0" w:type="dxa"/>
       <w:tblBorders>
-        <w:top w:val="single" w:sz="8" w:space="0" w:color="4F81BD" w:themeColor="accent1"/>
-        <w:left w:val="single" w:sz="8" w:space="0" w:color="4F81BD" w:themeColor="accent1"/>
-        <w:bottom w:val="single" w:sz="8" w:space="0" w:color="4F81BD" w:themeColor="accent1"/>
-        <w:right w:val="single" w:sz="8" w:space="0" w:color="4F81BD" w:themeColor="accent1"/>
-        <w:insideH w:val="single" w:sz="8" w:space="0" w:color="4F81BD" w:themeColor="accent1"/>
-        <w:insideV w:val="single" w:sz="8" w:space="0" w:color="4F81BD" w:themeColor="accent1"/>
+        <w:top w:val="single" w:color="4F81BD" w:themeColor="accent1" w:sz="8" w:space="0"/>
+        <w:left w:val="single" w:color="4F81BD" w:themeColor="accent1" w:sz="8" w:space="0"/>
+        <w:bottom w:val="single" w:color="4F81BD" w:themeColor="accent1" w:sz="8" w:space="0"/>
+        <w:right w:val="single" w:color="4F81BD" w:themeColor="accent1" w:sz="8" w:space="0"/>
+        <w:insideH w:val="single" w:color="4F81BD" w:themeColor="accent1" w:sz="8" w:space="0"/>
+        <w:insideV w:val="single" w:color="4F81BD" w:themeColor="accent1" w:sz="8" w:space="0"/>
       </w:tblBorders>
       <w:tblCellMar>
         <w:top w:w="0" w:type="dxa"/>
@@ -3851,19 +3869,19 @@
         <w:spacing w:before="0" w:after="0" w:line="240" w:lineRule="auto"/>
       </w:pPr>
       <w:rPr>
-        <w:rFonts w:asciiTheme="majorHAnsi" w:eastAsiaTheme="majorEastAsia" w:hAnsiTheme="majorHAnsi" w:cstheme="majorBidi"/>
-        <w:b/>
-        <w:bCs/>
-      </w:rPr>
-      <w:tblPr/>
-      <w:tcPr>
-        <w:tcBorders>
-          <w:top w:val="single" w:sz="8" w:space="0" w:color="4F81BD" w:themeColor="accent1"/>
-          <w:left w:val="single" w:sz="8" w:space="0" w:color="4F81BD" w:themeColor="accent1"/>
-          <w:bottom w:val="single" w:sz="18" w:space="0" w:color="4F81BD" w:themeColor="accent1"/>
-          <w:right w:val="single" w:sz="8" w:space="0" w:color="4F81BD" w:themeColor="accent1"/>
-          <w:insideH w:val="nil"/>
-          <w:insideV w:val="single" w:sz="8" w:space="0" w:color="4F81BD" w:themeColor="accent1"/>
+        <w:rFonts w:asciiTheme="majorHAnsi" w:hAnsiTheme="majorHAnsi" w:eastAsiaTheme="majorEastAsia" w:cstheme="majorBidi"/>
+        <w:b/>
+        <w:bCs/>
+      </w:rPr>
+      <w:tblPr/>
+      <w:tcPr>
+        <w:tcBorders>
+          <w:top w:val="single" w:color="4F81BD" w:themeColor="accent1" w:sz="8" w:space="0"/>
+          <w:left w:val="single" w:color="4F81BD" w:themeColor="accent1" w:sz="8" w:space="0"/>
+          <w:bottom w:val="single" w:color="4F81BD" w:themeColor="accent1" w:sz="18" w:space="0"/>
+          <w:right w:val="single" w:color="4F81BD" w:themeColor="accent1" w:sz="8" w:space="0"/>
+          <w:insideH w:val="nil"/>
+          <w:insideV w:val="single" w:color="4F81BD" w:themeColor="accent1" w:sz="8" w:space="0"/>
         </w:tcBorders>
       </w:tcPr>
     </w:tblStylePr>
@@ -3872,42 +3890,42 @@
         <w:spacing w:before="0" w:after="0" w:line="240" w:lineRule="auto"/>
       </w:pPr>
       <w:rPr>
-        <w:rFonts w:asciiTheme="majorHAnsi" w:eastAsiaTheme="majorEastAsia" w:hAnsiTheme="majorHAnsi" w:cstheme="majorBidi"/>
-        <w:b/>
-        <w:bCs/>
-      </w:rPr>
-      <w:tblPr/>
-      <w:tcPr>
-        <w:tcBorders>
-          <w:top w:val="double" w:sz="6" w:space="0" w:color="4F81BD" w:themeColor="accent1"/>
-          <w:left w:val="single" w:sz="8" w:space="0" w:color="4F81BD" w:themeColor="accent1"/>
-          <w:bottom w:val="single" w:sz="8" w:space="0" w:color="4F81BD" w:themeColor="accent1"/>
-          <w:right w:val="single" w:sz="8" w:space="0" w:color="4F81BD" w:themeColor="accent1"/>
-          <w:insideH w:val="nil"/>
-          <w:insideV w:val="single" w:sz="8" w:space="0" w:color="4F81BD" w:themeColor="accent1"/>
+        <w:rFonts w:asciiTheme="majorHAnsi" w:hAnsiTheme="majorHAnsi" w:eastAsiaTheme="majorEastAsia" w:cstheme="majorBidi"/>
+        <w:b/>
+        <w:bCs/>
+      </w:rPr>
+      <w:tblPr/>
+      <w:tcPr>
+        <w:tcBorders>
+          <w:top w:val="double" w:color="4F81BD" w:themeColor="accent1" w:sz="6" w:space="0"/>
+          <w:left w:val="single" w:color="4F81BD" w:themeColor="accent1" w:sz="8" w:space="0"/>
+          <w:bottom w:val="single" w:color="4F81BD" w:themeColor="accent1" w:sz="8" w:space="0"/>
+          <w:right w:val="single" w:color="4F81BD" w:themeColor="accent1" w:sz="8" w:space="0"/>
+          <w:insideH w:val="nil"/>
+          <w:insideV w:val="single" w:color="4F81BD" w:themeColor="accent1" w:sz="8" w:space="0"/>
         </w:tcBorders>
       </w:tcPr>
     </w:tblStylePr>
     <w:tblStylePr w:type="firstCol">
       <w:rPr>
-        <w:rFonts w:asciiTheme="majorHAnsi" w:eastAsiaTheme="majorEastAsia" w:hAnsiTheme="majorHAnsi" w:cstheme="majorBidi"/>
+        <w:rFonts w:asciiTheme="majorHAnsi" w:hAnsiTheme="majorHAnsi" w:eastAsiaTheme="majorEastAsia" w:cstheme="majorBidi"/>
         <w:b/>
         <w:bCs/>
       </w:rPr>
     </w:tblStylePr>
     <w:tblStylePr w:type="lastCol">
       <w:rPr>
-        <w:rFonts w:asciiTheme="majorHAnsi" w:eastAsiaTheme="majorEastAsia" w:hAnsiTheme="majorHAnsi" w:cstheme="majorBidi"/>
-        <w:b/>
-        <w:bCs/>
-      </w:rPr>
-      <w:tblPr/>
-      <w:tcPr>
-        <w:tcBorders>
-          <w:top w:val="single" w:sz="8" w:space="0" w:color="4F81BD" w:themeColor="accent1"/>
-          <w:left w:val="single" w:sz="8" w:space="0" w:color="4F81BD" w:themeColor="accent1"/>
-          <w:bottom w:val="single" w:sz="8" w:space="0" w:color="4F81BD" w:themeColor="accent1"/>
-          <w:right w:val="single" w:sz="8" w:space="0" w:color="4F81BD" w:themeColor="accent1"/>
+        <w:rFonts w:asciiTheme="majorHAnsi" w:hAnsiTheme="majorHAnsi" w:eastAsiaTheme="majorEastAsia" w:cstheme="majorBidi"/>
+        <w:b/>
+        <w:bCs/>
+      </w:rPr>
+      <w:tblPr/>
+      <w:tcPr>
+        <w:tcBorders>
+          <w:top w:val="single" w:color="4F81BD" w:themeColor="accent1" w:sz="8" w:space="0"/>
+          <w:left w:val="single" w:color="4F81BD" w:themeColor="accent1" w:sz="8" w:space="0"/>
+          <w:bottom w:val="single" w:color="4F81BD" w:themeColor="accent1" w:sz="8" w:space="0"/>
+          <w:right w:val="single" w:color="4F81BD" w:themeColor="accent1" w:sz="8" w:space="0"/>
         </w:tcBorders>
       </w:tcPr>
     </w:tblStylePr>
@@ -3915,10 +3933,10 @@
       <w:tblPr/>
       <w:tcPr>
         <w:tcBorders>
-          <w:top w:val="single" w:sz="8" w:space="0" w:color="4F81BD" w:themeColor="accent1"/>
-          <w:left w:val="single" w:sz="8" w:space="0" w:color="4F81BD" w:themeColor="accent1"/>
-          <w:bottom w:val="single" w:sz="8" w:space="0" w:color="4F81BD" w:themeColor="accent1"/>
-          <w:right w:val="single" w:sz="8" w:space="0" w:color="4F81BD" w:themeColor="accent1"/>
+          <w:top w:val="single" w:color="4F81BD" w:themeColor="accent1" w:sz="8" w:space="0"/>
+          <w:left w:val="single" w:color="4F81BD" w:themeColor="accent1" w:sz="8" w:space="0"/>
+          <w:bottom w:val="single" w:color="4F81BD" w:themeColor="accent1" w:sz="8" w:space="0"/>
+          <w:right w:val="single" w:color="4F81BD" w:themeColor="accent1" w:sz="8" w:space="0"/>
         </w:tcBorders>
         <w:shd w:val="clear" w:color="auto" w:fill="D3DFEE" w:themeFill="accent1" w:themeFillTint="3F"/>
       </w:tcPr>
@@ -3927,11 +3945,11 @@
       <w:tblPr/>
       <w:tcPr>
         <w:tcBorders>
-          <w:top w:val="single" w:sz="8" w:space="0" w:color="4F81BD" w:themeColor="accent1"/>
-          <w:left w:val="single" w:sz="8" w:space="0" w:color="4F81BD" w:themeColor="accent1"/>
-          <w:bottom w:val="single" w:sz="8" w:space="0" w:color="4F81BD" w:themeColor="accent1"/>
-          <w:right w:val="single" w:sz="8" w:space="0" w:color="4F81BD" w:themeColor="accent1"/>
-          <w:insideV w:val="single" w:sz="8" w:space="0" w:color="4F81BD" w:themeColor="accent1"/>
+          <w:top w:val="single" w:color="4F81BD" w:themeColor="accent1" w:sz="8" w:space="0"/>
+          <w:left w:val="single" w:color="4F81BD" w:themeColor="accent1" w:sz="8" w:space="0"/>
+          <w:bottom w:val="single" w:color="4F81BD" w:themeColor="accent1" w:sz="8" w:space="0"/>
+          <w:right w:val="single" w:color="4F81BD" w:themeColor="accent1" w:sz="8" w:space="0"/>
+          <w:insideV w:val="single" w:color="4F81BD" w:themeColor="accent1" w:sz="8" w:space="0"/>
         </w:tcBorders>
         <w:shd w:val="clear" w:color="auto" w:fill="D3DFEE" w:themeFill="accent1" w:themeFillTint="3F"/>
       </w:tcPr>
@@ -3940,11 +3958,11 @@
       <w:tblPr/>
       <w:tcPr>
         <w:tcBorders>
-          <w:top w:val="single" w:sz="8" w:space="0" w:color="4F81BD" w:themeColor="accent1"/>
-          <w:left w:val="single" w:sz="8" w:space="0" w:color="4F81BD" w:themeColor="accent1"/>
-          <w:bottom w:val="single" w:sz="8" w:space="0" w:color="4F81BD" w:themeColor="accent1"/>
-          <w:right w:val="single" w:sz="8" w:space="0" w:color="4F81BD" w:themeColor="accent1"/>
-          <w:insideV w:val="single" w:sz="8" w:space="0" w:color="4F81BD" w:themeColor="accent1"/>
+          <w:top w:val="single" w:color="4F81BD" w:themeColor="accent1" w:sz="8" w:space="0"/>
+          <w:left w:val="single" w:color="4F81BD" w:themeColor="accent1" w:sz="8" w:space="0"/>
+          <w:bottom w:val="single" w:color="4F81BD" w:themeColor="accent1" w:sz="8" w:space="0"/>
+          <w:right w:val="single" w:color="4F81BD" w:themeColor="accent1" w:sz="8" w:space="0"/>
+          <w:insideV w:val="single" w:color="4F81BD" w:themeColor="accent1" w:sz="8" w:space="0"/>
         </w:tcBorders>
       </w:tcPr>
     </w:tblStylePr>
@@ -3962,12 +3980,12 @@
       <w:tblStyleColBandSize w:val="1"/>
       <w:tblInd w:w="0" w:type="dxa"/>
       <w:tblBorders>
-        <w:top w:val="single" w:sz="8" w:space="0" w:color="C0504D" w:themeColor="accent2"/>
-        <w:left w:val="single" w:sz="8" w:space="0" w:color="C0504D" w:themeColor="accent2"/>
-        <w:bottom w:val="single" w:sz="8" w:space="0" w:color="C0504D" w:themeColor="accent2"/>
-        <w:right w:val="single" w:sz="8" w:space="0" w:color="C0504D" w:themeColor="accent2"/>
-        <w:insideH w:val="single" w:sz="8" w:space="0" w:color="C0504D" w:themeColor="accent2"/>
-        <w:insideV w:val="single" w:sz="8" w:space="0" w:color="C0504D" w:themeColor="accent2"/>
+        <w:top w:val="single" w:color="C0504D" w:themeColor="accent2" w:sz="8" w:space="0"/>
+        <w:left w:val="single" w:color="C0504D" w:themeColor="accent2" w:sz="8" w:space="0"/>
+        <w:bottom w:val="single" w:color="C0504D" w:themeColor="accent2" w:sz="8" w:space="0"/>
+        <w:right w:val="single" w:color="C0504D" w:themeColor="accent2" w:sz="8" w:space="0"/>
+        <w:insideH w:val="single" w:color="C0504D" w:themeColor="accent2" w:sz="8" w:space="0"/>
+        <w:insideV w:val="single" w:color="C0504D" w:themeColor="accent2" w:sz="8" w:space="0"/>
       </w:tblBorders>
       <w:tblCellMar>
         <w:top w:w="0" w:type="dxa"/>
@@ -3981,19 +3999,19 @@
         <w:spacing w:before="0" w:after="0" w:line="240" w:lineRule="auto"/>
       </w:pPr>
       <w:rPr>
-        <w:rFonts w:asciiTheme="majorHAnsi" w:eastAsiaTheme="majorEastAsia" w:hAnsiTheme="majorHAnsi" w:cstheme="majorBidi"/>
-        <w:b/>
-        <w:bCs/>
-      </w:rPr>
-      <w:tblPr/>
-      <w:tcPr>
-        <w:tcBorders>
-          <w:top w:val="single" w:sz="8" w:space="0" w:color="C0504D" w:themeColor="accent2"/>
-          <w:left w:val="single" w:sz="8" w:space="0" w:color="C0504D" w:themeColor="accent2"/>
-          <w:bottom w:val="single" w:sz="18" w:space="0" w:color="C0504D" w:themeColor="accent2"/>
-          <w:right w:val="single" w:sz="8" w:space="0" w:color="C0504D" w:themeColor="accent2"/>
-          <w:insideH w:val="nil"/>
-          <w:insideV w:val="single" w:sz="8" w:space="0" w:color="C0504D" w:themeColor="accent2"/>
+        <w:rFonts w:asciiTheme="majorHAnsi" w:hAnsiTheme="majorHAnsi" w:eastAsiaTheme="majorEastAsia" w:cstheme="majorBidi"/>
+        <w:b/>
+        <w:bCs/>
+      </w:rPr>
+      <w:tblPr/>
+      <w:tcPr>
+        <w:tcBorders>
+          <w:top w:val="single" w:color="C0504D" w:themeColor="accent2" w:sz="8" w:space="0"/>
+          <w:left w:val="single" w:color="C0504D" w:themeColor="accent2" w:sz="8" w:space="0"/>
+          <w:bottom w:val="single" w:color="C0504D" w:themeColor="accent2" w:sz="18" w:space="0"/>
+          <w:right w:val="single" w:color="C0504D" w:themeColor="accent2" w:sz="8" w:space="0"/>
+          <w:insideH w:val="nil"/>
+          <w:insideV w:val="single" w:color="C0504D" w:themeColor="accent2" w:sz="8" w:space="0"/>
         </w:tcBorders>
       </w:tcPr>
     </w:tblStylePr>
@@ -4002,42 +4020,42 @@
         <w:spacing w:before="0" w:after="0" w:line="240" w:lineRule="auto"/>
       </w:pPr>
       <w:rPr>
-        <w:rFonts w:asciiTheme="majorHAnsi" w:eastAsiaTheme="majorEastAsia" w:hAnsiTheme="majorHAnsi" w:cstheme="majorBidi"/>
-        <w:b/>
-        <w:bCs/>
-      </w:rPr>
-      <w:tblPr/>
-      <w:tcPr>
-        <w:tcBorders>
-          <w:top w:val="double" w:sz="6" w:space="0" w:color="C0504D" w:themeColor="accent2"/>
-          <w:left w:val="single" w:sz="8" w:space="0" w:color="C0504D" w:themeColor="accent2"/>
-          <w:bottom w:val="single" w:sz="8" w:space="0" w:color="C0504D" w:themeColor="accent2"/>
-          <w:right w:val="single" w:sz="8" w:space="0" w:color="C0504D" w:themeColor="accent2"/>
-          <w:insideH w:val="nil"/>
-          <w:insideV w:val="single" w:sz="8" w:space="0" w:color="C0504D" w:themeColor="accent2"/>
+        <w:rFonts w:asciiTheme="majorHAnsi" w:hAnsiTheme="majorHAnsi" w:eastAsiaTheme="majorEastAsia" w:cstheme="majorBidi"/>
+        <w:b/>
+        <w:bCs/>
+      </w:rPr>
+      <w:tblPr/>
+      <w:tcPr>
+        <w:tcBorders>
+          <w:top w:val="double" w:color="C0504D" w:themeColor="accent2" w:sz="6" w:space="0"/>
+          <w:left w:val="single" w:color="C0504D" w:themeColor="accent2" w:sz="8" w:space="0"/>
+          <w:bottom w:val="single" w:color="C0504D" w:themeColor="accent2" w:sz="8" w:space="0"/>
+          <w:right w:val="single" w:color="C0504D" w:themeColor="accent2" w:sz="8" w:space="0"/>
+          <w:insideH w:val="nil"/>
+          <w:insideV w:val="single" w:color="C0504D" w:themeColor="accent2" w:sz="8" w:space="0"/>
         </w:tcBorders>
       </w:tcPr>
     </w:tblStylePr>
     <w:tblStylePr w:type="firstCol">
       <w:rPr>
-        <w:rFonts w:asciiTheme="majorHAnsi" w:eastAsiaTheme="majorEastAsia" w:hAnsiTheme="majorHAnsi" w:cstheme="majorBidi"/>
+        <w:rFonts w:asciiTheme="majorHAnsi" w:hAnsiTheme="majorHAnsi" w:eastAsiaTheme="majorEastAsia" w:cstheme="majorBidi"/>
         <w:b/>
         <w:bCs/>
       </w:rPr>
     </w:tblStylePr>
     <w:tblStylePr w:type="lastCol">
       <w:rPr>
-        <w:rFonts w:asciiTheme="majorHAnsi" w:eastAsiaTheme="majorEastAsia" w:hAnsiTheme="majorHAnsi" w:cstheme="majorBidi"/>
-        <w:b/>
-        <w:bCs/>
-      </w:rPr>
-      <w:tblPr/>
-      <w:tcPr>
-        <w:tcBorders>
-          <w:top w:val="single" w:sz="8" w:space="0" w:color="C0504D" w:themeColor="accent2"/>
-          <w:left w:val="single" w:sz="8" w:space="0" w:color="C0504D" w:themeColor="accent2"/>
-          <w:bottom w:val="single" w:sz="8" w:space="0" w:color="C0504D" w:themeColor="accent2"/>
-          <w:right w:val="single" w:sz="8" w:space="0" w:color="C0504D" w:themeColor="accent2"/>
+        <w:rFonts w:asciiTheme="majorHAnsi" w:hAnsiTheme="majorHAnsi" w:eastAsiaTheme="majorEastAsia" w:cstheme="majorBidi"/>
+        <w:b/>
+        <w:bCs/>
+      </w:rPr>
+      <w:tblPr/>
+      <w:tcPr>
+        <w:tcBorders>
+          <w:top w:val="single" w:color="C0504D" w:themeColor="accent2" w:sz="8" w:space="0"/>
+          <w:left w:val="single" w:color="C0504D" w:themeColor="accent2" w:sz="8" w:space="0"/>
+          <w:bottom w:val="single" w:color="C0504D" w:themeColor="accent2" w:sz="8" w:space="0"/>
+          <w:right w:val="single" w:color="C0504D" w:themeColor="accent2" w:sz="8" w:space="0"/>
         </w:tcBorders>
       </w:tcPr>
     </w:tblStylePr>
@@ -4045,10 +4063,10 @@
       <w:tblPr/>
       <w:tcPr>
         <w:tcBorders>
-          <w:top w:val="single" w:sz="8" w:space="0" w:color="C0504D" w:themeColor="accent2"/>
-          <w:left w:val="single" w:sz="8" w:space="0" w:color="C0504D" w:themeColor="accent2"/>
-          <w:bottom w:val="single" w:sz="8" w:space="0" w:color="C0504D" w:themeColor="accent2"/>
-          <w:right w:val="single" w:sz="8" w:space="0" w:color="C0504D" w:themeColor="accent2"/>
+          <w:top w:val="single" w:color="C0504D" w:themeColor="accent2" w:sz="8" w:space="0"/>
+          <w:left w:val="single" w:color="C0504D" w:themeColor="accent2" w:sz="8" w:space="0"/>
+          <w:bottom w:val="single" w:color="C0504D" w:themeColor="accent2" w:sz="8" w:space="0"/>
+          <w:right w:val="single" w:color="C0504D" w:themeColor="accent2" w:sz="8" w:space="0"/>
         </w:tcBorders>
         <w:shd w:val="clear" w:color="auto" w:fill="EFD3D2" w:themeFill="accent2" w:themeFillTint="3F"/>
       </w:tcPr>
@@ -4057,11 +4075,11 @@
       <w:tblPr/>
       <w:tcPr>
         <w:tcBorders>
-          <w:top w:val="single" w:sz="8" w:space="0" w:color="C0504D" w:themeColor="accent2"/>
-          <w:left w:val="single" w:sz="8" w:space="0" w:color="C0504D" w:themeColor="accent2"/>
-          <w:bottom w:val="single" w:sz="8" w:space="0" w:color="C0504D" w:themeColor="accent2"/>
-          <w:right w:val="single" w:sz="8" w:space="0" w:color="C0504D" w:themeColor="accent2"/>
-          <w:insideV w:val="single" w:sz="8" w:space="0" w:color="C0504D" w:themeColor="accent2"/>
+          <w:top w:val="single" w:color="C0504D" w:themeColor="accent2" w:sz="8" w:space="0"/>
+          <w:left w:val="single" w:color="C0504D" w:themeColor="accent2" w:sz="8" w:space="0"/>
+          <w:bottom w:val="single" w:color="C0504D" w:themeColor="accent2" w:sz="8" w:space="0"/>
+          <w:right w:val="single" w:color="C0504D" w:themeColor="accent2" w:sz="8" w:space="0"/>
+          <w:insideV w:val="single" w:color="C0504D" w:themeColor="accent2" w:sz="8" w:space="0"/>
         </w:tcBorders>
         <w:shd w:val="clear" w:color="auto" w:fill="EFD3D2" w:themeFill="accent2" w:themeFillTint="3F"/>
       </w:tcPr>
@@ -4070,11 +4088,11 @@
       <w:tblPr/>
       <w:tcPr>
         <w:tcBorders>
-          <w:top w:val="single" w:sz="8" w:space="0" w:color="C0504D" w:themeColor="accent2"/>
-          <w:left w:val="single" w:sz="8" w:space="0" w:color="C0504D" w:themeColor="accent2"/>
-          <w:bottom w:val="single" w:sz="8" w:space="0" w:color="C0504D" w:themeColor="accent2"/>
-          <w:right w:val="single" w:sz="8" w:space="0" w:color="C0504D" w:themeColor="accent2"/>
-          <w:insideV w:val="single" w:sz="8" w:space="0" w:color="C0504D" w:themeColor="accent2"/>
+          <w:top w:val="single" w:color="C0504D" w:themeColor="accent2" w:sz="8" w:space="0"/>
+          <w:left w:val="single" w:color="C0504D" w:themeColor="accent2" w:sz="8" w:space="0"/>
+          <w:bottom w:val="single" w:color="C0504D" w:themeColor="accent2" w:sz="8" w:space="0"/>
+          <w:right w:val="single" w:color="C0504D" w:themeColor="accent2" w:sz="8" w:space="0"/>
+          <w:insideV w:val="single" w:color="C0504D" w:themeColor="accent2" w:sz="8" w:space="0"/>
         </w:tcBorders>
       </w:tcPr>
     </w:tblStylePr>
@@ -4092,12 +4110,12 @@
       <w:tblStyleColBandSize w:val="1"/>
       <w:tblInd w:w="0" w:type="dxa"/>
       <w:tblBorders>
-        <w:top w:val="single" w:sz="8" w:space="0" w:color="9BBB59" w:themeColor="accent3"/>
-        <w:left w:val="single" w:sz="8" w:space="0" w:color="9BBB59" w:themeColor="accent3"/>
-        <w:bottom w:val="single" w:sz="8" w:space="0" w:color="9BBB59" w:themeColor="accent3"/>
-        <w:right w:val="single" w:sz="8" w:space="0" w:color="9BBB59" w:themeColor="accent3"/>
-        <w:insideH w:val="single" w:sz="8" w:space="0" w:color="9BBB59" w:themeColor="accent3"/>
-        <w:insideV w:val="single" w:sz="8" w:space="0" w:color="9BBB59" w:themeColor="accent3"/>
+        <w:top w:val="single" w:color="9BBB59" w:themeColor="accent3" w:sz="8" w:space="0"/>
+        <w:left w:val="single" w:color="9BBB59" w:themeColor="accent3" w:sz="8" w:space="0"/>
+        <w:bottom w:val="single" w:color="9BBB59" w:themeColor="accent3" w:sz="8" w:space="0"/>
+        <w:right w:val="single" w:color="9BBB59" w:themeColor="accent3" w:sz="8" w:space="0"/>
+        <w:insideH w:val="single" w:color="9BBB59" w:themeColor="accent3" w:sz="8" w:space="0"/>
+        <w:insideV w:val="single" w:color="9BBB59" w:themeColor="accent3" w:sz="8" w:space="0"/>
       </w:tblBorders>
       <w:tblCellMar>
         <w:top w:w="0" w:type="dxa"/>
@@ -4111,19 +4129,19 @@
         <w:spacing w:before="0" w:after="0" w:line="240" w:lineRule="auto"/>
       </w:pPr>
       <w:rPr>
-        <w:rFonts w:asciiTheme="majorHAnsi" w:eastAsiaTheme="majorEastAsia" w:hAnsiTheme="majorHAnsi" w:cstheme="majorBidi"/>
-        <w:b/>
-        <w:bCs/>
-      </w:rPr>
-      <w:tblPr/>
-      <w:tcPr>
-        <w:tcBorders>
-          <w:top w:val="single" w:sz="8" w:space="0" w:color="9BBB59" w:themeColor="accent3"/>
-          <w:left w:val="single" w:sz="8" w:space="0" w:color="9BBB59" w:themeColor="accent3"/>
-          <w:bottom w:val="single" w:sz="18" w:space="0" w:color="9BBB59" w:themeColor="accent3"/>
-          <w:right w:val="single" w:sz="8" w:space="0" w:color="9BBB59" w:themeColor="accent3"/>
-          <w:insideH w:val="nil"/>
-          <w:insideV w:val="single" w:sz="8" w:space="0" w:color="9BBB59" w:themeColor="accent3"/>
+        <w:rFonts w:asciiTheme="majorHAnsi" w:hAnsiTheme="majorHAnsi" w:eastAsiaTheme="majorEastAsia" w:cstheme="majorBidi"/>
+        <w:b/>
+        <w:bCs/>
+      </w:rPr>
+      <w:tblPr/>
+      <w:tcPr>
+        <w:tcBorders>
+          <w:top w:val="single" w:color="9BBB59" w:themeColor="accent3" w:sz="8" w:space="0"/>
+          <w:left w:val="single" w:color="9BBB59" w:themeColor="accent3" w:sz="8" w:space="0"/>
+          <w:bottom w:val="single" w:color="9BBB59" w:themeColor="accent3" w:sz="18" w:space="0"/>
+          <w:right w:val="single" w:color="9BBB59" w:themeColor="accent3" w:sz="8" w:space="0"/>
+          <w:insideH w:val="nil"/>
+          <w:insideV w:val="single" w:color="9BBB59" w:themeColor="accent3" w:sz="8" w:space="0"/>
         </w:tcBorders>
       </w:tcPr>
     </w:tblStylePr>
@@ -4132,42 +4150,42 @@
         <w:spacing w:before="0" w:after="0" w:line="240" w:lineRule="auto"/>
       </w:pPr>
       <w:rPr>
-        <w:rFonts w:asciiTheme="majorHAnsi" w:eastAsiaTheme="majorEastAsia" w:hAnsiTheme="majorHAnsi" w:cstheme="majorBidi"/>
-        <w:b/>
-        <w:bCs/>
-      </w:rPr>
-      <w:tblPr/>
-      <w:tcPr>
-        <w:tcBorders>
-          <w:top w:val="double" w:sz="6" w:space="0" w:color="9BBB59" w:themeColor="accent3"/>
-          <w:left w:val="single" w:sz="8" w:space="0" w:color="9BBB59" w:themeColor="accent3"/>
-          <w:bottom w:val="single" w:sz="8" w:space="0" w:color="9BBB59" w:themeColor="accent3"/>
-          <w:right w:val="single" w:sz="8" w:space="0" w:color="9BBB59" w:themeColor="accent3"/>
-          <w:insideH w:val="nil"/>
-          <w:insideV w:val="single" w:sz="8" w:space="0" w:color="9BBB59" w:themeColor="accent3"/>
+        <w:rFonts w:asciiTheme="majorHAnsi" w:hAnsiTheme="majorHAnsi" w:eastAsiaTheme="majorEastAsia" w:cstheme="majorBidi"/>
+        <w:b/>
+        <w:bCs/>
+      </w:rPr>
+      <w:tblPr/>
+      <w:tcPr>
+        <w:tcBorders>
+          <w:top w:val="double" w:color="9BBB59" w:themeColor="accent3" w:sz="6" w:space="0"/>
+          <w:left w:val="single" w:color="9BBB59" w:themeColor="accent3" w:sz="8" w:space="0"/>
+          <w:bottom w:val="single" w:color="9BBB59" w:themeColor="accent3" w:sz="8" w:space="0"/>
+          <w:right w:val="single" w:color="9BBB59" w:themeColor="accent3" w:sz="8" w:space="0"/>
+          <w:insideH w:val="nil"/>
+          <w:insideV w:val="single" w:color="9BBB59" w:themeColor="accent3" w:sz="8" w:space="0"/>
         </w:tcBorders>
       </w:tcPr>
     </w:tblStylePr>
     <w:tblStylePr w:type="firstCol">
       <w:rPr>
-        <w:rFonts w:asciiTheme="majorHAnsi" w:eastAsiaTheme="majorEastAsia" w:hAnsiTheme="majorHAnsi" w:cstheme="majorBidi"/>
+        <w:rFonts w:asciiTheme="majorHAnsi" w:hAnsiTheme="majorHAnsi" w:eastAsiaTheme="majorEastAsia" w:cstheme="majorBidi"/>
         <w:b/>
         <w:bCs/>
       </w:rPr>
     </w:tblStylePr>
     <w:tblStylePr w:type="lastCol">
       <w:rPr>
-        <w:rFonts w:asciiTheme="majorHAnsi" w:eastAsiaTheme="majorEastAsia" w:hAnsiTheme="majorHAnsi" w:cstheme="majorBidi"/>
-        <w:b/>
-        <w:bCs/>
-      </w:rPr>
-      <w:tblPr/>
-      <w:tcPr>
-        <w:tcBorders>
-          <w:top w:val="single" w:sz="8" w:space="0" w:color="9BBB59" w:themeColor="accent3"/>
-          <w:left w:val="single" w:sz="8" w:space="0" w:color="9BBB59" w:themeColor="accent3"/>
-          <w:bottom w:val="single" w:sz="8" w:space="0" w:color="9BBB59" w:themeColor="accent3"/>
-          <w:right w:val="single" w:sz="8" w:space="0" w:color="9BBB59" w:themeColor="accent3"/>
+        <w:rFonts w:asciiTheme="majorHAnsi" w:hAnsiTheme="majorHAnsi" w:eastAsiaTheme="majorEastAsia" w:cstheme="majorBidi"/>
+        <w:b/>
+        <w:bCs/>
+      </w:rPr>
+      <w:tblPr/>
+      <w:tcPr>
+        <w:tcBorders>
+          <w:top w:val="single" w:color="9BBB59" w:themeColor="accent3" w:sz="8" w:space="0"/>
+          <w:left w:val="single" w:color="9BBB59" w:themeColor="accent3" w:sz="8" w:space="0"/>
+          <w:bottom w:val="single" w:color="9BBB59" w:themeColor="accent3" w:sz="8" w:space="0"/>
+          <w:right w:val="single" w:color="9BBB59" w:themeColor="accent3" w:sz="8" w:space="0"/>
         </w:tcBorders>
       </w:tcPr>
     </w:tblStylePr>
@@ -4175,10 +4193,10 @@
       <w:tblPr/>
       <w:tcPr>
         <w:tcBorders>
-          <w:top w:val="single" w:sz="8" w:space="0" w:color="9BBB59" w:themeColor="accent3"/>
-          <w:left w:val="single" w:sz="8" w:space="0" w:color="9BBB59" w:themeColor="accent3"/>
-          <w:bottom w:val="single" w:sz="8" w:space="0" w:color="9BBB59" w:themeColor="accent3"/>
-          <w:right w:val="single" w:sz="8" w:space="0" w:color="9BBB59" w:themeColor="accent3"/>
+          <w:top w:val="single" w:color="9BBB59" w:themeColor="accent3" w:sz="8" w:space="0"/>
+          <w:left w:val="single" w:color="9BBB59" w:themeColor="accent3" w:sz="8" w:space="0"/>
+          <w:bottom w:val="single" w:color="9BBB59" w:themeColor="accent3" w:sz="8" w:space="0"/>
+          <w:right w:val="single" w:color="9BBB59" w:themeColor="accent3" w:sz="8" w:space="0"/>
         </w:tcBorders>
         <w:shd w:val="clear" w:color="auto" w:fill="E6EED5" w:themeFill="accent3" w:themeFillTint="3F"/>
       </w:tcPr>
@@ -4187,11 +4205,11 @@
       <w:tblPr/>
       <w:tcPr>
         <w:tcBorders>
-          <w:top w:val="single" w:sz="8" w:space="0" w:color="9BBB59" w:themeColor="accent3"/>
-          <w:left w:val="single" w:sz="8" w:space="0" w:color="9BBB59" w:themeColor="accent3"/>
-          <w:bottom w:val="single" w:sz="8" w:space="0" w:color="9BBB59" w:themeColor="accent3"/>
-          <w:right w:val="single" w:sz="8" w:space="0" w:color="9BBB59" w:themeColor="accent3"/>
-          <w:insideV w:val="single" w:sz="8" w:space="0" w:color="9BBB59" w:themeColor="accent3"/>
+          <w:top w:val="single" w:color="9BBB59" w:themeColor="accent3" w:sz="8" w:space="0"/>
+          <w:left w:val="single" w:color="9BBB59" w:themeColor="accent3" w:sz="8" w:space="0"/>
+          <w:bottom w:val="single" w:color="9BBB59" w:themeColor="accent3" w:sz="8" w:space="0"/>
+          <w:right w:val="single" w:color="9BBB59" w:themeColor="accent3" w:sz="8" w:space="0"/>
+          <w:insideV w:val="single" w:color="9BBB59" w:themeColor="accent3" w:sz="8" w:space="0"/>
         </w:tcBorders>
         <w:shd w:val="clear" w:color="auto" w:fill="E6EED5" w:themeFill="accent3" w:themeFillTint="3F"/>
       </w:tcPr>
@@ -4200,11 +4218,11 @@
       <w:tblPr/>
       <w:tcPr>
         <w:tcBorders>
-          <w:top w:val="single" w:sz="8" w:space="0" w:color="9BBB59" w:themeColor="accent3"/>
-          <w:left w:val="single" w:sz="8" w:space="0" w:color="9BBB59" w:themeColor="accent3"/>
-          <w:bottom w:val="single" w:sz="8" w:space="0" w:color="9BBB59" w:themeColor="accent3"/>
-          <w:right w:val="single" w:sz="8" w:space="0" w:color="9BBB59" w:themeColor="accent3"/>
-          <w:insideV w:val="single" w:sz="8" w:space="0" w:color="9BBB59" w:themeColor="accent3"/>
+          <w:top w:val="single" w:color="9BBB59" w:themeColor="accent3" w:sz="8" w:space="0"/>
+          <w:left w:val="single" w:color="9BBB59" w:themeColor="accent3" w:sz="8" w:space="0"/>
+          <w:bottom w:val="single" w:color="9BBB59" w:themeColor="accent3" w:sz="8" w:space="0"/>
+          <w:right w:val="single" w:color="9BBB59" w:themeColor="accent3" w:sz="8" w:space="0"/>
+          <w:insideV w:val="single" w:color="9BBB59" w:themeColor="accent3" w:sz="8" w:space="0"/>
         </w:tcBorders>
       </w:tcPr>
     </w:tblStylePr>
@@ -4222,12 +4240,12 @@
       <w:tblStyleColBandSize w:val="1"/>
       <w:tblInd w:w="0" w:type="dxa"/>
       <w:tblBorders>
-        <w:top w:val="single" w:sz="8" w:space="0" w:color="8064A2" w:themeColor="accent4"/>
-        <w:left w:val="single" w:sz="8" w:space="0" w:color="8064A2" w:themeColor="accent4"/>
-        <w:bottom w:val="single" w:sz="8" w:space="0" w:color="8064A2" w:themeColor="accent4"/>
-        <w:right w:val="single" w:sz="8" w:space="0" w:color="8064A2" w:themeColor="accent4"/>
-        <w:insideH w:val="single" w:sz="8" w:space="0" w:color="8064A2" w:themeColor="accent4"/>
-        <w:insideV w:val="single" w:sz="8" w:space="0" w:color="8064A2" w:themeColor="accent4"/>
+        <w:top w:val="single" w:color="8064A2" w:themeColor="accent4" w:sz="8" w:space="0"/>
+        <w:left w:val="single" w:color="8064A2" w:themeColor="accent4" w:sz="8" w:space="0"/>
+        <w:bottom w:val="single" w:color="8064A2" w:themeColor="accent4" w:sz="8" w:space="0"/>
+        <w:right w:val="single" w:color="8064A2" w:themeColor="accent4" w:sz="8" w:space="0"/>
+        <w:insideH w:val="single" w:color="8064A2" w:themeColor="accent4" w:sz="8" w:space="0"/>
+        <w:insideV w:val="single" w:color="8064A2" w:themeColor="accent4" w:sz="8" w:space="0"/>
       </w:tblBorders>
       <w:tblCellMar>
         <w:top w:w="0" w:type="dxa"/>
@@ -4241,19 +4259,19 @@
         <w:spacing w:before="0" w:after="0" w:line="240" w:lineRule="auto"/>
       </w:pPr>
       <w:rPr>
-        <w:rFonts w:asciiTheme="majorHAnsi" w:eastAsiaTheme="majorEastAsia" w:hAnsiTheme="majorHAnsi" w:cstheme="majorBidi"/>
-        <w:b/>
-        <w:bCs/>
-      </w:rPr>
-      <w:tblPr/>
-      <w:tcPr>
-        <w:tcBorders>
-          <w:top w:val="single" w:sz="8" w:space="0" w:color="8064A2" w:themeColor="accent4"/>
-          <w:left w:val="single" w:sz="8" w:space="0" w:color="8064A2" w:themeColor="accent4"/>
-          <w:bottom w:val="single" w:sz="18" w:space="0" w:color="8064A2" w:themeColor="accent4"/>
-          <w:right w:val="single" w:sz="8" w:space="0" w:color="8064A2" w:themeColor="accent4"/>
-          <w:insideH w:val="nil"/>
-          <w:insideV w:val="single" w:sz="8" w:space="0" w:color="8064A2" w:themeColor="accent4"/>
+        <w:rFonts w:asciiTheme="majorHAnsi" w:hAnsiTheme="majorHAnsi" w:eastAsiaTheme="majorEastAsia" w:cstheme="majorBidi"/>
+        <w:b/>
+        <w:bCs/>
+      </w:rPr>
+      <w:tblPr/>
+      <w:tcPr>
+        <w:tcBorders>
+          <w:top w:val="single" w:color="8064A2" w:themeColor="accent4" w:sz="8" w:space="0"/>
+          <w:left w:val="single" w:color="8064A2" w:themeColor="accent4" w:sz="8" w:space="0"/>
+          <w:bottom w:val="single" w:color="8064A2" w:themeColor="accent4" w:sz="18" w:space="0"/>
+          <w:right w:val="single" w:color="8064A2" w:themeColor="accent4" w:sz="8" w:space="0"/>
+          <w:insideH w:val="nil"/>
+          <w:insideV w:val="single" w:color="8064A2" w:themeColor="accent4" w:sz="8" w:space="0"/>
         </w:tcBorders>
       </w:tcPr>
     </w:tblStylePr>
@@ -4262,42 +4280,42 @@
         <w:spacing w:before="0" w:after="0" w:line="240" w:lineRule="auto"/>
       </w:pPr>
       <w:rPr>
-        <w:rFonts w:asciiTheme="majorHAnsi" w:eastAsiaTheme="majorEastAsia" w:hAnsiTheme="majorHAnsi" w:cstheme="majorBidi"/>
-        <w:b/>
-        <w:bCs/>
-      </w:rPr>
-      <w:tblPr/>
-      <w:tcPr>
-        <w:tcBorders>
-          <w:top w:val="double" w:sz="6" w:space="0" w:color="8064A2" w:themeColor="accent4"/>
-          <w:left w:val="single" w:sz="8" w:space="0" w:color="8064A2" w:themeColor="accent4"/>
-          <w:bottom w:val="single" w:sz="8" w:space="0" w:color="8064A2" w:themeColor="accent4"/>
-          <w:right w:val="single" w:sz="8" w:space="0" w:color="8064A2" w:themeColor="accent4"/>
-          <w:insideH w:val="nil"/>
-          <w:insideV w:val="single" w:sz="8" w:space="0" w:color="8064A2" w:themeColor="accent4"/>
+        <w:rFonts w:asciiTheme="majorHAnsi" w:hAnsiTheme="majorHAnsi" w:eastAsiaTheme="majorEastAsia" w:cstheme="majorBidi"/>
+        <w:b/>
+        <w:bCs/>
+      </w:rPr>
+      <w:tblPr/>
+      <w:tcPr>
+        <w:tcBorders>
+          <w:top w:val="double" w:color="8064A2" w:themeColor="accent4" w:sz="6" w:space="0"/>
+          <w:left w:val="single" w:color="8064A2" w:themeColor="accent4" w:sz="8" w:space="0"/>
+          <w:bottom w:val="single" w:color="8064A2" w:themeColor="accent4" w:sz="8" w:space="0"/>
+          <w:right w:val="single" w:color="8064A2" w:themeColor="accent4" w:sz="8" w:space="0"/>
+          <w:insideH w:val="nil"/>
+          <w:insideV w:val="single" w:color="8064A2" w:themeColor="accent4" w:sz="8" w:space="0"/>
         </w:tcBorders>
       </w:tcPr>
     </w:tblStylePr>
     <w:tblStylePr w:type="firstCol">
       <w:rPr>
-        <w:rFonts w:asciiTheme="majorHAnsi" w:eastAsiaTheme="majorEastAsia" w:hAnsiTheme="majorHAnsi" w:cstheme="majorBidi"/>
+        <w:rFonts w:asciiTheme="majorHAnsi" w:hAnsiTheme="majorHAnsi" w:eastAsiaTheme="majorEastAsia" w:cstheme="majorBidi"/>
         <w:b/>
         <w:bCs/>
       </w:rPr>
     </w:tblStylePr>
     <w:tblStylePr w:type="lastCol">
       <w:rPr>
-        <w:rFonts w:asciiTheme="majorHAnsi" w:eastAsiaTheme="majorEastAsia" w:hAnsiTheme="majorHAnsi" w:cstheme="majorBidi"/>
-        <w:b/>
-        <w:bCs/>
-      </w:rPr>
-      <w:tblPr/>
-      <w:tcPr>
-        <w:tcBorders>
-          <w:top w:val="single" w:sz="8" w:space="0" w:color="8064A2" w:themeColor="accent4"/>
-          <w:left w:val="single" w:sz="8" w:space="0" w:color="8064A2" w:themeColor="accent4"/>
-          <w:bottom w:val="single" w:sz="8" w:space="0" w:color="8064A2" w:themeColor="accent4"/>
-          <w:right w:val="single" w:sz="8" w:space="0" w:color="8064A2" w:themeColor="accent4"/>
+        <w:rFonts w:asciiTheme="majorHAnsi" w:hAnsiTheme="majorHAnsi" w:eastAsiaTheme="majorEastAsia" w:cstheme="majorBidi"/>
+        <w:b/>
+        <w:bCs/>
+      </w:rPr>
+      <w:tblPr/>
+      <w:tcPr>
+        <w:tcBorders>
+          <w:top w:val="single" w:color="8064A2" w:themeColor="accent4" w:sz="8" w:space="0"/>
+          <w:left w:val="single" w:color="8064A2" w:themeColor="accent4" w:sz="8" w:space="0"/>
+          <w:bottom w:val="single" w:color="8064A2" w:themeColor="accent4" w:sz="8" w:space="0"/>
+          <w:right w:val="single" w:color="8064A2" w:themeColor="accent4" w:sz="8" w:space="0"/>
         </w:tcBorders>
       </w:tcPr>
     </w:tblStylePr>
@@ -4305,10 +4323,10 @@
       <w:tblPr/>
       <w:tcPr>
         <w:tcBorders>
-          <w:top w:val="single" w:sz="8" w:space="0" w:color="8064A2" w:themeColor="accent4"/>
-          <w:left w:val="single" w:sz="8" w:space="0" w:color="8064A2" w:themeColor="accent4"/>
-          <w:bottom w:val="single" w:sz="8" w:space="0" w:color="8064A2" w:themeColor="accent4"/>
-          <w:right w:val="single" w:sz="8" w:space="0" w:color="8064A2" w:themeColor="accent4"/>
+          <w:top w:val="single" w:color="8064A2" w:themeColor="accent4" w:sz="8" w:space="0"/>
+          <w:left w:val="single" w:color="8064A2" w:themeColor="accent4" w:sz="8" w:space="0"/>
+          <w:bottom w:val="single" w:color="8064A2" w:themeColor="accent4" w:sz="8" w:space="0"/>
+          <w:right w:val="single" w:color="8064A2" w:themeColor="accent4" w:sz="8" w:space="0"/>
         </w:tcBorders>
         <w:shd w:val="clear" w:color="auto" w:fill="DFD8E8" w:themeFill="accent4" w:themeFillTint="3F"/>
       </w:tcPr>
@@ -4317,11 +4335,11 @@
       <w:tblPr/>
       <w:tcPr>
         <w:tcBorders>
-          <w:top w:val="single" w:sz="8" w:space="0" w:color="8064A2" w:themeColor="accent4"/>
-          <w:left w:val="single" w:sz="8" w:space="0" w:color="8064A2" w:themeColor="accent4"/>
-          <w:bottom w:val="single" w:sz="8" w:space="0" w:color="8064A2" w:themeColor="accent4"/>
-          <w:right w:val="single" w:sz="8" w:space="0" w:color="8064A2" w:themeColor="accent4"/>
-          <w:insideV w:val="single" w:sz="8" w:space="0" w:color="8064A2" w:themeColor="accent4"/>
+          <w:top w:val="single" w:color="8064A2" w:themeColor="accent4" w:sz="8" w:space="0"/>
+          <w:left w:val="single" w:color="8064A2" w:themeColor="accent4" w:sz="8" w:space="0"/>
+          <w:bottom w:val="single" w:color="8064A2" w:themeColor="accent4" w:sz="8" w:space="0"/>
+          <w:right w:val="single" w:color="8064A2" w:themeColor="accent4" w:sz="8" w:space="0"/>
+          <w:insideV w:val="single" w:color="8064A2" w:themeColor="accent4" w:sz="8" w:space="0"/>
         </w:tcBorders>
         <w:shd w:val="clear" w:color="auto" w:fill="DFD8E8" w:themeFill="accent4" w:themeFillTint="3F"/>
       </w:tcPr>
@@ -4330,11 +4348,11 @@
       <w:tblPr/>
       <w:tcPr>
         <w:tcBorders>
-          <w:top w:val="single" w:sz="8" w:space="0" w:color="8064A2" w:themeColor="accent4"/>
-          <w:left w:val="single" w:sz="8" w:space="0" w:color="8064A2" w:themeColor="accent4"/>
-          <w:bottom w:val="single" w:sz="8" w:space="0" w:color="8064A2" w:themeColor="accent4"/>
-          <w:right w:val="single" w:sz="8" w:space="0" w:color="8064A2" w:themeColor="accent4"/>
-          <w:insideV w:val="single" w:sz="8" w:space="0" w:color="8064A2" w:themeColor="accent4"/>
+          <w:top w:val="single" w:color="8064A2" w:themeColor="accent4" w:sz="8" w:space="0"/>
+          <w:left w:val="single" w:color="8064A2" w:themeColor="accent4" w:sz="8" w:space="0"/>
+          <w:bottom w:val="single" w:color="8064A2" w:themeColor="accent4" w:sz="8" w:space="0"/>
+          <w:right w:val="single" w:color="8064A2" w:themeColor="accent4" w:sz="8" w:space="0"/>
+          <w:insideV w:val="single" w:color="8064A2" w:themeColor="accent4" w:sz="8" w:space="0"/>
         </w:tcBorders>
       </w:tcPr>
     </w:tblStylePr>
@@ -4352,12 +4370,12 @@
       <w:tblStyleColBandSize w:val="1"/>
       <w:tblInd w:w="0" w:type="dxa"/>
       <w:tblBorders>
-        <w:top w:val="single" w:sz="8" w:space="0" w:color="4BACC6" w:themeColor="accent5"/>
-        <w:left w:val="single" w:sz="8" w:space="0" w:color="4BACC6" w:themeColor="accent5"/>
-        <w:bottom w:val="single" w:sz="8" w:space="0" w:color="4BACC6" w:themeColor="accent5"/>
-        <w:right w:val="single" w:sz="8" w:space="0" w:color="4BACC6" w:themeColor="accent5"/>
-        <w:insideH w:val="single" w:sz="8" w:space="0" w:color="4BACC6" w:themeColor="accent5"/>
-        <w:insideV w:val="single" w:sz="8" w:space="0" w:color="4BACC6" w:themeColor="accent5"/>
+        <w:top w:val="single" w:color="4BACC6" w:themeColor="accent5" w:sz="8" w:space="0"/>
+        <w:left w:val="single" w:color="4BACC6" w:themeColor="accent5" w:sz="8" w:space="0"/>
+        <w:bottom w:val="single" w:color="4BACC6" w:themeColor="accent5" w:sz="8" w:space="0"/>
+        <w:right w:val="single" w:color="4BACC6" w:themeColor="accent5" w:sz="8" w:space="0"/>
+        <w:insideH w:val="single" w:color="4BACC6" w:themeColor="accent5" w:sz="8" w:space="0"/>
+        <w:insideV w:val="single" w:color="4BACC6" w:themeColor="accent5" w:sz="8" w:space="0"/>
       </w:tblBorders>
       <w:tblCellMar>
         <w:top w:w="0" w:type="dxa"/>
@@ -4371,19 +4389,19 @@
         <w:spacing w:before="0" w:after="0" w:line="240" w:lineRule="auto"/>
       </w:pPr>
       <w:rPr>
-        <w:rFonts w:asciiTheme="majorHAnsi" w:eastAsiaTheme="majorEastAsia" w:hAnsiTheme="majorHAnsi" w:cstheme="majorBidi"/>
-        <w:b/>
-        <w:bCs/>
-      </w:rPr>
-      <w:tblPr/>
-      <w:tcPr>
-        <w:tcBorders>
-          <w:top w:val="single" w:sz="8" w:space="0" w:color="4BACC6" w:themeColor="accent5"/>
-          <w:left w:val="single" w:sz="8" w:space="0" w:color="4BACC6" w:themeColor="accent5"/>
-          <w:bottom w:val="single" w:sz="18" w:space="0" w:color="4BACC6" w:themeColor="accent5"/>
-          <w:right w:val="single" w:sz="8" w:space="0" w:color="4BACC6" w:themeColor="accent5"/>
-          <w:insideH w:val="nil"/>
-          <w:insideV w:val="single" w:sz="8" w:space="0" w:color="4BACC6" w:themeColor="accent5"/>
+        <w:rFonts w:asciiTheme="majorHAnsi" w:hAnsiTheme="majorHAnsi" w:eastAsiaTheme="majorEastAsia" w:cstheme="majorBidi"/>
+        <w:b/>
+        <w:bCs/>
+      </w:rPr>
+      <w:tblPr/>
+      <w:tcPr>
+        <w:tcBorders>
+          <w:top w:val="single" w:color="4BACC6" w:themeColor="accent5" w:sz="8" w:space="0"/>
+          <w:left w:val="single" w:color="4BACC6" w:themeColor="accent5" w:sz="8" w:space="0"/>
+          <w:bottom w:val="single" w:color="4BACC6" w:themeColor="accent5" w:sz="18" w:space="0"/>
+          <w:right w:val="single" w:color="4BACC6" w:themeColor="accent5" w:sz="8" w:space="0"/>
+          <w:insideH w:val="nil"/>
+          <w:insideV w:val="single" w:color="4BACC6" w:themeColor="accent5" w:sz="8" w:space="0"/>
         </w:tcBorders>
       </w:tcPr>
     </w:tblStylePr>
@@ -4392,42 +4410,42 @@
         <w:spacing w:before="0" w:after="0" w:line="240" w:lineRule="auto"/>
       </w:pPr>
       <w:rPr>
-        <w:rFonts w:asciiTheme="majorHAnsi" w:eastAsiaTheme="majorEastAsia" w:hAnsiTheme="majorHAnsi" w:cstheme="majorBidi"/>
-        <w:b/>
-        <w:bCs/>
-      </w:rPr>
-      <w:tblPr/>
-      <w:tcPr>
-        <w:tcBorders>
-          <w:top w:val="double" w:sz="6" w:space="0" w:color="4BACC6" w:themeColor="accent5"/>
-          <w:left w:val="single" w:sz="8" w:space="0" w:color="4BACC6" w:themeColor="accent5"/>
-          <w:bottom w:val="single" w:sz="8" w:space="0" w:color="4BACC6" w:themeColor="accent5"/>
-          <w:right w:val="single" w:sz="8" w:space="0" w:color="4BACC6" w:themeColor="accent5"/>
-          <w:insideH w:val="nil"/>
-          <w:insideV w:val="single" w:sz="8" w:space="0" w:color="4BACC6" w:themeColor="accent5"/>
+        <w:rFonts w:asciiTheme="majorHAnsi" w:hAnsiTheme="majorHAnsi" w:eastAsiaTheme="majorEastAsia" w:cstheme="majorBidi"/>
+        <w:b/>
+        <w:bCs/>
+      </w:rPr>
+      <w:tblPr/>
+      <w:tcPr>
+        <w:tcBorders>
+          <w:top w:val="double" w:color="4BACC6" w:themeColor="accent5" w:sz="6" w:space="0"/>
+          <w:left w:val="single" w:color="4BACC6" w:themeColor="accent5" w:sz="8" w:space="0"/>
+          <w:bottom w:val="single" w:color="4BACC6" w:themeColor="accent5" w:sz="8" w:space="0"/>
+          <w:right w:val="single" w:color="4BACC6" w:themeColor="accent5" w:sz="8" w:space="0"/>
+          <w:insideH w:val="nil"/>
+          <w:insideV w:val="single" w:color="4BACC6" w:themeColor="accent5" w:sz="8" w:space="0"/>
         </w:tcBorders>
       </w:tcPr>
     </w:tblStylePr>
     <w:tblStylePr w:type="firstCol">
       <w:rPr>
-        <w:rFonts w:asciiTheme="majorHAnsi" w:eastAsiaTheme="majorEastAsia" w:hAnsiTheme="majorHAnsi" w:cstheme="majorBidi"/>
+        <w:rFonts w:asciiTheme="majorHAnsi" w:hAnsiTheme="majorHAnsi" w:eastAsiaTheme="majorEastAsia" w:cstheme="majorBidi"/>
         <w:b/>
         <w:bCs/>
       </w:rPr>
     </w:tblStylePr>
     <w:tblStylePr w:type="lastCol">
       <w:rPr>
-        <w:rFonts w:asciiTheme="majorHAnsi" w:eastAsiaTheme="majorEastAsia" w:hAnsiTheme="majorHAnsi" w:cstheme="majorBidi"/>
-        <w:b/>
-        <w:bCs/>
-      </w:rPr>
-      <w:tblPr/>
-      <w:tcPr>
-        <w:tcBorders>
-          <w:top w:val="single" w:sz="8" w:space="0" w:color="4BACC6" w:themeColor="accent5"/>
-          <w:left w:val="single" w:sz="8" w:space="0" w:color="4BACC6" w:themeColor="accent5"/>
-          <w:bottom w:val="single" w:sz="8" w:space="0" w:color="4BACC6" w:themeColor="accent5"/>
-          <w:right w:val="single" w:sz="8" w:space="0" w:color="4BACC6" w:themeColor="accent5"/>
+        <w:rFonts w:asciiTheme="majorHAnsi" w:hAnsiTheme="majorHAnsi" w:eastAsiaTheme="majorEastAsia" w:cstheme="majorBidi"/>
+        <w:b/>
+        <w:bCs/>
+      </w:rPr>
+      <w:tblPr/>
+      <w:tcPr>
+        <w:tcBorders>
+          <w:top w:val="single" w:color="4BACC6" w:themeColor="accent5" w:sz="8" w:space="0"/>
+          <w:left w:val="single" w:color="4BACC6" w:themeColor="accent5" w:sz="8" w:space="0"/>
+          <w:bottom w:val="single" w:color="4BACC6" w:themeColor="accent5" w:sz="8" w:space="0"/>
+          <w:right w:val="single" w:color="4BACC6" w:themeColor="accent5" w:sz="8" w:space="0"/>
         </w:tcBorders>
       </w:tcPr>
     </w:tblStylePr>
@@ -4435,10 +4453,10 @@
       <w:tblPr/>
       <w:tcPr>
         <w:tcBorders>
-          <w:top w:val="single" w:sz="8" w:space="0" w:color="4BACC6" w:themeColor="accent5"/>
-          <w:left w:val="single" w:sz="8" w:space="0" w:color="4BACC6" w:themeColor="accent5"/>
-          <w:bottom w:val="single" w:sz="8" w:space="0" w:color="4BACC6" w:themeColor="accent5"/>
-          <w:right w:val="single" w:sz="8" w:space="0" w:color="4BACC6" w:themeColor="accent5"/>
+          <w:top w:val="single" w:color="4BACC6" w:themeColor="accent5" w:sz="8" w:space="0"/>
+          <w:left w:val="single" w:color="4BACC6" w:themeColor="accent5" w:sz="8" w:space="0"/>
+          <w:bottom w:val="single" w:color="4BACC6" w:themeColor="accent5" w:sz="8" w:space="0"/>
+          <w:right w:val="single" w:color="4BACC6" w:themeColor="accent5" w:sz="8" w:space="0"/>
         </w:tcBorders>
         <w:shd w:val="clear" w:color="auto" w:fill="D2EAF1" w:themeFill="accent5" w:themeFillTint="3F"/>
       </w:tcPr>
@@ -4447,11 +4465,11 @@
       <w:tblPr/>
       <w:tcPr>
         <w:tcBorders>
-          <w:top w:val="single" w:sz="8" w:space="0" w:color="4BACC6" w:themeColor="accent5"/>
-          <w:left w:val="single" w:sz="8" w:space="0" w:color="4BACC6" w:themeColor="accent5"/>
-          <w:bottom w:val="single" w:sz="8" w:space="0" w:color="4BACC6" w:themeColor="accent5"/>
-          <w:right w:val="single" w:sz="8" w:space="0" w:color="4BACC6" w:themeColor="accent5"/>
-          <w:insideV w:val="single" w:sz="8" w:space="0" w:color="4BACC6" w:themeColor="accent5"/>
+          <w:top w:val="single" w:color="4BACC6" w:themeColor="accent5" w:sz="8" w:space="0"/>
+          <w:left w:val="single" w:color="4BACC6" w:themeColor="accent5" w:sz="8" w:space="0"/>
+          <w:bottom w:val="single" w:color="4BACC6" w:themeColor="accent5" w:sz="8" w:space="0"/>
+          <w:right w:val="single" w:color="4BACC6" w:themeColor="accent5" w:sz="8" w:space="0"/>
+          <w:insideV w:val="single" w:color="4BACC6" w:themeColor="accent5" w:sz="8" w:space="0"/>
         </w:tcBorders>
         <w:shd w:val="clear" w:color="auto" w:fill="D2EAF1" w:themeFill="accent5" w:themeFillTint="3F"/>
       </w:tcPr>
@@ -4460,11 +4478,11 @@
       <w:tblPr/>
       <w:tcPr>
         <w:tcBorders>
-          <w:top w:val="single" w:sz="8" w:space="0" w:color="4BACC6" w:themeColor="accent5"/>
-          <w:left w:val="single" w:sz="8" w:space="0" w:color="4BACC6" w:themeColor="accent5"/>
-          <w:bottom w:val="single" w:sz="8" w:space="0" w:color="4BACC6" w:themeColor="accent5"/>
-          <w:right w:val="single" w:sz="8" w:space="0" w:color="4BACC6" w:themeColor="accent5"/>
-          <w:insideV w:val="single" w:sz="8" w:space="0" w:color="4BACC6" w:themeColor="accent5"/>
+          <w:top w:val="single" w:color="4BACC6" w:themeColor="accent5" w:sz="8" w:space="0"/>
+          <w:left w:val="single" w:color="4BACC6" w:themeColor="accent5" w:sz="8" w:space="0"/>
+          <w:bottom w:val="single" w:color="4BACC6" w:themeColor="accent5" w:sz="8" w:space="0"/>
+          <w:right w:val="single" w:color="4BACC6" w:themeColor="accent5" w:sz="8" w:space="0"/>
+          <w:insideV w:val="single" w:color="4BACC6" w:themeColor="accent5" w:sz="8" w:space="0"/>
         </w:tcBorders>
       </w:tcPr>
     </w:tblStylePr>
@@ -4482,12 +4500,12 @@
       <w:tblStyleColBandSize w:val="1"/>
       <w:tblInd w:w="0" w:type="dxa"/>
       <w:tblBorders>
-        <w:top w:val="single" w:sz="8" w:space="0" w:color="F79646" w:themeColor="accent6"/>
-        <w:left w:val="single" w:sz="8" w:space="0" w:color="F79646" w:themeColor="accent6"/>
-        <w:bottom w:val="single" w:sz="8" w:space="0" w:color="F79646" w:themeColor="accent6"/>
-        <w:right w:val="single" w:sz="8" w:space="0" w:color="F79646" w:themeColor="accent6"/>
-        <w:insideH w:val="single" w:sz="8" w:space="0" w:color="F79646" w:themeColor="accent6"/>
-        <w:insideV w:val="single" w:sz="8" w:space="0" w:color="F79646" w:themeColor="accent6"/>
+        <w:top w:val="single" w:color="F79646" w:themeColor="accent6" w:sz="8" w:space="0"/>
+        <w:left w:val="single" w:color="F79646" w:themeColor="accent6" w:sz="8" w:space="0"/>
+        <w:bottom w:val="single" w:color="F79646" w:themeColor="accent6" w:sz="8" w:space="0"/>
+        <w:right w:val="single" w:color="F79646" w:themeColor="accent6" w:sz="8" w:space="0"/>
+        <w:insideH w:val="single" w:color="F79646" w:themeColor="accent6" w:sz="8" w:space="0"/>
+        <w:insideV w:val="single" w:color="F79646" w:themeColor="accent6" w:sz="8" w:space="0"/>
       </w:tblBorders>
       <w:tblCellMar>
         <w:top w:w="0" w:type="dxa"/>
@@ -4501,19 +4519,19 @@
         <w:spacing w:before="0" w:after="0" w:line="240" w:lineRule="auto"/>
       </w:pPr>
       <w:rPr>
-        <w:rFonts w:asciiTheme="majorHAnsi" w:eastAsiaTheme="majorEastAsia" w:hAnsiTheme="majorHAnsi" w:cstheme="majorBidi"/>
-        <w:b/>
-        <w:bCs/>
-      </w:rPr>
-      <w:tblPr/>
-      <w:tcPr>
-        <w:tcBorders>
-          <w:top w:val="single" w:sz="8" w:space="0" w:color="F79646" w:themeColor="accent6"/>
-          <w:left w:val="single" w:sz="8" w:space="0" w:color="F79646" w:themeColor="accent6"/>
-          <w:bottom w:val="single" w:sz="18" w:space="0" w:color="F79646" w:themeColor="accent6"/>
-          <w:right w:val="single" w:sz="8" w:space="0" w:color="F79646" w:themeColor="accent6"/>
-          <w:insideH w:val="nil"/>
-          <w:insideV w:val="single" w:sz="8" w:space="0" w:color="F79646" w:themeColor="accent6"/>
+        <w:rFonts w:asciiTheme="majorHAnsi" w:hAnsiTheme="majorHAnsi" w:eastAsiaTheme="majorEastAsia" w:cstheme="majorBidi"/>
+        <w:b/>
+        <w:bCs/>
+      </w:rPr>
+      <w:tblPr/>
+      <w:tcPr>
+        <w:tcBorders>
+          <w:top w:val="single" w:color="F79646" w:themeColor="accent6" w:sz="8" w:space="0"/>
+          <w:left w:val="single" w:color="F79646" w:themeColor="accent6" w:sz="8" w:space="0"/>
+          <w:bottom w:val="single" w:color="F79646" w:themeColor="accent6" w:sz="18" w:space="0"/>
+          <w:right w:val="single" w:color="F79646" w:themeColor="accent6" w:sz="8" w:space="0"/>
+          <w:insideH w:val="nil"/>
+          <w:insideV w:val="single" w:color="F79646" w:themeColor="accent6" w:sz="8" w:space="0"/>
         </w:tcBorders>
       </w:tcPr>
     </w:tblStylePr>
@@ -4522,42 +4540,42 @@
         <w:spacing w:before="0" w:after="0" w:line="240" w:lineRule="auto"/>
       </w:pPr>
       <w:rPr>
-        <w:rFonts w:asciiTheme="majorHAnsi" w:eastAsiaTheme="majorEastAsia" w:hAnsiTheme="majorHAnsi" w:cstheme="majorBidi"/>
-        <w:b/>
-        <w:bCs/>
-      </w:rPr>
-      <w:tblPr/>
-      <w:tcPr>
-        <w:tcBorders>
-          <w:top w:val="double" w:sz="6" w:space="0" w:color="F79646" w:themeColor="accent6"/>
-          <w:left w:val="single" w:sz="8" w:space="0" w:color="F79646" w:themeColor="accent6"/>
-          <w:bottom w:val="single" w:sz="8" w:space="0" w:color="F79646" w:themeColor="accent6"/>
-          <w:right w:val="single" w:sz="8" w:space="0" w:color="F79646" w:themeColor="accent6"/>
-          <w:insideH w:val="nil"/>
-          <w:insideV w:val="single" w:sz="8" w:space="0" w:color="F79646" w:themeColor="accent6"/>
+        <w:rFonts w:asciiTheme="majorHAnsi" w:hAnsiTheme="majorHAnsi" w:eastAsiaTheme="majorEastAsia" w:cstheme="majorBidi"/>
+        <w:b/>
+        <w:bCs/>
+      </w:rPr>
+      <w:tblPr/>
+      <w:tcPr>
+        <w:tcBorders>
+          <w:top w:val="double" w:color="F79646" w:themeColor="accent6" w:sz="6" w:space="0"/>
+          <w:left w:val="single" w:color="F79646" w:themeColor="accent6" w:sz="8" w:space="0"/>
+          <w:bottom w:val="single" w:color="F79646" w:themeColor="accent6" w:sz="8" w:space="0"/>
+          <w:right w:val="single" w:color="F79646" w:themeColor="accent6" w:sz="8" w:space="0"/>
+          <w:insideH w:val="nil"/>
+          <w:insideV w:val="single" w:color="F79646" w:themeColor="accent6" w:sz="8" w:space="0"/>
         </w:tcBorders>
       </w:tcPr>
     </w:tblStylePr>
     <w:tblStylePr w:type="firstCol">
       <w:rPr>
-        <w:rFonts w:asciiTheme="majorHAnsi" w:eastAsiaTheme="majorEastAsia" w:hAnsiTheme="majorHAnsi" w:cstheme="majorBidi"/>
+        <w:rFonts w:asciiTheme="majorHAnsi" w:hAnsiTheme="majorHAnsi" w:eastAsiaTheme="majorEastAsia" w:cstheme="majorBidi"/>
         <w:b/>
         <w:bCs/>
       </w:rPr>
     </w:tblStylePr>
     <w:tblStylePr w:type="lastCol">
       <w:rPr>
-        <w:rFonts w:asciiTheme="majorHAnsi" w:eastAsiaTheme="majorEastAsia" w:hAnsiTheme="majorHAnsi" w:cstheme="majorBidi"/>
-        <w:b/>
-        <w:bCs/>
-      </w:rPr>
-      <w:tblPr/>
-      <w:tcPr>
-        <w:tcBorders>
-          <w:top w:val="single" w:sz="8" w:space="0" w:color="F79646" w:themeColor="accent6"/>
-          <w:left w:val="single" w:sz="8" w:space="0" w:color="F79646" w:themeColor="accent6"/>
-          <w:bottom w:val="single" w:sz="8" w:space="0" w:color="F79646" w:themeColor="accent6"/>
-          <w:right w:val="single" w:sz="8" w:space="0" w:color="F79646" w:themeColor="accent6"/>
+        <w:rFonts w:asciiTheme="majorHAnsi" w:hAnsiTheme="majorHAnsi" w:eastAsiaTheme="majorEastAsia" w:cstheme="majorBidi"/>
+        <w:b/>
+        <w:bCs/>
+      </w:rPr>
+      <w:tblPr/>
+      <w:tcPr>
+        <w:tcBorders>
+          <w:top w:val="single" w:color="F79646" w:themeColor="accent6" w:sz="8" w:space="0"/>
+          <w:left w:val="single" w:color="F79646" w:themeColor="accent6" w:sz="8" w:space="0"/>
+          <w:bottom w:val="single" w:color="F79646" w:themeColor="accent6" w:sz="8" w:space="0"/>
+          <w:right w:val="single" w:color="F79646" w:themeColor="accent6" w:sz="8" w:space="0"/>
         </w:tcBorders>
       </w:tcPr>
     </w:tblStylePr>
@@ -4565,10 +4583,10 @@
       <w:tblPr/>
       <w:tcPr>
         <w:tcBorders>
-          <w:top w:val="single" w:sz="8" w:space="0" w:color="F79646" w:themeColor="accent6"/>
-          <w:left w:val="single" w:sz="8" w:space="0" w:color="F79646" w:themeColor="accent6"/>
-          <w:bottom w:val="single" w:sz="8" w:space="0" w:color="F79646" w:themeColor="accent6"/>
-          <w:right w:val="single" w:sz="8" w:space="0" w:color="F79646" w:themeColor="accent6"/>
+          <w:top w:val="single" w:color="F79646" w:themeColor="accent6" w:sz="8" w:space="0"/>
+          <w:left w:val="single" w:color="F79646" w:themeColor="accent6" w:sz="8" w:space="0"/>
+          <w:bottom w:val="single" w:color="F79646" w:themeColor="accent6" w:sz="8" w:space="0"/>
+          <w:right w:val="single" w:color="F79646" w:themeColor="accent6" w:sz="8" w:space="0"/>
         </w:tcBorders>
         <w:shd w:val="clear" w:color="auto" w:fill="FDE4D0" w:themeFill="accent6" w:themeFillTint="3F"/>
       </w:tcPr>
@@ -4577,11 +4595,11 @@
       <w:tblPr/>
       <w:tcPr>
         <w:tcBorders>
-          <w:top w:val="single" w:sz="8" w:space="0" w:color="F79646" w:themeColor="accent6"/>
-          <w:left w:val="single" w:sz="8" w:space="0" w:color="F79646" w:themeColor="accent6"/>
-          <w:bottom w:val="single" w:sz="8" w:space="0" w:color="F79646" w:themeColor="accent6"/>
-          <w:right w:val="single" w:sz="8" w:space="0" w:color="F79646" w:themeColor="accent6"/>
-          <w:insideV w:val="single" w:sz="8" w:space="0" w:color="F79646" w:themeColor="accent6"/>
+          <w:top w:val="single" w:color="F79646" w:themeColor="accent6" w:sz="8" w:space="0"/>
+          <w:left w:val="single" w:color="F79646" w:themeColor="accent6" w:sz="8" w:space="0"/>
+          <w:bottom w:val="single" w:color="F79646" w:themeColor="accent6" w:sz="8" w:space="0"/>
+          <w:right w:val="single" w:color="F79646" w:themeColor="accent6" w:sz="8" w:space="0"/>
+          <w:insideV w:val="single" w:color="F79646" w:themeColor="accent6" w:sz="8" w:space="0"/>
         </w:tcBorders>
         <w:shd w:val="clear" w:color="auto" w:fill="FDE4D0" w:themeFill="accent6" w:themeFillTint="3F"/>
       </w:tcPr>
@@ -4590,11 +4608,11 @@
       <w:tblPr/>
       <w:tcPr>
         <w:tcBorders>
-          <w:top w:val="single" w:sz="8" w:space="0" w:color="F79646" w:themeColor="accent6"/>
-          <w:left w:val="single" w:sz="8" w:space="0" w:color="F79646" w:themeColor="accent6"/>
-          <w:bottom w:val="single" w:sz="8" w:space="0" w:color="F79646" w:themeColor="accent6"/>
-          <w:right w:val="single" w:sz="8" w:space="0" w:color="F79646" w:themeColor="accent6"/>
-          <w:insideV w:val="single" w:sz="8" w:space="0" w:color="F79646" w:themeColor="accent6"/>
+          <w:top w:val="single" w:color="F79646" w:themeColor="accent6" w:sz="8" w:space="0"/>
+          <w:left w:val="single" w:color="F79646" w:themeColor="accent6" w:sz="8" w:space="0"/>
+          <w:bottom w:val="single" w:color="F79646" w:themeColor="accent6" w:sz="8" w:space="0"/>
+          <w:right w:val="single" w:color="F79646" w:themeColor="accent6" w:sz="8" w:space="0"/>
+          <w:insideV w:val="single" w:color="F79646" w:themeColor="accent6" w:sz="8" w:space="0"/>
         </w:tcBorders>
       </w:tcPr>
     </w:tblStylePr>
@@ -4612,11 +4630,11 @@
       <w:tblStyleColBandSize w:val="1"/>
       <w:tblInd w:w="0" w:type="dxa"/>
       <w:tblBorders>
-        <w:top w:val="single" w:sz="8" w:space="0" w:color="404040" w:themeColor="text1" w:themeTint="BF"/>
-        <w:left w:val="single" w:sz="8" w:space="0" w:color="404040" w:themeColor="text1" w:themeTint="BF"/>
-        <w:bottom w:val="single" w:sz="8" w:space="0" w:color="404040" w:themeColor="text1" w:themeTint="BF"/>
-        <w:right w:val="single" w:sz="8" w:space="0" w:color="404040" w:themeColor="text1" w:themeTint="BF"/>
-        <w:insideH w:val="single" w:sz="8" w:space="0" w:color="404040" w:themeColor="text1" w:themeTint="BF"/>
+        <w:top w:val="single" w:color="404040" w:themeColor="text1" w:themeTint="BF" w:sz="8" w:space="0"/>
+        <w:left w:val="single" w:color="404040" w:themeColor="text1" w:themeTint="BF" w:sz="8" w:space="0"/>
+        <w:bottom w:val="single" w:color="404040" w:themeColor="text1" w:themeTint="BF" w:sz="8" w:space="0"/>
+        <w:right w:val="single" w:color="404040" w:themeColor="text1" w:themeTint="BF" w:sz="8" w:space="0"/>
+        <w:insideH w:val="single" w:color="404040" w:themeColor="text1" w:themeTint="BF" w:sz="8" w:space="0"/>
       </w:tblBorders>
       <w:tblCellMar>
         <w:top w:w="0" w:type="dxa"/>
@@ -4637,10 +4655,10 @@
       <w:tblPr/>
       <w:tcPr>
         <w:tcBorders>
-          <w:top w:val="single" w:sz="8" w:space="0" w:color="404040" w:themeColor="text1" w:themeTint="BF"/>
-          <w:left w:val="single" w:sz="8" w:space="0" w:color="404040" w:themeColor="text1" w:themeTint="BF"/>
-          <w:bottom w:val="single" w:sz="8" w:space="0" w:color="404040" w:themeColor="text1" w:themeTint="BF"/>
-          <w:right w:val="single" w:sz="8" w:space="0" w:color="404040" w:themeColor="text1" w:themeTint="BF"/>
+          <w:top w:val="single" w:color="404040" w:themeColor="text1" w:themeTint="BF" w:sz="8" w:space="0"/>
+          <w:left w:val="single" w:color="404040" w:themeColor="text1" w:themeTint="BF" w:sz="8" w:space="0"/>
+          <w:bottom w:val="single" w:color="404040" w:themeColor="text1" w:themeTint="BF" w:sz="8" w:space="0"/>
+          <w:right w:val="single" w:color="404040" w:themeColor="text1" w:themeTint="BF" w:sz="8" w:space="0"/>
           <w:insideH w:val="nil"/>
           <w:insideV w:val="nil"/>
         </w:tcBorders>
@@ -4658,10 +4676,10 @@
       <w:tblPr/>
       <w:tcPr>
         <w:tcBorders>
-          <w:top w:val="double" w:sz="6" w:space="0" w:color="404040" w:themeColor="text1" w:themeTint="BF"/>
-          <w:left w:val="single" w:sz="8" w:space="0" w:color="404040" w:themeColor="text1" w:themeTint="BF"/>
-          <w:bottom w:val="single" w:sz="8" w:space="0" w:color="404040" w:themeColor="text1" w:themeTint="BF"/>
-          <w:right w:val="single" w:sz="8" w:space="0" w:color="404040" w:themeColor="text1" w:themeTint="BF"/>
+          <w:top w:val="double" w:color="404040" w:themeColor="text1" w:themeTint="BF" w:sz="6" w:space="0"/>
+          <w:left w:val="single" w:color="404040" w:themeColor="text1" w:themeTint="BF" w:sz="8" w:space="0"/>
+          <w:bottom w:val="single" w:color="404040" w:themeColor="text1" w:themeTint="BF" w:sz="8" w:space="0"/>
+          <w:right w:val="single" w:color="404040" w:themeColor="text1" w:themeTint="BF" w:sz="8" w:space="0"/>
           <w:insideH w:val="nil"/>
           <w:insideV w:val="nil"/>
         </w:tcBorders>
@@ -4718,11 +4736,11 @@
       <w:tblStyleColBandSize w:val="1"/>
       <w:tblInd w:w="0" w:type="dxa"/>
       <w:tblBorders>
-        <w:top w:val="single" w:sz="8" w:space="0" w:color="7BA0CD" w:themeColor="accent1" w:themeTint="BF"/>
-        <w:left w:val="single" w:sz="8" w:space="0" w:color="7BA0CD" w:themeColor="accent1" w:themeTint="BF"/>
-        <w:bottom w:val="single" w:sz="8" w:space="0" w:color="7BA0CD" w:themeColor="accent1" w:themeTint="BF"/>
-        <w:right w:val="single" w:sz="8" w:space="0" w:color="7BA0CD" w:themeColor="accent1" w:themeTint="BF"/>
-        <w:insideH w:val="single" w:sz="8" w:space="0" w:color="7BA0CD" w:themeColor="accent1" w:themeTint="BF"/>
+        <w:top w:val="single" w:color="7BA0CD" w:themeColor="accent1" w:themeTint="BF" w:sz="8" w:space="0"/>
+        <w:left w:val="single" w:color="7BA0CD" w:themeColor="accent1" w:themeTint="BF" w:sz="8" w:space="0"/>
+        <w:bottom w:val="single" w:color="7BA0CD" w:themeColor="accent1" w:themeTint="BF" w:sz="8" w:space="0"/>
+        <w:right w:val="single" w:color="7BA0CD" w:themeColor="accent1" w:themeTint="BF" w:sz="8" w:space="0"/>
+        <w:insideH w:val="single" w:color="7BA0CD" w:themeColor="accent1" w:themeTint="BF" w:sz="8" w:space="0"/>
       </w:tblBorders>
       <w:tblCellMar>
         <w:top w:w="0" w:type="dxa"/>
@@ -4743,10 +4761,10 @@
       <w:tblPr/>
       <w:tcPr>
         <w:tcBorders>
-          <w:top w:val="single" w:sz="8" w:space="0" w:color="7BA0CD" w:themeColor="accent1" w:themeTint="BF"/>
-          <w:left w:val="single" w:sz="8" w:space="0" w:color="7BA0CD" w:themeColor="accent1" w:themeTint="BF"/>
-          <w:bottom w:val="single" w:sz="8" w:space="0" w:color="7BA0CD" w:themeColor="accent1" w:themeTint="BF"/>
-          <w:right w:val="single" w:sz="8" w:space="0" w:color="7BA0CD" w:themeColor="accent1" w:themeTint="BF"/>
+          <w:top w:val="single" w:color="7BA0CD" w:themeColor="accent1" w:themeTint="BF" w:sz="8" w:space="0"/>
+          <w:left w:val="single" w:color="7BA0CD" w:themeColor="accent1" w:themeTint="BF" w:sz="8" w:space="0"/>
+          <w:bottom w:val="single" w:color="7BA0CD" w:themeColor="accent1" w:themeTint="BF" w:sz="8" w:space="0"/>
+          <w:right w:val="single" w:color="7BA0CD" w:themeColor="accent1" w:themeTint="BF" w:sz="8" w:space="0"/>
           <w:insideH w:val="nil"/>
           <w:insideV w:val="nil"/>
         </w:tcBorders>
@@ -4764,10 +4782,10 @@
       <w:tblPr/>
       <w:tcPr>
         <w:tcBorders>
-          <w:top w:val="double" w:sz="6" w:space="0" w:color="7BA0CD" w:themeColor="accent1" w:themeTint="BF"/>
-          <w:left w:val="single" w:sz="8" w:space="0" w:color="7BA0CD" w:themeColor="accent1" w:themeTint="BF"/>
-          <w:bottom w:val="single" w:sz="8" w:space="0" w:color="7BA0CD" w:themeColor="accent1" w:themeTint="BF"/>
-          <w:right w:val="single" w:sz="8" w:space="0" w:color="7BA0CD" w:themeColor="accent1" w:themeTint="BF"/>
+          <w:top w:val="double" w:color="7BA0CD" w:themeColor="accent1" w:themeTint="BF" w:sz="6" w:space="0"/>
+          <w:left w:val="single" w:color="7BA0CD" w:themeColor="accent1" w:themeTint="BF" w:sz="8" w:space="0"/>
+          <w:bottom w:val="single" w:color="7BA0CD" w:themeColor="accent1" w:themeTint="BF" w:sz="8" w:space="0"/>
+          <w:right w:val="single" w:color="7BA0CD" w:themeColor="accent1" w:themeTint="BF" w:sz="8" w:space="0"/>
           <w:insideH w:val="nil"/>
           <w:insideV w:val="nil"/>
         </w:tcBorders>
@@ -4824,11 +4842,11 @@
       <w:tblStyleColBandSize w:val="1"/>
       <w:tblInd w:w="0" w:type="dxa"/>
       <w:tblBorders>
-        <w:top w:val="single" w:sz="8" w:space="0" w:color="CF7B79" w:themeColor="accent2" w:themeTint="BF"/>
-        <w:left w:val="single" w:sz="8" w:space="0" w:color="CF7B79" w:themeColor="accent2" w:themeTint="BF"/>
-        <w:bottom w:val="single" w:sz="8" w:space="0" w:color="CF7B79" w:themeColor="accent2" w:themeTint="BF"/>
-        <w:right w:val="single" w:sz="8" w:space="0" w:color="CF7B79" w:themeColor="accent2" w:themeTint="BF"/>
-        <w:insideH w:val="single" w:sz="8" w:space="0" w:color="CF7B79" w:themeColor="accent2" w:themeTint="BF"/>
+        <w:top w:val="single" w:color="CF7B79" w:themeColor="accent2" w:themeTint="BF" w:sz="8" w:space="0"/>
+        <w:left w:val="single" w:color="CF7B79" w:themeColor="accent2" w:themeTint="BF" w:sz="8" w:space="0"/>
+        <w:bottom w:val="single" w:color="CF7B79" w:themeColor="accent2" w:themeTint="BF" w:sz="8" w:space="0"/>
+        <w:right w:val="single" w:color="CF7B79" w:themeColor="accent2" w:themeTint="BF" w:sz="8" w:space="0"/>
+        <w:insideH w:val="single" w:color="CF7B79" w:themeColor="accent2" w:themeTint="BF" w:sz="8" w:space="0"/>
       </w:tblBorders>
       <w:tblCellMar>
         <w:top w:w="0" w:type="dxa"/>
@@ -4849,10 +4867,10 @@
       <w:tblPr/>
       <w:tcPr>
         <w:tcBorders>
-          <w:top w:val="single" w:sz="8" w:space="0" w:color="CF7B79" w:themeColor="accent2" w:themeTint="BF"/>
-          <w:left w:val="single" w:sz="8" w:space="0" w:color="CF7B79" w:themeColor="accent2" w:themeTint="BF"/>
-          <w:bottom w:val="single" w:sz="8" w:space="0" w:color="CF7B79" w:themeColor="accent2" w:themeTint="BF"/>
-          <w:right w:val="single" w:sz="8" w:space="0" w:color="CF7B79" w:themeColor="accent2" w:themeTint="BF"/>
+          <w:top w:val="single" w:color="CF7B79" w:themeColor="accent2" w:themeTint="BF" w:sz="8" w:space="0"/>
+          <w:left w:val="single" w:color="CF7B79" w:themeColor="accent2" w:themeTint="BF" w:sz="8" w:space="0"/>
+          <w:bottom w:val="single" w:color="CF7B79" w:themeColor="accent2" w:themeTint="BF" w:sz="8" w:space="0"/>
+          <w:right w:val="single" w:color="CF7B79" w:themeColor="accent2" w:themeTint="BF" w:sz="8" w:space="0"/>
           <w:insideH w:val="nil"/>
           <w:insideV w:val="nil"/>
         </w:tcBorders>
@@ -4870,10 +4888,10 @@
       <w:tblPr/>
       <w:tcPr>
         <w:tcBorders>
-          <w:top w:val="double" w:sz="6" w:space="0" w:color="CF7B79" w:themeColor="accent2" w:themeTint="BF"/>
-          <w:left w:val="single" w:sz="8" w:space="0" w:color="CF7B79" w:themeColor="accent2" w:themeTint="BF"/>
-          <w:bottom w:val="single" w:sz="8" w:space="0" w:color="CF7B79" w:themeColor="accent2" w:themeTint="BF"/>
-          <w:right w:val="single" w:sz="8" w:space="0" w:color="CF7B79" w:themeColor="accent2" w:themeTint="BF"/>
+          <w:top w:val="double" w:color="CF7B79" w:themeColor="accent2" w:themeTint="BF" w:sz="6" w:space="0"/>
+          <w:left w:val="single" w:color="CF7B79" w:themeColor="accent2" w:themeTint="BF" w:sz="8" w:space="0"/>
+          <w:bottom w:val="single" w:color="CF7B79" w:themeColor="accent2" w:themeTint="BF" w:sz="8" w:space="0"/>
+          <w:right w:val="single" w:color="CF7B79" w:themeColor="accent2" w:themeTint="BF" w:sz="8" w:space="0"/>
           <w:insideH w:val="nil"/>
           <w:insideV w:val="nil"/>
         </w:tcBorders>
@@ -4930,11 +4948,11 @@
       <w:tblStyleColBandSize w:val="1"/>
       <w:tblInd w:w="0" w:type="dxa"/>
       <w:tblBorders>
-        <w:top w:val="single" w:sz="8" w:space="0" w:color="B3CC82" w:themeColor="accent3" w:themeTint="BF"/>
-        <w:left w:val="single" w:sz="8" w:space="0" w:color="B3CC82" w:themeColor="accent3" w:themeTint="BF"/>
-        <w:bottom w:val="single" w:sz="8" w:space="0" w:color="B3CC82" w:themeColor="accent3" w:themeTint="BF"/>
-        <w:right w:val="single" w:sz="8" w:space="0" w:color="B3CC82" w:themeColor="accent3" w:themeTint="BF"/>
-        <w:insideH w:val="single" w:sz="8" w:space="0" w:color="B3CC82" w:themeColor="accent3" w:themeTint="BF"/>
+        <w:top w:val="single" w:color="B3CC82" w:themeColor="accent3" w:themeTint="BF" w:sz="8" w:space="0"/>
+        <w:left w:val="single" w:color="B3CC82" w:themeColor="accent3" w:themeTint="BF" w:sz="8" w:space="0"/>
+        <w:bottom w:val="single" w:color="B3CC82" w:themeColor="accent3" w:themeTint="BF" w:sz="8" w:space="0"/>
+        <w:right w:val="single" w:color="B3CC82" w:themeColor="accent3" w:themeTint="BF" w:sz="8" w:space="0"/>
+        <w:insideH w:val="single" w:color="B3CC82" w:themeColor="accent3" w:themeTint="BF" w:sz="8" w:space="0"/>
       </w:tblBorders>
       <w:tblCellMar>
         <w:top w:w="0" w:type="dxa"/>
@@ -4955,10 +4973,10 @@
       <w:tblPr/>
       <w:tcPr>
         <w:tcBorders>
-          <w:top w:val="single" w:sz="8" w:space="0" w:color="B3CC82" w:themeColor="accent3" w:themeTint="BF"/>
-          <w:left w:val="single" w:sz="8" w:space="0" w:color="B3CC82" w:themeColor="accent3" w:themeTint="BF"/>
-          <w:bottom w:val="single" w:sz="8" w:space="0" w:color="B3CC82" w:themeColor="accent3" w:themeTint="BF"/>
-          <w:right w:val="single" w:sz="8" w:space="0" w:color="B3CC82" w:themeColor="accent3" w:themeTint="BF"/>
+          <w:top w:val="single" w:color="B3CC82" w:themeColor="accent3" w:themeTint="BF" w:sz="8" w:space="0"/>
+          <w:left w:val="single" w:color="B3CC82" w:themeColor="accent3" w:themeTint="BF" w:sz="8" w:space="0"/>
+          <w:bottom w:val="single" w:color="B3CC82" w:themeColor="accent3" w:themeTint="BF" w:sz="8" w:space="0"/>
+          <w:right w:val="single" w:color="B3CC82" w:themeColor="accent3" w:themeTint="BF" w:sz="8" w:space="0"/>
           <w:insideH w:val="nil"/>
           <w:insideV w:val="nil"/>
         </w:tcBorders>
@@ -4976,10 +4994,10 @@
       <w:tblPr/>
       <w:tcPr>
         <w:tcBorders>
-          <w:top w:val="double" w:sz="6" w:space="0" w:color="B3CC82" w:themeColor="accent3" w:themeTint="BF"/>
-          <w:left w:val="single" w:sz="8" w:space="0" w:color="B3CC82" w:themeColor="accent3" w:themeTint="BF"/>
-          <w:bottom w:val="single" w:sz="8" w:space="0" w:color="B3CC82" w:themeColor="accent3" w:themeTint="BF"/>
-          <w:right w:val="single" w:sz="8" w:space="0" w:color="B3CC82" w:themeColor="accent3" w:themeTint="BF"/>
+          <w:top w:val="double" w:color="B3CC82" w:themeColor="accent3" w:themeTint="BF" w:sz="6" w:space="0"/>
+          <w:left w:val="single" w:color="B3CC82" w:themeColor="accent3" w:themeTint="BF" w:sz="8" w:space="0"/>
+          <w:bottom w:val="single" w:color="B3CC82" w:themeColor="accent3" w:themeTint="BF" w:sz="8" w:space="0"/>
+          <w:right w:val="single" w:color="B3CC82" w:themeColor="accent3" w:themeTint="BF" w:sz="8" w:space="0"/>
           <w:insideH w:val="nil"/>
           <w:insideV w:val="nil"/>
         </w:tcBorders>
@@ -5036,11 +5054,11 @@
       <w:tblStyleColBandSize w:val="1"/>
       <w:tblInd w:w="0" w:type="dxa"/>
       <w:tblBorders>
-        <w:top w:val="single" w:sz="8" w:space="0" w:color="9F8AB9" w:themeColor="accent4" w:themeTint="BF"/>
-        <w:left w:val="single" w:sz="8" w:space="0" w:color="9F8AB9" w:themeColor="accent4" w:themeTint="BF"/>
-        <w:bottom w:val="single" w:sz="8" w:space="0" w:color="9F8AB9" w:themeColor="accent4" w:themeTint="BF"/>
-        <w:right w:val="single" w:sz="8" w:space="0" w:color="9F8AB9" w:themeColor="accent4" w:themeTint="BF"/>
-        <w:insideH w:val="single" w:sz="8" w:space="0" w:color="9F8AB9" w:themeColor="accent4" w:themeTint="BF"/>
+        <w:top w:val="single" w:color="9F8AB9" w:themeColor="accent4" w:themeTint="BF" w:sz="8" w:space="0"/>
+        <w:left w:val="single" w:color="9F8AB9" w:themeColor="accent4" w:themeTint="BF" w:sz="8" w:space="0"/>
+        <w:bottom w:val="single" w:color="9F8AB9" w:themeColor="accent4" w:themeTint="BF" w:sz="8" w:space="0"/>
+        <w:right w:val="single" w:color="9F8AB9" w:themeColor="accent4" w:themeTint="BF" w:sz="8" w:space="0"/>
+        <w:insideH w:val="single" w:color="9F8AB9" w:themeColor="accent4" w:themeTint="BF" w:sz="8" w:space="0"/>
       </w:tblBorders>
       <w:tblCellMar>
         <w:top w:w="0" w:type="dxa"/>
@@ -5061,10 +5079,10 @@
       <w:tblPr/>
       <w:tcPr>
         <w:tcBorders>
-          <w:top w:val="single" w:sz="8" w:space="0" w:color="9F8AB9" w:themeColor="accent4" w:themeTint="BF"/>
-          <w:left w:val="single" w:sz="8" w:space="0" w:color="9F8AB9" w:themeColor="accent4" w:themeTint="BF"/>
-          <w:bottom w:val="single" w:sz="8" w:space="0" w:color="9F8AB9" w:themeColor="accent4" w:themeTint="BF"/>
-          <w:right w:val="single" w:sz="8" w:space="0" w:color="9F8AB9" w:themeColor="accent4" w:themeTint="BF"/>
+          <w:top w:val="single" w:color="9F8AB9" w:themeColor="accent4" w:themeTint="BF" w:sz="8" w:space="0"/>
+          <w:left w:val="single" w:color="9F8AB9" w:themeColor="accent4" w:themeTint="BF" w:sz="8" w:space="0"/>
+          <w:bottom w:val="single" w:color="9F8AB9" w:themeColor="accent4" w:themeTint="BF" w:sz="8" w:space="0"/>
+          <w:right w:val="single" w:color="9F8AB9" w:themeColor="accent4" w:themeTint="BF" w:sz="8" w:space="0"/>
           <w:insideH w:val="nil"/>
           <w:insideV w:val="nil"/>
         </w:tcBorders>
@@ -5082,10 +5100,10 @@
       <w:tblPr/>
       <w:tcPr>
         <w:tcBorders>
-          <w:top w:val="double" w:sz="6" w:space="0" w:color="9F8AB9" w:themeColor="accent4" w:themeTint="BF"/>
-          <w:left w:val="single" w:sz="8" w:space="0" w:color="9F8AB9" w:themeColor="accent4" w:themeTint="BF"/>
-          <w:bottom w:val="single" w:sz="8" w:space="0" w:color="9F8AB9" w:themeColor="accent4" w:themeTint="BF"/>
-          <w:right w:val="single" w:sz="8" w:space="0" w:color="9F8AB9" w:themeColor="accent4" w:themeTint="BF"/>
+          <w:top w:val="double" w:color="9F8AB9" w:themeColor="accent4" w:themeTint="BF" w:sz="6" w:space="0"/>
+          <w:left w:val="single" w:color="9F8AB9" w:themeColor="accent4" w:themeTint="BF" w:sz="8" w:space="0"/>
+          <w:bottom w:val="single" w:color="9F8AB9" w:themeColor="accent4" w:themeTint="BF" w:sz="8" w:space="0"/>
+          <w:right w:val="single" w:color="9F8AB9" w:themeColor="accent4" w:themeTint="BF" w:sz="8" w:space="0"/>
           <w:insideH w:val="nil"/>
           <w:insideV w:val="nil"/>
         </w:tcBorders>
@@ -5142,11 +5160,11 @@
       <w:tblStyleColBandSize w:val="1"/>
       <w:tblInd w:w="0" w:type="dxa"/>
       <w:tblBorders>
-        <w:top w:val="single" w:sz="8" w:space="0" w:color="78C0D4" w:themeColor="accent5" w:themeTint="BF"/>
-        <w:left w:val="single" w:sz="8" w:space="0" w:color="78C0D4" w:themeColor="accent5" w:themeTint="BF"/>
-        <w:bottom w:val="single" w:sz="8" w:space="0" w:color="78C0D4" w:themeColor="accent5" w:themeTint="BF"/>
-        <w:right w:val="single" w:sz="8" w:space="0" w:color="78C0D4" w:themeColor="accent5" w:themeTint="BF"/>
-        <w:insideH w:val="single" w:sz="8" w:space="0" w:color="78C0D4" w:themeColor="accent5" w:themeTint="BF"/>
+        <w:top w:val="single" w:color="78C0D4" w:themeColor="accent5" w:themeTint="BF" w:sz="8" w:space="0"/>
+        <w:left w:val="single" w:color="78C0D4" w:themeColor="accent5" w:themeTint="BF" w:sz="8" w:space="0"/>
+        <w:bottom w:val="single" w:color="78C0D4" w:themeColor="accent5" w:themeTint="BF" w:sz="8" w:space="0"/>
+        <w:right w:val="single" w:color="78C0D4" w:themeColor="accent5" w:themeTint="BF" w:sz="8" w:space="0"/>
+        <w:insideH w:val="single" w:color="78C0D4" w:themeColor="accent5" w:themeTint="BF" w:sz="8" w:space="0"/>
       </w:tblBorders>
       <w:tblCellMar>
         <w:top w:w="0" w:type="dxa"/>
@@ -5167,10 +5185,10 @@
       <w:tblPr/>
       <w:tcPr>
         <w:tcBorders>
-          <w:top w:val="single" w:sz="8" w:space="0" w:color="78C0D4" w:themeColor="accent5" w:themeTint="BF"/>
-          <w:left w:val="single" w:sz="8" w:space="0" w:color="78C0D4" w:themeColor="accent5" w:themeTint="BF"/>
-          <w:bottom w:val="single" w:sz="8" w:space="0" w:color="78C0D4" w:themeColor="accent5" w:themeTint="BF"/>
-          <w:right w:val="single" w:sz="8" w:space="0" w:color="78C0D4" w:themeColor="accent5" w:themeTint="BF"/>
+          <w:top w:val="single" w:color="78C0D4" w:themeColor="accent5" w:themeTint="BF" w:sz="8" w:space="0"/>
+          <w:left w:val="single" w:color="78C0D4" w:themeColor="accent5" w:themeTint="BF" w:sz="8" w:space="0"/>
+          <w:bottom w:val="single" w:color="78C0D4" w:themeColor="accent5" w:themeTint="BF" w:sz="8" w:space="0"/>
+          <w:right w:val="single" w:color="78C0D4" w:themeColor="accent5" w:themeTint="BF" w:sz="8" w:space="0"/>
           <w:insideH w:val="nil"/>
           <w:insideV w:val="nil"/>
         </w:tcBorders>
@@ -5188,10 +5206,10 @@
       <w:tblPr/>
       <w:tcPr>
         <w:tcBorders>
-          <w:top w:val="double" w:sz="6" w:space="0" w:color="78C0D4" w:themeColor="accent5" w:themeTint="BF"/>
-          <w:left w:val="single" w:sz="8" w:space="0" w:color="78C0D4" w:themeColor="accent5" w:themeTint="BF"/>
-          <w:bottom w:val="single" w:sz="8" w:space="0" w:color="78C0D4" w:themeColor="accent5" w:themeTint="BF"/>
-          <w:right w:val="single" w:sz="8" w:space="0" w:color="78C0D4" w:themeColor="accent5" w:themeTint="BF"/>
+          <w:top w:val="double" w:color="78C0D4" w:themeColor="accent5" w:themeTint="BF" w:sz="6" w:space="0"/>
+          <w:left w:val="single" w:color="78C0D4" w:themeColor="accent5" w:themeTint="BF" w:sz="8" w:space="0"/>
+          <w:bottom w:val="single" w:color="78C0D4" w:themeColor="accent5" w:themeTint="BF" w:sz="8" w:space="0"/>
+          <w:right w:val="single" w:color="78C0D4" w:themeColor="accent5" w:themeTint="BF" w:sz="8" w:space="0"/>
           <w:insideH w:val="nil"/>
           <w:insideV w:val="nil"/>
         </w:tcBorders>
@@ -5248,11 +5266,11 @@
       <w:tblStyleColBandSize w:val="1"/>
       <w:tblInd w:w="0" w:type="dxa"/>
       <w:tblBorders>
-        <w:top w:val="single" w:sz="8" w:space="0" w:color="F9B074" w:themeColor="accent6" w:themeTint="BF"/>
-        <w:left w:val="single" w:sz="8" w:space="0" w:color="F9B074" w:themeColor="accent6" w:themeTint="BF"/>
-        <w:bottom w:val="single" w:sz="8" w:space="0" w:color="F9B074" w:themeColor="accent6" w:themeTint="BF"/>
-        <w:right w:val="single" w:sz="8" w:space="0" w:color="F9B074" w:themeColor="accent6" w:themeTint="BF"/>
-        <w:insideH w:val="single" w:sz="8" w:space="0" w:color="F9B074" w:themeColor="accent6" w:themeTint="BF"/>
+        <w:top w:val="single" w:color="F9B074" w:themeColor="accent6" w:themeTint="BF" w:sz="8" w:space="0"/>
+        <w:left w:val="single" w:color="F9B074" w:themeColor="accent6" w:themeTint="BF" w:sz="8" w:space="0"/>
+        <w:bottom w:val="single" w:color="F9B074" w:themeColor="accent6" w:themeTint="BF" w:sz="8" w:space="0"/>
+        <w:right w:val="single" w:color="F9B074" w:themeColor="accent6" w:themeTint="BF" w:sz="8" w:space="0"/>
+        <w:insideH w:val="single" w:color="F9B074" w:themeColor="accent6" w:themeTint="BF" w:sz="8" w:space="0"/>
       </w:tblBorders>
       <w:tblCellMar>
         <w:top w:w="0" w:type="dxa"/>
@@ -5273,10 +5291,10 @@
       <w:tblPr/>
       <w:tcPr>
         <w:tcBorders>
-          <w:top w:val="single" w:sz="8" w:space="0" w:color="F9B074" w:themeColor="accent6" w:themeTint="BF"/>
-          <w:left w:val="single" w:sz="8" w:space="0" w:color="F9B074" w:themeColor="accent6" w:themeTint="BF"/>
-          <w:bottom w:val="single" w:sz="8" w:space="0" w:color="F9B074" w:themeColor="accent6" w:themeTint="BF"/>
-          <w:right w:val="single" w:sz="8" w:space="0" w:color="F9B074" w:themeColor="accent6" w:themeTint="BF"/>
+          <w:top w:val="single" w:color="F9B074" w:themeColor="accent6" w:themeTint="BF" w:sz="8" w:space="0"/>
+          <w:left w:val="single" w:color="F9B074" w:themeColor="accent6" w:themeTint="BF" w:sz="8" w:space="0"/>
+          <w:bottom w:val="single" w:color="F9B074" w:themeColor="accent6" w:themeTint="BF" w:sz="8" w:space="0"/>
+          <w:right w:val="single" w:color="F9B074" w:themeColor="accent6" w:themeTint="BF" w:sz="8" w:space="0"/>
           <w:insideH w:val="nil"/>
           <w:insideV w:val="nil"/>
         </w:tcBorders>
@@ -5294,10 +5312,10 @@
       <w:tblPr/>
       <w:tcPr>
         <w:tcBorders>
-          <w:top w:val="double" w:sz="6" w:space="0" w:color="F9B074" w:themeColor="accent6" w:themeTint="BF"/>
-          <w:left w:val="single" w:sz="8" w:space="0" w:color="F9B074" w:themeColor="accent6" w:themeTint="BF"/>
-          <w:bottom w:val="single" w:sz="8" w:space="0" w:color="F9B074" w:themeColor="accent6" w:themeTint="BF"/>
-          <w:right w:val="single" w:sz="8" w:space="0" w:color="F9B074" w:themeColor="accent6" w:themeTint="BF"/>
+          <w:top w:val="double" w:color="F9B074" w:themeColor="accent6" w:themeTint="BF" w:sz="6" w:space="0"/>
+          <w:left w:val="single" w:color="F9B074" w:themeColor="accent6" w:themeTint="BF" w:sz="8" w:space="0"/>
+          <w:bottom w:val="single" w:color="F9B074" w:themeColor="accent6" w:themeTint="BF" w:sz="8" w:space="0"/>
+          <w:right w:val="single" w:color="F9B074" w:themeColor="accent6" w:themeTint="BF" w:sz="8" w:space="0"/>
           <w:insideH w:val="nil"/>
           <w:insideV w:val="nil"/>
         </w:tcBorders>
@@ -5354,8 +5372,8 @@
       <w:tblStyleColBandSize w:val="1"/>
       <w:tblInd w:w="0" w:type="dxa"/>
       <w:tblBorders>
-        <w:top w:val="single" w:sz="18" w:space="0" w:color="auto"/>
-        <w:bottom w:val="single" w:sz="18" w:space="0" w:color="auto"/>
+        <w:top w:val="single" w:color="auto" w:sz="18" w:space="0"/>
+        <w:bottom w:val="single" w:color="auto" w:sz="18" w:space="0"/>
       </w:tblBorders>
       <w:tblCellMar>
         <w:top w:w="0" w:type="dxa"/>
@@ -5376,9 +5394,9 @@
       <w:tblPr/>
       <w:tcPr>
         <w:tcBorders>
-          <w:top w:val="single" w:sz="18" w:space="0" w:color="auto"/>
-          <w:left w:val="nil"/>
-          <w:bottom w:val="single" w:sz="18" w:space="0" w:color="auto"/>
+          <w:top w:val="single" w:color="auto" w:sz="18" w:space="0"/>
+          <w:left w:val="nil"/>
+          <w:bottom w:val="single" w:color="auto" w:sz="18" w:space="0"/>
           <w:right w:val="nil"/>
           <w:insideH w:val="nil"/>
           <w:insideV w:val="nil"/>
@@ -5396,9 +5414,9 @@
       <w:tblPr/>
       <w:tcPr>
         <w:tcBorders>
-          <w:top w:val="double" w:sz="6" w:space="0" w:color="auto"/>
-          <w:left w:val="nil"/>
-          <w:bottom w:val="single" w:sz="18" w:space="0" w:color="auto"/>
+          <w:top w:val="double" w:color="auto" w:sz="6" w:space="0"/>
+          <w:left w:val="nil"/>
+          <w:bottom w:val="single" w:color="auto" w:sz="18" w:space="0"/>
           <w:right w:val="nil"/>
           <w:insideH w:val="nil"/>
           <w:insideV w:val="nil"/>
@@ -5417,7 +5435,7 @@
         <w:tcBorders>
           <w:top w:val="nil"/>
           <w:left w:val="nil"/>
-          <w:bottom w:val="single" w:sz="18" w:space="0" w:color="auto"/>
+          <w:bottom w:val="single" w:color="auto" w:sz="18" w:space="0"/>
           <w:right w:val="nil"/>
           <w:insideH w:val="nil"/>
           <w:insideV w:val="nil"/>
@@ -5464,9 +5482,9 @@
       <w:tblPr/>
       <w:tcPr>
         <w:tcBorders>
-          <w:top w:val="single" w:sz="18" w:space="0" w:color="auto"/>
-          <w:left w:val="nil"/>
-          <w:bottom w:val="single" w:sz="18" w:space="0" w:color="auto"/>
+          <w:top w:val="single" w:color="auto" w:sz="18" w:space="0"/>
+          <w:left w:val="nil"/>
+          <w:bottom w:val="single" w:color="auto" w:sz="18" w:space="0"/>
           <w:right w:val="nil"/>
           <w:insideH w:val="nil"/>
           <w:insideV w:val="nil"/>
@@ -5480,9 +5498,9 @@
       <w:tblPr/>
       <w:tcPr>
         <w:tcBorders>
-          <w:top w:val="single" w:sz="18" w:space="0" w:color="auto"/>
-          <w:left w:val="nil"/>
-          <w:bottom w:val="single" w:sz="18" w:space="0" w:color="auto"/>
+          <w:top w:val="single" w:color="auto" w:sz="18" w:space="0"/>
+          <w:left w:val="nil"/>
+          <w:bottom w:val="single" w:color="auto" w:sz="18" w:space="0"/>
           <w:right w:val="nil"/>
           <w:insideH w:val="nil"/>
           <w:insideV w:val="nil"/>
@@ -5503,8 +5521,8 @@
       <w:tblStyleColBandSize w:val="1"/>
       <w:tblInd w:w="0" w:type="dxa"/>
       <w:tblBorders>
-        <w:top w:val="single" w:sz="18" w:space="0" w:color="auto"/>
-        <w:bottom w:val="single" w:sz="18" w:space="0" w:color="auto"/>
+        <w:top w:val="single" w:color="auto" w:sz="18" w:space="0"/>
+        <w:bottom w:val="single" w:color="auto" w:sz="18" w:space="0"/>
       </w:tblBorders>
       <w:tblCellMar>
         <w:top w:w="0" w:type="dxa"/>
@@ -5525,9 +5543,9 @@
       <w:tblPr/>
       <w:tcPr>
         <w:tcBorders>
-          <w:top w:val="single" w:sz="18" w:space="0" w:color="auto"/>
-          <w:left w:val="nil"/>
-          <w:bottom w:val="single" w:sz="18" w:space="0" w:color="auto"/>
+          <w:top w:val="single" w:color="auto" w:sz="18" w:space="0"/>
+          <w:left w:val="nil"/>
+          <w:bottom w:val="single" w:color="auto" w:sz="18" w:space="0"/>
           <w:right w:val="nil"/>
           <w:insideH w:val="nil"/>
           <w:insideV w:val="nil"/>
@@ -5545,9 +5563,9 @@
       <w:tblPr/>
       <w:tcPr>
         <w:tcBorders>
-          <w:top w:val="double" w:sz="6" w:space="0" w:color="auto"/>
-          <w:left w:val="nil"/>
-          <w:bottom w:val="single" w:sz="18" w:space="0" w:color="auto"/>
+          <w:top w:val="double" w:color="auto" w:sz="6" w:space="0"/>
+          <w:left w:val="nil"/>
+          <w:bottom w:val="single" w:color="auto" w:sz="18" w:space="0"/>
           <w:right w:val="nil"/>
           <w:insideH w:val="nil"/>
           <w:insideV w:val="nil"/>
@@ -5566,7 +5584,7 @@
         <w:tcBorders>
           <w:top w:val="nil"/>
           <w:left w:val="nil"/>
-          <w:bottom w:val="single" w:sz="18" w:space="0" w:color="auto"/>
+          <w:bottom w:val="single" w:color="auto" w:sz="18" w:space="0"/>
           <w:right w:val="nil"/>
           <w:insideH w:val="nil"/>
           <w:insideV w:val="nil"/>
@@ -5613,9 +5631,9 @@
       <w:tblPr/>
       <w:tcPr>
         <w:tcBorders>
-          <w:top w:val="single" w:sz="18" w:space="0" w:color="auto"/>
-          <w:left w:val="nil"/>
-          <w:bottom w:val="single" w:sz="18" w:space="0" w:color="auto"/>
+          <w:top w:val="single" w:color="auto" w:sz="18" w:space="0"/>
+          <w:left w:val="nil"/>
+          <w:bottom w:val="single" w:color="auto" w:sz="18" w:space="0"/>
           <w:right w:val="nil"/>
           <w:insideH w:val="nil"/>
           <w:insideV w:val="nil"/>
@@ -5629,9 +5647,9 @@
       <w:tblPr/>
       <w:tcPr>
         <w:tcBorders>
-          <w:top w:val="single" w:sz="18" w:space="0" w:color="auto"/>
-          <w:left w:val="nil"/>
-          <w:bottom w:val="single" w:sz="18" w:space="0" w:color="auto"/>
+          <w:top w:val="single" w:color="auto" w:sz="18" w:space="0"/>
+          <w:left w:val="nil"/>
+          <w:bottom w:val="single" w:color="auto" w:sz="18" w:space="0"/>
           <w:right w:val="nil"/>
           <w:insideH w:val="nil"/>
           <w:insideV w:val="nil"/>
@@ -5652,8 +5670,8 @@
       <w:tblStyleColBandSize w:val="1"/>
       <w:tblInd w:w="0" w:type="dxa"/>
       <w:tblBorders>
-        <w:top w:val="single" w:sz="18" w:space="0" w:color="auto"/>
-        <w:bottom w:val="single" w:sz="18" w:space="0" w:color="auto"/>
+        <w:top w:val="single" w:color="auto" w:sz="18" w:space="0"/>
+        <w:bottom w:val="single" w:color="auto" w:sz="18" w:space="0"/>
       </w:tblBorders>
       <w:tblCellMar>
         <w:top w:w="0" w:type="dxa"/>
@@ -5674,9 +5692,9 @@
       <w:tblPr/>
       <w:tcPr>
         <w:tcBorders>
-          <w:top w:val="single" w:sz="18" w:space="0" w:color="auto"/>
-          <w:left w:val="nil"/>
-          <w:bottom w:val="single" w:sz="18" w:space="0" w:color="auto"/>
+          <w:top w:val="single" w:color="auto" w:sz="18" w:space="0"/>
+          <w:left w:val="nil"/>
+          <w:bottom w:val="single" w:color="auto" w:sz="18" w:space="0"/>
           <w:right w:val="nil"/>
           <w:insideH w:val="nil"/>
           <w:insideV w:val="nil"/>
@@ -5694,9 +5712,9 @@
       <w:tblPr/>
       <w:tcPr>
         <w:tcBorders>
-          <w:top w:val="double" w:sz="6" w:space="0" w:color="auto"/>
-          <w:left w:val="nil"/>
-          <w:bottom w:val="single" w:sz="18" w:space="0" w:color="auto"/>
+          <w:top w:val="double" w:color="auto" w:sz="6" w:space="0"/>
+          <w:left w:val="nil"/>
+          <w:bottom w:val="single" w:color="auto" w:sz="18" w:space="0"/>
           <w:right w:val="nil"/>
           <w:insideH w:val="nil"/>
           <w:insideV w:val="nil"/>
@@ -5715,7 +5733,7 @@
         <w:tcBorders>
           <w:top w:val="nil"/>
           <w:left w:val="nil"/>
-          <w:bottom w:val="single" w:sz="18" w:space="0" w:color="auto"/>
+          <w:bottom w:val="single" w:color="auto" w:sz="18" w:space="0"/>
           <w:right w:val="nil"/>
           <w:insideH w:val="nil"/>
           <w:insideV w:val="nil"/>
@@ -5762,9 +5780,9 @@
       <w:tblPr/>
       <w:tcPr>
         <w:tcBorders>
-          <w:top w:val="single" w:sz="18" w:space="0" w:color="auto"/>
-          <w:left w:val="nil"/>
-          <w:bottom w:val="single" w:sz="18" w:space="0" w:color="auto"/>
+          <w:top w:val="single" w:color="auto" w:sz="18" w:space="0"/>
+          <w:left w:val="nil"/>
+          <w:bottom w:val="single" w:color="auto" w:sz="18" w:space="0"/>
           <w:right w:val="nil"/>
           <w:insideH w:val="nil"/>
           <w:insideV w:val="nil"/>
@@ -5778,9 +5796,9 @@
       <w:tblPr/>
       <w:tcPr>
         <w:tcBorders>
-          <w:top w:val="single" w:sz="18" w:space="0" w:color="auto"/>
-          <w:left w:val="nil"/>
-          <w:bottom w:val="single" w:sz="18" w:space="0" w:color="auto"/>
+          <w:top w:val="single" w:color="auto" w:sz="18" w:space="0"/>
+          <w:left w:val="nil"/>
+          <w:bottom w:val="single" w:color="auto" w:sz="18" w:space="0"/>
           <w:right w:val="nil"/>
           <w:insideH w:val="nil"/>
           <w:insideV w:val="nil"/>
@@ -5801,8 +5819,8 @@
       <w:tblStyleColBandSize w:val="1"/>
       <w:tblInd w:w="0" w:type="dxa"/>
       <w:tblBorders>
-        <w:top w:val="single" w:sz="18" w:space="0" w:color="auto"/>
-        <w:bottom w:val="single" w:sz="18" w:space="0" w:color="auto"/>
+        <w:top w:val="single" w:color="auto" w:sz="18" w:space="0"/>
+        <w:bottom w:val="single" w:color="auto" w:sz="18" w:space="0"/>
       </w:tblBorders>
       <w:tblCellMar>
         <w:top w:w="0" w:type="dxa"/>
@@ -5823,9 +5841,9 @@
       <w:tblPr/>
       <w:tcPr>
         <w:tcBorders>
-          <w:top w:val="single" w:sz="18" w:space="0" w:color="auto"/>
-          <w:left w:val="nil"/>
-          <w:bottom w:val="single" w:sz="18" w:space="0" w:color="auto"/>
+          <w:top w:val="single" w:color="auto" w:sz="18" w:space="0"/>
+          <w:left w:val="nil"/>
+          <w:bottom w:val="single" w:color="auto" w:sz="18" w:space="0"/>
           <w:right w:val="nil"/>
           <w:insideH w:val="nil"/>
           <w:insideV w:val="nil"/>
@@ -5843,9 +5861,9 @@
       <w:tblPr/>
       <w:tcPr>
         <w:tcBorders>
-          <w:top w:val="double" w:sz="6" w:space="0" w:color="auto"/>
-          <w:left w:val="nil"/>
-          <w:bottom w:val="single" w:sz="18" w:space="0" w:color="auto"/>
+          <w:top w:val="double" w:color="auto" w:sz="6" w:space="0"/>
+          <w:left w:val="nil"/>
+          <w:bottom w:val="single" w:color="auto" w:sz="18" w:space="0"/>
           <w:right w:val="nil"/>
           <w:insideH w:val="nil"/>
           <w:insideV w:val="nil"/>
@@ -5864,7 +5882,7 @@
         <w:tcBorders>
           <w:top w:val="nil"/>
           <w:left w:val="nil"/>
-          <w:bottom w:val="single" w:sz="18" w:space="0" w:color="auto"/>
+          <w:bottom w:val="single" w:color="auto" w:sz="18" w:space="0"/>
           <w:right w:val="nil"/>
           <w:insideH w:val="nil"/>
           <w:insideV w:val="nil"/>
@@ -5911,9 +5929,9 @@
       <w:tblPr/>
       <w:tcPr>
         <w:tcBorders>
-          <w:top w:val="single" w:sz="18" w:space="0" w:color="auto"/>
-          <w:left w:val="nil"/>
-          <w:bottom w:val="single" w:sz="18" w:space="0" w:color="auto"/>
+          <w:top w:val="single" w:color="auto" w:sz="18" w:space="0"/>
+          <w:left w:val="nil"/>
+          <w:bottom w:val="single" w:color="auto" w:sz="18" w:space="0"/>
           <w:right w:val="nil"/>
           <w:insideH w:val="nil"/>
           <w:insideV w:val="nil"/>
@@ -5927,9 +5945,9 @@
       <w:tblPr/>
       <w:tcPr>
         <w:tcBorders>
-          <w:top w:val="single" w:sz="18" w:space="0" w:color="auto"/>
-          <w:left w:val="nil"/>
-          <w:bottom w:val="single" w:sz="18" w:space="0" w:color="auto"/>
+          <w:top w:val="single" w:color="auto" w:sz="18" w:space="0"/>
+          <w:left w:val="nil"/>
+          <w:bottom w:val="single" w:color="auto" w:sz="18" w:space="0"/>
           <w:right w:val="nil"/>
           <w:insideH w:val="nil"/>
           <w:insideV w:val="nil"/>
@@ -5950,8 +5968,8 @@
       <w:tblStyleColBandSize w:val="1"/>
       <w:tblInd w:w="0" w:type="dxa"/>
       <w:tblBorders>
-        <w:top w:val="single" w:sz="18" w:space="0" w:color="auto"/>
-        <w:bottom w:val="single" w:sz="18" w:space="0" w:color="auto"/>
+        <w:top w:val="single" w:color="auto" w:sz="18" w:space="0"/>
+        <w:bottom w:val="single" w:color="auto" w:sz="18" w:space="0"/>
       </w:tblBorders>
       <w:tblCellMar>
         <w:top w:w="0" w:type="dxa"/>
@@ -5972,9 +5990,9 @@
       <w:tblPr/>
       <w:tcPr>
         <w:tcBorders>
-          <w:top w:val="single" w:sz="18" w:space="0" w:color="auto"/>
-          <w:left w:val="nil"/>
-          <w:bottom w:val="single" w:sz="18" w:space="0" w:color="auto"/>
+          <w:top w:val="single" w:color="auto" w:sz="18" w:space="0"/>
+          <w:left w:val="nil"/>
+          <w:bottom w:val="single" w:color="auto" w:sz="18" w:space="0"/>
           <w:right w:val="nil"/>
           <w:insideH w:val="nil"/>
           <w:insideV w:val="nil"/>
@@ -5992,9 +6010,9 @@
       <w:tblPr/>
       <w:tcPr>
         <w:tcBorders>
-          <w:top w:val="double" w:sz="6" w:space="0" w:color="auto"/>
-          <w:left w:val="nil"/>
-          <w:bottom w:val="single" w:sz="18" w:space="0" w:color="auto"/>
+          <w:top w:val="double" w:color="auto" w:sz="6" w:space="0"/>
+          <w:left w:val="nil"/>
+          <w:bottom w:val="single" w:color="auto" w:sz="18" w:space="0"/>
           <w:right w:val="nil"/>
           <w:insideH w:val="nil"/>
           <w:insideV w:val="nil"/>
@@ -6013,7 +6031,7 @@
         <w:tcBorders>
           <w:top w:val="nil"/>
           <w:left w:val="nil"/>
-          <w:bottom w:val="single" w:sz="18" w:space="0" w:color="auto"/>
+          <w:bottom w:val="single" w:color="auto" w:sz="18" w:space="0"/>
           <w:right w:val="nil"/>
           <w:insideH w:val="nil"/>
           <w:insideV w:val="nil"/>
@@ -6060,9 +6078,9 @@
       <w:tblPr/>
       <w:tcPr>
         <w:tcBorders>
-          <w:top w:val="single" w:sz="18" w:space="0" w:color="auto"/>
-          <w:left w:val="nil"/>
-          <w:bottom w:val="single" w:sz="18" w:space="0" w:color="auto"/>
+          <w:top w:val="single" w:color="auto" w:sz="18" w:space="0"/>
+          <w:left w:val="nil"/>
+          <w:bottom w:val="single" w:color="auto" w:sz="18" w:space="0"/>
           <w:right w:val="nil"/>
           <w:insideH w:val="nil"/>
           <w:insideV w:val="nil"/>
@@ -6076,9 +6094,9 @@
       <w:tblPr/>
       <w:tcPr>
         <w:tcBorders>
-          <w:top w:val="single" w:sz="18" w:space="0" w:color="auto"/>
-          <w:left w:val="nil"/>
-          <w:bottom w:val="single" w:sz="18" w:space="0" w:color="auto"/>
+          <w:top w:val="single" w:color="auto" w:sz="18" w:space="0"/>
+          <w:left w:val="nil"/>
+          <w:bottom w:val="single" w:color="auto" w:sz="18" w:space="0"/>
           <w:right w:val="nil"/>
           <w:insideH w:val="nil"/>
           <w:insideV w:val="nil"/>
@@ -6099,8 +6117,8 @@
       <w:tblStyleColBandSize w:val="1"/>
       <w:tblInd w:w="0" w:type="dxa"/>
       <w:tblBorders>
-        <w:top w:val="single" w:sz="18" w:space="0" w:color="auto"/>
-        <w:bottom w:val="single" w:sz="18" w:space="0" w:color="auto"/>
+        <w:top w:val="single" w:color="auto" w:sz="18" w:space="0"/>
+        <w:bottom w:val="single" w:color="auto" w:sz="18" w:space="0"/>
       </w:tblBorders>
       <w:tblCellMar>
         <w:top w:w="0" w:type="dxa"/>
@@ -6121,9 +6139,9 @@
       <w:tblPr/>
       <w:tcPr>
         <w:tcBorders>
-          <w:top w:val="single" w:sz="18" w:space="0" w:color="auto"/>
-          <w:left w:val="nil"/>
-          <w:bottom w:val="single" w:sz="18" w:space="0" w:color="auto"/>
+          <w:top w:val="single" w:color="auto" w:sz="18" w:space="0"/>
+          <w:left w:val="nil"/>
+          <w:bottom w:val="single" w:color="auto" w:sz="18" w:space="0"/>
           <w:right w:val="nil"/>
           <w:insideH w:val="nil"/>
           <w:insideV w:val="nil"/>
@@ -6141,9 +6159,9 @@
       <w:tblPr/>
       <w:tcPr>
         <w:tcBorders>
-          <w:top w:val="double" w:sz="6" w:space="0" w:color="auto"/>
-          <w:left w:val="nil"/>
-          <w:bottom w:val="single" w:sz="18" w:space="0" w:color="auto"/>
+          <w:top w:val="double" w:color="auto" w:sz="6" w:space="0"/>
+          <w:left w:val="nil"/>
+          <w:bottom w:val="single" w:color="auto" w:sz="18" w:space="0"/>
           <w:right w:val="nil"/>
           <w:insideH w:val="nil"/>
           <w:insideV w:val="nil"/>
@@ -6162,7 +6180,7 @@
         <w:tcBorders>
           <w:top w:val="nil"/>
           <w:left w:val="nil"/>
-          <w:bottom w:val="single" w:sz="18" w:space="0" w:color="auto"/>
+          <w:bottom w:val="single" w:color="auto" w:sz="18" w:space="0"/>
           <w:right w:val="nil"/>
           <w:insideH w:val="nil"/>
           <w:insideV w:val="nil"/>
@@ -6209,9 +6227,9 @@
       <w:tblPr/>
       <w:tcPr>
         <w:tcBorders>
-          <w:top w:val="single" w:sz="18" w:space="0" w:color="auto"/>
-          <w:left w:val="nil"/>
-          <w:bottom w:val="single" w:sz="18" w:space="0" w:color="auto"/>
+          <w:top w:val="single" w:color="auto" w:sz="18" w:space="0"/>
+          <w:left w:val="nil"/>
+          <w:bottom w:val="single" w:color="auto" w:sz="18" w:space="0"/>
           <w:right w:val="nil"/>
           <w:insideH w:val="nil"/>
           <w:insideV w:val="nil"/>
@@ -6225,9 +6243,9 @@
       <w:tblPr/>
       <w:tcPr>
         <w:tcBorders>
-          <w:top w:val="single" w:sz="18" w:space="0" w:color="auto"/>
-          <w:left w:val="nil"/>
-          <w:bottom w:val="single" w:sz="18" w:space="0" w:color="auto"/>
+          <w:top w:val="single" w:color="auto" w:sz="18" w:space="0"/>
+          <w:left w:val="nil"/>
+          <w:bottom w:val="single" w:color="auto" w:sz="18" w:space="0"/>
           <w:right w:val="nil"/>
           <w:insideH w:val="nil"/>
           <w:insideV w:val="nil"/>
@@ -6248,8 +6266,8 @@
       <w:tblStyleColBandSize w:val="1"/>
       <w:tblInd w:w="0" w:type="dxa"/>
       <w:tblBorders>
-        <w:top w:val="single" w:sz="18" w:space="0" w:color="auto"/>
-        <w:bottom w:val="single" w:sz="18" w:space="0" w:color="auto"/>
+        <w:top w:val="single" w:color="auto" w:sz="18" w:space="0"/>
+        <w:bottom w:val="single" w:color="auto" w:sz="18" w:space="0"/>
       </w:tblBorders>
       <w:tblCellMar>
         <w:top w:w="0" w:type="dxa"/>
@@ -6270,9 +6288,9 @@
       <w:tblPr/>
       <w:tcPr>
         <w:tcBorders>
-          <w:top w:val="single" w:sz="18" w:space="0" w:color="auto"/>
-          <w:left w:val="nil"/>
-          <w:bottom w:val="single" w:sz="18" w:space="0" w:color="auto"/>
+          <w:top w:val="single" w:color="auto" w:sz="18" w:space="0"/>
+          <w:left w:val="nil"/>
+          <w:bottom w:val="single" w:color="auto" w:sz="18" w:space="0"/>
           <w:right w:val="nil"/>
           <w:insideH w:val="nil"/>
           <w:insideV w:val="nil"/>
@@ -6290,9 +6308,9 @@
       <w:tblPr/>
       <w:tcPr>
         <w:tcBorders>
-          <w:top w:val="double" w:sz="6" w:space="0" w:color="auto"/>
-          <w:left w:val="nil"/>
-          <w:bottom w:val="single" w:sz="18" w:space="0" w:color="auto"/>
+          <w:top w:val="double" w:color="auto" w:sz="6" w:space="0"/>
+          <w:left w:val="nil"/>
+          <w:bottom w:val="single" w:color="auto" w:sz="18" w:space="0"/>
           <w:right w:val="nil"/>
           <w:insideH w:val="nil"/>
           <w:insideV w:val="nil"/>
@@ -6311,7 +6329,7 @@
         <w:tcBorders>
           <w:top w:val="nil"/>
           <w:left w:val="nil"/>
-          <w:bottom w:val="single" w:sz="18" w:space="0" w:color="auto"/>
+          <w:bottom w:val="single" w:color="auto" w:sz="18" w:space="0"/>
           <w:right w:val="nil"/>
           <w:insideH w:val="nil"/>
           <w:insideV w:val="nil"/>
@@ -6358,9 +6376,9 @@
       <w:tblPr/>
       <w:tcPr>
         <w:tcBorders>
-          <w:top w:val="single" w:sz="18" w:space="0" w:color="auto"/>
-          <w:left w:val="nil"/>
-          <w:bottom w:val="single" w:sz="18" w:space="0" w:color="auto"/>
+          <w:top w:val="single" w:color="auto" w:sz="18" w:space="0"/>
+          <w:left w:val="nil"/>
+          <w:bottom w:val="single" w:color="auto" w:sz="18" w:space="0"/>
           <w:right w:val="nil"/>
           <w:insideH w:val="nil"/>
           <w:insideV w:val="nil"/>
@@ -6374,9 +6392,9 @@
       <w:tblPr/>
       <w:tcPr>
         <w:tcBorders>
-          <w:top w:val="single" w:sz="18" w:space="0" w:color="auto"/>
-          <w:left w:val="nil"/>
-          <w:bottom w:val="single" w:sz="18" w:space="0" w:color="auto"/>
+          <w:top w:val="single" w:color="auto" w:sz="18" w:space="0"/>
+          <w:left w:val="nil"/>
+          <w:bottom w:val="single" w:color="auto" w:sz="18" w:space="0"/>
           <w:right w:val="nil"/>
           <w:insideH w:val="nil"/>
           <w:insideV w:val="nil"/>
@@ -6400,8 +6418,8 @@
       <w:tblStyleColBandSize w:val="1"/>
       <w:tblInd w:w="0" w:type="dxa"/>
       <w:tblBorders>
-        <w:top w:val="single" w:sz="8" w:space="0" w:color="000000" w:themeColor="text1"/>
-        <w:bottom w:val="single" w:sz="8" w:space="0" w:color="000000" w:themeColor="text1"/>
+        <w:top w:val="single" w:color="000000" w:themeColor="text1" w:sz="8" w:space="0"/>
+        <w:bottom w:val="single" w:color="000000" w:themeColor="text1" w:sz="8" w:space="0"/>
       </w:tblBorders>
       <w:tblCellMar>
         <w:top w:w="0" w:type="dxa"/>
@@ -6412,13 +6430,13 @@
     </w:tblPr>
     <w:tblStylePr w:type="firstRow">
       <w:rPr>
-        <w:rFonts w:asciiTheme="majorHAnsi" w:eastAsiaTheme="majorEastAsia" w:hAnsiTheme="majorHAnsi" w:cstheme="majorBidi"/>
-      </w:rPr>
-      <w:tblPr/>
-      <w:tcPr>
-        <w:tcBorders>
-          <w:top w:val="nil"/>
-          <w:bottom w:val="single" w:sz="8" w:space="0" w:color="000000" w:themeColor="text1"/>
+        <w:rFonts w:asciiTheme="majorHAnsi" w:hAnsiTheme="majorHAnsi" w:eastAsiaTheme="majorEastAsia" w:cstheme="majorBidi"/>
+      </w:rPr>
+      <w:tblPr/>
+      <w:tcPr>
+        <w:tcBorders>
+          <w:top w:val="nil"/>
+          <w:bottom w:val="single" w:color="000000" w:themeColor="text1" w:sz="8" w:space="0"/>
         </w:tcBorders>
       </w:tcPr>
     </w:tblStylePr>
@@ -6431,8 +6449,8 @@
       <w:tblPr/>
       <w:tcPr>
         <w:tcBorders>
-          <w:top w:val="single" w:sz="8" w:space="0" w:color="000000" w:themeColor="text1"/>
-          <w:bottom w:val="single" w:sz="8" w:space="0" w:color="000000" w:themeColor="text1"/>
+          <w:top w:val="single" w:color="000000" w:themeColor="text1" w:sz="8" w:space="0"/>
+          <w:bottom w:val="single" w:color="000000" w:themeColor="text1" w:sz="8" w:space="0"/>
         </w:tcBorders>
       </w:tcPr>
     </w:tblStylePr>
@@ -6450,8 +6468,8 @@
       <w:tblPr/>
       <w:tcPr>
         <w:tcBorders>
-          <w:top w:val="single" w:sz="8" w:space="0" w:color="000000" w:themeColor="text1"/>
-          <w:bottom w:val="single" w:sz="8" w:space="0" w:color="000000" w:themeColor="text1"/>
+          <w:top w:val="single" w:color="000000" w:themeColor="text1" w:sz="8" w:space="0"/>
+          <w:bottom w:val="single" w:color="000000" w:themeColor="text1" w:sz="8" w:space="0"/>
         </w:tcBorders>
       </w:tcPr>
     </w:tblStylePr>
@@ -6484,8 +6502,8 @@
       <w:tblStyleColBandSize w:val="1"/>
       <w:tblInd w:w="0" w:type="dxa"/>
       <w:tblBorders>
-        <w:top w:val="single" w:sz="8" w:space="0" w:color="4F81BD" w:themeColor="accent1"/>
-        <w:bottom w:val="single" w:sz="8" w:space="0" w:color="4F81BD" w:themeColor="accent1"/>
+        <w:top w:val="single" w:color="4F81BD" w:themeColor="accent1" w:sz="8" w:space="0"/>
+        <w:bottom w:val="single" w:color="4F81BD" w:themeColor="accent1" w:sz="8" w:space="0"/>
       </w:tblBorders>
       <w:tblCellMar>
         <w:top w:w="0" w:type="dxa"/>
@@ -6496,13 +6514,13 @@
     </w:tblPr>
     <w:tblStylePr w:type="firstRow">
       <w:rPr>
-        <w:rFonts w:asciiTheme="majorHAnsi" w:eastAsiaTheme="majorEastAsia" w:hAnsiTheme="majorHAnsi" w:cstheme="majorBidi"/>
-      </w:rPr>
-      <w:tblPr/>
-      <w:tcPr>
-        <w:tcBorders>
-          <w:top w:val="nil"/>
-          <w:bottom w:val="single" w:sz="8" w:space="0" w:color="4F81BD" w:themeColor="accent1"/>
+        <w:rFonts w:asciiTheme="majorHAnsi" w:hAnsiTheme="majorHAnsi" w:eastAsiaTheme="majorEastAsia" w:cstheme="majorBidi"/>
+      </w:rPr>
+      <w:tblPr/>
+      <w:tcPr>
+        <w:tcBorders>
+          <w:top w:val="nil"/>
+          <w:bottom w:val="single" w:color="4F81BD" w:themeColor="accent1" w:sz="8" w:space="0"/>
         </w:tcBorders>
       </w:tcPr>
     </w:tblStylePr>
@@ -6515,8 +6533,8 @@
       <w:tblPr/>
       <w:tcPr>
         <w:tcBorders>
-          <w:top w:val="single" w:sz="8" w:space="0" w:color="4F81BD" w:themeColor="accent1"/>
-          <w:bottom w:val="single" w:sz="8" w:space="0" w:color="4F81BD" w:themeColor="accent1"/>
+          <w:top w:val="single" w:color="4F81BD" w:themeColor="accent1" w:sz="8" w:space="0"/>
+          <w:bottom w:val="single" w:color="4F81BD" w:themeColor="accent1" w:sz="8" w:space="0"/>
         </w:tcBorders>
       </w:tcPr>
     </w:tblStylePr>
@@ -6534,8 +6552,8 @@
       <w:tblPr/>
       <w:tcPr>
         <w:tcBorders>
-          <w:top w:val="single" w:sz="8" w:space="0" w:color="4F81BD" w:themeColor="accent1"/>
-          <w:bottom w:val="single" w:sz="8" w:space="0" w:color="4F81BD" w:themeColor="accent1"/>
+          <w:top w:val="single" w:color="4F81BD" w:themeColor="accent1" w:sz="8" w:space="0"/>
+          <w:bottom w:val="single" w:color="4F81BD" w:themeColor="accent1" w:sz="8" w:space="0"/>
         </w:tcBorders>
       </w:tcPr>
     </w:tblStylePr>
@@ -6568,8 +6586,8 @@
       <w:tblStyleColBandSize w:val="1"/>
       <w:tblInd w:w="0" w:type="dxa"/>
       <w:tblBorders>
-        <w:top w:val="single" w:sz="8" w:space="0" w:color="C0504D" w:themeColor="accent2"/>
-        <w:bottom w:val="single" w:sz="8" w:space="0" w:color="C0504D" w:themeColor="accent2"/>
+        <w:top w:val="single" w:color="C0504D" w:themeColor="accent2" w:sz="8" w:space="0"/>
+        <w:bottom w:val="single" w:color="C0504D" w:themeColor="accent2" w:sz="8" w:space="0"/>
       </w:tblBorders>
       <w:tblCellMar>
         <w:top w:w="0" w:type="dxa"/>
@@ -6580,13 +6598,13 @@
     </w:tblPr>
     <w:tblStylePr w:type="firstRow">
       <w:rPr>
-        <w:rFonts w:asciiTheme="majorHAnsi" w:eastAsiaTheme="majorEastAsia" w:hAnsiTheme="majorHAnsi" w:cstheme="majorBidi"/>
-      </w:rPr>
-      <w:tblPr/>
-      <w:tcPr>
-        <w:tcBorders>
-          <w:top w:val="nil"/>
-          <w:bottom w:val="single" w:sz="8" w:space="0" w:color="C0504D" w:themeColor="accent2"/>
+        <w:rFonts w:asciiTheme="majorHAnsi" w:hAnsiTheme="majorHAnsi" w:eastAsiaTheme="majorEastAsia" w:cstheme="majorBidi"/>
+      </w:rPr>
+      <w:tblPr/>
+      <w:tcPr>
+        <w:tcBorders>
+          <w:top w:val="nil"/>
+          <w:bottom w:val="single" w:color="C0504D" w:themeColor="accent2" w:sz="8" w:space="0"/>
         </w:tcBorders>
       </w:tcPr>
     </w:tblStylePr>
@@ -6599,8 +6617,8 @@
       <w:tblPr/>
       <w:tcPr>
         <w:tcBorders>
-          <w:top w:val="single" w:sz="8" w:space="0" w:color="C0504D" w:themeColor="accent2"/>
-          <w:bottom w:val="single" w:sz="8" w:space="0" w:color="C0504D" w:themeColor="accent2"/>
+          <w:top w:val="single" w:color="C0504D" w:themeColor="accent2" w:sz="8" w:space="0"/>
+          <w:bottom w:val="single" w:color="C0504D" w:themeColor="accent2" w:sz="8" w:space="0"/>
         </w:tcBorders>
       </w:tcPr>
     </w:tblStylePr>
@@ -6618,8 +6636,8 @@
       <w:tblPr/>
       <w:tcPr>
         <w:tcBorders>
-          <w:top w:val="single" w:sz="8" w:space="0" w:color="C0504D" w:themeColor="accent2"/>
-          <w:bottom w:val="single" w:sz="8" w:space="0" w:color="C0504D" w:themeColor="accent2"/>
+          <w:top w:val="single" w:color="C0504D" w:themeColor="accent2" w:sz="8" w:space="0"/>
+          <w:bottom w:val="single" w:color="C0504D" w:themeColor="accent2" w:sz="8" w:space="0"/>
         </w:tcBorders>
       </w:tcPr>
     </w:tblStylePr>
@@ -6652,8 +6670,8 @@
       <w:tblStyleColBandSize w:val="1"/>
       <w:tblInd w:w="0" w:type="dxa"/>
       <w:tblBorders>
-        <w:top w:val="single" w:sz="8" w:space="0" w:color="9BBB59" w:themeColor="accent3"/>
-        <w:bottom w:val="single" w:sz="8" w:space="0" w:color="9BBB59" w:themeColor="accent3"/>
+        <w:top w:val="single" w:color="9BBB59" w:themeColor="accent3" w:sz="8" w:space="0"/>
+        <w:bottom w:val="single" w:color="9BBB59" w:themeColor="accent3" w:sz="8" w:space="0"/>
       </w:tblBorders>
       <w:tblCellMar>
         <w:top w:w="0" w:type="dxa"/>
@@ -6664,13 +6682,13 @@
     </w:tblPr>
     <w:tblStylePr w:type="firstRow">
       <w:rPr>
-        <w:rFonts w:asciiTheme="majorHAnsi" w:eastAsiaTheme="majorEastAsia" w:hAnsiTheme="majorHAnsi" w:cstheme="majorBidi"/>
-      </w:rPr>
-      <w:tblPr/>
-      <w:tcPr>
-        <w:tcBorders>
-          <w:top w:val="nil"/>
-          <w:bottom w:val="single" w:sz="8" w:space="0" w:color="9BBB59" w:themeColor="accent3"/>
+        <w:rFonts w:asciiTheme="majorHAnsi" w:hAnsiTheme="majorHAnsi" w:eastAsiaTheme="majorEastAsia" w:cstheme="majorBidi"/>
+      </w:rPr>
+      <w:tblPr/>
+      <w:tcPr>
+        <w:tcBorders>
+          <w:top w:val="nil"/>
+          <w:bottom w:val="single" w:color="9BBB59" w:themeColor="accent3" w:sz="8" w:space="0"/>
         </w:tcBorders>
       </w:tcPr>
     </w:tblStylePr>
@@ -6683,8 +6701,8 @@
       <w:tblPr/>
       <w:tcPr>
         <w:tcBorders>
-          <w:top w:val="single" w:sz="8" w:space="0" w:color="9BBB59" w:themeColor="accent3"/>
-          <w:bottom w:val="single" w:sz="8" w:space="0" w:color="9BBB59" w:themeColor="accent3"/>
+          <w:top w:val="single" w:color="9BBB59" w:themeColor="accent3" w:sz="8" w:space="0"/>
+          <w:bottom w:val="single" w:color="9BBB59" w:themeColor="accent3" w:sz="8" w:space="0"/>
         </w:tcBorders>
       </w:tcPr>
     </w:tblStylePr>
@@ -6702,8 +6720,8 @@
       <w:tblPr/>
       <w:tcPr>
         <w:tcBorders>
-          <w:top w:val="single" w:sz="8" w:space="0" w:color="9BBB59" w:themeColor="accent3"/>
-          <w:bottom w:val="single" w:sz="8" w:space="0" w:color="9BBB59" w:themeColor="accent3"/>
+          <w:top w:val="single" w:color="9BBB59" w:themeColor="accent3" w:sz="8" w:space="0"/>
+          <w:bottom w:val="single" w:color="9BBB59" w:themeColor="accent3" w:sz="8" w:space="0"/>
         </w:tcBorders>
       </w:tcPr>
     </w:tblStylePr>
@@ -6736,8 +6754,8 @@
       <w:tblStyleColBandSize w:val="1"/>
       <w:tblInd w:w="0" w:type="dxa"/>
       <w:tblBorders>
-        <w:top w:val="single" w:sz="8" w:space="0" w:color="8064A2" w:themeColor="accent4"/>
-        <w:bottom w:val="single" w:sz="8" w:space="0" w:color="8064A2" w:themeColor="accent4"/>
+        <w:top w:val="single" w:color="8064A2" w:themeColor="accent4" w:sz="8" w:space="0"/>
+        <w:bottom w:val="single" w:color="8064A2" w:themeColor="accent4" w:sz="8" w:space="0"/>
       </w:tblBorders>
       <w:tblCellMar>
         <w:top w:w="0" w:type="dxa"/>
@@ -6748,13 +6766,13 @@
     </w:tblPr>
     <w:tblStylePr w:type="firstRow">
       <w:rPr>
-        <w:rFonts w:asciiTheme="majorHAnsi" w:eastAsiaTheme="majorEastAsia" w:hAnsiTheme="majorHAnsi" w:cstheme="majorBidi"/>
-      </w:rPr>
-      <w:tblPr/>
-      <w:tcPr>
-        <w:tcBorders>
-          <w:top w:val="nil"/>
-          <w:bottom w:val="single" w:sz="8" w:space="0" w:color="8064A2" w:themeColor="accent4"/>
+        <w:rFonts w:asciiTheme="majorHAnsi" w:hAnsiTheme="majorHAnsi" w:eastAsiaTheme="majorEastAsia" w:cstheme="majorBidi"/>
+      </w:rPr>
+      <w:tblPr/>
+      <w:tcPr>
+        <w:tcBorders>
+          <w:top w:val="nil"/>
+          <w:bottom w:val="single" w:color="8064A2" w:themeColor="accent4" w:sz="8" w:space="0"/>
         </w:tcBorders>
       </w:tcPr>
     </w:tblStylePr>
@@ -6767,8 +6785,8 @@
       <w:tblPr/>
       <w:tcPr>
         <w:tcBorders>
-          <w:top w:val="single" w:sz="8" w:space="0" w:color="8064A2" w:themeColor="accent4"/>
-          <w:bottom w:val="single" w:sz="8" w:space="0" w:color="8064A2" w:themeColor="accent4"/>
+          <w:top w:val="single" w:color="8064A2" w:themeColor="accent4" w:sz="8" w:space="0"/>
+          <w:bottom w:val="single" w:color="8064A2" w:themeColor="accent4" w:sz="8" w:space="0"/>
         </w:tcBorders>
       </w:tcPr>
     </w:tblStylePr>
@@ -6786,8 +6804,8 @@
       <w:tblPr/>
       <w:tcPr>
         <w:tcBorders>
-          <w:top w:val="single" w:sz="8" w:space="0" w:color="8064A2" w:themeColor="accent4"/>
-          <w:bottom w:val="single" w:sz="8" w:space="0" w:color="8064A2" w:themeColor="accent4"/>
+          <w:top w:val="single" w:color="8064A2" w:themeColor="accent4" w:sz="8" w:space="0"/>
+          <w:bottom w:val="single" w:color="8064A2" w:themeColor="accent4" w:sz="8" w:space="0"/>
         </w:tcBorders>
       </w:tcPr>
     </w:tblStylePr>
@@ -6820,8 +6838,8 @@
       <w:tblStyleColBandSize w:val="1"/>
       <w:tblInd w:w="0" w:type="dxa"/>
       <w:tblBorders>
-        <w:top w:val="single" w:sz="8" w:space="0" w:color="4BACC6" w:themeColor="accent5"/>
-        <w:bottom w:val="single" w:sz="8" w:space="0" w:color="4BACC6" w:themeColor="accent5"/>
+        <w:top w:val="single" w:color="4BACC6" w:themeColor="accent5" w:sz="8" w:space="0"/>
+        <w:bottom w:val="single" w:color="4BACC6" w:themeColor="accent5" w:sz="8" w:space="0"/>
       </w:tblBorders>
       <w:tblCellMar>
         <w:top w:w="0" w:type="dxa"/>
@@ -6832,13 +6850,13 @@
     </w:tblPr>
     <w:tblStylePr w:type="firstRow">
       <w:rPr>
-        <w:rFonts w:asciiTheme="majorHAnsi" w:eastAsiaTheme="majorEastAsia" w:hAnsiTheme="majorHAnsi" w:cstheme="majorBidi"/>
-      </w:rPr>
-      <w:tblPr/>
-      <w:tcPr>
-        <w:tcBorders>
-          <w:top w:val="nil"/>
-          <w:bottom w:val="single" w:sz="8" w:space="0" w:color="4BACC6" w:themeColor="accent5"/>
+        <w:rFonts w:asciiTheme="majorHAnsi" w:hAnsiTheme="majorHAnsi" w:eastAsiaTheme="majorEastAsia" w:cstheme="majorBidi"/>
+      </w:rPr>
+      <w:tblPr/>
+      <w:tcPr>
+        <w:tcBorders>
+          <w:top w:val="nil"/>
+          <w:bottom w:val="single" w:color="4BACC6" w:themeColor="accent5" w:sz="8" w:space="0"/>
         </w:tcBorders>
       </w:tcPr>
     </w:tblStylePr>
@@ -6851,8 +6869,8 @@
       <w:tblPr/>
       <w:tcPr>
         <w:tcBorders>
-          <w:top w:val="single" w:sz="8" w:space="0" w:color="4BACC6" w:themeColor="accent5"/>
-          <w:bottom w:val="single" w:sz="8" w:space="0" w:color="4BACC6" w:themeColor="accent5"/>
+          <w:top w:val="single" w:color="4BACC6" w:themeColor="accent5" w:sz="8" w:space="0"/>
+          <w:bottom w:val="single" w:color="4BACC6" w:themeColor="accent5" w:sz="8" w:space="0"/>
         </w:tcBorders>
       </w:tcPr>
     </w:tblStylePr>
@@ -6870,8 +6888,8 @@
       <w:tblPr/>
       <w:tcPr>
         <w:tcBorders>
-          <w:top w:val="single" w:sz="8" w:space="0" w:color="4BACC6" w:themeColor="accent5"/>
-          <w:bottom w:val="single" w:sz="8" w:space="0" w:color="4BACC6" w:themeColor="accent5"/>
+          <w:top w:val="single" w:color="4BACC6" w:themeColor="accent5" w:sz="8" w:space="0"/>
+          <w:bottom w:val="single" w:color="4BACC6" w:themeColor="accent5" w:sz="8" w:space="0"/>
         </w:tcBorders>
       </w:tcPr>
     </w:tblStylePr>
@@ -6904,8 +6922,8 @@
       <w:tblStyleColBandSize w:val="1"/>
       <w:tblInd w:w="0" w:type="dxa"/>
       <w:tblBorders>
-        <w:top w:val="single" w:sz="8" w:space="0" w:color="F79646" w:themeColor="accent6"/>
-        <w:bottom w:val="single" w:sz="8" w:space="0" w:color="F79646" w:themeColor="accent6"/>
+        <w:top w:val="single" w:color="F79646" w:themeColor="accent6" w:sz="8" w:space="0"/>
+        <w:bottom w:val="single" w:color="F79646" w:themeColor="accent6" w:sz="8" w:space="0"/>
       </w:tblBorders>
       <w:tblCellMar>
         <w:top w:w="0" w:type="dxa"/>
@@ -6916,13 +6934,13 @@
     </w:tblPr>
     <w:tblStylePr w:type="firstRow">
       <w:rPr>
-        <w:rFonts w:asciiTheme="majorHAnsi" w:eastAsiaTheme="majorEastAsia" w:hAnsiTheme="majorHAnsi" w:cstheme="majorBidi"/>
-      </w:rPr>
-      <w:tblPr/>
-      <w:tcPr>
-        <w:tcBorders>
-          <w:top w:val="nil"/>
-          <w:bottom w:val="single" w:sz="8" w:space="0" w:color="F79646" w:themeColor="accent6"/>
+        <w:rFonts w:asciiTheme="majorHAnsi" w:hAnsiTheme="majorHAnsi" w:eastAsiaTheme="majorEastAsia" w:cstheme="majorBidi"/>
+      </w:rPr>
+      <w:tblPr/>
+      <w:tcPr>
+        <w:tcBorders>
+          <w:top w:val="nil"/>
+          <w:bottom w:val="single" w:color="F79646" w:themeColor="accent6" w:sz="8" w:space="0"/>
         </w:tcBorders>
       </w:tcPr>
     </w:tblStylePr>
@@ -6935,8 +6953,8 @@
       <w:tblPr/>
       <w:tcPr>
         <w:tcBorders>
-          <w:top w:val="single" w:sz="8" w:space="0" w:color="F79646" w:themeColor="accent6"/>
-          <w:bottom w:val="single" w:sz="8" w:space="0" w:color="F79646" w:themeColor="accent6"/>
+          <w:top w:val="single" w:color="F79646" w:themeColor="accent6" w:sz="8" w:space="0"/>
+          <w:bottom w:val="single" w:color="F79646" w:themeColor="accent6" w:sz="8" w:space="0"/>
         </w:tcBorders>
       </w:tcPr>
     </w:tblStylePr>
@@ -6954,8 +6972,8 @@
       <w:tblPr/>
       <w:tcPr>
         <w:tcBorders>
-          <w:top w:val="single" w:sz="8" w:space="0" w:color="F79646" w:themeColor="accent6"/>
-          <w:bottom w:val="single" w:sz="8" w:space="0" w:color="F79646" w:themeColor="accent6"/>
+          <w:top w:val="single" w:color="F79646" w:themeColor="accent6" w:sz="8" w:space="0"/>
+          <w:bottom w:val="single" w:color="F79646" w:themeColor="accent6" w:sz="8" w:space="0"/>
         </w:tcBorders>
       </w:tcPr>
     </w:tblStylePr>
@@ -6981,7 +6999,7 @@
       <w:spacing w:after="0" w:line="240" w:lineRule="auto"/>
     </w:pPr>
     <w:rPr>
-      <w:rFonts w:asciiTheme="majorHAnsi" w:eastAsiaTheme="majorEastAsia" w:hAnsiTheme="majorHAnsi" w:cstheme="majorBidi"/>
+      <w:rFonts w:asciiTheme="majorHAnsi" w:hAnsiTheme="majorHAnsi" w:eastAsiaTheme="majorEastAsia" w:cstheme="majorBidi"/>
       <w:color w:val="000000" w:themeColor="text1"/>
     </w:rPr>
     <w:tblPr>
@@ -6989,10 +7007,10 @@
       <w:tblStyleColBandSize w:val="1"/>
       <w:tblInd w:w="0" w:type="dxa"/>
       <w:tblBorders>
-        <w:top w:val="single" w:sz="8" w:space="0" w:color="000000" w:themeColor="text1"/>
-        <w:left w:val="single" w:sz="8" w:space="0" w:color="000000" w:themeColor="text1"/>
-        <w:bottom w:val="single" w:sz="8" w:space="0" w:color="000000" w:themeColor="text1"/>
-        <w:right w:val="single" w:sz="8" w:space="0" w:color="000000" w:themeColor="text1"/>
+        <w:top w:val="single" w:color="000000" w:themeColor="text1" w:sz="8" w:space="0"/>
+        <w:left w:val="single" w:color="000000" w:themeColor="text1" w:sz="8" w:space="0"/>
+        <w:bottom w:val="single" w:color="000000" w:themeColor="text1" w:sz="8" w:space="0"/>
+        <w:right w:val="single" w:color="000000" w:themeColor="text1" w:sz="8" w:space="0"/>
       </w:tblBorders>
       <w:tblCellMar>
         <w:top w:w="0" w:type="dxa"/>
@@ -7011,7 +7029,7 @@
         <w:tcBorders>
           <w:top w:val="nil"/>
           <w:left w:val="nil"/>
-          <w:bottom w:val="single" w:sz="24" w:space="0" w:color="000000" w:themeColor="text1"/>
+          <w:bottom w:val="single" w:color="000000" w:themeColor="text1" w:sz="24" w:space="0"/>
           <w:right w:val="nil"/>
           <w:insideH w:val="nil"/>
           <w:insideV w:val="nil"/>
@@ -7023,7 +7041,7 @@
       <w:tblPr/>
       <w:tcPr>
         <w:tcBorders>
-          <w:top w:val="single" w:sz="8" w:space="0" w:color="000000" w:themeColor="text1"/>
+          <w:top w:val="single" w:color="000000" w:themeColor="text1" w:sz="8" w:space="0"/>
           <w:left w:val="nil"/>
           <w:bottom w:val="nil"/>
           <w:right w:val="nil"/>
@@ -7040,7 +7058,7 @@
           <w:top w:val="nil"/>
           <w:left w:val="nil"/>
           <w:bottom w:val="nil"/>
-          <w:right w:val="single" w:sz="8" w:space="0" w:color="000000" w:themeColor="text1"/>
+          <w:right w:val="single" w:color="000000" w:themeColor="text1" w:sz="8" w:space="0"/>
           <w:insideH w:val="nil"/>
           <w:insideV w:val="nil"/>
         </w:tcBorders>
@@ -7052,7 +7070,7 @@
       <w:tcPr>
         <w:tcBorders>
           <w:top w:val="nil"/>
-          <w:left w:val="single" w:sz="8" w:space="0" w:color="000000" w:themeColor="text1"/>
+          <w:left w:val="single" w:color="000000" w:themeColor="text1" w:sz="8" w:space="0"/>
           <w:bottom w:val="nil"/>
           <w:right w:val="nil"/>
           <w:insideH w:val="nil"/>
@@ -7109,7 +7127,7 @@
       <w:spacing w:after="0" w:line="240" w:lineRule="auto"/>
     </w:pPr>
     <w:rPr>
-      <w:rFonts w:asciiTheme="majorHAnsi" w:eastAsiaTheme="majorEastAsia" w:hAnsiTheme="majorHAnsi" w:cstheme="majorBidi"/>
+      <w:rFonts w:asciiTheme="majorHAnsi" w:hAnsiTheme="majorHAnsi" w:eastAsiaTheme="majorEastAsia" w:cstheme="majorBidi"/>
       <w:color w:val="000000" w:themeColor="text1"/>
     </w:rPr>
     <w:tblPr>
@@ -7117,10 +7135,10 @@
       <w:tblStyleColBandSize w:val="1"/>
       <w:tblInd w:w="0" w:type="dxa"/>
       <w:tblBorders>
-        <w:top w:val="single" w:sz="8" w:space="0" w:color="4F81BD" w:themeColor="accent1"/>
-        <w:left w:val="single" w:sz="8" w:space="0" w:color="4F81BD" w:themeColor="accent1"/>
-        <w:bottom w:val="single" w:sz="8" w:space="0" w:color="4F81BD" w:themeColor="accent1"/>
-        <w:right w:val="single" w:sz="8" w:space="0" w:color="4F81BD" w:themeColor="accent1"/>
+        <w:top w:val="single" w:color="4F81BD" w:themeColor="accent1" w:sz="8" w:space="0"/>
+        <w:left w:val="single" w:color="4F81BD" w:themeColor="accent1" w:sz="8" w:space="0"/>
+        <w:bottom w:val="single" w:color="4F81BD" w:themeColor="accent1" w:sz="8" w:space="0"/>
+        <w:right w:val="single" w:color="4F81BD" w:themeColor="accent1" w:sz="8" w:space="0"/>
       </w:tblBorders>
       <w:tblCellMar>
         <w:top w:w="0" w:type="dxa"/>
@@ -7139,7 +7157,7 @@
         <w:tcBorders>
           <w:top w:val="nil"/>
           <w:left w:val="nil"/>
-          <w:bottom w:val="single" w:sz="24" w:space="0" w:color="4F81BD" w:themeColor="accent1"/>
+          <w:bottom w:val="single" w:color="4F81BD" w:themeColor="accent1" w:sz="24" w:space="0"/>
           <w:right w:val="nil"/>
           <w:insideH w:val="nil"/>
           <w:insideV w:val="nil"/>
@@ -7151,7 +7169,7 @@
       <w:tblPr/>
       <w:tcPr>
         <w:tcBorders>
-          <w:top w:val="single" w:sz="8" w:space="0" w:color="4F81BD" w:themeColor="accent1"/>
+          <w:top w:val="single" w:color="4F81BD" w:themeColor="accent1" w:sz="8" w:space="0"/>
           <w:left w:val="nil"/>
           <w:bottom w:val="nil"/>
           <w:right w:val="nil"/>
@@ -7168,7 +7186,7 @@
           <w:top w:val="nil"/>
           <w:left w:val="nil"/>
           <w:bottom w:val="nil"/>
-          <w:right w:val="single" w:sz="8" w:space="0" w:color="4F81BD" w:themeColor="accent1"/>
+          <w:right w:val="single" w:color="4F81BD" w:themeColor="accent1" w:sz="8" w:space="0"/>
           <w:insideH w:val="nil"/>
           <w:insideV w:val="nil"/>
         </w:tcBorders>
@@ -7180,7 +7198,7 @@
       <w:tcPr>
         <w:tcBorders>
           <w:top w:val="nil"/>
-          <w:left w:val="single" w:sz="8" w:space="0" w:color="4F81BD" w:themeColor="accent1"/>
+          <w:left w:val="single" w:color="4F81BD" w:themeColor="accent1" w:sz="8" w:space="0"/>
           <w:bottom w:val="nil"/>
           <w:right w:val="nil"/>
           <w:insideH w:val="nil"/>
@@ -7237,7 +7255,7 @@
       <w:spacing w:after="0" w:line="240" w:lineRule="auto"/>
     </w:pPr>
     <w:rPr>
-      <w:rFonts w:asciiTheme="majorHAnsi" w:eastAsiaTheme="majorEastAsia" w:hAnsiTheme="majorHAnsi" w:cstheme="majorBidi"/>
+      <w:rFonts w:asciiTheme="majorHAnsi" w:hAnsiTheme="majorHAnsi" w:eastAsiaTheme="majorEastAsia" w:cstheme="majorBidi"/>
       <w:color w:val="000000" w:themeColor="text1"/>
     </w:rPr>
     <w:tblPr>
@@ -7245,10 +7263,10 @@
       <w:tblStyleColBandSize w:val="1"/>
       <w:tblInd w:w="0" w:type="dxa"/>
       <w:tblBorders>
-        <w:top w:val="single" w:sz="8" w:space="0" w:color="C0504D" w:themeColor="accent2"/>
-        <w:left w:val="single" w:sz="8" w:space="0" w:color="C0504D" w:themeColor="accent2"/>
-        <w:bottom w:val="single" w:sz="8" w:space="0" w:color="C0504D" w:themeColor="accent2"/>
-        <w:right w:val="single" w:sz="8" w:space="0" w:color="C0504D" w:themeColor="accent2"/>
+        <w:top w:val="single" w:color="C0504D" w:themeColor="accent2" w:sz="8" w:space="0"/>
+        <w:left w:val="single" w:color="C0504D" w:themeColor="accent2" w:sz="8" w:space="0"/>
+        <w:bottom w:val="single" w:color="C0504D" w:themeColor="accent2" w:sz="8" w:space="0"/>
+        <w:right w:val="single" w:color="C0504D" w:themeColor="accent2" w:sz="8" w:space="0"/>
       </w:tblBorders>
       <w:tblCellMar>
         <w:top w:w="0" w:type="dxa"/>
@@ -7267,7 +7285,7 @@
         <w:tcBorders>
           <w:top w:val="nil"/>
           <w:left w:val="nil"/>
-          <w:bottom w:val="single" w:sz="24" w:space="0" w:color="C0504D" w:themeColor="accent2"/>
+          <w:bottom w:val="single" w:color="C0504D" w:themeColor="accent2" w:sz="24" w:space="0"/>
           <w:right w:val="nil"/>
           <w:insideH w:val="nil"/>
           <w:insideV w:val="nil"/>
@@ -7279,7 +7297,7 @@
       <w:tblPr/>
       <w:tcPr>
         <w:tcBorders>
-          <w:top w:val="single" w:sz="8" w:space="0" w:color="C0504D" w:themeColor="accent2"/>
+          <w:top w:val="single" w:color="C0504D" w:themeColor="accent2" w:sz="8" w:space="0"/>
           <w:left w:val="nil"/>
           <w:bottom w:val="nil"/>
           <w:right w:val="nil"/>
@@ -7296,7 +7314,7 @@
           <w:top w:val="nil"/>
           <w:left w:val="nil"/>
           <w:bottom w:val="nil"/>
-          <w:right w:val="single" w:sz="8" w:space="0" w:color="C0504D" w:themeColor="accent2"/>
+          <w:right w:val="single" w:color="C0504D" w:themeColor="accent2" w:sz="8" w:space="0"/>
           <w:insideH w:val="nil"/>
           <w:insideV w:val="nil"/>
         </w:tcBorders>
@@ -7308,7 +7326,7 @@
       <w:tcPr>
         <w:tcBorders>
           <w:top w:val="nil"/>
-          <w:left w:val="single" w:sz="8" w:space="0" w:color="C0504D" w:themeColor="accent2"/>
+          <w:left w:val="single" w:color="C0504D" w:themeColor="accent2" w:sz="8" w:space="0"/>
           <w:bottom w:val="nil"/>
           <w:right w:val="nil"/>
           <w:insideH w:val="nil"/>
@@ -7365,7 +7383,7 @@
       <w:spacing w:after="0" w:line="240" w:lineRule="auto"/>
     </w:pPr>
     <w:rPr>
-      <w:rFonts w:asciiTheme="majorHAnsi" w:eastAsiaTheme="majorEastAsia" w:hAnsiTheme="majorHAnsi" w:cstheme="majorBidi"/>
+      <w:rFonts w:asciiTheme="majorHAnsi" w:hAnsiTheme="majorHAnsi" w:eastAsiaTheme="majorEastAsia" w:cstheme="majorBidi"/>
       <w:color w:val="000000" w:themeColor="text1"/>
     </w:rPr>
     <w:tblPr>
@@ -7373,10 +7391,10 @@
       <w:tblStyleColBandSize w:val="1"/>
       <w:tblInd w:w="0" w:type="dxa"/>
       <w:tblBorders>
-        <w:top w:val="single" w:sz="8" w:space="0" w:color="9BBB59" w:themeColor="accent3"/>
-        <w:left w:val="single" w:sz="8" w:space="0" w:color="9BBB59" w:themeColor="accent3"/>
-        <w:bottom w:val="single" w:sz="8" w:space="0" w:color="9BBB59" w:themeColor="accent3"/>
-        <w:right w:val="single" w:sz="8" w:space="0" w:color="9BBB59" w:themeColor="accent3"/>
+        <w:top w:val="single" w:color="9BBB59" w:themeColor="accent3" w:sz="8" w:space="0"/>
+        <w:left w:val="single" w:color="9BBB59" w:themeColor="accent3" w:sz="8" w:space="0"/>
+        <w:bottom w:val="single" w:color="9BBB59" w:themeColor="accent3" w:sz="8" w:space="0"/>
+        <w:right w:val="single" w:color="9BBB59" w:themeColor="accent3" w:sz="8" w:space="0"/>
       </w:tblBorders>
       <w:tblCellMar>
         <w:top w:w="0" w:type="dxa"/>
@@ -7395,7 +7413,7 @@
         <w:tcBorders>
           <w:top w:val="nil"/>
           <w:left w:val="nil"/>
-          <w:bottom w:val="single" w:sz="24" w:space="0" w:color="9BBB59" w:themeColor="accent3"/>
+          <w:bottom w:val="single" w:color="9BBB59" w:themeColor="accent3" w:sz="24" w:space="0"/>
           <w:right w:val="nil"/>
           <w:insideH w:val="nil"/>
           <w:insideV w:val="nil"/>
@@ -7407,7 +7425,7 @@
       <w:tblPr/>
       <w:tcPr>
         <w:tcBorders>
-          <w:top w:val="single" w:sz="8" w:space="0" w:color="9BBB59" w:themeColor="accent3"/>
+          <w:top w:val="single" w:color="9BBB59" w:themeColor="accent3" w:sz="8" w:space="0"/>
           <w:left w:val="nil"/>
           <w:bottom w:val="nil"/>
           <w:right w:val="nil"/>
@@ -7424,7 +7442,7 @@
           <w:top w:val="nil"/>
           <w:left w:val="nil"/>
           <w:bottom w:val="nil"/>
-          <w:right w:val="single" w:sz="8" w:space="0" w:color="9BBB59" w:themeColor="accent3"/>
+          <w:right w:val="single" w:color="9BBB59" w:themeColor="accent3" w:sz="8" w:space="0"/>
           <w:insideH w:val="nil"/>
           <w:insideV w:val="nil"/>
         </w:tcBorders>
@@ -7436,7 +7454,7 @@
       <w:tcPr>
         <w:tcBorders>
           <w:top w:val="nil"/>
-          <w:left w:val="single" w:sz="8" w:space="0" w:color="9BBB59" w:themeColor="accent3"/>
+          <w:left w:val="single" w:color="9BBB59" w:themeColor="accent3" w:sz="8" w:space="0"/>
           <w:bottom w:val="nil"/>
           <w:right w:val="nil"/>
           <w:insideH w:val="nil"/>
@@ -7493,7 +7511,7 @@
       <w:spacing w:after="0" w:line="240" w:lineRule="auto"/>
     </w:pPr>
     <w:rPr>
-      <w:rFonts w:asciiTheme="majorHAnsi" w:eastAsiaTheme="majorEastAsia" w:hAnsiTheme="majorHAnsi" w:cstheme="majorBidi"/>
+      <w:rFonts w:asciiTheme="majorHAnsi" w:hAnsiTheme="majorHAnsi" w:eastAsiaTheme="majorEastAsia" w:cstheme="majorBidi"/>
       <w:color w:val="000000" w:themeColor="text1"/>
     </w:rPr>
     <w:tblPr>
@@ -7501,10 +7519,10 @@
       <w:tblStyleColBandSize w:val="1"/>
       <w:tblInd w:w="0" w:type="dxa"/>
       <w:tblBorders>
-        <w:top w:val="single" w:sz="8" w:space="0" w:color="8064A2" w:themeColor="accent4"/>
-        <w:left w:val="single" w:sz="8" w:space="0" w:color="8064A2" w:themeColor="accent4"/>
-        <w:bottom w:val="single" w:sz="8" w:space="0" w:color="8064A2" w:themeColor="accent4"/>
-        <w:right w:val="single" w:sz="8" w:space="0" w:color="8064A2" w:themeColor="accent4"/>
+        <w:top w:val="single" w:color="8064A2" w:themeColor="accent4" w:sz="8" w:space="0"/>
+        <w:left w:val="single" w:color="8064A2" w:themeColor="accent4" w:sz="8" w:space="0"/>
+        <w:bottom w:val="single" w:color="8064A2" w:themeColor="accent4" w:sz="8" w:space="0"/>
+        <w:right w:val="single" w:color="8064A2" w:themeColor="accent4" w:sz="8" w:space="0"/>
       </w:tblBorders>
       <w:tblCellMar>
         <w:top w:w="0" w:type="dxa"/>
@@ -7523,7 +7541,7 @@
         <w:tcBorders>
           <w:top w:val="nil"/>
           <w:left w:val="nil"/>
-          <w:bottom w:val="single" w:sz="24" w:space="0" w:color="8064A2" w:themeColor="accent4"/>
+          <w:bottom w:val="single" w:color="8064A2" w:themeColor="accent4" w:sz="24" w:space="0"/>
           <w:right w:val="nil"/>
           <w:insideH w:val="nil"/>
           <w:insideV w:val="nil"/>
@@ -7535,7 +7553,7 @@
       <w:tblPr/>
       <w:tcPr>
         <w:tcBorders>
-          <w:top w:val="single" w:sz="8" w:space="0" w:color="8064A2" w:themeColor="accent4"/>
+          <w:top w:val="single" w:color="8064A2" w:themeColor="accent4" w:sz="8" w:space="0"/>
           <w:left w:val="nil"/>
           <w:bottom w:val="nil"/>
           <w:right w:val="nil"/>
@@ -7552,7 +7570,7 @@
           <w:top w:val="nil"/>
           <w:left w:val="nil"/>
           <w:bottom w:val="nil"/>
-          <w:right w:val="single" w:sz="8" w:space="0" w:color="8064A2" w:themeColor="accent4"/>
+          <w:right w:val="single" w:color="8064A2" w:themeColor="accent4" w:sz="8" w:space="0"/>
           <w:insideH w:val="nil"/>
           <w:insideV w:val="nil"/>
         </w:tcBorders>
@@ -7564,7 +7582,7 @@
       <w:tcPr>
         <w:tcBorders>
           <w:top w:val="nil"/>
-          <w:left w:val="single" w:sz="8" w:space="0" w:color="8064A2" w:themeColor="accent4"/>
+          <w:left w:val="single" w:color="8064A2" w:themeColor="accent4" w:sz="8" w:space="0"/>
           <w:bottom w:val="nil"/>
           <w:right w:val="nil"/>
           <w:insideH w:val="nil"/>
@@ -7621,7 +7639,7 @@
       <w:spacing w:after="0" w:line="240" w:lineRule="auto"/>
     </w:pPr>
     <w:rPr>
-      <w:rFonts w:asciiTheme="majorHAnsi" w:eastAsiaTheme="majorEastAsia" w:hAnsiTheme="majorHAnsi" w:cstheme="majorBidi"/>
+      <w:rFonts w:asciiTheme="majorHAnsi" w:hAnsiTheme="majorHAnsi" w:eastAsiaTheme="majorEastAsia" w:cstheme="majorBidi"/>
       <w:color w:val="000000" w:themeColor="text1"/>
     </w:rPr>
     <w:tblPr>
@@ -7629,10 +7647,10 @@
       <w:tblStyleColBandSize w:val="1"/>
       <w:tblInd w:w="0" w:type="dxa"/>
       <w:tblBorders>
-        <w:top w:val="single" w:sz="8" w:space="0" w:color="4BACC6" w:themeColor="accent5"/>
-        <w:left w:val="single" w:sz="8" w:space="0" w:color="4BACC6" w:themeColor="accent5"/>
-        <w:bottom w:val="single" w:sz="8" w:space="0" w:color="4BACC6" w:themeColor="accent5"/>
-        <w:right w:val="single" w:sz="8" w:space="0" w:color="4BACC6" w:themeColor="accent5"/>
+        <w:top w:val="single" w:color="4BACC6" w:themeColor="accent5" w:sz="8" w:space="0"/>
+        <w:left w:val="single" w:color="4BACC6" w:themeColor="accent5" w:sz="8" w:space="0"/>
+        <w:bottom w:val="single" w:color="4BACC6" w:themeColor="accent5" w:sz="8" w:space="0"/>
+        <w:right w:val="single" w:color="4BACC6" w:themeColor="accent5" w:sz="8" w:space="0"/>
       </w:tblBorders>
       <w:tblCellMar>
         <w:top w:w="0" w:type="dxa"/>
@@ -7651,7 +7669,7 @@
         <w:tcBorders>
           <w:top w:val="nil"/>
           <w:left w:val="nil"/>
-          <w:bottom w:val="single" w:sz="24" w:space="0" w:color="4BACC6" w:themeColor="accent5"/>
+          <w:bottom w:val="single" w:color="4BACC6" w:themeColor="accent5" w:sz="24" w:space="0"/>
           <w:right w:val="nil"/>
           <w:insideH w:val="nil"/>
           <w:insideV w:val="nil"/>
@@ -7663,7 +7681,7 @@
       <w:tblPr/>
       <w:tcPr>
         <w:tcBorders>
-          <w:top w:val="single" w:sz="8" w:space="0" w:color="4BACC6" w:themeColor="accent5"/>
+          <w:top w:val="single" w:color="4BACC6" w:themeColor="accent5" w:sz="8" w:space="0"/>
           <w:left w:val="nil"/>
           <w:bottom w:val="nil"/>
           <w:right w:val="nil"/>
@@ -7680,7 +7698,7 @@
           <w:top w:val="nil"/>
           <w:left w:val="nil"/>
           <w:bottom w:val="nil"/>
-          <w:right w:val="single" w:sz="8" w:space="0" w:color="4BACC6" w:themeColor="accent5"/>
+          <w:right w:val="single" w:color="4BACC6" w:themeColor="accent5" w:sz="8" w:space="0"/>
           <w:insideH w:val="nil"/>
           <w:insideV w:val="nil"/>
         </w:tcBorders>
@@ -7692,7 +7710,7 @@
       <w:tcPr>
         <w:tcBorders>
           <w:top w:val="nil"/>
-          <w:left w:val="single" w:sz="8" w:space="0" w:color="4BACC6" w:themeColor="accent5"/>
+          <w:left w:val="single" w:color="4BACC6" w:themeColor="accent5" w:sz="8" w:space="0"/>
           <w:bottom w:val="nil"/>
           <w:right w:val="nil"/>
           <w:insideH w:val="nil"/>
@@ -7749,7 +7767,7 @@
       <w:spacing w:after="0" w:line="240" w:lineRule="auto"/>
     </w:pPr>
     <w:rPr>
-      <w:rFonts w:asciiTheme="majorHAnsi" w:eastAsiaTheme="majorEastAsia" w:hAnsiTheme="majorHAnsi" w:cstheme="majorBidi"/>
+      <w:rFonts w:asciiTheme="majorHAnsi" w:hAnsiTheme="majorHAnsi" w:eastAsiaTheme="majorEastAsia" w:cstheme="majorBidi"/>
       <w:color w:val="000000" w:themeColor="text1"/>
     </w:rPr>
     <w:tblPr>
@@ -7757,10 +7775,10 @@
       <w:tblStyleColBandSize w:val="1"/>
       <w:tblInd w:w="0" w:type="dxa"/>
       <w:tblBorders>
-        <w:top w:val="single" w:sz="8" w:space="0" w:color="F79646" w:themeColor="accent6"/>
-        <w:left w:val="single" w:sz="8" w:space="0" w:color="F79646" w:themeColor="accent6"/>
-        <w:bottom w:val="single" w:sz="8" w:space="0" w:color="F79646" w:themeColor="accent6"/>
-        <w:right w:val="single" w:sz="8" w:space="0" w:color="F79646" w:themeColor="accent6"/>
+        <w:top w:val="single" w:color="F79646" w:themeColor="accent6" w:sz="8" w:space="0"/>
+        <w:left w:val="single" w:color="F79646" w:themeColor="accent6" w:sz="8" w:space="0"/>
+        <w:bottom w:val="single" w:color="F79646" w:themeColor="accent6" w:sz="8" w:space="0"/>
+        <w:right w:val="single" w:color="F79646" w:themeColor="accent6" w:sz="8" w:space="0"/>
       </w:tblBorders>
       <w:tblCellMar>
         <w:top w:w="0" w:type="dxa"/>
@@ -7779,7 +7797,7 @@
         <w:tcBorders>
           <w:top w:val="nil"/>
           <w:left w:val="nil"/>
-          <w:bottom w:val="single" w:sz="24" w:space="0" w:color="F79646" w:themeColor="accent6"/>
+          <w:bottom w:val="single" w:color="F79646" w:themeColor="accent6" w:sz="24" w:space="0"/>
           <w:right w:val="nil"/>
           <w:insideH w:val="nil"/>
           <w:insideV w:val="nil"/>
@@ -7791,7 +7809,7 @@
       <w:tblPr/>
       <w:tcPr>
         <w:tcBorders>
-          <w:top w:val="single" w:sz="8" w:space="0" w:color="F79646" w:themeColor="accent6"/>
+          <w:top w:val="single" w:color="F79646" w:themeColor="accent6" w:sz="8" w:space="0"/>
           <w:left w:val="nil"/>
           <w:bottom w:val="nil"/>
           <w:right w:val="nil"/>
@@ -7808,7 +7826,7 @@
           <w:top w:val="nil"/>
           <w:left w:val="nil"/>
           <w:bottom w:val="nil"/>
-          <w:right w:val="single" w:sz="8" w:space="0" w:color="F79646" w:themeColor="accent6"/>
+          <w:right w:val="single" w:color="F79646" w:themeColor="accent6" w:sz="8" w:space="0"/>
           <w:insideH w:val="nil"/>
           <w:insideV w:val="nil"/>
         </w:tcBorders>
@@ -7820,7 +7838,7 @@
       <w:tcPr>
         <w:tcBorders>
           <w:top w:val="nil"/>
-          <w:left w:val="single" w:sz="8" w:space="0" w:color="F79646" w:themeColor="accent6"/>
+          <w:left w:val="single" w:color="F79646" w:themeColor="accent6" w:sz="8" w:space="0"/>
           <w:bottom w:val="nil"/>
           <w:right w:val="nil"/>
           <w:insideH w:val="nil"/>
@@ -7881,12 +7899,12 @@
       <w:tblStyleColBandSize w:val="1"/>
       <w:tblInd w:w="0" w:type="dxa"/>
       <w:tblBorders>
-        <w:top w:val="single" w:sz="8" w:space="0" w:color="404040" w:themeColor="text1" w:themeTint="BF"/>
-        <w:left w:val="single" w:sz="8" w:space="0" w:color="404040" w:themeColor="text1" w:themeTint="BF"/>
-        <w:bottom w:val="single" w:sz="8" w:space="0" w:color="404040" w:themeColor="text1" w:themeTint="BF"/>
-        <w:right w:val="single" w:sz="8" w:space="0" w:color="404040" w:themeColor="text1" w:themeTint="BF"/>
-        <w:insideH w:val="single" w:sz="8" w:space="0" w:color="404040" w:themeColor="text1" w:themeTint="BF"/>
-        <w:insideV w:val="single" w:sz="8" w:space="0" w:color="404040" w:themeColor="text1" w:themeTint="BF"/>
+        <w:top w:val="single" w:color="404040" w:themeColor="text1" w:themeTint="BF" w:sz="8" w:space="0"/>
+        <w:left w:val="single" w:color="404040" w:themeColor="text1" w:themeTint="BF" w:sz="8" w:space="0"/>
+        <w:bottom w:val="single" w:color="404040" w:themeColor="text1" w:themeTint="BF" w:sz="8" w:space="0"/>
+        <w:right w:val="single" w:color="404040" w:themeColor="text1" w:themeTint="BF" w:sz="8" w:space="0"/>
+        <w:insideH w:val="single" w:color="404040" w:themeColor="text1" w:themeTint="BF" w:sz="8" w:space="0"/>
+        <w:insideV w:val="single" w:color="404040" w:themeColor="text1" w:themeTint="BF" w:sz="8" w:space="0"/>
       </w:tblBorders>
       <w:tblCellMar>
         <w:top w:w="0" w:type="dxa"/>
@@ -7912,7 +7930,7 @@
       <w:tblPr/>
       <w:tcPr>
         <w:tcBorders>
-          <w:top w:val="single" w:sz="18" w:space="0" w:color="404040" w:themeColor="text1" w:themeTint="BF"/>
+          <w:top w:val="single" w:color="404040" w:themeColor="text1" w:themeTint="BF" w:sz="18" w:space="0"/>
         </w:tcBorders>
       </w:tcPr>
     </w:tblStylePr>
@@ -7954,12 +7972,12 @@
       <w:tblStyleColBandSize w:val="1"/>
       <w:tblInd w:w="0" w:type="dxa"/>
       <w:tblBorders>
-        <w:top w:val="single" w:sz="8" w:space="0" w:color="7BA0CD" w:themeColor="accent1" w:themeTint="BF"/>
-        <w:left w:val="single" w:sz="8" w:space="0" w:color="7BA0CD" w:themeColor="accent1" w:themeTint="BF"/>
-        <w:bottom w:val="single" w:sz="8" w:space="0" w:color="7BA0CD" w:themeColor="accent1" w:themeTint="BF"/>
-        <w:right w:val="single" w:sz="8" w:space="0" w:color="7BA0CD" w:themeColor="accent1" w:themeTint="BF"/>
-        <w:insideH w:val="single" w:sz="8" w:space="0" w:color="7BA0CD" w:themeColor="accent1" w:themeTint="BF"/>
-        <w:insideV w:val="single" w:sz="8" w:space="0" w:color="7BA0CD" w:themeColor="accent1" w:themeTint="BF"/>
+        <w:top w:val="single" w:color="7BA0CD" w:themeColor="accent1" w:themeTint="BF" w:sz="8" w:space="0"/>
+        <w:left w:val="single" w:color="7BA0CD" w:themeColor="accent1" w:themeTint="BF" w:sz="8" w:space="0"/>
+        <w:bottom w:val="single" w:color="7BA0CD" w:themeColor="accent1" w:themeTint="BF" w:sz="8" w:space="0"/>
+        <w:right w:val="single" w:color="7BA0CD" w:themeColor="accent1" w:themeTint="BF" w:sz="8" w:space="0"/>
+        <w:insideH w:val="single" w:color="7BA0CD" w:themeColor="accent1" w:themeTint="BF" w:sz="8" w:space="0"/>
+        <w:insideV w:val="single" w:color="7BA0CD" w:themeColor="accent1" w:themeTint="BF" w:sz="8" w:space="0"/>
       </w:tblBorders>
       <w:tblCellMar>
         <w:top w:w="0" w:type="dxa"/>
@@ -7985,7 +8003,7 @@
       <w:tblPr/>
       <w:tcPr>
         <w:tcBorders>
-          <w:top w:val="single" w:sz="18" w:space="0" w:color="7BA0CD" w:themeColor="accent1" w:themeTint="BF"/>
+          <w:top w:val="single" w:color="7BA0CD" w:themeColor="accent1" w:themeTint="BF" w:sz="18" w:space="0"/>
         </w:tcBorders>
       </w:tcPr>
     </w:tblStylePr>
@@ -8027,12 +8045,12 @@
       <w:tblStyleColBandSize w:val="1"/>
       <w:tblInd w:w="0" w:type="dxa"/>
       <w:tblBorders>
-        <w:top w:val="single" w:sz="8" w:space="0" w:color="CF7B79" w:themeColor="accent2" w:themeTint="BF"/>
-        <w:left w:val="single" w:sz="8" w:space="0" w:color="CF7B79" w:themeColor="accent2" w:themeTint="BF"/>
-        <w:bottom w:val="single" w:sz="8" w:space="0" w:color="CF7B79" w:themeColor="accent2" w:themeTint="BF"/>
-        <w:right w:val="single" w:sz="8" w:space="0" w:color="CF7B79" w:themeColor="accent2" w:themeTint="BF"/>
-        <w:insideH w:val="single" w:sz="8" w:space="0" w:color="CF7B79" w:themeColor="accent2" w:themeTint="BF"/>
-        <w:insideV w:val="single" w:sz="8" w:space="0" w:color="CF7B79" w:themeColor="accent2" w:themeTint="BF"/>
+        <w:top w:val="single" w:color="CF7B79" w:themeColor="accent2" w:themeTint="BF" w:sz="8" w:space="0"/>
+        <w:left w:val="single" w:color="CF7B79" w:themeColor="accent2" w:themeTint="BF" w:sz="8" w:space="0"/>
+        <w:bottom w:val="single" w:color="CF7B79" w:themeColor="accent2" w:themeTint="BF" w:sz="8" w:space="0"/>
+        <w:right w:val="single" w:color="CF7B79" w:themeColor="accent2" w:themeTint="BF" w:sz="8" w:space="0"/>
+        <w:insideH w:val="single" w:color="CF7B79" w:themeColor="accent2" w:themeTint="BF" w:sz="8" w:space="0"/>
+        <w:insideV w:val="single" w:color="CF7B79" w:themeColor="accent2" w:themeTint="BF" w:sz="8" w:space="0"/>
       </w:tblBorders>
       <w:tblCellMar>
         <w:top w:w="0" w:type="dxa"/>
@@ -8058,7 +8076,7 @@
       <w:tblPr/>
       <w:tcPr>
         <w:tcBorders>
-          <w:top w:val="single" w:sz="18" w:space="0" w:color="CF7B79" w:themeColor="accent2" w:themeTint="BF"/>
+          <w:top w:val="single" w:color="CF7B79" w:themeColor="accent2" w:themeTint="BF" w:sz="18" w:space="0"/>
         </w:tcBorders>
       </w:tcPr>
     </w:tblStylePr>
@@ -8100,12 +8118,12 @@
       <w:tblStyleColBandSize w:val="1"/>
       <w:tblInd w:w="0" w:type="dxa"/>
       <w:tblBorders>
-        <w:top w:val="single" w:sz="8" w:space="0" w:color="B3CC82" w:themeColor="accent3" w:themeTint="BF"/>
-        <w:left w:val="single" w:sz="8" w:space="0" w:color="B3CC82" w:themeColor="accent3" w:themeTint="BF"/>
-        <w:bottom w:val="single" w:sz="8" w:space="0" w:color="B3CC82" w:themeColor="accent3" w:themeTint="BF"/>
-        <w:right w:val="single" w:sz="8" w:space="0" w:color="B3CC82" w:themeColor="accent3" w:themeTint="BF"/>
-        <w:insideH w:val="single" w:sz="8" w:space="0" w:color="B3CC82" w:themeColor="accent3" w:themeTint="BF"/>
-        <w:insideV w:val="single" w:sz="8" w:space="0" w:color="B3CC82" w:themeColor="accent3" w:themeTint="BF"/>
+        <w:top w:val="single" w:color="B3CC82" w:themeColor="accent3" w:themeTint="BF" w:sz="8" w:space="0"/>
+        <w:left w:val="single" w:color="B3CC82" w:themeColor="accent3" w:themeTint="BF" w:sz="8" w:space="0"/>
+        <w:bottom w:val="single" w:color="B3CC82" w:themeColor="accent3" w:themeTint="BF" w:sz="8" w:space="0"/>
+        <w:right w:val="single" w:color="B3CC82" w:themeColor="accent3" w:themeTint="BF" w:sz="8" w:space="0"/>
+        <w:insideH w:val="single" w:color="B3CC82" w:themeColor="accent3" w:themeTint="BF" w:sz="8" w:space="0"/>
+        <w:insideV w:val="single" w:color="B3CC82" w:themeColor="accent3" w:themeTint="BF" w:sz="8" w:space="0"/>
       </w:tblBorders>
       <w:tblCellMar>
         <w:top w:w="0" w:type="dxa"/>
@@ -8131,7 +8149,7 @@
       <w:tblPr/>
       <w:tcPr>
         <w:tcBorders>
-          <w:top w:val="single" w:sz="18" w:space="0" w:color="B3CC82" w:themeColor="accent3" w:themeTint="BF"/>
+          <w:top w:val="single" w:color="B3CC82" w:themeColor="accent3" w:themeTint="BF" w:sz="18" w:space="0"/>
         </w:tcBorders>
       </w:tcPr>
     </w:tblStylePr>
@@ -8173,12 +8191,12 @@
       <w:tblStyleColBandSize w:val="1"/>
       <w:tblInd w:w="0" w:type="dxa"/>
       <w:tblBorders>
-        <w:top w:val="single" w:sz="8" w:space="0" w:color="9F8AB9" w:themeColor="accent4" w:themeTint="BF"/>
-        <w:left w:val="single" w:sz="8" w:space="0" w:color="9F8AB9" w:themeColor="accent4" w:themeTint="BF"/>
-        <w:bottom w:val="single" w:sz="8" w:space="0" w:color="9F8AB9" w:themeColor="accent4" w:themeTint="BF"/>
-        <w:right w:val="single" w:sz="8" w:space="0" w:color="9F8AB9" w:themeColor="accent4" w:themeTint="BF"/>
-        <w:insideH w:val="single" w:sz="8" w:space="0" w:color="9F8AB9" w:themeColor="accent4" w:themeTint="BF"/>
-        <w:insideV w:val="single" w:sz="8" w:space="0" w:color="9F8AB9" w:themeColor="accent4" w:themeTint="BF"/>
+        <w:top w:val="single" w:color="9F8AB9" w:themeColor="accent4" w:themeTint="BF" w:sz="8" w:space="0"/>
+        <w:left w:val="single" w:color="9F8AB9" w:themeColor="accent4" w:themeTint="BF" w:sz="8" w:space="0"/>
+        <w:bottom w:val="single" w:color="9F8AB9" w:themeColor="accent4" w:themeTint="BF" w:sz="8" w:space="0"/>
+        <w:right w:val="single" w:color="9F8AB9" w:themeColor="accent4" w:themeTint="BF" w:sz="8" w:space="0"/>
+        <w:insideH w:val="single" w:color="9F8AB9" w:themeColor="accent4" w:themeTint="BF" w:sz="8" w:space="0"/>
+        <w:insideV w:val="single" w:color="9F8AB9" w:themeColor="accent4" w:themeTint="BF" w:sz="8" w:space="0"/>
       </w:tblBorders>
       <w:tblCellMar>
         <w:top w:w="0" w:type="dxa"/>
@@ -8204,7 +8222,7 @@
       <w:tblPr/>
       <w:tcPr>
         <w:tcBorders>
-          <w:top w:val="single" w:sz="18" w:space="0" w:color="9F8AB9" w:themeColor="accent4" w:themeTint="BF"/>
+          <w:top w:val="single" w:color="9F8AB9" w:themeColor="accent4" w:themeTint="BF" w:sz="18" w:space="0"/>
         </w:tcBorders>
       </w:tcPr>
     </w:tblStylePr>
@@ -8246,12 +8264,12 @@
       <w:tblStyleColBandSize w:val="1"/>
       <w:tblInd w:w="0" w:type="dxa"/>
       <w:tblBorders>
-        <w:top w:val="single" w:sz="8" w:space="0" w:color="78C0D4" w:themeColor="accent5" w:themeTint="BF"/>
-        <w:left w:val="single" w:sz="8" w:space="0" w:color="78C0D4" w:themeColor="accent5" w:themeTint="BF"/>
-        <w:bottom w:val="single" w:sz="8" w:space="0" w:color="78C0D4" w:themeColor="accent5" w:themeTint="BF"/>
-        <w:right w:val="single" w:sz="8" w:space="0" w:color="78C0D4" w:themeColor="accent5" w:themeTint="BF"/>
-        <w:insideH w:val="single" w:sz="8" w:space="0" w:color="78C0D4" w:themeColor="accent5" w:themeTint="BF"/>
-        <w:insideV w:val="single" w:sz="8" w:space="0" w:color="78C0D4" w:themeColor="accent5" w:themeTint="BF"/>
+        <w:top w:val="single" w:color="78C0D4" w:themeColor="accent5" w:themeTint="BF" w:sz="8" w:space="0"/>
+        <w:left w:val="single" w:color="78C0D4" w:themeColor="accent5" w:themeTint="BF" w:sz="8" w:space="0"/>
+        <w:bottom w:val="single" w:color="78C0D4" w:themeColor="accent5" w:themeTint="BF" w:sz="8" w:space="0"/>
+        <w:right w:val="single" w:color="78C0D4" w:themeColor="accent5" w:themeTint="BF" w:sz="8" w:space="0"/>
+        <w:insideH w:val="single" w:color="78C0D4" w:themeColor="accent5" w:themeTint="BF" w:sz="8" w:space="0"/>
+        <w:insideV w:val="single" w:color="78C0D4" w:themeColor="accent5" w:themeTint="BF" w:sz="8" w:space="0"/>
       </w:tblBorders>
       <w:tblCellMar>
         <w:top w:w="0" w:type="dxa"/>
@@ -8277,7 +8295,7 @@
       <w:tblPr/>
       <w:tcPr>
         <w:tcBorders>
-          <w:top w:val="single" w:sz="18" w:space="0" w:color="78C0D4" w:themeColor="accent5" w:themeTint="BF"/>
+          <w:top w:val="single" w:color="78C0D4" w:themeColor="accent5" w:themeTint="BF" w:sz="18" w:space="0"/>
         </w:tcBorders>
       </w:tcPr>
     </w:tblStylePr>
@@ -8319,12 +8337,12 @@
       <w:tblStyleColBandSize w:val="1"/>
       <w:tblInd w:w="0" w:type="dxa"/>
       <w:tblBorders>
-        <w:top w:val="single" w:sz="8" w:space="0" w:color="F9B074" w:themeColor="accent6" w:themeTint="BF"/>
-        <w:left w:val="single" w:sz="8" w:space="0" w:color="F9B074" w:themeColor="accent6" w:themeTint="BF"/>
-        <w:bottom w:val="single" w:sz="8" w:space="0" w:color="F9B074" w:themeColor="accent6" w:themeTint="BF"/>
-        <w:right w:val="single" w:sz="8" w:space="0" w:color="F9B074" w:themeColor="accent6" w:themeTint="BF"/>
-        <w:insideH w:val="single" w:sz="8" w:space="0" w:color="F9B074" w:themeColor="accent6" w:themeTint="BF"/>
-        <w:insideV w:val="single" w:sz="8" w:space="0" w:color="F9B074" w:themeColor="accent6" w:themeTint="BF"/>
+        <w:top w:val="single" w:color="F9B074" w:themeColor="accent6" w:themeTint="BF" w:sz="8" w:space="0"/>
+        <w:left w:val="single" w:color="F9B074" w:themeColor="accent6" w:themeTint="BF" w:sz="8" w:space="0"/>
+        <w:bottom w:val="single" w:color="F9B074" w:themeColor="accent6" w:themeTint="BF" w:sz="8" w:space="0"/>
+        <w:right w:val="single" w:color="F9B074" w:themeColor="accent6" w:themeTint="BF" w:sz="8" w:space="0"/>
+        <w:insideH w:val="single" w:color="F9B074" w:themeColor="accent6" w:themeTint="BF" w:sz="8" w:space="0"/>
+        <w:insideV w:val="single" w:color="F9B074" w:themeColor="accent6" w:themeTint="BF" w:sz="8" w:space="0"/>
       </w:tblBorders>
       <w:tblCellMar>
         <w:top w:w="0" w:type="dxa"/>
@@ -8350,7 +8368,7 @@
       <w:tblPr/>
       <w:tcPr>
         <w:tcBorders>
-          <w:top w:val="single" w:sz="18" w:space="0" w:color="F9B074" w:themeColor="accent6" w:themeTint="BF"/>
+          <w:top w:val="single" w:color="F9B074" w:themeColor="accent6" w:themeTint="BF" w:sz="18" w:space="0"/>
         </w:tcBorders>
       </w:tcPr>
     </w:tblStylePr>
@@ -8388,7 +8406,7 @@
       <w:spacing w:after="0" w:line="240" w:lineRule="auto"/>
     </w:pPr>
     <w:rPr>
-      <w:rFonts w:asciiTheme="majorHAnsi" w:eastAsiaTheme="majorEastAsia" w:hAnsiTheme="majorHAnsi" w:cstheme="majorBidi"/>
+      <w:rFonts w:asciiTheme="majorHAnsi" w:hAnsiTheme="majorHAnsi" w:eastAsiaTheme="majorEastAsia" w:cstheme="majorBidi"/>
       <w:color w:val="000000" w:themeColor="text1"/>
     </w:rPr>
     <w:tblPr>
@@ -8396,12 +8414,12 @@
       <w:tblStyleColBandSize w:val="1"/>
       <w:tblInd w:w="0" w:type="dxa"/>
       <w:tblBorders>
-        <w:top w:val="single" w:sz="8" w:space="0" w:color="000000" w:themeColor="text1"/>
-        <w:left w:val="single" w:sz="8" w:space="0" w:color="000000" w:themeColor="text1"/>
-        <w:bottom w:val="single" w:sz="8" w:space="0" w:color="000000" w:themeColor="text1"/>
-        <w:right w:val="single" w:sz="8" w:space="0" w:color="000000" w:themeColor="text1"/>
-        <w:insideH w:val="single" w:sz="8" w:space="0" w:color="000000" w:themeColor="text1"/>
-        <w:insideV w:val="single" w:sz="8" w:space="0" w:color="000000" w:themeColor="text1"/>
+        <w:top w:val="single" w:color="000000" w:themeColor="text1" w:sz="8" w:space="0"/>
+        <w:left w:val="single" w:color="000000" w:themeColor="text1" w:sz="8" w:space="0"/>
+        <w:bottom w:val="single" w:color="000000" w:themeColor="text1" w:sz="8" w:space="0"/>
+        <w:right w:val="single" w:color="000000" w:themeColor="text1" w:sz="8" w:space="0"/>
+        <w:insideH w:val="single" w:color="000000" w:themeColor="text1" w:sz="8" w:space="0"/>
+        <w:insideV w:val="single" w:color="000000" w:themeColor="text1" w:sz="8" w:space="0"/>
       </w:tblBorders>
       <w:tblCellMar>
         <w:top w:w="0" w:type="dxa"/>
@@ -8433,7 +8451,7 @@
       <w:tblPr/>
       <w:tcPr>
         <w:tcBorders>
-          <w:top w:val="single" w:sz="12" w:space="0" w:color="000000" w:themeColor="text1"/>
+          <w:top w:val="single" w:color="000000" w:themeColor="text1" w:sz="12" w:space="0"/>
           <w:left w:val="nil"/>
           <w:bottom w:val="nil"/>
           <w:right w:val="nil"/>
@@ -8491,8 +8509,8 @@
       <w:tblPr/>
       <w:tcPr>
         <w:tcBorders>
-          <w:insideH w:val="single" w:sz="6" w:space="0" w:color="000000" w:themeColor="text1"/>
-          <w:insideV w:val="single" w:sz="6" w:space="0" w:color="000000" w:themeColor="text1"/>
+          <w:insideH w:val="single" w:color="000000" w:themeColor="text1" w:sz="6" w:space="0"/>
+          <w:insideV w:val="single" w:color="000000" w:themeColor="text1" w:sz="6" w:space="0"/>
         </w:tcBorders>
         <w:shd w:val="clear" w:color="auto" w:fill="808080" w:themeFill="text1" w:themeFillTint="7F"/>
       </w:tcPr>
@@ -8513,7 +8531,7 @@
       <w:spacing w:after="0" w:line="240" w:lineRule="auto"/>
     </w:pPr>
     <w:rPr>
-      <w:rFonts w:asciiTheme="majorHAnsi" w:eastAsiaTheme="majorEastAsia" w:hAnsiTheme="majorHAnsi" w:cstheme="majorBidi"/>
+      <w:rFonts w:asciiTheme="majorHAnsi" w:hAnsiTheme="majorHAnsi" w:eastAsiaTheme="majorEastAsia" w:cstheme="majorBidi"/>
       <w:color w:val="000000" w:themeColor="text1"/>
     </w:rPr>
     <w:tblPr>
@@ -8521,12 +8539,12 @@
       <w:tblStyleColBandSize w:val="1"/>
       <w:tblInd w:w="0" w:type="dxa"/>
       <w:tblBorders>
-        <w:top w:val="single" w:sz="8" w:space="0" w:color="4F81BD" w:themeColor="accent1"/>
-        <w:left w:val="single" w:sz="8" w:space="0" w:color="4F81BD" w:themeColor="accent1"/>
-        <w:bottom w:val="single" w:sz="8" w:space="0" w:color="4F81BD" w:themeColor="accent1"/>
-        <w:right w:val="single" w:sz="8" w:space="0" w:color="4F81BD" w:themeColor="accent1"/>
-        <w:insideH w:val="single" w:sz="8" w:space="0" w:color="4F81BD" w:themeColor="accent1"/>
-        <w:insideV w:val="single" w:sz="8" w:space="0" w:color="4F81BD" w:themeColor="accent1"/>
+        <w:top w:val="single" w:color="4F81BD" w:themeColor="accent1" w:sz="8" w:space="0"/>
+        <w:left w:val="single" w:color="4F81BD" w:themeColor="accent1" w:sz="8" w:space="0"/>
+        <w:bottom w:val="single" w:color="4F81BD" w:themeColor="accent1" w:sz="8" w:space="0"/>
+        <w:right w:val="single" w:color="4F81BD" w:themeColor="accent1" w:sz="8" w:space="0"/>
+        <w:insideH w:val="single" w:color="4F81BD" w:themeColor="accent1" w:sz="8" w:space="0"/>
+        <w:insideV w:val="single" w:color="4F81BD" w:themeColor="accent1" w:sz="8" w:space="0"/>
       </w:tblBorders>
       <w:tblCellMar>
         <w:top w:w="0" w:type="dxa"/>
@@ -8558,7 +8576,7 @@
       <w:tblPr/>
       <w:tcPr>
         <w:tcBorders>
-          <w:top w:val="single" w:sz="12" w:space="0" w:color="000000" w:themeColor="text1"/>
+          <w:top w:val="single" w:color="000000" w:themeColor="text1" w:sz="12" w:space="0"/>
           <w:left w:val="nil"/>
           <w:bottom w:val="nil"/>
           <w:right w:val="nil"/>
@@ -8616,8 +8634,8 @@
       <w:tblPr/>
       <w:tcPr>
         <w:tcBorders>
-          <w:insideH w:val="single" w:sz="6" w:space="0" w:color="4F81BD" w:themeColor="accent1"/>
-          <w:insideV w:val="single" w:sz="6" w:space="0" w:color="4F81BD" w:themeColor="accent1"/>
+          <w:insideH w:val="single" w:color="4F81BD" w:themeColor="accent1" w:sz="6" w:space="0"/>
+          <w:insideV w:val="single" w:color="4F81BD" w:themeColor="accent1" w:sz="6" w:space="0"/>
         </w:tcBorders>
         <w:shd w:val="clear" w:color="auto" w:fill="A7BFDE" w:themeFill="accent1" w:themeFillTint="7F"/>
       </w:tcPr>
@@ -8638,7 +8656,7 @@
       <w:spacing w:after="0" w:line="240" w:lineRule="auto"/>
     </w:pPr>
     <w:rPr>
-      <w:rFonts w:asciiTheme="majorHAnsi" w:eastAsiaTheme="majorEastAsia" w:hAnsiTheme="majorHAnsi" w:cstheme="majorBidi"/>
+      <w:rFonts w:asciiTheme="majorHAnsi" w:hAnsiTheme="majorHAnsi" w:eastAsiaTheme="majorEastAsia" w:cstheme="majorBidi"/>
       <w:color w:val="000000" w:themeColor="text1"/>
     </w:rPr>
     <w:tblPr>
@@ -8646,12 +8664,12 @@
       <w:tblStyleColBandSize w:val="1"/>
       <w:tblInd w:w="0" w:type="dxa"/>
       <w:tblBorders>
-        <w:top w:val="single" w:sz="8" w:space="0" w:color="C0504D" w:themeColor="accent2"/>
-        <w:left w:val="single" w:sz="8" w:space="0" w:color="C0504D" w:themeColor="accent2"/>
-        <w:bottom w:val="single" w:sz="8" w:space="0" w:color="C0504D" w:themeColor="accent2"/>
-        <w:right w:val="single" w:sz="8" w:space="0" w:color="C0504D" w:themeColor="accent2"/>
-        <w:insideH w:val="single" w:sz="8" w:space="0" w:color="C0504D" w:themeColor="accent2"/>
-        <w:insideV w:val="single" w:sz="8" w:space="0" w:color="C0504D" w:themeColor="accent2"/>
+        <w:top w:val="single" w:color="C0504D" w:themeColor="accent2" w:sz="8" w:space="0"/>
+        <w:left w:val="single" w:color="C0504D" w:themeColor="accent2" w:sz="8" w:space="0"/>
+        <w:bottom w:val="single" w:color="C0504D" w:themeColor="accent2" w:sz="8" w:space="0"/>
+        <w:right w:val="single" w:color="C0504D" w:themeColor="accent2" w:sz="8" w:space="0"/>
+        <w:insideH w:val="single" w:color="C0504D" w:themeColor="accent2" w:sz="8" w:space="0"/>
+        <w:insideV w:val="single" w:color="C0504D" w:themeColor="accent2" w:sz="8" w:space="0"/>
       </w:tblBorders>
       <w:tblCellMar>
         <w:top w:w="0" w:type="dxa"/>
@@ -8683,7 +8701,7 @@
       <w:tblPr/>
       <w:tcPr>
         <w:tcBorders>
-          <w:top w:val="single" w:sz="12" w:space="0" w:color="000000" w:themeColor="text1"/>
+          <w:top w:val="single" w:color="000000" w:themeColor="text1" w:sz="12" w:space="0"/>
           <w:left w:val="nil"/>
           <w:bottom w:val="nil"/>
           <w:right w:val="nil"/>
@@ -8741,8 +8759,8 @@
       <w:tblPr/>
       <w:tcPr>
         <w:tcBorders>
-          <w:insideH w:val="single" w:sz="6" w:space="0" w:color="C0504D" w:themeColor="accent2"/>
-          <w:insideV w:val="single" w:sz="6" w:space="0" w:color="C0504D" w:themeColor="accent2"/>
+          <w:insideH w:val="single" w:color="C0504D" w:themeColor="accent2" w:sz="6" w:space="0"/>
+          <w:insideV w:val="single" w:color="C0504D" w:themeColor="accent2" w:sz="6" w:space="0"/>
         </w:tcBorders>
         <w:shd w:val="clear" w:color="auto" w:fill="DFA7A6" w:themeFill="accent2" w:themeFillTint="7F"/>
       </w:tcPr>
@@ -8763,7 +8781,7 @@
       <w:spacing w:after="0" w:line="240" w:lineRule="auto"/>
     </w:pPr>
     <w:rPr>
-      <w:rFonts w:asciiTheme="majorHAnsi" w:eastAsiaTheme="majorEastAsia" w:hAnsiTheme="majorHAnsi" w:cstheme="majorBidi"/>
+      <w:rFonts w:asciiTheme="majorHAnsi" w:hAnsiTheme="majorHAnsi" w:eastAsiaTheme="majorEastAsia" w:cstheme="majorBidi"/>
       <w:color w:val="000000" w:themeColor="text1"/>
     </w:rPr>
     <w:tblPr>
@@ -8771,12 +8789,12 @@
       <w:tblStyleColBandSize w:val="1"/>
       <w:tblInd w:w="0" w:type="dxa"/>
       <w:tblBorders>
-        <w:top w:val="single" w:sz="8" w:space="0" w:color="9BBB59" w:themeColor="accent3"/>
-        <w:left w:val="single" w:sz="8" w:space="0" w:color="9BBB59" w:themeColor="accent3"/>
-        <w:bottom w:val="single" w:sz="8" w:space="0" w:color="9BBB59" w:themeColor="accent3"/>
-        <w:right w:val="single" w:sz="8" w:space="0" w:color="9BBB59" w:themeColor="accent3"/>
-        <w:insideH w:val="single" w:sz="8" w:space="0" w:color="9BBB59" w:themeColor="accent3"/>
-        <w:insideV w:val="single" w:sz="8" w:space="0" w:color="9BBB59" w:themeColor="accent3"/>
+        <w:top w:val="single" w:color="9BBB59" w:themeColor="accent3" w:sz="8" w:space="0"/>
+        <w:left w:val="single" w:color="9BBB59" w:themeColor="accent3" w:sz="8" w:space="0"/>
+        <w:bottom w:val="single" w:color="9BBB59" w:themeColor="accent3" w:sz="8" w:space="0"/>
+        <w:right w:val="single" w:color="9BBB59" w:themeColor="accent3" w:sz="8" w:space="0"/>
+        <w:insideH w:val="single" w:color="9BBB59" w:themeColor="accent3" w:sz="8" w:space="0"/>
+        <w:insideV w:val="single" w:color="9BBB59" w:themeColor="accent3" w:sz="8" w:space="0"/>
       </w:tblBorders>
       <w:tblCellMar>
         <w:top w:w="0" w:type="dxa"/>
@@ -8808,7 +8826,7 @@
       <w:tblPr/>
       <w:tcPr>
         <w:tcBorders>
-          <w:top w:val="single" w:sz="12" w:space="0" w:color="000000" w:themeColor="text1"/>
+          <w:top w:val="single" w:color="000000" w:themeColor="text1" w:sz="12" w:space="0"/>
           <w:left w:val="nil"/>
           <w:bottom w:val="nil"/>
           <w:right w:val="nil"/>
@@ -8866,8 +8884,8 @@
       <w:tblPr/>
       <w:tcPr>
         <w:tcBorders>
-          <w:insideH w:val="single" w:sz="6" w:space="0" w:color="9BBB59" w:themeColor="accent3"/>
-          <w:insideV w:val="single" w:sz="6" w:space="0" w:color="9BBB59" w:themeColor="accent3"/>
+          <w:insideH w:val="single" w:color="9BBB59" w:themeColor="accent3" w:sz="6" w:space="0"/>
+          <w:insideV w:val="single" w:color="9BBB59" w:themeColor="accent3" w:sz="6" w:space="0"/>
         </w:tcBorders>
         <w:shd w:val="clear" w:color="auto" w:fill="CDDDAC" w:themeFill="accent3" w:themeFillTint="7F"/>
       </w:tcPr>
@@ -8888,7 +8906,7 @@
       <w:spacing w:after="0" w:line="240" w:lineRule="auto"/>
     </w:pPr>
     <w:rPr>
-      <w:rFonts w:asciiTheme="majorHAnsi" w:eastAsiaTheme="majorEastAsia" w:hAnsiTheme="majorHAnsi" w:cstheme="majorBidi"/>
+      <w:rFonts w:asciiTheme="majorHAnsi" w:hAnsiTheme="majorHAnsi" w:eastAsiaTheme="majorEastAsia" w:cstheme="majorBidi"/>
       <w:color w:val="000000" w:themeColor="text1"/>
     </w:rPr>
     <w:tblPr>
@@ -8896,12 +8914,12 @@
       <w:tblStyleColBandSize w:val="1"/>
       <w:tblInd w:w="0" w:type="dxa"/>
       <w:tblBorders>
-        <w:top w:val="single" w:sz="8" w:space="0" w:color="8064A2" w:themeColor="accent4"/>
-        <w:left w:val="single" w:sz="8" w:space="0" w:color="8064A2" w:themeColor="accent4"/>
-        <w:bottom w:val="single" w:sz="8" w:space="0" w:color="8064A2" w:themeColor="accent4"/>
-        <w:right w:val="single" w:sz="8" w:space="0" w:color="8064A2" w:themeColor="accent4"/>
-        <w:insideH w:val="single" w:sz="8" w:space="0" w:color="8064A2" w:themeColor="accent4"/>
-        <w:insideV w:val="single" w:sz="8" w:space="0" w:color="8064A2" w:themeColor="accent4"/>
+        <w:top w:val="single" w:color="8064A2" w:themeColor="accent4" w:sz="8" w:space="0"/>
+        <w:left w:val="single" w:color="8064A2" w:themeColor="accent4" w:sz="8" w:space="0"/>
+        <w:bottom w:val="single" w:color="8064A2" w:themeColor="accent4" w:sz="8" w:space="0"/>
+        <w:right w:val="single" w:color="8064A2" w:themeColor="accent4" w:sz="8" w:space="0"/>
+        <w:insideH w:val="single" w:color="8064A2" w:themeColor="accent4" w:sz="8" w:space="0"/>
+        <w:insideV w:val="single" w:color="8064A2" w:themeColor="accent4" w:sz="8" w:space="0"/>
       </w:tblBorders>
       <w:tblCellMar>
         <w:top w:w="0" w:type="dxa"/>
@@ -8933,7 +8951,7 @@
       <w:tblPr/>
       <w:tcPr>
         <w:tcBorders>
-          <w:top w:val="single" w:sz="12" w:space="0" w:color="000000" w:themeColor="text1"/>
+          <w:top w:val="single" w:color="000000" w:themeColor="text1" w:sz="12" w:space="0"/>
           <w:left w:val="nil"/>
           <w:bottom w:val="nil"/>
           <w:right w:val="nil"/>
@@ -8991,8 +9009,8 @@
       <w:tblPr/>
       <w:tcPr>
         <w:tcBorders>
-          <w:insideH w:val="single" w:sz="6" w:space="0" w:color="8064A2" w:themeColor="accent4"/>
-          <w:insideV w:val="single" w:sz="6" w:space="0" w:color="8064A2" w:themeColor="accent4"/>
+          <w:insideH w:val="single" w:color="8064A2" w:themeColor="accent4" w:sz="6" w:space="0"/>
+          <w:insideV w:val="single" w:color="8064A2" w:themeColor="accent4" w:sz="6" w:space="0"/>
         </w:tcBorders>
         <w:shd w:val="clear" w:color="auto" w:fill="BFB1D0" w:themeFill="accent4" w:themeFillTint="7F"/>
       </w:tcPr>
@@ -9013,7 +9031,7 @@
       <w:spacing w:after="0" w:line="240" w:lineRule="auto"/>
     </w:pPr>
     <w:rPr>
-      <w:rFonts w:asciiTheme="majorHAnsi" w:eastAsiaTheme="majorEastAsia" w:hAnsiTheme="majorHAnsi" w:cstheme="majorBidi"/>
+      <w:rFonts w:asciiTheme="majorHAnsi" w:hAnsiTheme="majorHAnsi" w:eastAsiaTheme="majorEastAsia" w:cstheme="majorBidi"/>
       <w:color w:val="000000" w:themeColor="text1"/>
     </w:rPr>
     <w:tblPr>
@@ -9021,12 +9039,12 @@
       <w:tblStyleColBandSize w:val="1"/>
       <w:tblInd w:w="0" w:type="dxa"/>
       <w:tblBorders>
-        <w:top w:val="single" w:sz="8" w:space="0" w:color="4BACC6" w:themeColor="accent5"/>
-        <w:left w:val="single" w:sz="8" w:space="0" w:color="4BACC6" w:themeColor="accent5"/>
-        <w:bottom w:val="single" w:sz="8" w:space="0" w:color="4BACC6" w:themeColor="accent5"/>
-        <w:right w:val="single" w:sz="8" w:space="0" w:color="4BACC6" w:themeColor="accent5"/>
-        <w:insideH w:val="single" w:sz="8" w:space="0" w:color="4BACC6" w:themeColor="accent5"/>
-        <w:insideV w:val="single" w:sz="8" w:space="0" w:color="4BACC6" w:themeColor="accent5"/>
+        <w:top w:val="single" w:color="4BACC6" w:themeColor="accent5" w:sz="8" w:space="0"/>
+        <w:left w:val="single" w:color="4BACC6" w:themeColor="accent5" w:sz="8" w:space="0"/>
+        <w:bottom w:val="single" w:color="4BACC6" w:themeColor="accent5" w:sz="8" w:space="0"/>
+        <w:right w:val="single" w:color="4BACC6" w:themeColor="accent5" w:sz="8" w:space="0"/>
+        <w:insideH w:val="single" w:color="4BACC6" w:themeColor="accent5" w:sz="8" w:space="0"/>
+        <w:insideV w:val="single" w:color="4BACC6" w:themeColor="accent5" w:sz="8" w:space="0"/>
       </w:tblBorders>
       <w:tblCellMar>
         <w:top w:w="0" w:type="dxa"/>
@@ -9058,7 +9076,7 @@
       <w:tblPr/>
       <w:tcPr>
         <w:tcBorders>
-          <w:top w:val="single" w:sz="12" w:space="0" w:color="000000" w:themeColor="text1"/>
+          <w:top w:val="single" w:color="000000" w:themeColor="text1" w:sz="12" w:space="0"/>
           <w:left w:val="nil"/>
           <w:bottom w:val="nil"/>
           <w:right w:val="nil"/>
@@ -9116,8 +9134,8 @@
       <w:tblPr/>
       <w:tcPr>
         <w:tcBorders>
-          <w:insideH w:val="single" w:sz="6" w:space="0" w:color="4BACC6" w:themeColor="accent5"/>
-          <w:insideV w:val="single" w:sz="6" w:space="0" w:color="4BACC6" w:themeColor="accent5"/>
+          <w:insideH w:val="single" w:color="4BACC6" w:themeColor="accent5" w:sz="6" w:space="0"/>
+          <w:insideV w:val="single" w:color="4BACC6" w:themeColor="accent5" w:sz="6" w:space="0"/>
         </w:tcBorders>
         <w:shd w:val="clear" w:color="auto" w:fill="A5D5E2" w:themeFill="accent5" w:themeFillTint="7F"/>
       </w:tcPr>
@@ -9138,7 +9156,7 @@
       <w:spacing w:after="0" w:line="240" w:lineRule="auto"/>
     </w:pPr>
     <w:rPr>
-      <w:rFonts w:asciiTheme="majorHAnsi" w:eastAsiaTheme="majorEastAsia" w:hAnsiTheme="majorHAnsi" w:cstheme="majorBidi"/>
+      <w:rFonts w:asciiTheme="majorHAnsi" w:hAnsiTheme="majorHAnsi" w:eastAsiaTheme="majorEastAsia" w:cstheme="majorBidi"/>
       <w:color w:val="000000" w:themeColor="text1"/>
     </w:rPr>
     <w:tblPr>
@@ -9146,12 +9164,12 @@
       <w:tblStyleColBandSize w:val="1"/>
       <w:tblInd w:w="0" w:type="dxa"/>
       <w:tblBorders>
-        <w:top w:val="single" w:sz="8" w:space="0" w:color="F79646" w:themeColor="accent6"/>
-        <w:left w:val="single" w:sz="8" w:space="0" w:color="F79646" w:themeColor="accent6"/>
-        <w:bottom w:val="single" w:sz="8" w:space="0" w:color="F79646" w:themeColor="accent6"/>
-        <w:right w:val="single" w:sz="8" w:space="0" w:color="F79646" w:themeColor="accent6"/>
-        <w:insideH w:val="single" w:sz="8" w:space="0" w:color="F79646" w:themeColor="accent6"/>
-        <w:insideV w:val="single" w:sz="8" w:space="0" w:color="F79646" w:themeColor="accent6"/>
+        <w:top w:val="single" w:color="F79646" w:themeColor="accent6" w:sz="8" w:space="0"/>
+        <w:left w:val="single" w:color="F79646" w:themeColor="accent6" w:sz="8" w:space="0"/>
+        <w:bottom w:val="single" w:color="F79646" w:themeColor="accent6" w:sz="8" w:space="0"/>
+        <w:right w:val="single" w:color="F79646" w:themeColor="accent6" w:sz="8" w:space="0"/>
+        <w:insideH w:val="single" w:color="F79646" w:themeColor="accent6" w:sz="8" w:space="0"/>
+        <w:insideV w:val="single" w:color="F79646" w:themeColor="accent6" w:sz="8" w:space="0"/>
       </w:tblBorders>
       <w:tblCellMar>
         <w:top w:w="0" w:type="dxa"/>
@@ -9183,7 +9201,7 @@
       <w:tblPr/>
       <w:tcPr>
         <w:tcBorders>
-          <w:top w:val="single" w:sz="12" w:space="0" w:color="000000" w:themeColor="text1"/>
+          <w:top w:val="single" w:color="000000" w:themeColor="text1" w:sz="12" w:space="0"/>
           <w:left w:val="nil"/>
           <w:bottom w:val="nil"/>
           <w:right w:val="nil"/>
@@ -9241,8 +9259,8 @@
       <w:tblPr/>
       <w:tcPr>
         <w:tcBorders>
-          <w:insideH w:val="single" w:sz="6" w:space="0" w:color="F79646" w:themeColor="accent6"/>
-          <w:insideV w:val="single" w:sz="6" w:space="0" w:color="F79646" w:themeColor="accent6"/>
+          <w:insideH w:val="single" w:color="F79646" w:themeColor="accent6" w:sz="6" w:space="0"/>
+          <w:insideV w:val="single" w:color="F79646" w:themeColor="accent6" w:sz="6" w:space="0"/>
         </w:tcBorders>
         <w:shd w:val="clear" w:color="auto" w:fill="FBCAA2" w:themeFill="accent6" w:themeFillTint="7F"/>
       </w:tcPr>
@@ -9267,12 +9285,12 @@
       <w:tblStyleColBandSize w:val="1"/>
       <w:tblInd w:w="0" w:type="dxa"/>
       <w:tblBorders>
-        <w:top w:val="single" w:sz="8" w:space="0" w:color="FFFFFF" w:themeColor="background1"/>
-        <w:left w:val="single" w:sz="8" w:space="0" w:color="FFFFFF" w:themeColor="background1"/>
-        <w:bottom w:val="single" w:sz="8" w:space="0" w:color="FFFFFF" w:themeColor="background1"/>
-        <w:right w:val="single" w:sz="8" w:space="0" w:color="FFFFFF" w:themeColor="background1"/>
-        <w:insideH w:val="single" w:sz="6" w:space="0" w:color="FFFFFF" w:themeColor="background1"/>
-        <w:insideV w:val="single" w:sz="6" w:space="0" w:color="FFFFFF" w:themeColor="background1"/>
+        <w:top w:val="single" w:color="FFFFFF" w:themeColor="background1" w:sz="8" w:space="0"/>
+        <w:left w:val="single" w:color="FFFFFF" w:themeColor="background1" w:sz="8" w:space="0"/>
+        <w:bottom w:val="single" w:color="FFFFFF" w:themeColor="background1" w:sz="8" w:space="0"/>
+        <w:right w:val="single" w:color="FFFFFF" w:themeColor="background1" w:sz="8" w:space="0"/>
+        <w:insideH w:val="single" w:color="FFFFFF" w:themeColor="background1" w:sz="6" w:space="0"/>
+        <w:insideV w:val="single" w:color="FFFFFF" w:themeColor="background1" w:sz="6" w:space="0"/>
       </w:tblBorders>
       <w:tblCellMar>
         <w:top w:w="0" w:type="dxa"/>
@@ -9295,12 +9313,12 @@
       <w:tblPr/>
       <w:tcPr>
         <w:tcBorders>
-          <w:top w:val="single" w:sz="8" w:space="0" w:color="FFFFFF" w:themeColor="background1"/>
-          <w:left w:val="single" w:sz="8" w:space="0" w:color="FFFFFF" w:themeColor="background1"/>
-          <w:bottom w:val="single" w:sz="24" w:space="0" w:color="FFFFFF" w:themeColor="background1"/>
-          <w:right w:val="single" w:sz="8" w:space="0" w:color="FFFFFF" w:themeColor="background1"/>
-          <w:insideH w:val="nil"/>
-          <w:insideV w:val="single" w:sz="8" w:space="0" w:color="FFFFFF" w:themeColor="background1"/>
+          <w:top w:val="single" w:color="FFFFFF" w:themeColor="background1" w:sz="8" w:space="0"/>
+          <w:left w:val="single" w:color="FFFFFF" w:themeColor="background1" w:sz="8" w:space="0"/>
+          <w:bottom w:val="single" w:color="FFFFFF" w:themeColor="background1" w:sz="24" w:space="0"/>
+          <w:right w:val="single" w:color="FFFFFF" w:themeColor="background1" w:sz="8" w:space="0"/>
+          <w:insideH w:val="nil"/>
+          <w:insideV w:val="single" w:color="FFFFFF" w:themeColor="background1" w:sz="8" w:space="0"/>
         </w:tcBorders>
         <w:shd w:val="clear" w:color="auto" w:fill="000000" w:themeFill="text1"/>
       </w:tcPr>
@@ -9316,12 +9334,12 @@
       <w:tblPr/>
       <w:tcPr>
         <w:tcBorders>
-          <w:top w:val="single" w:sz="24" w:space="0" w:color="FFFFFF" w:themeColor="background1"/>
-          <w:left w:val="single" w:sz="8" w:space="0" w:color="FFFFFF" w:themeColor="background1"/>
-          <w:bottom w:val="single" w:sz="8" w:space="0" w:color="FFFFFF" w:themeColor="background1"/>
-          <w:right w:val="single" w:sz="8" w:space="0" w:color="FFFFFF" w:themeColor="background1"/>
-          <w:insideH w:val="nil"/>
-          <w:insideV w:val="single" w:sz="8" w:space="0" w:color="FFFFFF" w:themeColor="background1"/>
+          <w:top w:val="single" w:color="FFFFFF" w:themeColor="background1" w:sz="24" w:space="0"/>
+          <w:left w:val="single" w:color="FFFFFF" w:themeColor="background1" w:sz="8" w:space="0"/>
+          <w:bottom w:val="single" w:color="FFFFFF" w:themeColor="background1" w:sz="8" w:space="0"/>
+          <w:right w:val="single" w:color="FFFFFF" w:themeColor="background1" w:sz="8" w:space="0"/>
+          <w:insideH w:val="nil"/>
+          <w:insideV w:val="single" w:color="FFFFFF" w:themeColor="background1" w:sz="8" w:space="0"/>
         </w:tcBorders>
         <w:shd w:val="clear" w:color="auto" w:fill="000000" w:themeFill="text1"/>
       </w:tcPr>
@@ -9337,8 +9355,8 @@
       <w:tblPr/>
       <w:tcPr>
         <w:tcBorders>
-          <w:left w:val="single" w:sz="8" w:space="0" w:color="FFFFFF" w:themeColor="background1"/>
-          <w:right w:val="single" w:sz="24" w:space="0" w:color="FFFFFF" w:themeColor="background1"/>
+          <w:left w:val="single" w:color="FFFFFF" w:themeColor="background1" w:sz="8" w:space="0"/>
+          <w:right w:val="single" w:color="FFFFFF" w:themeColor="background1" w:sz="24" w:space="0"/>
           <w:insideH w:val="nil"/>
           <w:insideV w:val="nil"/>
         </w:tcBorders>
@@ -9357,7 +9375,7 @@
       <w:tcPr>
         <w:tcBorders>
           <w:top w:val="nil"/>
-          <w:left w:val="single" w:sz="24" w:space="0" w:color="FFFFFF" w:themeColor="background1"/>
+          <w:left w:val="single" w:color="FFFFFF" w:themeColor="background1" w:sz="24" w:space="0"/>
           <w:bottom w:val="nil"/>
           <w:right w:val="nil"/>
           <w:insideH w:val="nil"/>
@@ -9370,10 +9388,10 @@
       <w:tblPr/>
       <w:tcPr>
         <w:tcBorders>
-          <w:top w:val="single" w:sz="8" w:space="0" w:color="FFFFFF" w:themeColor="background1"/>
-          <w:left w:val="single" w:sz="8" w:space="0" w:color="FFFFFF" w:themeColor="background1"/>
-          <w:bottom w:val="single" w:sz="8" w:space="0" w:color="FFFFFF" w:themeColor="background1"/>
-          <w:right w:val="single" w:sz="8" w:space="0" w:color="FFFFFF" w:themeColor="background1"/>
+          <w:top w:val="single" w:color="FFFFFF" w:themeColor="background1" w:sz="8" w:space="0"/>
+          <w:left w:val="single" w:color="FFFFFF" w:themeColor="background1" w:sz="8" w:space="0"/>
+          <w:bottom w:val="single" w:color="FFFFFF" w:themeColor="background1" w:sz="8" w:space="0"/>
+          <w:right w:val="single" w:color="FFFFFF" w:themeColor="background1" w:sz="8" w:space="0"/>
           <w:insideH w:val="nil"/>
           <w:insideV w:val="nil"/>
         </w:tcBorders>
@@ -9384,12 +9402,12 @@
       <w:tblPr/>
       <w:tcPr>
         <w:tcBorders>
-          <w:top w:val="single" w:sz="8" w:space="0" w:color="FFFFFF" w:themeColor="background1"/>
-          <w:left w:val="single" w:sz="8" w:space="0" w:color="FFFFFF" w:themeColor="background1"/>
-          <w:bottom w:val="single" w:sz="8" w:space="0" w:color="FFFFFF" w:themeColor="background1"/>
-          <w:right w:val="single" w:sz="8" w:space="0" w:color="FFFFFF" w:themeColor="background1"/>
-          <w:insideH w:val="single" w:sz="8" w:space="0" w:color="FFFFFF" w:themeColor="background1"/>
-          <w:insideV w:val="single" w:sz="8" w:space="0" w:color="FFFFFF" w:themeColor="background1"/>
+          <w:top w:val="single" w:color="FFFFFF" w:themeColor="background1" w:sz="8" w:space="0"/>
+          <w:left w:val="single" w:color="FFFFFF" w:themeColor="background1" w:sz="8" w:space="0"/>
+          <w:bottom w:val="single" w:color="FFFFFF" w:themeColor="background1" w:sz="8" w:space="0"/>
+          <w:right w:val="single" w:color="FFFFFF" w:themeColor="background1" w:sz="8" w:space="0"/>
+          <w:insideH w:val="single" w:color="FFFFFF" w:themeColor="background1" w:sz="8" w:space="0"/>
+          <w:insideV w:val="single" w:color="FFFFFF" w:themeColor="background1" w:sz="8" w:space="0"/>
         </w:tcBorders>
         <w:shd w:val="clear" w:color="auto" w:fill="808080" w:themeFill="text1" w:themeFillTint="7F"/>
       </w:tcPr>
@@ -9408,12 +9426,12 @@
       <w:tblStyleColBandSize w:val="1"/>
       <w:tblInd w:w="0" w:type="dxa"/>
       <w:tblBorders>
-        <w:top w:val="single" w:sz="8" w:space="0" w:color="FFFFFF" w:themeColor="background1"/>
-        <w:left w:val="single" w:sz="8" w:space="0" w:color="FFFFFF" w:themeColor="background1"/>
-        <w:bottom w:val="single" w:sz="8" w:space="0" w:color="FFFFFF" w:themeColor="background1"/>
-        <w:right w:val="single" w:sz="8" w:space="0" w:color="FFFFFF" w:themeColor="background1"/>
-        <w:insideH w:val="single" w:sz="6" w:space="0" w:color="FFFFFF" w:themeColor="background1"/>
-        <w:insideV w:val="single" w:sz="6" w:space="0" w:color="FFFFFF" w:themeColor="background1"/>
+        <w:top w:val="single" w:color="FFFFFF" w:themeColor="background1" w:sz="8" w:space="0"/>
+        <w:left w:val="single" w:color="FFFFFF" w:themeColor="background1" w:sz="8" w:space="0"/>
+        <w:bottom w:val="single" w:color="FFFFFF" w:themeColor="background1" w:sz="8" w:space="0"/>
+        <w:right w:val="single" w:color="FFFFFF" w:themeColor="background1" w:sz="8" w:space="0"/>
+        <w:insideH w:val="single" w:color="FFFFFF" w:themeColor="background1" w:sz="6" w:space="0"/>
+        <w:insideV w:val="single" w:color="FFFFFF" w:themeColor="background1" w:sz="6" w:space="0"/>
       </w:tblBorders>
       <w:tblCellMar>
         <w:top w:w="0" w:type="dxa"/>
@@ -9436,12 +9454,12 @@
       <w:tblPr/>
       <w:tcPr>
         <w:tcBorders>
-          <w:top w:val="single" w:sz="8" w:space="0" w:color="FFFFFF" w:themeColor="background1"/>
-          <w:left w:val="single" w:sz="8" w:space="0" w:color="FFFFFF" w:themeColor="background1"/>
-          <w:bottom w:val="single" w:sz="24" w:space="0" w:color="FFFFFF" w:themeColor="background1"/>
-          <w:right w:val="single" w:sz="8" w:space="0" w:color="FFFFFF" w:themeColor="background1"/>
-          <w:insideH w:val="nil"/>
-          <w:insideV w:val="single" w:sz="8" w:space="0" w:color="FFFFFF" w:themeColor="background1"/>
+          <w:top w:val="single" w:color="FFFFFF" w:themeColor="background1" w:sz="8" w:space="0"/>
+          <w:left w:val="single" w:color="FFFFFF" w:themeColor="background1" w:sz="8" w:space="0"/>
+          <w:bottom w:val="single" w:color="FFFFFF" w:themeColor="background1" w:sz="24" w:space="0"/>
+          <w:right w:val="single" w:color="FFFFFF" w:themeColor="background1" w:sz="8" w:space="0"/>
+          <w:insideH w:val="nil"/>
+          <w:insideV w:val="single" w:color="FFFFFF" w:themeColor="background1" w:sz="8" w:space="0"/>
         </w:tcBorders>
         <w:shd w:val="clear" w:color="auto" w:fill="4F81BD" w:themeFill="accent1"/>
       </w:tcPr>
@@ -9457,12 +9475,12 @@
       <w:tblPr/>
       <w:tcPr>
         <w:tcBorders>
-          <w:top w:val="single" w:sz="24" w:space="0" w:color="FFFFFF" w:themeColor="background1"/>
-          <w:left w:val="single" w:sz="8" w:space="0" w:color="FFFFFF" w:themeColor="background1"/>
-          <w:bottom w:val="single" w:sz="8" w:space="0" w:color="FFFFFF" w:themeColor="background1"/>
-          <w:right w:val="single" w:sz="8" w:space="0" w:color="FFFFFF" w:themeColor="background1"/>
-          <w:insideH w:val="nil"/>
-          <w:insideV w:val="single" w:sz="8" w:space="0" w:color="FFFFFF" w:themeColor="background1"/>
+          <w:top w:val="single" w:color="FFFFFF" w:themeColor="background1" w:sz="24" w:space="0"/>
+          <w:left w:val="single" w:color="FFFFFF" w:themeColor="background1" w:sz="8" w:space="0"/>
+          <w:bottom w:val="single" w:color="FFFFFF" w:themeColor="background1" w:sz="8" w:space="0"/>
+          <w:right w:val="single" w:color="FFFFFF" w:themeColor="background1" w:sz="8" w:space="0"/>
+          <w:insideH w:val="nil"/>
+          <w:insideV w:val="single" w:color="FFFFFF" w:themeColor="background1" w:sz="8" w:space="0"/>
         </w:tcBorders>
         <w:shd w:val="clear" w:color="auto" w:fill="4F81BD" w:themeFill="accent1"/>
       </w:tcPr>
@@ -9478,8 +9496,8 @@
       <w:tblPr/>
       <w:tcPr>
         <w:tcBorders>
-          <w:left w:val="single" w:sz="8" w:space="0" w:color="FFFFFF" w:themeColor="background1"/>
-          <w:right w:val="single" w:sz="24" w:space="0" w:color="FFFFFF" w:themeColor="background1"/>
+          <w:left w:val="single" w:color="FFFFFF" w:themeColor="background1" w:sz="8" w:space="0"/>
+          <w:right w:val="single" w:color="FFFFFF" w:themeColor="background1" w:sz="24" w:space="0"/>
           <w:insideH w:val="nil"/>
           <w:insideV w:val="nil"/>
         </w:tcBorders>
@@ -9498,7 +9516,7 @@
       <w:tcPr>
         <w:tcBorders>
           <w:top w:val="nil"/>
-          <w:left w:val="single" w:sz="24" w:space="0" w:color="FFFFFF" w:themeColor="background1"/>
+          <w:left w:val="single" w:color="FFFFFF" w:themeColor="background1" w:sz="24" w:space="0"/>
           <w:bottom w:val="nil"/>
           <w:right w:val="nil"/>
           <w:insideH w:val="nil"/>
@@ -9511,10 +9529,10 @@
       <w:tblPr/>
       <w:tcPr>
         <w:tcBorders>
-          <w:top w:val="single" w:sz="8" w:space="0" w:color="FFFFFF" w:themeColor="background1"/>
-          <w:left w:val="single" w:sz="8" w:space="0" w:color="FFFFFF" w:themeColor="background1"/>
-          <w:bottom w:val="single" w:sz="8" w:space="0" w:color="FFFFFF" w:themeColor="background1"/>
-          <w:right w:val="single" w:sz="8" w:space="0" w:color="FFFFFF" w:themeColor="background1"/>
+          <w:top w:val="single" w:color="FFFFFF" w:themeColor="background1" w:sz="8" w:space="0"/>
+          <w:left w:val="single" w:color="FFFFFF" w:themeColor="background1" w:sz="8" w:space="0"/>
+          <w:bottom w:val="single" w:color="FFFFFF" w:themeColor="background1" w:sz="8" w:space="0"/>
+          <w:right w:val="single" w:color="FFFFFF" w:themeColor="background1" w:sz="8" w:space="0"/>
           <w:insideH w:val="nil"/>
           <w:insideV w:val="nil"/>
         </w:tcBorders>
@@ -9525,12 +9543,12 @@
       <w:tblPr/>
       <w:tcPr>
         <w:tcBorders>
-          <w:top w:val="single" w:sz="8" w:space="0" w:color="FFFFFF" w:themeColor="background1"/>
-          <w:left w:val="single" w:sz="8" w:space="0" w:color="FFFFFF" w:themeColor="background1"/>
-          <w:bottom w:val="single" w:sz="8" w:space="0" w:color="FFFFFF" w:themeColor="background1"/>
-          <w:right w:val="single" w:sz="8" w:space="0" w:color="FFFFFF" w:themeColor="background1"/>
-          <w:insideH w:val="single" w:sz="8" w:space="0" w:color="FFFFFF" w:themeColor="background1"/>
-          <w:insideV w:val="single" w:sz="8" w:space="0" w:color="FFFFFF" w:themeColor="background1"/>
+          <w:top w:val="single" w:color="FFFFFF" w:themeColor="background1" w:sz="8" w:space="0"/>
+          <w:left w:val="single" w:color="FFFFFF" w:themeColor="background1" w:sz="8" w:space="0"/>
+          <w:bottom w:val="single" w:color="FFFFFF" w:themeColor="background1" w:sz="8" w:space="0"/>
+          <w:right w:val="single" w:color="FFFFFF" w:themeColor="background1" w:sz="8" w:space="0"/>
+          <w:insideH w:val="single" w:color="FFFFFF" w:themeColor="background1" w:sz="8" w:space="0"/>
+          <w:insideV w:val="single" w:color="FFFFFF" w:themeColor="background1" w:sz="8" w:space="0"/>
         </w:tcBorders>
         <w:shd w:val="clear" w:color="auto" w:fill="A7BFDE" w:themeFill="accent1" w:themeFillTint="7F"/>
       </w:tcPr>
@@ -9549,12 +9567,12 @@
       <w:tblStyleColBandSize w:val="1"/>
       <w:tblInd w:w="0" w:type="dxa"/>
       <w:tblBorders>
-        <w:top w:val="single" w:sz="8" w:space="0" w:color="FFFFFF" w:themeColor="background1"/>
-        <w:left w:val="single" w:sz="8" w:space="0" w:color="FFFFFF" w:themeColor="background1"/>
-        <w:bottom w:val="single" w:sz="8" w:space="0" w:color="FFFFFF" w:themeColor="background1"/>
-        <w:right w:val="single" w:sz="8" w:space="0" w:color="FFFFFF" w:themeColor="background1"/>
-        <w:insideH w:val="single" w:sz="6" w:space="0" w:color="FFFFFF" w:themeColor="background1"/>
-        <w:insideV w:val="single" w:sz="6" w:space="0" w:color="FFFFFF" w:themeColor="background1"/>
+        <w:top w:val="single" w:color="FFFFFF" w:themeColor="background1" w:sz="8" w:space="0"/>
+        <w:left w:val="single" w:color="FFFFFF" w:themeColor="background1" w:sz="8" w:space="0"/>
+        <w:bottom w:val="single" w:color="FFFFFF" w:themeColor="background1" w:sz="8" w:space="0"/>
+        <w:right w:val="single" w:color="FFFFFF" w:themeColor="background1" w:sz="8" w:space="0"/>
+        <w:insideH w:val="single" w:color="FFFFFF" w:themeColor="background1" w:sz="6" w:space="0"/>
+        <w:insideV w:val="single" w:color="FFFFFF" w:themeColor="background1" w:sz="6" w:space="0"/>
       </w:tblBorders>
       <w:tblCellMar>
         <w:top w:w="0" w:type="dxa"/>
@@ -9577,12 +9595,12 @@
       <w:tblPr/>
       <w:tcPr>
         <w:tcBorders>
-          <w:top w:val="single" w:sz="8" w:space="0" w:color="FFFFFF" w:themeColor="background1"/>
-          <w:left w:val="single" w:sz="8" w:space="0" w:color="FFFFFF" w:themeColor="background1"/>
-          <w:bottom w:val="single" w:sz="24" w:space="0" w:color="FFFFFF" w:themeColor="background1"/>
-          <w:right w:val="single" w:sz="8" w:space="0" w:color="FFFFFF" w:themeColor="background1"/>
-          <w:insideH w:val="nil"/>
-          <w:insideV w:val="single" w:sz="8" w:space="0" w:color="FFFFFF" w:themeColor="background1"/>
+          <w:top w:val="single" w:color="FFFFFF" w:themeColor="background1" w:sz="8" w:space="0"/>
+          <w:left w:val="single" w:color="FFFFFF" w:themeColor="background1" w:sz="8" w:space="0"/>
+          <w:bottom w:val="single" w:color="FFFFFF" w:themeColor="background1" w:sz="24" w:space="0"/>
+          <w:right w:val="single" w:color="FFFFFF" w:themeColor="background1" w:sz="8" w:space="0"/>
+          <w:insideH w:val="nil"/>
+          <w:insideV w:val="single" w:color="FFFFFF" w:themeColor="background1" w:sz="8" w:space="0"/>
         </w:tcBorders>
         <w:shd w:val="clear" w:color="auto" w:fill="C0504D" w:themeFill="accent2"/>
       </w:tcPr>
@@ -9598,12 +9616,12 @@
       <w:tblPr/>
       <w:tcPr>
         <w:tcBorders>
-          <w:top w:val="single" w:sz="24" w:space="0" w:color="FFFFFF" w:themeColor="background1"/>
-          <w:left w:val="single" w:sz="8" w:space="0" w:color="FFFFFF" w:themeColor="background1"/>
-          <w:bottom w:val="single" w:sz="8" w:space="0" w:color="FFFFFF" w:themeColor="background1"/>
-          <w:right w:val="single" w:sz="8" w:space="0" w:color="FFFFFF" w:themeColor="background1"/>
-          <w:insideH w:val="nil"/>
-          <w:insideV w:val="single" w:sz="8" w:space="0" w:color="FFFFFF" w:themeColor="background1"/>
+          <w:top w:val="single" w:color="FFFFFF" w:themeColor="background1" w:sz="24" w:space="0"/>
+          <w:left w:val="single" w:color="FFFFFF" w:themeColor="background1" w:sz="8" w:space="0"/>
+          <w:bottom w:val="single" w:color="FFFFFF" w:themeColor="background1" w:sz="8" w:space="0"/>
+          <w:right w:val="single" w:color="FFFFFF" w:themeColor="background1" w:sz="8" w:space="0"/>
+          <w:insideH w:val="nil"/>
+          <w:insideV w:val="single" w:color="FFFFFF" w:themeColor="background1" w:sz="8" w:space="0"/>
         </w:tcBorders>
         <w:shd w:val="clear" w:color="auto" w:fill="C0504D" w:themeFill="accent2"/>
       </w:tcPr>
@@ -9619,8 +9637,8 @@
       <w:tblPr/>
       <w:tcPr>
         <w:tcBorders>
-          <w:left w:val="single" w:sz="8" w:space="0" w:color="FFFFFF" w:themeColor="background1"/>
-          <w:right w:val="single" w:sz="24" w:space="0" w:color="FFFFFF" w:themeColor="background1"/>
+          <w:left w:val="single" w:color="FFFFFF" w:themeColor="background1" w:sz="8" w:space="0"/>
+          <w:right w:val="single" w:color="FFFFFF" w:themeColor="background1" w:sz="24" w:space="0"/>
           <w:insideH w:val="nil"/>
           <w:insideV w:val="nil"/>
         </w:tcBorders>
@@ -9639,7 +9657,7 @@
       <w:tcPr>
         <w:tcBorders>
           <w:top w:val="nil"/>
-          <w:left w:val="single" w:sz="24" w:space="0" w:color="FFFFFF" w:themeColor="background1"/>
+          <w:left w:val="single" w:color="FFFFFF" w:themeColor="background1" w:sz="24" w:space="0"/>
           <w:bottom w:val="nil"/>
           <w:right w:val="nil"/>
           <w:insideH w:val="nil"/>
@@ -9652,10 +9670,10 @@
       <w:tblPr/>
       <w:tcPr>
         <w:tcBorders>
-          <w:top w:val="single" w:sz="8" w:space="0" w:color="FFFFFF" w:themeColor="background1"/>
-          <w:left w:val="single" w:sz="8" w:space="0" w:color="FFFFFF" w:themeColor="background1"/>
-          <w:bottom w:val="single" w:sz="8" w:space="0" w:color="FFFFFF" w:themeColor="background1"/>
-          <w:right w:val="single" w:sz="8" w:space="0" w:color="FFFFFF" w:themeColor="background1"/>
+          <w:top w:val="single" w:color="FFFFFF" w:themeColor="background1" w:sz="8" w:space="0"/>
+          <w:left w:val="single" w:color="FFFFFF" w:themeColor="background1" w:sz="8" w:space="0"/>
+          <w:bottom w:val="single" w:color="FFFFFF" w:themeColor="background1" w:sz="8" w:space="0"/>
+          <w:right w:val="single" w:color="FFFFFF" w:themeColor="background1" w:sz="8" w:space="0"/>
           <w:insideH w:val="nil"/>
           <w:insideV w:val="nil"/>
         </w:tcBorders>
@@ -9666,12 +9684,12 @@
       <w:tblPr/>
       <w:tcPr>
         <w:tcBorders>
-          <w:top w:val="single" w:sz="8" w:space="0" w:color="FFFFFF" w:themeColor="background1"/>
-          <w:left w:val="single" w:sz="8" w:space="0" w:color="FFFFFF" w:themeColor="background1"/>
-          <w:bottom w:val="single" w:sz="8" w:space="0" w:color="FFFFFF" w:themeColor="background1"/>
-          <w:right w:val="single" w:sz="8" w:space="0" w:color="FFFFFF" w:themeColor="background1"/>
-          <w:insideH w:val="single" w:sz="8" w:space="0" w:color="FFFFFF" w:themeColor="background1"/>
-          <w:insideV w:val="single" w:sz="8" w:space="0" w:color="FFFFFF" w:themeColor="background1"/>
+          <w:top w:val="single" w:color="FFFFFF" w:themeColor="background1" w:sz="8" w:space="0"/>
+          <w:left w:val="single" w:color="FFFFFF" w:themeColor="background1" w:sz="8" w:space="0"/>
+          <w:bottom w:val="single" w:color="FFFFFF" w:themeColor="background1" w:sz="8" w:space="0"/>
+          <w:right w:val="single" w:color="FFFFFF" w:themeColor="background1" w:sz="8" w:space="0"/>
+          <w:insideH w:val="single" w:color="FFFFFF" w:themeColor="background1" w:sz="8" w:space="0"/>
+          <w:insideV w:val="single" w:color="FFFFFF" w:themeColor="background1" w:sz="8" w:space="0"/>
         </w:tcBorders>
         <w:shd w:val="clear" w:color="auto" w:fill="DFA7A6" w:themeFill="accent2" w:themeFillTint="7F"/>
       </w:tcPr>
@@ -9690,12 +9708,12 @@
       <w:tblStyleColBandSize w:val="1"/>
       <w:tblInd w:w="0" w:type="dxa"/>
       <w:tblBorders>
-        <w:top w:val="single" w:sz="8" w:space="0" w:color="FFFFFF" w:themeColor="background1"/>
-        <w:left w:val="single" w:sz="8" w:space="0" w:color="FFFFFF" w:themeColor="background1"/>
-        <w:bottom w:val="single" w:sz="8" w:space="0" w:color="FFFFFF" w:themeColor="background1"/>
-        <w:right w:val="single" w:sz="8" w:space="0" w:color="FFFFFF" w:themeColor="background1"/>
-        <w:insideH w:val="single" w:sz="6" w:space="0" w:color="FFFFFF" w:themeColor="background1"/>
-        <w:insideV w:val="single" w:sz="6" w:space="0" w:color="FFFFFF" w:themeColor="background1"/>
+        <w:top w:val="single" w:color="FFFFFF" w:themeColor="background1" w:sz="8" w:space="0"/>
+        <w:left w:val="single" w:color="FFFFFF" w:themeColor="background1" w:sz="8" w:space="0"/>
+        <w:bottom w:val="single" w:color="FFFFFF" w:themeColor="background1" w:sz="8" w:space="0"/>
+        <w:right w:val="single" w:color="FFFFFF" w:themeColor="background1" w:sz="8" w:space="0"/>
+        <w:insideH w:val="single" w:color="FFFFFF" w:themeColor="background1" w:sz="6" w:space="0"/>
+        <w:insideV w:val="single" w:color="FFFFFF" w:themeColor="background1" w:sz="6" w:space="0"/>
       </w:tblBorders>
       <w:tblCellMar>
         <w:top w:w="0" w:type="dxa"/>
@@ -9718,12 +9736,12 @@
       <w:tblPr/>
       <w:tcPr>
         <w:tcBorders>
-          <w:top w:val="single" w:sz="8" w:space="0" w:color="FFFFFF" w:themeColor="background1"/>
-          <w:left w:val="single" w:sz="8" w:space="0" w:color="FFFFFF" w:themeColor="background1"/>
-          <w:bottom w:val="single" w:sz="24" w:space="0" w:color="FFFFFF" w:themeColor="background1"/>
-          <w:right w:val="single" w:sz="8" w:space="0" w:color="FFFFFF" w:themeColor="background1"/>
-          <w:insideH w:val="nil"/>
-          <w:insideV w:val="single" w:sz="8" w:space="0" w:color="FFFFFF" w:themeColor="background1"/>
+          <w:top w:val="single" w:color="FFFFFF" w:themeColor="background1" w:sz="8" w:space="0"/>
+          <w:left w:val="single" w:color="FFFFFF" w:themeColor="background1" w:sz="8" w:space="0"/>
+          <w:bottom w:val="single" w:color="FFFFFF" w:themeColor="background1" w:sz="24" w:space="0"/>
+          <w:right w:val="single" w:color="FFFFFF" w:themeColor="background1" w:sz="8" w:space="0"/>
+          <w:insideH w:val="nil"/>
+          <w:insideV w:val="single" w:color="FFFFFF" w:themeColor="background1" w:sz="8" w:space="0"/>
         </w:tcBorders>
         <w:shd w:val="clear" w:color="auto" w:fill="9BBB59" w:themeFill="accent3"/>
       </w:tcPr>
@@ -9739,12 +9757,12 @@
       <w:tblPr/>
       <w:tcPr>
         <w:tcBorders>
-          <w:top w:val="single" w:sz="24" w:space="0" w:color="FFFFFF" w:themeColor="background1"/>
-          <w:left w:val="single" w:sz="8" w:space="0" w:color="FFFFFF" w:themeColor="background1"/>
-          <w:bottom w:val="single" w:sz="8" w:space="0" w:color="FFFFFF" w:themeColor="background1"/>
-          <w:right w:val="single" w:sz="8" w:space="0" w:color="FFFFFF" w:themeColor="background1"/>
-          <w:insideH w:val="nil"/>
-          <w:insideV w:val="single" w:sz="8" w:space="0" w:color="FFFFFF" w:themeColor="background1"/>
+          <w:top w:val="single" w:color="FFFFFF" w:themeColor="background1" w:sz="24" w:space="0"/>
+          <w:left w:val="single" w:color="FFFFFF" w:themeColor="background1" w:sz="8" w:space="0"/>
+          <w:bottom w:val="single" w:color="FFFFFF" w:themeColor="background1" w:sz="8" w:space="0"/>
+          <w:right w:val="single" w:color="FFFFFF" w:themeColor="background1" w:sz="8" w:space="0"/>
+          <w:insideH w:val="nil"/>
+          <w:insideV w:val="single" w:color="FFFFFF" w:themeColor="background1" w:sz="8" w:space="0"/>
         </w:tcBorders>
         <w:shd w:val="clear" w:color="auto" w:fill="9BBB59" w:themeFill="accent3"/>
       </w:tcPr>
@@ -9760,8 +9778,8 @@
       <w:tblPr/>
       <w:tcPr>
         <w:tcBorders>
-          <w:left w:val="single" w:sz="8" w:space="0" w:color="FFFFFF" w:themeColor="background1"/>
-          <w:right w:val="single" w:sz="24" w:space="0" w:color="FFFFFF" w:themeColor="background1"/>
+          <w:left w:val="single" w:color="FFFFFF" w:themeColor="background1" w:sz="8" w:space="0"/>
+          <w:right w:val="single" w:color="FFFFFF" w:themeColor="background1" w:sz="24" w:space="0"/>
           <w:insideH w:val="nil"/>
           <w:insideV w:val="nil"/>
         </w:tcBorders>
@@ -9780,7 +9798,7 @@
       <w:tcPr>
         <w:tcBorders>
           <w:top w:val="nil"/>
-          <w:left w:val="single" w:sz="24" w:space="0" w:color="FFFFFF" w:themeColor="background1"/>
+          <w:left w:val="single" w:color="FFFFFF" w:themeColor="background1" w:sz="24" w:space="0"/>
           <w:bottom w:val="nil"/>
           <w:right w:val="nil"/>
           <w:insideH w:val="nil"/>
@@ -9793,10 +9811,10 @@
       <w:tblPr/>
       <w:tcPr>
         <w:tcBorders>
-          <w:top w:val="single" w:sz="8" w:space="0" w:color="FFFFFF" w:themeColor="background1"/>
-          <w:left w:val="single" w:sz="8" w:space="0" w:color="FFFFFF" w:themeColor="background1"/>
-          <w:bottom w:val="single" w:sz="8" w:space="0" w:color="FFFFFF" w:themeColor="background1"/>
-          <w:right w:val="single" w:sz="8" w:space="0" w:color="FFFFFF" w:themeColor="background1"/>
+          <w:top w:val="single" w:color="FFFFFF" w:themeColor="background1" w:sz="8" w:space="0"/>
+          <w:left w:val="single" w:color="FFFFFF" w:themeColor="background1" w:sz="8" w:space="0"/>
+          <w:bottom w:val="single" w:color="FFFFFF" w:themeColor="background1" w:sz="8" w:space="0"/>
+          <w:right w:val="single" w:color="FFFFFF" w:themeColor="background1" w:sz="8" w:space="0"/>
           <w:insideH w:val="nil"/>
           <w:insideV w:val="nil"/>
         </w:tcBorders>
@@ -9807,12 +9825,12 @@
       <w:tblPr/>
       <w:tcPr>
         <w:tcBorders>
-          <w:top w:val="single" w:sz="8" w:space="0" w:color="FFFFFF" w:themeColor="background1"/>
-          <w:left w:val="single" w:sz="8" w:space="0" w:color="FFFFFF" w:themeColor="background1"/>
-          <w:bottom w:val="single" w:sz="8" w:space="0" w:color="FFFFFF" w:themeColor="background1"/>
-          <w:right w:val="single" w:sz="8" w:space="0" w:color="FFFFFF" w:themeColor="background1"/>
-          <w:insideH w:val="single" w:sz="8" w:space="0" w:color="FFFFFF" w:themeColor="background1"/>
-          <w:insideV w:val="single" w:sz="8" w:space="0" w:color="FFFFFF" w:themeColor="background1"/>
+          <w:top w:val="single" w:color="FFFFFF" w:themeColor="background1" w:sz="8" w:space="0"/>
+          <w:left w:val="single" w:color="FFFFFF" w:themeColor="background1" w:sz="8" w:space="0"/>
+          <w:bottom w:val="single" w:color="FFFFFF" w:themeColor="background1" w:sz="8" w:space="0"/>
+          <w:right w:val="single" w:color="FFFFFF" w:themeColor="background1" w:sz="8" w:space="0"/>
+          <w:insideH w:val="single" w:color="FFFFFF" w:themeColor="background1" w:sz="8" w:space="0"/>
+          <w:insideV w:val="single" w:color="FFFFFF" w:themeColor="background1" w:sz="8" w:space="0"/>
         </w:tcBorders>
         <w:shd w:val="clear" w:color="auto" w:fill="CDDDAC" w:themeFill="accent3" w:themeFillTint="7F"/>
       </w:tcPr>
@@ -9831,12 +9849,12 @@
       <w:tblStyleColBandSize w:val="1"/>
       <w:tblInd w:w="0" w:type="dxa"/>
       <w:tblBorders>
-        <w:top w:val="single" w:sz="8" w:space="0" w:color="FFFFFF" w:themeColor="background1"/>
-        <w:left w:val="single" w:sz="8" w:space="0" w:color="FFFFFF" w:themeColor="background1"/>
-        <w:bottom w:val="single" w:sz="8" w:space="0" w:color="FFFFFF" w:themeColor="background1"/>
-        <w:right w:val="single" w:sz="8" w:space="0" w:color="FFFFFF" w:themeColor="background1"/>
-        <w:insideH w:val="single" w:sz="6" w:space="0" w:color="FFFFFF" w:themeColor="background1"/>
-        <w:insideV w:val="single" w:sz="6" w:space="0" w:color="FFFFFF" w:themeColor="background1"/>
+        <w:top w:val="single" w:color="FFFFFF" w:themeColor="background1" w:sz="8" w:space="0"/>
+        <w:left w:val="single" w:color="FFFFFF" w:themeColor="background1" w:sz="8" w:space="0"/>
+        <w:bottom w:val="single" w:color="FFFFFF" w:themeColor="background1" w:sz="8" w:space="0"/>
+        <w:right w:val="single" w:color="FFFFFF" w:themeColor="background1" w:sz="8" w:space="0"/>
+        <w:insideH w:val="single" w:color="FFFFFF" w:themeColor="background1" w:sz="6" w:space="0"/>
+        <w:insideV w:val="single" w:color="FFFFFF" w:themeColor="background1" w:sz="6" w:space="0"/>
       </w:tblBorders>
       <w:tblCellMar>
         <w:top w:w="0" w:type="dxa"/>
@@ -9859,12 +9877,12 @@
       <w:tblPr/>
       <w:tcPr>
         <w:tcBorders>
-          <w:top w:val="single" w:sz="8" w:space="0" w:color="FFFFFF" w:themeColor="background1"/>
-          <w:left w:val="single" w:sz="8" w:space="0" w:color="FFFFFF" w:themeColor="background1"/>
-          <w:bottom w:val="single" w:sz="24" w:space="0" w:color="FFFFFF" w:themeColor="background1"/>
-          <w:right w:val="single" w:sz="8" w:space="0" w:color="FFFFFF" w:themeColor="background1"/>
-          <w:insideH w:val="nil"/>
-          <w:insideV w:val="single" w:sz="8" w:space="0" w:color="FFFFFF" w:themeColor="background1"/>
+          <w:top w:val="single" w:color="FFFFFF" w:themeColor="background1" w:sz="8" w:space="0"/>
+          <w:left w:val="single" w:color="FFFFFF" w:themeColor="background1" w:sz="8" w:space="0"/>
+          <w:bottom w:val="single" w:color="FFFFFF" w:themeColor="background1" w:sz="24" w:space="0"/>
+          <w:right w:val="single" w:color="FFFFFF" w:themeColor="background1" w:sz="8" w:space="0"/>
+          <w:insideH w:val="nil"/>
+          <w:insideV w:val="single" w:color="FFFFFF" w:themeColor="background1" w:sz="8" w:space="0"/>
         </w:tcBorders>
         <w:shd w:val="clear" w:color="auto" w:fill="8064A2" w:themeFill="accent4"/>
       </w:tcPr>
@@ -9880,12 +9898,12 @@
       <w:tblPr/>
       <w:tcPr>
         <w:tcBorders>
-          <w:top w:val="single" w:sz="24" w:space="0" w:color="FFFFFF" w:themeColor="background1"/>
-          <w:left w:val="single" w:sz="8" w:space="0" w:color="FFFFFF" w:themeColor="background1"/>
-          <w:bottom w:val="single" w:sz="8" w:space="0" w:color="FFFFFF" w:themeColor="background1"/>
-          <w:right w:val="single" w:sz="8" w:space="0" w:color="FFFFFF" w:themeColor="background1"/>
-          <w:insideH w:val="nil"/>
-          <w:insideV w:val="single" w:sz="8" w:space="0" w:color="FFFFFF" w:themeColor="background1"/>
+          <w:top w:val="single" w:color="FFFFFF" w:themeColor="background1" w:sz="24" w:space="0"/>
+          <w:left w:val="single" w:color="FFFFFF" w:themeColor="background1" w:sz="8" w:space="0"/>
+          <w:bottom w:val="single" w:color="FFFFFF" w:themeColor="background1" w:sz="8" w:space="0"/>
+          <w:right w:val="single" w:color="FFFFFF" w:themeColor="background1" w:sz="8" w:space="0"/>
+          <w:insideH w:val="nil"/>
+          <w:insideV w:val="single" w:color="FFFFFF" w:themeColor="background1" w:sz="8" w:space="0"/>
         </w:tcBorders>
         <w:shd w:val="clear" w:color="auto" w:fill="8064A2" w:themeFill="accent4"/>
       </w:tcPr>
@@ -9901,8 +9919,8 @@
       <w:tblPr/>
       <w:tcPr>
         <w:tcBorders>
-          <w:left w:val="single" w:sz="8" w:space="0" w:color="FFFFFF" w:themeColor="background1"/>
-          <w:right w:val="single" w:sz="24" w:space="0" w:color="FFFFFF" w:themeColor="background1"/>
+          <w:left w:val="single" w:color="FFFFFF" w:themeColor="background1" w:sz="8" w:space="0"/>
+          <w:right w:val="single" w:color="FFFFFF" w:themeColor="background1" w:sz="24" w:space="0"/>
           <w:insideH w:val="nil"/>
           <w:insideV w:val="nil"/>
         </w:tcBorders>
@@ -9921,7 +9939,7 @@
       <w:tcPr>
         <w:tcBorders>
           <w:top w:val="nil"/>
-          <w:left w:val="single" w:sz="24" w:space="0" w:color="FFFFFF" w:themeColor="background1"/>
+          <w:left w:val="single" w:color="FFFFFF" w:themeColor="background1" w:sz="24" w:space="0"/>
           <w:bottom w:val="nil"/>
           <w:right w:val="nil"/>
           <w:insideH w:val="nil"/>
@@ -9934,10 +9952,10 @@
       <w:tblPr/>
       <w:tcPr>
         <w:tcBorders>
-          <w:top w:val="single" w:sz="8" w:space="0" w:color="FFFFFF" w:themeColor="background1"/>
-          <w:left w:val="single" w:sz="8" w:space="0" w:color="FFFFFF" w:themeColor="background1"/>
-          <w:bottom w:val="single" w:sz="8" w:space="0" w:color="FFFFFF" w:themeColor="background1"/>
-          <w:right w:val="single" w:sz="8" w:space="0" w:color="FFFFFF" w:themeColor="background1"/>
+          <w:top w:val="single" w:color="FFFFFF" w:themeColor="background1" w:sz="8" w:space="0"/>
+          <w:left w:val="single" w:color="FFFFFF" w:themeColor="background1" w:sz="8" w:space="0"/>
+          <w:bottom w:val="single" w:color="FFFFFF" w:themeColor="background1" w:sz="8" w:space="0"/>
+          <w:right w:val="single" w:color="FFFFFF" w:themeColor="background1" w:sz="8" w:space="0"/>
           <w:insideH w:val="nil"/>
           <w:insideV w:val="nil"/>
         </w:tcBorders>
@@ -9948,12 +9966,12 @@
       <w:tblPr/>
       <w:tcPr>
         <w:tcBorders>
-          <w:top w:val="single" w:sz="8" w:space="0" w:color="FFFFFF" w:themeColor="background1"/>
-          <w:left w:val="single" w:sz="8" w:space="0" w:color="FFFFFF" w:themeColor="background1"/>
-          <w:bottom w:val="single" w:sz="8" w:space="0" w:color="FFFFFF" w:themeColor="background1"/>
-          <w:right w:val="single" w:sz="8" w:space="0" w:color="FFFFFF" w:themeColor="background1"/>
-          <w:insideH w:val="single" w:sz="8" w:space="0" w:color="FFFFFF" w:themeColor="background1"/>
-          <w:insideV w:val="single" w:sz="8" w:space="0" w:color="FFFFFF" w:themeColor="background1"/>
+          <w:top w:val="single" w:color="FFFFFF" w:themeColor="background1" w:sz="8" w:space="0"/>
+          <w:left w:val="single" w:color="FFFFFF" w:themeColor="background1" w:sz="8" w:space="0"/>
+          <w:bottom w:val="single" w:color="FFFFFF" w:themeColor="background1" w:sz="8" w:space="0"/>
+          <w:right w:val="single" w:color="FFFFFF" w:themeColor="background1" w:sz="8" w:space="0"/>
+          <w:insideH w:val="single" w:color="FFFFFF" w:themeColor="background1" w:sz="8" w:space="0"/>
+          <w:insideV w:val="single" w:color="FFFFFF" w:themeColor="background1" w:sz="8" w:space="0"/>
         </w:tcBorders>
         <w:shd w:val="clear" w:color="auto" w:fill="BFB1D0" w:themeFill="accent4" w:themeFillTint="7F"/>
       </w:tcPr>
@@ -9972,12 +9990,12 @@
       <w:tblStyleColBandSize w:val="1"/>
       <w:tblInd w:w="0" w:type="dxa"/>
       <w:tblBorders>
-        <w:top w:val="single" w:sz="8" w:space="0" w:color="FFFFFF" w:themeColor="background1"/>
-        <w:left w:val="single" w:sz="8" w:space="0" w:color="FFFFFF" w:themeColor="background1"/>
-        <w:bottom w:val="single" w:sz="8" w:space="0" w:color="FFFFFF" w:themeColor="background1"/>
-        <w:right w:val="single" w:sz="8" w:space="0" w:color="FFFFFF" w:themeColor="background1"/>
-        <w:insideH w:val="single" w:sz="6" w:space="0" w:color="FFFFFF" w:themeColor="background1"/>
-        <w:insideV w:val="single" w:sz="6" w:space="0" w:color="FFFFFF" w:themeColor="background1"/>
+        <w:top w:val="single" w:color="FFFFFF" w:themeColor="background1" w:sz="8" w:space="0"/>
+        <w:left w:val="single" w:color="FFFFFF" w:themeColor="background1" w:sz="8" w:space="0"/>
+        <w:bottom w:val="single" w:color="FFFFFF" w:themeColor="background1" w:sz="8" w:space="0"/>
+        <w:right w:val="single" w:color="FFFFFF" w:themeColor="background1" w:sz="8" w:space="0"/>
+        <w:insideH w:val="single" w:color="FFFFFF" w:themeColor="background1" w:sz="6" w:space="0"/>
+        <w:insideV w:val="single" w:color="FFFFFF" w:themeColor="background1" w:sz="6" w:space="0"/>
       </w:tblBorders>
       <w:tblCellMar>
         <w:top w:w="0" w:type="dxa"/>
@@ -10000,12 +10018,12 @@
       <w:tblPr/>
       <w:tcPr>
         <w:tcBorders>
-          <w:top w:val="single" w:sz="8" w:space="0" w:color="FFFFFF" w:themeColor="background1"/>
-          <w:left w:val="single" w:sz="8" w:space="0" w:color="FFFFFF" w:themeColor="background1"/>
-          <w:bottom w:val="single" w:sz="24" w:space="0" w:color="FFFFFF" w:themeColor="background1"/>
-          <w:right w:val="single" w:sz="8" w:space="0" w:color="FFFFFF" w:themeColor="background1"/>
-          <w:insideH w:val="nil"/>
-          <w:insideV w:val="single" w:sz="8" w:space="0" w:color="FFFFFF" w:themeColor="background1"/>
+          <w:top w:val="single" w:color="FFFFFF" w:themeColor="background1" w:sz="8" w:space="0"/>
+          <w:left w:val="single" w:color="FFFFFF" w:themeColor="background1" w:sz="8" w:space="0"/>
+          <w:bottom w:val="single" w:color="FFFFFF" w:themeColor="background1" w:sz="24" w:space="0"/>
+          <w:right w:val="single" w:color="FFFFFF" w:themeColor="background1" w:sz="8" w:space="0"/>
+          <w:insideH w:val="nil"/>
+          <w:insideV w:val="single" w:color="FFFFFF" w:themeColor="background1" w:sz="8" w:space="0"/>
         </w:tcBorders>
         <w:shd w:val="clear" w:color="auto" w:fill="4BACC6" w:themeFill="accent5"/>
       </w:tcPr>
@@ -10021,12 +10039,12 @@
       <w:tblPr/>
       <w:tcPr>
         <w:tcBorders>
-          <w:top w:val="single" w:sz="24" w:space="0" w:color="FFFFFF" w:themeColor="background1"/>
-          <w:left w:val="single" w:sz="8" w:space="0" w:color="FFFFFF" w:themeColor="background1"/>
-          <w:bottom w:val="single" w:sz="8" w:space="0" w:color="FFFFFF" w:themeColor="background1"/>
-          <w:right w:val="single" w:sz="8" w:space="0" w:color="FFFFFF" w:themeColor="background1"/>
-          <w:insideH w:val="nil"/>
-          <w:insideV w:val="single" w:sz="8" w:space="0" w:color="FFFFFF" w:themeColor="background1"/>
+          <w:top w:val="single" w:color="FFFFFF" w:themeColor="background1" w:sz="24" w:space="0"/>
+          <w:left w:val="single" w:color="FFFFFF" w:themeColor="background1" w:sz="8" w:space="0"/>
+          <w:bottom w:val="single" w:color="FFFFFF" w:themeColor="background1" w:sz="8" w:space="0"/>
+          <w:right w:val="single" w:color="FFFFFF" w:themeColor="background1" w:sz="8" w:space="0"/>
+          <w:insideH w:val="nil"/>
+          <w:insideV w:val="single" w:color="FFFFFF" w:themeColor="background1" w:sz="8" w:space="0"/>
         </w:tcBorders>
         <w:shd w:val="clear" w:color="auto" w:fill="4BACC6" w:themeFill="accent5"/>
       </w:tcPr>
@@ -10042,8 +10060,8 @@
       <w:tblPr/>
       <w:tcPr>
         <w:tcBorders>
-          <w:left w:val="single" w:sz="8" w:space="0" w:color="FFFFFF" w:themeColor="background1"/>
-          <w:right w:val="single" w:sz="24" w:space="0" w:color="FFFFFF" w:themeColor="background1"/>
+          <w:left w:val="single" w:color="FFFFFF" w:themeColor="background1" w:sz="8" w:space="0"/>
+          <w:right w:val="single" w:color="FFFFFF" w:themeColor="background1" w:sz="24" w:space="0"/>
           <w:insideH w:val="nil"/>
           <w:insideV w:val="nil"/>
         </w:tcBorders>
@@ -10062,7 +10080,7 @@
       <w:tcPr>
         <w:tcBorders>
           <w:top w:val="nil"/>
-          <w:left w:val="single" w:sz="24" w:space="0" w:color="FFFFFF" w:themeColor="background1"/>
+          <w:left w:val="single" w:color="FFFFFF" w:themeColor="background1" w:sz="24" w:space="0"/>
           <w:bottom w:val="nil"/>
           <w:right w:val="nil"/>
           <w:insideH w:val="nil"/>
@@ -10075,10 +10093,10 @@
       <w:tblPr/>
       <w:tcPr>
         <w:tcBorders>
-          <w:top w:val="single" w:sz="8" w:space="0" w:color="FFFFFF" w:themeColor="background1"/>
-          <w:left w:val="single" w:sz="8" w:space="0" w:color="FFFFFF" w:themeColor="background1"/>
-          <w:bottom w:val="single" w:sz="8" w:space="0" w:color="FFFFFF" w:themeColor="background1"/>
-          <w:right w:val="single" w:sz="8" w:space="0" w:color="FFFFFF" w:themeColor="background1"/>
+          <w:top w:val="single" w:color="FFFFFF" w:themeColor="background1" w:sz="8" w:space="0"/>
+          <w:left w:val="single" w:color="FFFFFF" w:themeColor="background1" w:sz="8" w:space="0"/>
+          <w:bottom w:val="single" w:color="FFFFFF" w:themeColor="background1" w:sz="8" w:space="0"/>
+          <w:right w:val="single" w:color="FFFFFF" w:themeColor="background1" w:sz="8" w:space="0"/>
           <w:insideH w:val="nil"/>
           <w:insideV w:val="nil"/>
         </w:tcBorders>
@@ -10089,12 +10107,12 @@
       <w:tblPr/>
       <w:tcPr>
         <w:tcBorders>
-          <w:top w:val="single" w:sz="8" w:space="0" w:color="FFFFFF" w:themeColor="background1"/>
-          <w:left w:val="single" w:sz="8" w:space="0" w:color="FFFFFF" w:themeColor="background1"/>
-          <w:bottom w:val="single" w:sz="8" w:space="0" w:color="FFFFFF" w:themeColor="background1"/>
-          <w:right w:val="single" w:sz="8" w:space="0" w:color="FFFFFF" w:themeColor="background1"/>
-          <w:insideH w:val="single" w:sz="8" w:space="0" w:color="FFFFFF" w:themeColor="background1"/>
-          <w:insideV w:val="single" w:sz="8" w:space="0" w:color="FFFFFF" w:themeColor="background1"/>
+          <w:top w:val="single" w:color="FFFFFF" w:themeColor="background1" w:sz="8" w:space="0"/>
+          <w:left w:val="single" w:color="FFFFFF" w:themeColor="background1" w:sz="8" w:space="0"/>
+          <w:bottom w:val="single" w:color="FFFFFF" w:themeColor="background1" w:sz="8" w:space="0"/>
+          <w:right w:val="single" w:color="FFFFFF" w:themeColor="background1" w:sz="8" w:space="0"/>
+          <w:insideH w:val="single" w:color="FFFFFF" w:themeColor="background1" w:sz="8" w:space="0"/>
+          <w:insideV w:val="single" w:color="FFFFFF" w:themeColor="background1" w:sz="8" w:space="0"/>
         </w:tcBorders>
         <w:shd w:val="clear" w:color="auto" w:fill="A5D5E2" w:themeFill="accent5" w:themeFillTint="7F"/>
       </w:tcPr>
@@ -10113,12 +10131,12 @@
       <w:tblStyleColBandSize w:val="1"/>
       <w:tblInd w:w="0" w:type="dxa"/>
       <w:tblBorders>
-        <w:top w:val="single" w:sz="8" w:space="0" w:color="FFFFFF" w:themeColor="background1"/>
-        <w:left w:val="single" w:sz="8" w:space="0" w:color="FFFFFF" w:themeColor="background1"/>
-        <w:bottom w:val="single" w:sz="8" w:space="0" w:color="FFFFFF" w:themeColor="background1"/>
-        <w:right w:val="single" w:sz="8" w:space="0" w:color="FFFFFF" w:themeColor="background1"/>
-        <w:insideH w:val="single" w:sz="6" w:space="0" w:color="FFFFFF" w:themeColor="background1"/>
-        <w:insideV w:val="single" w:sz="6" w:space="0" w:color="FFFFFF" w:themeColor="background1"/>
+        <w:top w:val="single" w:color="FFFFFF" w:themeColor="background1" w:sz="8" w:space="0"/>
+        <w:left w:val="single" w:color="FFFFFF" w:themeColor="background1" w:sz="8" w:space="0"/>
+        <w:bottom w:val="single" w:color="FFFFFF" w:themeColor="background1" w:sz="8" w:space="0"/>
+        <w:right w:val="single" w:color="FFFFFF" w:themeColor="background1" w:sz="8" w:space="0"/>
+        <w:insideH w:val="single" w:color="FFFFFF" w:themeColor="background1" w:sz="6" w:space="0"/>
+        <w:insideV w:val="single" w:color="FFFFFF" w:themeColor="background1" w:sz="6" w:space="0"/>
       </w:tblBorders>
       <w:tblCellMar>
         <w:top w:w="0" w:type="dxa"/>
@@ -10141,12 +10159,12 @@
       <w:tblPr/>
       <w:tcPr>
         <w:tcBorders>
-          <w:top w:val="single" w:sz="8" w:space="0" w:color="FFFFFF" w:themeColor="background1"/>
-          <w:left w:val="single" w:sz="8" w:space="0" w:color="FFFFFF" w:themeColor="background1"/>
-          <w:bottom w:val="single" w:sz="24" w:space="0" w:color="FFFFFF" w:themeColor="background1"/>
-          <w:right w:val="single" w:sz="8" w:space="0" w:color="FFFFFF" w:themeColor="background1"/>
-          <w:insideH w:val="nil"/>
-          <w:insideV w:val="single" w:sz="8" w:space="0" w:color="FFFFFF" w:themeColor="background1"/>
+          <w:top w:val="single" w:color="FFFFFF" w:themeColor="background1" w:sz="8" w:space="0"/>
+          <w:left w:val="single" w:color="FFFFFF" w:themeColor="background1" w:sz="8" w:space="0"/>
+          <w:bottom w:val="single" w:color="FFFFFF" w:themeColor="background1" w:sz="24" w:space="0"/>
+          <w:right w:val="single" w:color="FFFFFF" w:themeColor="background1" w:sz="8" w:space="0"/>
+          <w:insideH w:val="nil"/>
+          <w:insideV w:val="single" w:color="FFFFFF" w:themeColor="background1" w:sz="8" w:space="0"/>
         </w:tcBorders>
         <w:shd w:val="clear" w:color="auto" w:fill="F79646" w:themeFill="accent6"/>
       </w:tcPr>
@@ -10162,12 +10180,12 @@
       <w:tblPr/>
       <w:tcPr>
         <w:tcBorders>
-          <w:top w:val="single" w:sz="24" w:space="0" w:color="FFFFFF" w:themeColor="background1"/>
-          <w:left w:val="single" w:sz="8" w:space="0" w:color="FFFFFF" w:themeColor="background1"/>
-          <w:bottom w:val="single" w:sz="8" w:space="0" w:color="FFFFFF" w:themeColor="background1"/>
-          <w:right w:val="single" w:sz="8" w:space="0" w:color="FFFFFF" w:themeColor="background1"/>
-          <w:insideH w:val="nil"/>
-          <w:insideV w:val="single" w:sz="8" w:space="0" w:color="FFFFFF" w:themeColor="background1"/>
+          <w:top w:val="single" w:color="FFFFFF" w:themeColor="background1" w:sz="24" w:space="0"/>
+          <w:left w:val="single" w:color="FFFFFF" w:themeColor="background1" w:sz="8" w:space="0"/>
+          <w:bottom w:val="single" w:color="FFFFFF" w:themeColor="background1" w:sz="8" w:space="0"/>
+          <w:right w:val="single" w:color="FFFFFF" w:themeColor="background1" w:sz="8" w:space="0"/>
+          <w:insideH w:val="nil"/>
+          <w:insideV w:val="single" w:color="FFFFFF" w:themeColor="background1" w:sz="8" w:space="0"/>
         </w:tcBorders>
         <w:shd w:val="clear" w:color="auto" w:fill="F79646" w:themeFill="accent6"/>
       </w:tcPr>
@@ -10183,8 +10201,8 @@
       <w:tblPr/>
       <w:tcPr>
         <w:tcBorders>
-          <w:left w:val="single" w:sz="8" w:space="0" w:color="FFFFFF" w:themeColor="background1"/>
-          <w:right w:val="single" w:sz="24" w:space="0" w:color="FFFFFF" w:themeColor="background1"/>
+          <w:left w:val="single" w:color="FFFFFF" w:themeColor="background1" w:sz="8" w:space="0"/>
+          <w:right w:val="single" w:color="FFFFFF" w:themeColor="background1" w:sz="24" w:space="0"/>
           <w:insideH w:val="nil"/>
           <w:insideV w:val="nil"/>
         </w:tcBorders>
@@ -10203,7 +10221,7 @@
       <w:tcPr>
         <w:tcBorders>
           <w:top w:val="nil"/>
-          <w:left w:val="single" w:sz="24" w:space="0" w:color="FFFFFF" w:themeColor="background1"/>
+          <w:left w:val="single" w:color="FFFFFF" w:themeColor="background1" w:sz="24" w:space="0"/>
           <w:bottom w:val="nil"/>
           <w:right w:val="nil"/>
           <w:insideH w:val="nil"/>
@@ -10216,10 +10234,10 @@
       <w:tblPr/>
       <w:tcPr>
         <w:tcBorders>
-          <w:top w:val="single" w:sz="8" w:space="0" w:color="FFFFFF" w:themeColor="background1"/>
-          <w:left w:val="single" w:sz="8" w:space="0" w:color="FFFFFF" w:themeColor="background1"/>
-          <w:bottom w:val="single" w:sz="8" w:space="0" w:color="FFFFFF" w:themeColor="background1"/>
-          <w:right w:val="single" w:sz="8" w:space="0" w:color="FFFFFF" w:themeColor="background1"/>
+          <w:top w:val="single" w:color="FFFFFF" w:themeColor="background1" w:sz="8" w:space="0"/>
+          <w:left w:val="single" w:color="FFFFFF" w:themeColor="background1" w:sz="8" w:space="0"/>
+          <w:bottom w:val="single" w:color="FFFFFF" w:themeColor="background1" w:sz="8" w:space="0"/>
+          <w:right w:val="single" w:color="FFFFFF" w:themeColor="background1" w:sz="8" w:space="0"/>
           <w:insideH w:val="nil"/>
           <w:insideV w:val="nil"/>
         </w:tcBorders>
@@ -10230,12 +10248,12 @@
       <w:tblPr/>
       <w:tcPr>
         <w:tcBorders>
-          <w:top w:val="single" w:sz="8" w:space="0" w:color="FFFFFF" w:themeColor="background1"/>
-          <w:left w:val="single" w:sz="8" w:space="0" w:color="FFFFFF" w:themeColor="background1"/>
-          <w:bottom w:val="single" w:sz="8" w:space="0" w:color="FFFFFF" w:themeColor="background1"/>
-          <w:right w:val="single" w:sz="8" w:space="0" w:color="FFFFFF" w:themeColor="background1"/>
-          <w:insideH w:val="single" w:sz="8" w:space="0" w:color="FFFFFF" w:themeColor="background1"/>
-          <w:insideV w:val="single" w:sz="8" w:space="0" w:color="FFFFFF" w:themeColor="background1"/>
+          <w:top w:val="single" w:color="FFFFFF" w:themeColor="background1" w:sz="8" w:space="0"/>
+          <w:left w:val="single" w:color="FFFFFF" w:themeColor="background1" w:sz="8" w:space="0"/>
+          <w:bottom w:val="single" w:color="FFFFFF" w:themeColor="background1" w:sz="8" w:space="0"/>
+          <w:right w:val="single" w:color="FFFFFF" w:themeColor="background1" w:sz="8" w:space="0"/>
+          <w:insideH w:val="single" w:color="FFFFFF" w:themeColor="background1" w:sz="8" w:space="0"/>
+          <w:insideV w:val="single" w:color="FFFFFF" w:themeColor="background1" w:sz="8" w:space="0"/>
         </w:tcBorders>
         <w:shd w:val="clear" w:color="auto" w:fill="FBCAA2" w:themeFill="accent6" w:themeFillTint="7F"/>
       </w:tcPr>
@@ -10276,7 +10294,7 @@
         <w:tcBorders>
           <w:top w:val="nil"/>
           <w:left w:val="nil"/>
-          <w:bottom w:val="single" w:sz="18" w:space="0" w:color="FFFFFF" w:themeColor="background1"/>
+          <w:bottom w:val="single" w:color="FFFFFF" w:themeColor="background1" w:sz="18" w:space="0"/>
           <w:right w:val="nil"/>
           <w:insideH w:val="nil"/>
           <w:insideV w:val="nil"/>
@@ -10288,7 +10306,7 @@
       <w:tblPr/>
       <w:tcPr>
         <w:tcBorders>
-          <w:top w:val="single" w:sz="18" w:space="0" w:color="FFFFFF" w:themeColor="background1"/>
+          <w:top w:val="single" w:color="FFFFFF" w:themeColor="background1" w:sz="18" w:space="0"/>
           <w:left w:val="nil"/>
           <w:bottom w:val="nil"/>
           <w:right w:val="nil"/>
@@ -10305,7 +10323,7 @@
           <w:top w:val="nil"/>
           <w:left w:val="nil"/>
           <w:bottom w:val="nil"/>
-          <w:right w:val="single" w:sz="18" w:space="0" w:color="FFFFFF" w:themeColor="background1"/>
+          <w:right w:val="single" w:color="FFFFFF" w:themeColor="background1" w:sz="18" w:space="0"/>
           <w:insideH w:val="nil"/>
           <w:insideV w:val="nil"/>
         </w:tcBorders>
@@ -10317,7 +10335,7 @@
       <w:tcPr>
         <w:tcBorders>
           <w:top w:val="nil"/>
-          <w:left w:val="single" w:sz="18" w:space="0" w:color="FFFFFF" w:themeColor="background1"/>
+          <w:left w:val="single" w:color="FFFFFF" w:themeColor="background1" w:sz="18" w:space="0"/>
           <w:bottom w:val="nil"/>
           <w:right w:val="nil"/>
           <w:insideH w:val="nil"/>
@@ -10390,7 +10408,7 @@
         <w:tcBorders>
           <w:top w:val="nil"/>
           <w:left w:val="nil"/>
-          <w:bottom w:val="single" w:sz="18" w:space="0" w:color="FFFFFF" w:themeColor="background1"/>
+          <w:bottom w:val="single" w:color="FFFFFF" w:themeColor="background1" w:sz="18" w:space="0"/>
           <w:right w:val="nil"/>
           <w:insideH w:val="nil"/>
           <w:insideV w:val="nil"/>
@@ -10402,7 +10420,7 @@
       <w:tblPr/>
       <w:tcPr>
         <w:tcBorders>
-          <w:top w:val="single" w:sz="18" w:space="0" w:color="FFFFFF" w:themeColor="background1"/>
+          <w:top w:val="single" w:color="FFFFFF" w:themeColor="background1" w:sz="18" w:space="0"/>
           <w:left w:val="nil"/>
           <w:bottom w:val="nil"/>
           <w:right w:val="nil"/>
@@ -10419,7 +10437,7 @@
           <w:top w:val="nil"/>
           <w:left w:val="nil"/>
           <w:bottom w:val="nil"/>
-          <w:right w:val="single" w:sz="18" w:space="0" w:color="FFFFFF" w:themeColor="background1"/>
+          <w:right w:val="single" w:color="FFFFFF" w:themeColor="background1" w:sz="18" w:space="0"/>
           <w:insideH w:val="nil"/>
           <w:insideV w:val="nil"/>
         </w:tcBorders>
@@ -10431,7 +10449,7 @@
       <w:tcPr>
         <w:tcBorders>
           <w:top w:val="nil"/>
-          <w:left w:val="single" w:sz="18" w:space="0" w:color="FFFFFF" w:themeColor="background1"/>
+          <w:left w:val="single" w:color="FFFFFF" w:themeColor="background1" w:sz="18" w:space="0"/>
           <w:bottom w:val="nil"/>
           <w:right w:val="nil"/>
           <w:insideH w:val="nil"/>
@@ -10504,7 +10522,7 @@
         <w:tcBorders>
           <w:top w:val="nil"/>
           <w:left w:val="nil"/>
-          <w:bottom w:val="single" w:sz="18" w:space="0" w:color="FFFFFF" w:themeColor="background1"/>
+          <w:bottom w:val="single" w:color="FFFFFF" w:themeColor="background1" w:sz="18" w:space="0"/>
           <w:right w:val="nil"/>
           <w:insideH w:val="nil"/>
           <w:insideV w:val="nil"/>
@@ -10516,7 +10534,7 @@
       <w:tblPr/>
       <w:tcPr>
         <w:tcBorders>
-          <w:top w:val="single" w:sz="18" w:space="0" w:color="FFFFFF" w:themeColor="background1"/>
+          <w:top w:val="single" w:color="FFFFFF" w:themeColor="background1" w:sz="18" w:space="0"/>
           <w:left w:val="nil"/>
           <w:bottom w:val="nil"/>
           <w:right w:val="nil"/>
@@ -10533,7 +10551,7 @@
           <w:top w:val="nil"/>
           <w:left w:val="nil"/>
           <w:bottom w:val="nil"/>
-          <w:right w:val="single" w:sz="18" w:space="0" w:color="FFFFFF" w:themeColor="background1"/>
+          <w:right w:val="single" w:color="FFFFFF" w:themeColor="background1" w:sz="18" w:space="0"/>
           <w:insideH w:val="nil"/>
           <w:insideV w:val="nil"/>
         </w:tcBorders>
@@ -10545,7 +10563,7 @@
       <w:tcPr>
         <w:tcBorders>
           <w:top w:val="nil"/>
-          <w:left w:val="single" w:sz="18" w:space="0" w:color="FFFFFF" w:themeColor="background1"/>
+          <w:left w:val="single" w:color="FFFFFF" w:themeColor="background1" w:sz="18" w:space="0"/>
           <w:bottom w:val="nil"/>
           <w:right w:val="nil"/>
           <w:insideH w:val="nil"/>
@@ -10618,7 +10636,7 @@
         <w:tcBorders>
           <w:top w:val="nil"/>
           <w:left w:val="nil"/>
-          <w:bottom w:val="single" w:sz="18" w:space="0" w:color="FFFFFF" w:themeColor="background1"/>
+          <w:bottom w:val="single" w:color="FFFFFF" w:themeColor="background1" w:sz="18" w:space="0"/>
           <w:right w:val="nil"/>
           <w:insideH w:val="nil"/>
           <w:insideV w:val="nil"/>
@@ -10630,7 +10648,7 @@
       <w:tblPr/>
       <w:tcPr>
         <w:tcBorders>
-          <w:top w:val="single" w:sz="18" w:space="0" w:color="FFFFFF" w:themeColor="background1"/>
+          <w:top w:val="single" w:color="FFFFFF" w:themeColor="background1" w:sz="18" w:space="0"/>
           <w:left w:val="nil"/>
           <w:bottom w:val="nil"/>
           <w:right w:val="nil"/>
@@ -10647,7 +10665,7 @@
           <w:top w:val="nil"/>
           <w:left w:val="nil"/>
           <w:bottom w:val="nil"/>
-          <w:right w:val="single" w:sz="18" w:space="0" w:color="FFFFFF" w:themeColor="background1"/>
+          <w:right w:val="single" w:color="FFFFFF" w:themeColor="background1" w:sz="18" w:space="0"/>
           <w:insideH w:val="nil"/>
           <w:insideV w:val="nil"/>
         </w:tcBorders>
@@ -10659,7 +10677,7 @@
       <w:tcPr>
         <w:tcBorders>
           <w:top w:val="nil"/>
-          <w:left w:val="single" w:sz="18" w:space="0" w:color="FFFFFF" w:themeColor="background1"/>
+          <w:left w:val="single" w:color="FFFFFF" w:themeColor="background1" w:sz="18" w:space="0"/>
           <w:bottom w:val="nil"/>
           <w:right w:val="nil"/>
           <w:insideH w:val="nil"/>
@@ -10732,7 +10750,7 @@
         <w:tcBorders>
           <w:top w:val="nil"/>
           <w:left w:val="nil"/>
-          <w:bottom w:val="single" w:sz="18" w:space="0" w:color="FFFFFF" w:themeColor="background1"/>
+          <w:bottom w:val="single" w:color="FFFFFF" w:themeColor="background1" w:sz="18" w:space="0"/>
           <w:right w:val="nil"/>
           <w:insideH w:val="nil"/>
           <w:insideV w:val="nil"/>
@@ -10744,7 +10762,7 @@
       <w:tblPr/>
       <w:tcPr>
         <w:tcBorders>
-          <w:top w:val="single" w:sz="18" w:space="0" w:color="FFFFFF" w:themeColor="background1"/>
+          <w:top w:val="single" w:color="FFFFFF" w:themeColor="background1" w:sz="18" w:space="0"/>
           <w:left w:val="nil"/>
           <w:bottom w:val="nil"/>
           <w:right w:val="nil"/>
@@ -10761,7 +10779,7 @@
           <w:top w:val="nil"/>
           <w:left w:val="nil"/>
           <w:bottom w:val="nil"/>
-          <w:right w:val="single" w:sz="18" w:space="0" w:color="FFFFFF" w:themeColor="background1"/>
+          <w:right w:val="single" w:color="FFFFFF" w:themeColor="background1" w:sz="18" w:space="0"/>
           <w:insideH w:val="nil"/>
           <w:insideV w:val="nil"/>
         </w:tcBorders>
@@ -10773,7 +10791,7 @@
       <w:tcPr>
         <w:tcBorders>
           <w:top w:val="nil"/>
-          <w:left w:val="single" w:sz="18" w:space="0" w:color="FFFFFF" w:themeColor="background1"/>
+          <w:left w:val="single" w:color="FFFFFF" w:themeColor="background1" w:sz="18" w:space="0"/>
           <w:bottom w:val="nil"/>
           <w:right w:val="nil"/>
           <w:insideH w:val="nil"/>
@@ -10846,7 +10864,7 @@
         <w:tcBorders>
           <w:top w:val="nil"/>
           <w:left w:val="nil"/>
-          <w:bottom w:val="single" w:sz="18" w:space="0" w:color="FFFFFF" w:themeColor="background1"/>
+          <w:bottom w:val="single" w:color="FFFFFF" w:themeColor="background1" w:sz="18" w:space="0"/>
           <w:right w:val="nil"/>
           <w:insideH w:val="nil"/>
           <w:insideV w:val="nil"/>
@@ -10858,7 +10876,7 @@
       <w:tblPr/>
       <w:tcPr>
         <w:tcBorders>
-          <w:top w:val="single" w:sz="18" w:space="0" w:color="FFFFFF" w:themeColor="background1"/>
+          <w:top w:val="single" w:color="FFFFFF" w:themeColor="background1" w:sz="18" w:space="0"/>
           <w:left w:val="nil"/>
           <w:bottom w:val="nil"/>
           <w:right w:val="nil"/>
@@ -10875,7 +10893,7 @@
           <w:top w:val="nil"/>
           <w:left w:val="nil"/>
           <w:bottom w:val="nil"/>
-          <w:right w:val="single" w:sz="18" w:space="0" w:color="FFFFFF" w:themeColor="background1"/>
+          <w:right w:val="single" w:color="FFFFFF" w:themeColor="background1" w:sz="18" w:space="0"/>
           <w:insideH w:val="nil"/>
           <w:insideV w:val="nil"/>
         </w:tcBorders>
@@ -10887,7 +10905,7 @@
       <w:tcPr>
         <w:tcBorders>
           <w:top w:val="nil"/>
-          <w:left w:val="single" w:sz="18" w:space="0" w:color="FFFFFF" w:themeColor="background1"/>
+          <w:left w:val="single" w:color="FFFFFF" w:themeColor="background1" w:sz="18" w:space="0"/>
           <w:bottom w:val="nil"/>
           <w:right w:val="nil"/>
           <w:insideH w:val="nil"/>
@@ -10960,7 +10978,7 @@
         <w:tcBorders>
           <w:top w:val="nil"/>
           <w:left w:val="nil"/>
-          <w:bottom w:val="single" w:sz="18" w:space="0" w:color="FFFFFF" w:themeColor="background1"/>
+          <w:bottom w:val="single" w:color="FFFFFF" w:themeColor="background1" w:sz="18" w:space="0"/>
           <w:right w:val="nil"/>
           <w:insideH w:val="nil"/>
           <w:insideV w:val="nil"/>
@@ -10972,7 +10990,7 @@
       <w:tblPr/>
       <w:tcPr>
         <w:tcBorders>
-          <w:top w:val="single" w:sz="18" w:space="0" w:color="FFFFFF" w:themeColor="background1"/>
+          <w:top w:val="single" w:color="FFFFFF" w:themeColor="background1" w:sz="18" w:space="0"/>
           <w:left w:val="nil"/>
           <w:bottom w:val="nil"/>
           <w:right w:val="nil"/>
@@ -10989,7 +11007,7 @@
           <w:top w:val="nil"/>
           <w:left w:val="nil"/>
           <w:bottom w:val="nil"/>
-          <w:right w:val="single" w:sz="18" w:space="0" w:color="FFFFFF" w:themeColor="background1"/>
+          <w:right w:val="single" w:color="FFFFFF" w:themeColor="background1" w:sz="18" w:space="0"/>
           <w:insideH w:val="nil"/>
           <w:insideV w:val="nil"/>
         </w:tcBorders>
@@ -11001,7 +11019,7 @@
       <w:tcPr>
         <w:tcBorders>
           <w:top w:val="nil"/>
-          <w:left w:val="single" w:sz="18" w:space="0" w:color="FFFFFF" w:themeColor="background1"/>
+          <w:left w:val="single" w:color="FFFFFF" w:themeColor="background1" w:sz="18" w:space="0"/>
           <w:bottom w:val="nil"/>
           <w:right w:val="nil"/>
           <w:insideH w:val="nil"/>
@@ -11055,12 +11073,12 @@
       <w:tblStyleColBandSize w:val="1"/>
       <w:tblInd w:w="0" w:type="dxa"/>
       <w:tblBorders>
-        <w:top w:val="single" w:sz="24" w:space="0" w:color="C0504D" w:themeColor="accent2"/>
-        <w:left w:val="single" w:sz="4" w:space="0" w:color="000000" w:themeColor="text1"/>
-        <w:bottom w:val="single" w:sz="4" w:space="0" w:color="000000" w:themeColor="text1"/>
-        <w:right w:val="single" w:sz="4" w:space="0" w:color="000000" w:themeColor="text1"/>
-        <w:insideH w:val="single" w:sz="4" w:space="0" w:color="FFFFFF" w:themeColor="background1"/>
-        <w:insideV w:val="single" w:sz="4" w:space="0" w:color="FFFFFF" w:themeColor="background1"/>
+        <w:top w:val="single" w:color="C0504D" w:themeColor="accent2" w:sz="24" w:space="0"/>
+        <w:left w:val="single" w:color="000000" w:themeColor="text1" w:sz="4" w:space="0"/>
+        <w:bottom w:val="single" w:color="000000" w:themeColor="text1" w:sz="4" w:space="0"/>
+        <w:right w:val="single" w:color="000000" w:themeColor="text1" w:sz="4" w:space="0"/>
+        <w:insideH w:val="single" w:color="FFFFFF" w:themeColor="background1" w:sz="4" w:space="0"/>
+        <w:insideV w:val="single" w:color="FFFFFF" w:themeColor="background1" w:sz="4" w:space="0"/>
       </w:tblBorders>
       <w:tblCellMar>
         <w:top w:w="0" w:type="dxa"/>
@@ -11082,7 +11100,7 @@
         <w:tcBorders>
           <w:top w:val="nil"/>
           <w:left w:val="nil"/>
-          <w:bottom w:val="single" w:sz="24" w:space="0" w:color="C0504D" w:themeColor="accent2"/>
+          <w:bottom w:val="single" w:color="C0504D" w:themeColor="accent2" w:sz="24" w:space="0"/>
           <w:right w:val="nil"/>
           <w:insideH w:val="nil"/>
           <w:insideV w:val="nil"/>
@@ -11099,7 +11117,7 @@
       <w:tblPr/>
       <w:tcPr>
         <w:tcBorders>
-          <w:top w:val="single" w:sz="6" w:space="0" w:color="FFFFFF" w:themeColor="background1"/>
+          <w:top w:val="single" w:color="FFFFFF" w:themeColor="background1" w:sz="6" w:space="0"/>
         </w:tcBorders>
         <w:shd w:val="clear" w:color="auto" w:fill="000000" w:themeFill="text1" w:themeFillShade="99"/>
       </w:tcPr>
@@ -11115,7 +11133,7 @@
           <w:left w:val="nil"/>
           <w:bottom w:val="nil"/>
           <w:right w:val="nil"/>
-          <w:insideH w:val="single" w:sz="4" w:space="0" w:color="000000" w:themeColor="text1" w:themeShade="99"/>
+          <w:insideH w:val="single" w:color="000000" w:themeColor="text1" w:themeShade="99" w:sz="4" w:space="0"/>
           <w:insideV w:val="nil"/>
         </w:tcBorders>
         <w:shd w:val="clear" w:color="auto" w:fill="000000" w:themeFill="text1" w:themeFillShade="99"/>
@@ -11177,12 +11195,12 @@
       <w:tblStyleColBandSize w:val="1"/>
       <w:tblInd w:w="0" w:type="dxa"/>
       <w:tblBorders>
-        <w:top w:val="single" w:sz="24" w:space="0" w:color="C0504D" w:themeColor="accent2"/>
-        <w:left w:val="single" w:sz="4" w:space="0" w:color="4F81BD" w:themeColor="accent1"/>
-        <w:bottom w:val="single" w:sz="4" w:space="0" w:color="4F81BD" w:themeColor="accent1"/>
-        <w:right w:val="single" w:sz="4" w:space="0" w:color="4F81BD" w:themeColor="accent1"/>
-        <w:insideH w:val="single" w:sz="4" w:space="0" w:color="FFFFFF" w:themeColor="background1"/>
-        <w:insideV w:val="single" w:sz="4" w:space="0" w:color="FFFFFF" w:themeColor="background1"/>
+        <w:top w:val="single" w:color="C0504D" w:themeColor="accent2" w:sz="24" w:space="0"/>
+        <w:left w:val="single" w:color="4F81BD" w:themeColor="accent1" w:sz="4" w:space="0"/>
+        <w:bottom w:val="single" w:color="4F81BD" w:themeColor="accent1" w:sz="4" w:space="0"/>
+        <w:right w:val="single" w:color="4F81BD" w:themeColor="accent1" w:sz="4" w:space="0"/>
+        <w:insideH w:val="single" w:color="FFFFFF" w:themeColor="background1" w:sz="4" w:space="0"/>
+        <w:insideV w:val="single" w:color="FFFFFF" w:themeColor="background1" w:sz="4" w:space="0"/>
       </w:tblBorders>
       <w:tblCellMar>
         <w:top w:w="0" w:type="dxa"/>
@@ -11204,7 +11222,7 @@
         <w:tcBorders>
           <w:top w:val="nil"/>
           <w:left w:val="nil"/>
-          <w:bottom w:val="single" w:sz="24" w:space="0" w:color="C0504D" w:themeColor="accent2"/>
+          <w:bottom w:val="single" w:color="C0504D" w:themeColor="accent2" w:sz="24" w:space="0"/>
           <w:right w:val="nil"/>
           <w:insideH w:val="nil"/>
           <w:insideV w:val="nil"/>
@@ -11221,7 +11239,7 @@
       <w:tblPr/>
       <w:tcPr>
         <w:tcBorders>
-          <w:top w:val="single" w:sz="6" w:space="0" w:color="FFFFFF" w:themeColor="background1"/>
+          <w:top w:val="single" w:color="FFFFFF" w:themeColor="background1" w:sz="6" w:space="0"/>
         </w:tcBorders>
         <w:shd w:val="clear" w:color="auto" w:fill="2C4C74" w:themeFill="accent1" w:themeFillShade="99"/>
       </w:tcPr>
@@ -11237,7 +11255,7 @@
           <w:left w:val="nil"/>
           <w:bottom w:val="nil"/>
           <w:right w:val="nil"/>
-          <w:insideH w:val="single" w:sz="4" w:space="0" w:color="2C4C74" w:themeColor="accent1" w:themeShade="99"/>
+          <w:insideH w:val="single" w:color="2C4C74" w:themeColor="accent1" w:themeShade="99" w:sz="4" w:space="0"/>
           <w:insideV w:val="nil"/>
         </w:tcBorders>
         <w:shd w:val="clear" w:color="auto" w:fill="2C4C74" w:themeFill="accent1" w:themeFillShade="99"/>
@@ -11299,12 +11317,12 @@
       <w:tblStyleColBandSize w:val="1"/>
       <w:tblInd w:w="0" w:type="dxa"/>
       <w:tblBorders>
-        <w:top w:val="single" w:sz="24" w:space="0" w:color="C0504D" w:themeColor="accent2"/>
-        <w:left w:val="single" w:sz="4" w:space="0" w:color="C0504D" w:themeColor="accent2"/>
-        <w:bottom w:val="single" w:sz="4" w:space="0" w:color="C0504D" w:themeColor="accent2"/>
-        <w:right w:val="single" w:sz="4" w:space="0" w:color="C0504D" w:themeColor="accent2"/>
-        <w:insideH w:val="single" w:sz="4" w:space="0" w:color="FFFFFF" w:themeColor="background1"/>
-        <w:insideV w:val="single" w:sz="4" w:space="0" w:color="FFFFFF" w:themeColor="background1"/>
+        <w:top w:val="single" w:color="C0504D" w:themeColor="accent2" w:sz="24" w:space="0"/>
+        <w:left w:val="single" w:color="C0504D" w:themeColor="accent2" w:sz="4" w:space="0"/>
+        <w:bottom w:val="single" w:color="C0504D" w:themeColor="accent2" w:sz="4" w:space="0"/>
+        <w:right w:val="single" w:color="C0504D" w:themeColor="accent2" w:sz="4" w:space="0"/>
+        <w:insideH w:val="single" w:color="FFFFFF" w:themeColor="background1" w:sz="4" w:space="0"/>
+        <w:insideV w:val="single" w:color="FFFFFF" w:themeColor="background1" w:sz="4" w:space="0"/>
       </w:tblBorders>
       <w:tblCellMar>
         <w:top w:w="0" w:type="dxa"/>
@@ -11326,7 +11344,7 @@
         <w:tcBorders>
           <w:top w:val="nil"/>
           <w:left w:val="nil"/>
-          <w:bottom w:val="single" w:sz="24" w:space="0" w:color="C0504D" w:themeColor="accent2"/>
+          <w:bottom w:val="single" w:color="C0504D" w:themeColor="accent2" w:sz="24" w:space="0"/>
           <w:right w:val="nil"/>
           <w:insideH w:val="nil"/>
           <w:insideV w:val="nil"/>
@@ -11343,7 +11361,7 @@
       <w:tblPr/>
       <w:tcPr>
         <w:tcBorders>
-          <w:top w:val="single" w:sz="6" w:space="0" w:color="FFFFFF" w:themeColor="background1"/>
+          <w:top w:val="single" w:color="FFFFFF" w:themeColor="background1" w:sz="6" w:space="0"/>
         </w:tcBorders>
         <w:shd w:val="clear" w:color="auto" w:fill="772C2A" w:themeFill="accent2" w:themeFillShade="99"/>
       </w:tcPr>
@@ -11359,7 +11377,7 @@
           <w:left w:val="nil"/>
           <w:bottom w:val="nil"/>
           <w:right w:val="nil"/>
-          <w:insideH w:val="single" w:sz="4" w:space="0" w:color="772C2A" w:themeColor="accent2" w:themeShade="99"/>
+          <w:insideH w:val="single" w:color="772C2A" w:themeColor="accent2" w:themeShade="99" w:sz="4" w:space="0"/>
           <w:insideV w:val="nil"/>
         </w:tcBorders>
         <w:shd w:val="clear" w:color="auto" w:fill="772C2A" w:themeFill="accent2" w:themeFillShade="99"/>
@@ -11421,12 +11439,12 @@
       <w:tblStyleColBandSize w:val="1"/>
       <w:tblInd w:w="0" w:type="dxa"/>
       <w:tblBorders>
-        <w:top w:val="single" w:sz="24" w:space="0" w:color="8064A2" w:themeColor="accent4"/>
-        <w:left w:val="single" w:sz="4" w:space="0" w:color="9BBB59" w:themeColor="accent3"/>
-        <w:bottom w:val="single" w:sz="4" w:space="0" w:color="9BBB59" w:themeColor="accent3"/>
-        <w:right w:val="single" w:sz="4" w:space="0" w:color="9BBB59" w:themeColor="accent3"/>
-        <w:insideH w:val="single" w:sz="4" w:space="0" w:color="FFFFFF" w:themeColor="background1"/>
-        <w:insideV w:val="single" w:sz="4" w:space="0" w:color="FFFFFF" w:themeColor="background1"/>
+        <w:top w:val="single" w:color="8064A2" w:themeColor="accent4" w:sz="24" w:space="0"/>
+        <w:left w:val="single" w:color="9BBB59" w:themeColor="accent3" w:sz="4" w:space="0"/>
+        <w:bottom w:val="single" w:color="9BBB59" w:themeColor="accent3" w:sz="4" w:space="0"/>
+        <w:right w:val="single" w:color="9BBB59" w:themeColor="accent3" w:sz="4" w:space="0"/>
+        <w:insideH w:val="single" w:color="FFFFFF" w:themeColor="background1" w:sz="4" w:space="0"/>
+        <w:insideV w:val="single" w:color="FFFFFF" w:themeColor="background1" w:sz="4" w:space="0"/>
       </w:tblBorders>
       <w:tblCellMar>
         <w:top w:w="0" w:type="dxa"/>
@@ -11448,7 +11466,7 @@
         <w:tcBorders>
           <w:top w:val="nil"/>
           <w:left w:val="nil"/>
-          <w:bottom w:val="single" w:sz="24" w:space="0" w:color="8064A2" w:themeColor="accent4"/>
+          <w:bottom w:val="single" w:color="8064A2" w:themeColor="accent4" w:sz="24" w:space="0"/>
           <w:right w:val="nil"/>
           <w:insideH w:val="nil"/>
           <w:insideV w:val="nil"/>
@@ -11465,7 +11483,7 @@
       <w:tblPr/>
       <w:tcPr>
         <w:tcBorders>
-          <w:top w:val="single" w:sz="6" w:space="0" w:color="FFFFFF" w:themeColor="background1"/>
+          <w:top w:val="single" w:color="FFFFFF" w:themeColor="background1" w:sz="6" w:space="0"/>
         </w:tcBorders>
         <w:shd w:val="clear" w:color="auto" w:fill="5E7530" w:themeFill="accent3" w:themeFillShade="99"/>
       </w:tcPr>
@@ -11481,7 +11499,7 @@
           <w:left w:val="nil"/>
           <w:bottom w:val="nil"/>
           <w:right w:val="nil"/>
-          <w:insideH w:val="single" w:sz="4" w:space="0" w:color="5E7530" w:themeColor="accent3" w:themeShade="99"/>
+          <w:insideH w:val="single" w:color="5E7530" w:themeColor="accent3" w:themeShade="99" w:sz="4" w:space="0"/>
           <w:insideV w:val="nil"/>
         </w:tcBorders>
         <w:shd w:val="clear" w:color="auto" w:fill="5E7530" w:themeFill="accent3" w:themeFillShade="99"/>
@@ -11533,12 +11551,12 @@
       <w:tblStyleColBandSize w:val="1"/>
       <w:tblInd w:w="0" w:type="dxa"/>
       <w:tblBorders>
-        <w:top w:val="single" w:sz="24" w:space="0" w:color="9BBB59" w:themeColor="accent3"/>
-        <w:left w:val="single" w:sz="4" w:space="0" w:color="8064A2" w:themeColor="accent4"/>
-        <w:bottom w:val="single" w:sz="4" w:space="0" w:color="8064A2" w:themeColor="accent4"/>
-        <w:right w:val="single" w:sz="4" w:space="0" w:color="8064A2" w:themeColor="accent4"/>
-        <w:insideH w:val="single" w:sz="4" w:space="0" w:color="FFFFFF" w:themeColor="background1"/>
-        <w:insideV w:val="single" w:sz="4" w:space="0" w:color="FFFFFF" w:themeColor="background1"/>
+        <w:top w:val="single" w:color="9BBB59" w:themeColor="accent3" w:sz="24" w:space="0"/>
+        <w:left w:val="single" w:color="8064A2" w:themeColor="accent4" w:sz="4" w:space="0"/>
+        <w:bottom w:val="single" w:color="8064A2" w:themeColor="accent4" w:sz="4" w:space="0"/>
+        <w:right w:val="single" w:color="8064A2" w:themeColor="accent4" w:sz="4" w:space="0"/>
+        <w:insideH w:val="single" w:color="FFFFFF" w:themeColor="background1" w:sz="4" w:space="0"/>
+        <w:insideV w:val="single" w:color="FFFFFF" w:themeColor="background1" w:sz="4" w:space="0"/>
       </w:tblBorders>
       <w:tblCellMar>
         <w:top w:w="0" w:type="dxa"/>
@@ -11560,7 +11578,7 @@
         <w:tcBorders>
           <w:top w:val="nil"/>
           <w:left w:val="nil"/>
-          <w:bottom w:val="single" w:sz="24" w:space="0" w:color="9BBB59" w:themeColor="accent3"/>
+          <w:bottom w:val="single" w:color="9BBB59" w:themeColor="accent3" w:sz="24" w:space="0"/>
           <w:right w:val="nil"/>
           <w:insideH w:val="nil"/>
           <w:insideV w:val="nil"/>
@@ -11577,7 +11595,7 @@
       <w:tblPr/>
       <w:tcPr>
         <w:tcBorders>
-          <w:top w:val="single" w:sz="6" w:space="0" w:color="FFFFFF" w:themeColor="background1"/>
+          <w:top w:val="single" w:color="FFFFFF" w:themeColor="background1" w:sz="6" w:space="0"/>
         </w:tcBorders>
         <w:shd w:val="clear" w:color="auto" w:fill="4C3B62" w:themeFill="accent4" w:themeFillShade="99"/>
       </w:tcPr>
@@ -11593,7 +11611,7 @@
           <w:left w:val="nil"/>
           <w:bottom w:val="nil"/>
           <w:right w:val="nil"/>
-          <w:insideH w:val="single" w:sz="4" w:space="0" w:color="4C3B62" w:themeColor="accent4" w:themeShade="99"/>
+          <w:insideH w:val="single" w:color="4C3B62" w:themeColor="accent4" w:themeShade="99" w:sz="4" w:space="0"/>
           <w:insideV w:val="nil"/>
         </w:tcBorders>
         <w:shd w:val="clear" w:color="auto" w:fill="4C3B62" w:themeFill="accent4" w:themeFillShade="99"/>
@@ -11655,12 +11673,12 @@
       <w:tblStyleColBandSize w:val="1"/>
       <w:tblInd w:w="0" w:type="dxa"/>
       <w:tblBorders>
-        <w:top w:val="single" w:sz="24" w:space="0" w:color="F79646" w:themeColor="accent6"/>
-        <w:left w:val="single" w:sz="4" w:space="0" w:color="4BACC6" w:themeColor="accent5"/>
-        <w:bottom w:val="single" w:sz="4" w:space="0" w:color="4BACC6" w:themeColor="accent5"/>
-        <w:right w:val="single" w:sz="4" w:space="0" w:color="4BACC6" w:themeColor="accent5"/>
-        <w:insideH w:val="single" w:sz="4" w:space="0" w:color="FFFFFF" w:themeColor="background1"/>
-        <w:insideV w:val="single" w:sz="4" w:space="0" w:color="FFFFFF" w:themeColor="background1"/>
+        <w:top w:val="single" w:color="F79646" w:themeColor="accent6" w:sz="24" w:space="0"/>
+        <w:left w:val="single" w:color="4BACC6" w:themeColor="accent5" w:sz="4" w:space="0"/>
+        <w:bottom w:val="single" w:color="4BACC6" w:themeColor="accent5" w:sz="4" w:space="0"/>
+        <w:right w:val="single" w:color="4BACC6" w:themeColor="accent5" w:sz="4" w:space="0"/>
+        <w:insideH w:val="single" w:color="FFFFFF" w:themeColor="background1" w:sz="4" w:space="0"/>
+        <w:insideV w:val="single" w:color="FFFFFF" w:themeColor="background1" w:sz="4" w:space="0"/>
       </w:tblBorders>
       <w:tblCellMar>
         <w:top w:w="0" w:type="dxa"/>
@@ -11682,7 +11700,7 @@
         <w:tcBorders>
           <w:top w:val="nil"/>
           <w:left w:val="nil"/>
-          <w:bottom w:val="single" w:sz="24" w:space="0" w:color="F79646" w:themeColor="accent6"/>
+          <w:bottom w:val="single" w:color="F79646" w:themeColor="accent6" w:sz="24" w:space="0"/>
           <w:right w:val="nil"/>
           <w:insideH w:val="nil"/>
           <w:insideV w:val="nil"/>
@@ -11699,7 +11717,7 @@
       <w:tblPr/>
       <w:tcPr>
         <w:tcBorders>
-          <w:top w:val="single" w:sz="6" w:space="0" w:color="FFFFFF" w:themeColor="background1"/>
+          <w:top w:val="single" w:color="FFFFFF" w:themeColor="background1" w:sz="6" w:space="0"/>
         </w:tcBorders>
         <w:shd w:val="clear" w:color="auto" w:fill="276A7C" w:themeFill="accent5" w:themeFillShade="99"/>
       </w:tcPr>
@@ -11715,7 +11733,7 @@
           <w:left w:val="nil"/>
           <w:bottom w:val="nil"/>
           <w:right w:val="nil"/>
-          <w:insideH w:val="single" w:sz="4" w:space="0" w:color="276A7C" w:themeColor="accent5" w:themeShade="99"/>
+          <w:insideH w:val="single" w:color="276A7C" w:themeColor="accent5" w:themeShade="99" w:sz="4" w:space="0"/>
           <w:insideV w:val="nil"/>
         </w:tcBorders>
         <w:shd w:val="clear" w:color="auto" w:fill="276A7C" w:themeFill="accent5" w:themeFillShade="99"/>
@@ -11777,12 +11795,12 @@
       <w:tblStyleColBandSize w:val="1"/>
       <w:tblInd w:w="0" w:type="dxa"/>
       <w:tblBorders>
-        <w:top w:val="single" w:sz="24" w:space="0" w:color="4BACC6" w:themeColor="accent5"/>
-        <w:left w:val="single" w:sz="4" w:space="0" w:color="F79646" w:themeColor="accent6"/>
-        <w:bottom w:val="single" w:sz="4" w:space="0" w:color="F79646" w:themeColor="accent6"/>
-        <w:right w:val="single" w:sz="4" w:space="0" w:color="F79646" w:themeColor="accent6"/>
-        <w:insideH w:val="single" w:sz="4" w:space="0" w:color="FFFFFF" w:themeColor="background1"/>
-        <w:insideV w:val="single" w:sz="4" w:space="0" w:color="FFFFFF" w:themeColor="background1"/>
+        <w:top w:val="single" w:color="4BACC6" w:themeColor="accent5" w:sz="24" w:space="0"/>
+        <w:left w:val="single" w:color="F79646" w:themeColor="accent6" w:sz="4" w:space="0"/>
+        <w:bottom w:val="single" w:color="F79646" w:themeColor="accent6" w:sz="4" w:space="0"/>
+        <w:right w:val="single" w:color="F79646" w:themeColor="accent6" w:sz="4" w:space="0"/>
+        <w:insideH w:val="single" w:color="FFFFFF" w:themeColor="background1" w:sz="4" w:space="0"/>
+        <w:insideV w:val="single" w:color="FFFFFF" w:themeColor="background1" w:sz="4" w:space="0"/>
       </w:tblBorders>
       <w:tblCellMar>
         <w:top w:w="0" w:type="dxa"/>
@@ -11804,7 +11822,7 @@
         <w:tcBorders>
           <w:top w:val="nil"/>
           <w:left w:val="nil"/>
-          <w:bottom w:val="single" w:sz="24" w:space="0" w:color="4BACC6" w:themeColor="accent5"/>
+          <w:bottom w:val="single" w:color="4BACC6" w:themeColor="accent5" w:sz="24" w:space="0"/>
           <w:right w:val="nil"/>
           <w:insideH w:val="nil"/>
           <w:insideV w:val="nil"/>
@@ -11821,7 +11839,7 @@
       <w:tblPr/>
       <w:tcPr>
         <w:tcBorders>
-          <w:top w:val="single" w:sz="6" w:space="0" w:color="FFFFFF" w:themeColor="background1"/>
+          <w:top w:val="single" w:color="FFFFFF" w:themeColor="background1" w:sz="6" w:space="0"/>
         </w:tcBorders>
         <w:shd w:val="clear" w:color="auto" w:fill="B65608" w:themeFill="accent6" w:themeFillShade="99"/>
       </w:tcPr>
@@ -11837,7 +11855,7 @@
           <w:left w:val="nil"/>
           <w:bottom w:val="nil"/>
           <w:right w:val="nil"/>
-          <w:insideH w:val="single" w:sz="4" w:space="0" w:color="B65608" w:themeColor="accent6" w:themeShade="99"/>
+          <w:insideH w:val="single" w:color="B65608" w:themeColor="accent6" w:themeShade="99" w:sz="4" w:space="0"/>
           <w:insideV w:val="nil"/>
         </w:tcBorders>
         <w:shd w:val="clear" w:color="auto" w:fill="B65608" w:themeFill="accent6" w:themeFillShade="99"/>
@@ -11917,7 +11935,7 @@
       <w:tblPr/>
       <w:tcPr>
         <w:tcBorders>
-          <w:bottom w:val="single" w:sz="12" w:space="0" w:color="FFFFFF" w:themeColor="background1"/>
+          <w:bottom w:val="single" w:color="FFFFFF" w:themeColor="background1" w:sz="12" w:space="0"/>
         </w:tcBorders>
         <w:shd w:val="clear" w:color="auto" w:fill="9E3A38" w:themeFill="accent2" w:themeFillShade="CC"/>
       </w:tcPr>
@@ -11931,7 +11949,7 @@
       <w:tblPr/>
       <w:tcPr>
         <w:tcBorders>
-          <w:top w:val="single" w:sz="12" w:space="0" w:color="000000" w:themeColor="text1"/>
+          <w:top w:val="single" w:color="000000" w:themeColor="text1" w:sz="12" w:space="0"/>
         </w:tcBorders>
         <w:shd w:val="clear" w:color="auto" w:fill="FFFFFF" w:themeFill="background1"/>
       </w:tcPr>
@@ -12003,7 +12021,7 @@
       <w:tblPr/>
       <w:tcPr>
         <w:tcBorders>
-          <w:bottom w:val="single" w:sz="12" w:space="0" w:color="FFFFFF" w:themeColor="background1"/>
+          <w:bottom w:val="single" w:color="FFFFFF" w:themeColor="background1" w:sz="12" w:space="0"/>
         </w:tcBorders>
         <w:shd w:val="clear" w:color="auto" w:fill="9E3A38" w:themeFill="accent2" w:themeFillShade="CC"/>
       </w:tcPr>
@@ -12017,7 +12035,7 @@
       <w:tblPr/>
       <w:tcPr>
         <w:tcBorders>
-          <w:top w:val="single" w:sz="12" w:space="0" w:color="000000" w:themeColor="text1"/>
+          <w:top w:val="single" w:color="000000" w:themeColor="text1" w:sz="12" w:space="0"/>
         </w:tcBorders>
         <w:shd w:val="clear" w:color="auto" w:fill="FFFFFF" w:themeFill="background1"/>
       </w:tcPr>
@@ -12089,7 +12107,7 @@
       <w:tblPr/>
       <w:tcPr>
         <w:tcBorders>
-          <w:bottom w:val="single" w:sz="12" w:space="0" w:color="FFFFFF" w:themeColor="background1"/>
+          <w:bottom w:val="single" w:color="FFFFFF" w:themeColor="background1" w:sz="12" w:space="0"/>
         </w:tcBorders>
         <w:shd w:val="clear" w:color="auto" w:fill="9E3A38" w:themeFill="accent2" w:themeFillShade="CC"/>
       </w:tcPr>
@@ -12103,7 +12121,7 @@
       <w:tblPr/>
       <w:tcPr>
         <w:tcBorders>
-          <w:top w:val="single" w:sz="12" w:space="0" w:color="000000" w:themeColor="text1"/>
+          <w:top w:val="single" w:color="000000" w:themeColor="text1" w:sz="12" w:space="0"/>
         </w:tcBorders>
         <w:shd w:val="clear" w:color="auto" w:fill="FFFFFF" w:themeFill="background1"/>
       </w:tcPr>
@@ -12175,7 +12193,7 @@
       <w:tblPr/>
       <w:tcPr>
         <w:tcBorders>
-          <w:bottom w:val="single" w:sz="12" w:space="0" w:color="FFFFFF" w:themeColor="background1"/>
+          <w:bottom w:val="single" w:color="FFFFFF" w:themeColor="background1" w:sz="12" w:space="0"/>
         </w:tcBorders>
         <w:shd w:val="clear" w:color="auto" w:fill="664E82" w:themeFill="accent4" w:themeFillShade="CC"/>
       </w:tcPr>
@@ -12189,7 +12207,7 @@
       <w:tblPr/>
       <w:tcPr>
         <w:tcBorders>
-          <w:top w:val="single" w:sz="12" w:space="0" w:color="000000" w:themeColor="text1"/>
+          <w:top w:val="single" w:color="000000" w:themeColor="text1" w:sz="12" w:space="0"/>
         </w:tcBorders>
         <w:shd w:val="clear" w:color="auto" w:fill="FFFFFF" w:themeFill="background1"/>
       </w:tcPr>
@@ -12261,7 +12279,7 @@
       <w:tblPr/>
       <w:tcPr>
         <w:tcBorders>
-          <w:bottom w:val="single" w:sz="12" w:space="0" w:color="FFFFFF" w:themeColor="background1"/>
+          <w:bottom w:val="single" w:color="FFFFFF" w:themeColor="background1" w:sz="12" w:space="0"/>
         </w:tcBorders>
         <w:shd w:val="clear" w:color="auto" w:fill="7E9C40" w:themeFill="accent3" w:themeFillShade="CC"/>
       </w:tcPr>
@@ -12275,7 +12293,7 @@
       <w:tblPr/>
       <w:tcPr>
         <w:tcBorders>
-          <w:top w:val="single" w:sz="12" w:space="0" w:color="000000" w:themeColor="text1"/>
+          <w:top w:val="single" w:color="000000" w:themeColor="text1" w:sz="12" w:space="0"/>
         </w:tcBorders>
         <w:shd w:val="clear" w:color="auto" w:fill="FFFFFF" w:themeFill="background1"/>
       </w:tcPr>
@@ -12347,7 +12365,7 @@
       <w:tblPr/>
       <w:tcPr>
         <w:tcBorders>
-          <w:bottom w:val="single" w:sz="12" w:space="0" w:color="FFFFFF" w:themeColor="background1"/>
+          <w:bottom w:val="single" w:color="FFFFFF" w:themeColor="background1" w:sz="12" w:space="0"/>
         </w:tcBorders>
         <w:shd w:val="clear" w:color="auto" w:fill="F2730A" w:themeFill="accent6" w:themeFillShade="CC"/>
       </w:tcPr>
@@ -12361,7 +12379,7 @@
       <w:tblPr/>
       <w:tcPr>
         <w:tcBorders>
-          <w:top w:val="single" w:sz="12" w:space="0" w:color="000000" w:themeColor="text1"/>
+          <w:top w:val="single" w:color="000000" w:themeColor="text1" w:sz="12" w:space="0"/>
         </w:tcBorders>
         <w:shd w:val="clear" w:color="auto" w:fill="FFFFFF" w:themeFill="background1"/>
       </w:tcPr>
@@ -12433,7 +12451,7 @@
       <w:tblPr/>
       <w:tcPr>
         <w:tcBorders>
-          <w:bottom w:val="single" w:sz="12" w:space="0" w:color="FFFFFF" w:themeColor="background1"/>
+          <w:bottom w:val="single" w:color="FFFFFF" w:themeColor="background1" w:sz="12" w:space="0"/>
         </w:tcBorders>
         <w:shd w:val="clear" w:color="auto" w:fill="348DA5" w:themeFill="accent5" w:themeFillShade="CC"/>
       </w:tcPr>
@@ -12447,7 +12465,7 @@
       <w:tblPr/>
       <w:tcPr>
         <w:tcBorders>
-          <w:top w:val="single" w:sz="12" w:space="0" w:color="000000" w:themeColor="text1"/>
+          <w:top w:val="single" w:color="000000" w:themeColor="text1" w:sz="12" w:space="0"/>
         </w:tcBorders>
         <w:shd w:val="clear" w:color="auto" w:fill="FFFFFF" w:themeFill="background1"/>
       </w:tcPr>
@@ -12501,7 +12519,7 @@
       <w:tblStyleColBandSize w:val="1"/>
       <w:tblInd w:w="0" w:type="dxa"/>
       <w:tblBorders>
-        <w:insideH w:val="single" w:sz="4" w:space="0" w:color="FFFFFF" w:themeColor="background1"/>
+        <w:insideH w:val="single" w:color="FFFFFF" w:themeColor="background1" w:sz="4" w:space="0"/>
       </w:tblBorders>
       <w:tblCellMar>
         <w:top w:w="0" w:type="dxa"/>
@@ -12581,7 +12599,7 @@
       <w:tblStyleColBandSize w:val="1"/>
       <w:tblInd w:w="0" w:type="dxa"/>
       <w:tblBorders>
-        <w:insideH w:val="single" w:sz="4" w:space="0" w:color="FFFFFF" w:themeColor="background1"/>
+        <w:insideH w:val="single" w:color="FFFFFF" w:themeColor="background1" w:sz="4" w:space="0"/>
       </w:tblBorders>
       <w:tblCellMar>
         <w:top w:w="0" w:type="dxa"/>
@@ -12661,7 +12679,7 @@
       <w:tblStyleColBandSize w:val="1"/>
       <w:tblInd w:w="0" w:type="dxa"/>
       <w:tblBorders>
-        <w:insideH w:val="single" w:sz="4" w:space="0" w:color="FFFFFF" w:themeColor="background1"/>
+        <w:insideH w:val="single" w:color="FFFFFF" w:themeColor="background1" w:sz="4" w:space="0"/>
       </w:tblBorders>
       <w:tblCellMar>
         <w:top w:w="0" w:type="dxa"/>
@@ -12741,7 +12759,7 @@
       <w:tblStyleColBandSize w:val="1"/>
       <w:tblInd w:w="0" w:type="dxa"/>
       <w:tblBorders>
-        <w:insideH w:val="single" w:sz="4" w:space="0" w:color="FFFFFF" w:themeColor="background1"/>
+        <w:insideH w:val="single" w:color="FFFFFF" w:themeColor="background1" w:sz="4" w:space="0"/>
       </w:tblBorders>
       <w:tblCellMar>
         <w:top w:w="0" w:type="dxa"/>
@@ -12821,7 +12839,7 @@
       <w:tblStyleColBandSize w:val="1"/>
       <w:tblInd w:w="0" w:type="dxa"/>
       <w:tblBorders>
-        <w:insideH w:val="single" w:sz="4" w:space="0" w:color="FFFFFF" w:themeColor="background1"/>
+        <w:insideH w:val="single" w:color="FFFFFF" w:themeColor="background1" w:sz="4" w:space="0"/>
       </w:tblBorders>
       <w:tblCellMar>
         <w:top w:w="0" w:type="dxa"/>
@@ -12901,7 +12919,7 @@
       <w:tblStyleColBandSize w:val="1"/>
       <w:tblInd w:w="0" w:type="dxa"/>
       <w:tblBorders>
-        <w:insideH w:val="single" w:sz="4" w:space="0" w:color="FFFFFF" w:themeColor="background1"/>
+        <w:insideH w:val="single" w:color="FFFFFF" w:themeColor="background1" w:sz="4" w:space="0"/>
       </w:tblBorders>
       <w:tblCellMar>
         <w:top w:w="0" w:type="dxa"/>
@@ -12981,7 +12999,7 @@
       <w:tblStyleColBandSize w:val="1"/>
       <w:tblInd w:w="0" w:type="dxa"/>
       <w:tblBorders>
-        <w:insideH w:val="single" w:sz="4" w:space="0" w:color="FFFFFF" w:themeColor="background1"/>
+        <w:insideH w:val="single" w:color="FFFFFF" w:themeColor="background1" w:sz="4" w:space="0"/>
       </w:tblBorders>
       <w:tblCellMar>
         <w:top w:w="0" w:type="dxa"/>
